--- a/prd/EDTS APM 2027 - Nadia Rahma Prasanti - Universitas Indonesia.docx
+++ b/prd/EDTS APM 2027 - Nadia Rahma Prasanti - Universitas Indonesia.docx
@@ -464,6 +464,21 @@
           <w:color w:val="000000"/>
           <w:sz w:val="22"/>
         </w:rPr>
+        <w:t>Why the Gerobak package has no royalty: Gerobak partners are required to buy raw materials (coffee, milk, syrup, cups) from Kopi Koma, so the franchisor earns from the supply margin instead of a percentage of sales. This keeps the entry package simple and affordable for first-time business owners, and avoids the cost of auditing revenue reports from many small carts. The Cafe package has a 5% royalty because its revenue is larger and it uses the brand more intensively (full store, menu, and interior standards).</w:t>
+      </w:r>
+    </w:p>
+    <w:p>
+      <w:pPr>
+        <w:pStyle w:val="ListBullet"/>
+        <w:jc w:val="both"/>
+      </w:pPr>
+      <w:r>
+        <w:rPr>
+          <w:rFonts w:ascii="Arial" w:hAnsi="Arial" w:cs="Arial" w:eastAsia="Arial"/>
+          <w:b w:val="0"/>
+          <w:color w:val="000000"/>
+          <w:sz w:val="22"/>
+        </w:rPr>
         <w:t>The partnership team consists of 1 Manager, 4 Sales (2 senior, 2 junior, each covering a region), and 2 Reviewers who run the eligibility assessment. A Super Admin manages the system.</w:t>
       </w:r>
     </w:p>
@@ -522,7 +537,7 @@
           <w:color w:val="000000"/>
           <w:sz w:val="22"/>
         </w:rPr>
-        <w:t>Franchising is the main expansion channel for Indonesian F&amp;B brands. According to Ministry of Trade data on registered franchisors (STPW) as of February 2025, F&amp;B accounts for 47.77% of registered franchisors (157 domestic and 154 foreign). Chained coffee shops grew from around 1,000 outlets in 2016 to more than 2,950 outlets in August 2019 (TOFFIN and MIX MarComm research, cited by the Ministry of Industry). The argument here is not that the coffee market is booming, but that brands in this category grow mainly by opening outlets through franchise partners. This makes the partnership process a core business process, not an administrative side task.</w:t>
+        <w:t>Franchising is the main expansion channel for Indonesian F&amp;B brands. According to the Ministry of Trade, as of February 2025 there were 311 franchisors with a Franchise Registration Certificate (STPW), 157 domestic and 154 foreign, and the culinary (F&amp;B) sector accounted for 47.77% of them [1][2]. Note that this is a share of registered franchisors, not of outlets or revenue. In the coffee category, research by TOFFIN and MIX MarComm (SWA Media Group) found that chain coffee shops in major Indonesian cities grew from around 1,000 outlets in 2016 to more than 2,950 outlets in August 2019 [3][4]. The argument here is not that the coffee market is booming, but that brands in this category grow mainly by opening outlets through franchise partners. This makes the partnership process a core business process, not an administrative side task.</w:t>
       </w:r>
     </w:p>
     <w:p>
@@ -680,7 +695,7 @@
                 <w:color w:val="000000"/>
                 <w:sz w:val="22"/>
               </w:rPr>
-              <w:t>Leads come from many channels (exhibitions, referrals, Instagram, website, walk-ins) and are tracked in WhatsApp chats and personal spreadsheets.</w:t>
+              <w:t>Leads are scattered and not centralized. They come from many channels (exhibitions, referrals, Instagram, website, walk-ins) and end up in each sales' WhatsApp chats, personal notes, and separate spreadsheets. There is no single list of all candidates, their owner, and their status.</w:t>
             </w:r>
           </w:p>
         </w:tc>
@@ -722,7 +737,7 @@
                 <w:color w:val="000000"/>
                 <w:sz w:val="22"/>
               </w:rPr>
-              <w:t>Leads are followed up late or forgotten. Two sales may contact the same person.</w:t>
+              <w:t>Leads are followed up late or forgotten, two sales may contact the same candidate, and lead data is lost when a sales leaves the company.</w:t>
             </w:r>
           </w:p>
         </w:tc>
@@ -1238,7 +1253,7 @@
                 <w:color w:val="000000"/>
                 <w:sz w:val="22"/>
               </w:rPr>
-              <w:t>Legal risk under the franchise regulation (PP No. 42/2007) and the Personal Data Protection Law (UU PDP No. 27/2022).</w:t>
+              <w:t>Legal risk under the franchise regulation (PP No. 35/2024) [5] and the Personal Data Protection Law (UU PDP No. 27/2022) [6].</w:t>
             </w:r>
           </w:p>
         </w:tc>
@@ -1263,6 +1278,20 @@
         <w:t>3. Goals and Success Metrics</w:t>
       </w:r>
     </w:p>
+    <w:p>
+      <w:pPr>
+        <w:jc w:val="both"/>
+      </w:pPr>
+      <w:r>
+        <w:rPr>
+          <w:rFonts w:ascii="Arial" w:hAnsi="Arial" w:cs="Arial" w:eastAsia="Arial"/>
+          <w:b w:val="0"/>
+          <w:color w:val="000000"/>
+          <w:sz w:val="22"/>
+        </w:rPr>
+        <w:t>The metrics below are proposed targets for the first year. Some are derived from the process design and the business target, and the rest are initial assumptions that should be validated with the client during the pilot and adjusted once real baseline data exists.</w:t>
+      </w:r>
+    </w:p>
     <w:tbl>
       <w:tblPr>
         <w:tblStyle w:val="TableGrid"/>
@@ -1270,14 +1299,15 @@
         <w:tblLook w:firstColumn="1" w:firstRow="1" w:lastColumn="0" w:lastRow="0" w:noHBand="0" w:noVBand="1" w:val="04A0"/>
       </w:tblPr>
       <w:tblGrid>
-        <w:gridCol w:w="3249"/>
-        <w:gridCol w:w="3249"/>
-        <w:gridCol w:w="3249"/>
+        <w:gridCol w:w="2436"/>
+        <w:gridCol w:w="2436"/>
+        <w:gridCol w:w="2436"/>
+        <w:gridCol w:w="2436"/>
       </w:tblGrid>
       <w:tr>
         <w:tc>
           <w:tcPr>
-            <w:tcW w:type="dxa" w:w="3249"/>
+            <w:tcW w:type="dxa" w:w="2436"/>
             <w:shd w:val="clear" w:color="auto" w:fill="E7E2DA"/>
           </w:tcPr>
           <w:p>
@@ -1299,7 +1329,7 @@
         </w:tc>
         <w:tc>
           <w:tcPr>
-            <w:tcW w:type="dxa" w:w="3249"/>
+            <w:tcW w:type="dxa" w:w="2436"/>
             <w:shd w:val="clear" w:color="auto" w:fill="E7E2DA"/>
           </w:tcPr>
           <w:p>
@@ -1321,7 +1351,7 @@
         </w:tc>
         <w:tc>
           <w:tcPr>
-            <w:tcW w:type="dxa" w:w="3249"/>
+            <w:tcW w:type="dxa" w:w="2436"/>
             <w:shd w:val="clear" w:color="auto" w:fill="E7E2DA"/>
           </w:tcPr>
           <w:p>
@@ -1338,6 +1368,28 @@
                 <w:sz w:val="22"/>
               </w:rPr>
               <w:t>Proposed target</w:t>
+            </w:r>
+          </w:p>
+        </w:tc>
+        <w:tc>
+          <w:tcPr>
+            <w:tcW w:type="dxa" w:w="2436"/>
+            <w:shd w:val="clear" w:color="auto" w:fill="E7E2DA"/>
+          </w:tcPr>
+          <w:p>
+            <w:pPr>
+              <w:spacing w:after="0"/>
+              <w:jc w:val="left"/>
+            </w:pPr>
+            <w:r/>
+            <w:r>
+              <w:rPr>
+                <w:rFonts w:ascii="Arial" w:hAnsi="Arial" w:cs="Arial" w:eastAsia="Arial"/>
+                <w:b/>
+                <w:color w:val="000000"/>
+                <w:sz w:val="22"/>
+              </w:rPr>
+              <w:t>Basis</w:t>
             </w:r>
           </w:p>
         </w:tc>
@@ -1345,7 +1397,7 @@
       <w:tr>
         <w:tc>
           <w:tcPr>
-            <w:tcW w:type="dxa" w:w="3249"/>
+            <w:tcW w:type="dxa" w:w="2436"/>
           </w:tcPr>
           <w:p>
             <w:pPr>
@@ -1366,7 +1418,7 @@
         </w:tc>
         <w:tc>
           <w:tcPr>
-            <w:tcW w:type="dxa" w:w="3249"/>
+            <w:tcW w:type="dxa" w:w="2436"/>
           </w:tcPr>
           <w:p>
             <w:pPr>
@@ -1387,7 +1439,7 @@
         </w:tc>
         <w:tc>
           <w:tcPr>
-            <w:tcW w:type="dxa" w:w="3249"/>
+            <w:tcW w:type="dxa" w:w="2436"/>
           </w:tcPr>
           <w:p>
             <w:pPr>
@@ -1403,6 +1455,27 @@
                 <w:sz w:val="22"/>
               </w:rPr>
               <w:t>100%</w:t>
+            </w:r>
+          </w:p>
+        </w:tc>
+        <w:tc>
+          <w:tcPr>
+            <w:tcW w:type="dxa" w:w="2436"/>
+          </w:tcPr>
+          <w:p>
+            <w:pPr>
+              <w:spacing w:after="0"/>
+              <w:jc w:val="left"/>
+            </w:pPr>
+            <w:r/>
+            <w:r>
+              <w:rPr>
+                <w:rFonts w:ascii="Arial" w:hAnsi="Arial" w:cs="Arial" w:eastAsia="Arial"/>
+                <w:b w:val="0"/>
+                <w:color w:val="000000"/>
+                <w:sz w:val="22"/>
+              </w:rPr>
+              <w:t>Derived from the 1-day deadline of the New lead stage</w:t>
             </w:r>
           </w:p>
         </w:tc>
@@ -1410,7 +1483,7 @@
       <w:tr>
         <w:tc>
           <w:tcPr>
-            <w:tcW w:type="dxa" w:w="3249"/>
+            <w:tcW w:type="dxa" w:w="2436"/>
           </w:tcPr>
           <w:p>
             <w:pPr>
@@ -1431,7 +1504,7 @@
         </w:tc>
         <w:tc>
           <w:tcPr>
-            <w:tcW w:type="dxa" w:w="3249"/>
+            <w:tcW w:type="dxa" w:w="2436"/>
           </w:tcPr>
           <w:p>
             <w:pPr>
@@ -1452,7 +1525,7 @@
         </w:tc>
         <w:tc>
           <w:tcPr>
-            <w:tcW w:type="dxa" w:w="3249"/>
+            <w:tcW w:type="dxa" w:w="2436"/>
           </w:tcPr>
           <w:p>
             <w:pPr>
@@ -1467,7 +1540,28 @@
                 <w:color w:val="000000"/>
                 <w:sz w:val="22"/>
               </w:rPr>
-              <w:t>26 days or less (sum of stage deadlines)</w:t>
+              <w:t>26 days or less</w:t>
+            </w:r>
+          </w:p>
+        </w:tc>
+        <w:tc>
+          <w:tcPr>
+            <w:tcW w:type="dxa" w:w="2436"/>
+          </w:tcPr>
+          <w:p>
+            <w:pPr>
+              <w:spacing w:after="0"/>
+              <w:jc w:val="left"/>
+            </w:pPr>
+            <w:r/>
+            <w:r>
+              <w:rPr>
+                <w:rFonts w:ascii="Arial" w:hAnsi="Arial" w:cs="Arial" w:eastAsia="Arial"/>
+                <w:b w:val="0"/>
+                <w:color w:val="000000"/>
+                <w:sz w:val="22"/>
+              </w:rPr>
+              <w:t>Derived: sum of all stage deadlines (1 + 4 + 5 + 4 + 3 + 7 + 2)</w:t>
             </w:r>
           </w:p>
         </w:tc>
@@ -1475,7 +1569,7 @@
       <w:tr>
         <w:tc>
           <w:tcPr>
-            <w:tcW w:type="dxa" w:w="3249"/>
+            <w:tcW w:type="dxa" w:w="2436"/>
           </w:tcPr>
           <w:p>
             <w:pPr>
@@ -1496,7 +1590,7 @@
         </w:tc>
         <w:tc>
           <w:tcPr>
-            <w:tcW w:type="dxa" w:w="3249"/>
+            <w:tcW w:type="dxa" w:w="2436"/>
           </w:tcPr>
           <w:p>
             <w:pPr>
@@ -1517,7 +1611,7 @@
         </w:tc>
         <w:tc>
           <w:tcPr>
-            <w:tcW w:type="dxa" w:w="3249"/>
+            <w:tcW w:type="dxa" w:w="2436"/>
           </w:tcPr>
           <w:p>
             <w:pPr>
@@ -1533,6 +1627,27 @@
                 <w:sz w:val="22"/>
               </w:rPr>
               <w:t>85% or more</w:t>
+            </w:r>
+          </w:p>
+        </w:tc>
+        <w:tc>
+          <w:tcPr>
+            <w:tcW w:type="dxa" w:w="2436"/>
+          </w:tcPr>
+          <w:p>
+            <w:pPr>
+              <w:spacing w:after="0"/>
+              <w:jc w:val="left"/>
+            </w:pPr>
+            <w:r/>
+            <w:r>
+              <w:rPr>
+                <w:rFonts w:ascii="Arial" w:hAnsi="Arial" w:cs="Arial" w:eastAsia="Arial"/>
+                <w:b w:val="0"/>
+                <w:color w:val="000000"/>
+                <w:sz w:val="22"/>
+              </w:rPr>
+              <w:t>Assumption: a starting target that leaves room for exceptions such as candidates who are hard to reach</w:t>
             </w:r>
           </w:p>
         </w:tc>
@@ -1540,7 +1655,7 @@
       <w:tr>
         <w:tc>
           <w:tcPr>
-            <w:tcW w:type="dxa" w:w="3249"/>
+            <w:tcW w:type="dxa" w:w="2436"/>
           </w:tcPr>
           <w:p>
             <w:pPr>
@@ -1561,7 +1676,7 @@
         </w:tc>
         <w:tc>
           <w:tcPr>
-            <w:tcW w:type="dxa" w:w="3249"/>
+            <w:tcW w:type="dxa" w:w="2436"/>
           </w:tcPr>
           <w:p>
             <w:pPr>
@@ -1582,7 +1697,7 @@
         </w:tc>
         <w:tc>
           <w:tcPr>
-            <w:tcW w:type="dxa" w:w="3249"/>
+            <w:tcW w:type="dxa" w:w="2436"/>
           </w:tcPr>
           <w:p>
             <w:pPr>
@@ -1597,7 +1712,28 @@
                 <w:color w:val="000000"/>
                 <w:sz w:val="22"/>
               </w:rPr>
-              <w:t>12% or more (default funnel assumption)</w:t>
+              <w:t>12% or more</w:t>
+            </w:r>
+          </w:p>
+        </w:tc>
+        <w:tc>
+          <w:tcPr>
+            <w:tcW w:type="dxa" w:w="2436"/>
+          </w:tcPr>
+          <w:p>
+            <w:pPr>
+              <w:spacing w:after="0"/>
+              <w:jc w:val="left"/>
+            </w:pPr>
+            <w:r/>
+            <w:r>
+              <w:rPr>
+                <w:rFonts w:ascii="Arial" w:hAnsi="Arial" w:cs="Arial" w:eastAsia="Arial"/>
+                <w:b w:val="0"/>
+                <w:color w:val="000000"/>
+                <w:sz w:val="22"/>
+              </w:rPr>
+              <w:t>Derived from the default funnel conversion rates in Section 6.3</w:t>
             </w:r>
           </w:p>
         </w:tc>
@@ -1605,7 +1741,7 @@
       <w:tr>
         <w:tc>
           <w:tcPr>
-            <w:tcW w:type="dxa" w:w="3249"/>
+            <w:tcW w:type="dxa" w:w="2436"/>
           </w:tcPr>
           <w:p>
             <w:pPr>
@@ -1626,7 +1762,7 @@
         </w:tc>
         <w:tc>
           <w:tcPr>
-            <w:tcW w:type="dxa" w:w="3249"/>
+            <w:tcW w:type="dxa" w:w="2436"/>
           </w:tcPr>
           <w:p>
             <w:pPr>
@@ -1647,7 +1783,7 @@
         </w:tc>
         <w:tc>
           <w:tcPr>
-            <w:tcW w:type="dxa" w:w="3249"/>
+            <w:tcW w:type="dxa" w:w="2436"/>
           </w:tcPr>
           <w:p>
             <w:pPr>
@@ -1663,6 +1799,27 @@
                 <w:sz w:val="22"/>
               </w:rPr>
               <w:t>120 (72 Gerobak, 48 Cafe)</w:t>
+            </w:r>
+          </w:p>
+        </w:tc>
+        <w:tc>
+          <w:tcPr>
+            <w:tcW w:type="dxa" w:w="2436"/>
+          </w:tcPr>
+          <w:p>
+            <w:pPr>
+              <w:spacing w:after="0"/>
+              <w:jc w:val="left"/>
+            </w:pPr>
+            <w:r/>
+            <w:r>
+              <w:rPr>
+                <w:rFonts w:ascii="Arial" w:hAnsi="Arial" w:cs="Arial" w:eastAsia="Arial"/>
+                <w:b w:val="0"/>
+                <w:color w:val="000000"/>
+                <w:sz w:val="22"/>
+              </w:rPr>
+              <w:t>Business target (stretch), from the per-sales targets in Section 6.3</w:t>
             </w:r>
           </w:p>
         </w:tc>
@@ -1670,7 +1827,7 @@
       <w:tr>
         <w:tc>
           <w:tcPr>
-            <w:tcW w:type="dxa" w:w="3249"/>
+            <w:tcW w:type="dxa" w:w="2436"/>
           </w:tcPr>
           <w:p>
             <w:pPr>
@@ -1691,7 +1848,7 @@
         </w:tc>
         <w:tc>
           <w:tcPr>
-            <w:tcW w:type="dxa" w:w="3249"/>
+            <w:tcW w:type="dxa" w:w="2436"/>
           </w:tcPr>
           <w:p>
             <w:pPr>
@@ -1712,7 +1869,7 @@
         </w:tc>
         <w:tc>
           <w:tcPr>
-            <w:tcW w:type="dxa" w:w="3249"/>
+            <w:tcW w:type="dxa" w:w="2436"/>
           </w:tcPr>
           <w:p>
             <w:pPr>
@@ -1727,7 +1884,28 @@
                 <w:color w:val="000000"/>
                 <w:sz w:val="22"/>
               </w:rPr>
-              <w:t>around Rp 24.8 billion (around Rp 2.07 billion per month)</w:t>
+              <w:t>around Rp 24.8 billion</w:t>
+            </w:r>
+          </w:p>
+        </w:tc>
+        <w:tc>
+          <w:tcPr>
+            <w:tcW w:type="dxa" w:w="2436"/>
+          </w:tcPr>
+          <w:p>
+            <w:pPr>
+              <w:spacing w:after="0"/>
+              <w:jc w:val="left"/>
+            </w:pPr>
+            <w:r/>
+            <w:r>
+              <w:rPr>
+                <w:rFonts w:ascii="Arial" w:hAnsi="Arial" w:cs="Arial" w:eastAsia="Arial"/>
+                <w:b w:val="0"/>
+                <w:color w:val="000000"/>
+                <w:sz w:val="22"/>
+              </w:rPr>
+              <w:t>Derived: 6 Gerobak x Rp 45 million + 4 Cafe x Rp 450 million = Rp 2.07 billion per month</w:t>
             </w:r>
           </w:p>
         </w:tc>
@@ -1735,7 +1913,7 @@
       <w:tr>
         <w:tc>
           <w:tcPr>
-            <w:tcW w:type="dxa" w:w="3249"/>
+            <w:tcW w:type="dxa" w:w="2436"/>
           </w:tcPr>
           <w:p>
             <w:pPr>
@@ -1756,7 +1934,7 @@
         </w:tc>
         <w:tc>
           <w:tcPr>
-            <w:tcW w:type="dxa" w:w="3249"/>
+            <w:tcW w:type="dxa" w:w="2436"/>
           </w:tcPr>
           <w:p>
             <w:pPr>
@@ -1777,7 +1955,7 @@
         </w:tc>
         <w:tc>
           <w:tcPr>
-            <w:tcW w:type="dxa" w:w="3249"/>
+            <w:tcW w:type="dxa" w:w="2436"/>
           </w:tcPr>
           <w:p>
             <w:pPr>
@@ -1793,6 +1971,27 @@
                 <w:sz w:val="22"/>
               </w:rPr>
               <w:t>70% or more</w:t>
+            </w:r>
+          </w:p>
+        </w:tc>
+        <w:tc>
+          <w:tcPr>
+            <w:tcW w:type="dxa" w:w="2436"/>
+          </w:tcPr>
+          <w:p>
+            <w:pPr>
+              <w:spacing w:after="0"/>
+              <w:jc w:val="left"/>
+            </w:pPr>
+            <w:r/>
+            <w:r>
+              <w:rPr>
+                <w:rFonts w:ascii="Arial" w:hAnsi="Arial" w:cs="Arial" w:eastAsia="Arial"/>
+                <w:b w:val="0"/>
+                <w:color w:val="000000"/>
+                <w:sz w:val="22"/>
+              </w:rPr>
+              <w:t>Assumption: the target for portal adoption, measured during the pilot</w:t>
             </w:r>
           </w:p>
         </w:tc>
@@ -2354,6 +2553,1624 @@
       <w:pPr>
         <w:spacing w:after="0"/>
       </w:pPr>
+    </w:p>
+    <w:p>
+      <w:pPr>
+        <w:pStyle w:val="Heading2"/>
+      </w:pPr>
+      <w:r>
+        <w:rPr>
+          <w:rFonts w:ascii="Arial" w:hAnsi="Arial" w:cs="Arial" w:eastAsia="Arial"/>
+          <w:b/>
+          <w:color w:val="000000"/>
+          <w:sz w:val="23"/>
+        </w:rPr>
+        <w:t>4.1 Role-Based Access Control (RBAC)</w:t>
+      </w:r>
+    </w:p>
+    <w:p>
+      <w:pPr>
+        <w:jc w:val="both"/>
+      </w:pPr>
+      <w:r>
+        <w:rPr>
+          <w:rFonts w:ascii="Arial" w:hAnsi="Arial" w:cs="Arial" w:eastAsia="Arial"/>
+          <w:b w:val="0"/>
+          <w:color w:val="000000"/>
+          <w:sz w:val="22"/>
+        </w:rPr>
+        <w:t>Access is granted by role, not per person. Each user has exactly one role, and the system checks the role on every action. Data access follows the principle of least privilege: each role only sees and changes what it needs for its job.</w:t>
+      </w:r>
+    </w:p>
+    <w:tbl>
+      <w:tblPr>
+        <w:tblStyle w:val="TableGrid"/>
+        <w:tblW w:type="auto" w:w="0"/>
+        <w:tblLook w:firstColumn="1" w:firstRow="1" w:lastColumn="0" w:lastRow="0" w:noHBand="0" w:noVBand="1" w:val="04A0"/>
+      </w:tblPr>
+      <w:tblGrid>
+        <w:gridCol w:w="1624"/>
+        <w:gridCol w:w="1624"/>
+        <w:gridCol w:w="1624"/>
+        <w:gridCol w:w="1624"/>
+        <w:gridCol w:w="1624"/>
+        <w:gridCol w:w="1624"/>
+      </w:tblGrid>
+      <w:tr>
+        <w:tc>
+          <w:tcPr>
+            <w:tcW w:type="dxa" w:w="1624"/>
+            <w:shd w:val="clear" w:color="auto" w:fill="E7E2DA"/>
+          </w:tcPr>
+          <w:p>
+            <w:pPr>
+              <w:spacing w:after="0"/>
+              <w:jc w:val="left"/>
+            </w:pPr>
+            <w:r/>
+            <w:r>
+              <w:rPr>
+                <w:rFonts w:ascii="Arial" w:hAnsi="Arial" w:cs="Arial" w:eastAsia="Arial"/>
+                <w:b/>
+                <w:color w:val="000000"/>
+                <w:sz w:val="22"/>
+              </w:rPr>
+              <w:t>Permission</w:t>
+            </w:r>
+          </w:p>
+        </w:tc>
+        <w:tc>
+          <w:tcPr>
+            <w:tcW w:type="dxa" w:w="1624"/>
+            <w:shd w:val="clear" w:color="auto" w:fill="E7E2DA"/>
+          </w:tcPr>
+          <w:p>
+            <w:pPr>
+              <w:spacing w:after="0"/>
+              <w:jc w:val="left"/>
+            </w:pPr>
+            <w:r/>
+            <w:r>
+              <w:rPr>
+                <w:rFonts w:ascii="Arial" w:hAnsi="Arial" w:cs="Arial" w:eastAsia="Arial"/>
+                <w:b/>
+                <w:color w:val="000000"/>
+                <w:sz w:val="22"/>
+              </w:rPr>
+              <w:t>Super Admin</w:t>
+            </w:r>
+          </w:p>
+        </w:tc>
+        <w:tc>
+          <w:tcPr>
+            <w:tcW w:type="dxa" w:w="1624"/>
+            <w:shd w:val="clear" w:color="auto" w:fill="E7E2DA"/>
+          </w:tcPr>
+          <w:p>
+            <w:pPr>
+              <w:spacing w:after="0"/>
+              <w:jc w:val="left"/>
+            </w:pPr>
+            <w:r/>
+            <w:r>
+              <w:rPr>
+                <w:rFonts w:ascii="Arial" w:hAnsi="Arial" w:cs="Arial" w:eastAsia="Arial"/>
+                <w:b/>
+                <w:color w:val="000000"/>
+                <w:sz w:val="22"/>
+              </w:rPr>
+              <w:t>Manager</w:t>
+            </w:r>
+          </w:p>
+        </w:tc>
+        <w:tc>
+          <w:tcPr>
+            <w:tcW w:type="dxa" w:w="1624"/>
+            <w:shd w:val="clear" w:color="auto" w:fill="E7E2DA"/>
+          </w:tcPr>
+          <w:p>
+            <w:pPr>
+              <w:spacing w:after="0"/>
+              <w:jc w:val="left"/>
+            </w:pPr>
+            <w:r/>
+            <w:r>
+              <w:rPr>
+                <w:rFonts w:ascii="Arial" w:hAnsi="Arial" w:cs="Arial" w:eastAsia="Arial"/>
+                <w:b/>
+                <w:color w:val="000000"/>
+                <w:sz w:val="22"/>
+              </w:rPr>
+              <w:t>Sales</w:t>
+            </w:r>
+          </w:p>
+        </w:tc>
+        <w:tc>
+          <w:tcPr>
+            <w:tcW w:type="dxa" w:w="1624"/>
+            <w:shd w:val="clear" w:color="auto" w:fill="E7E2DA"/>
+          </w:tcPr>
+          <w:p>
+            <w:pPr>
+              <w:spacing w:after="0"/>
+              <w:jc w:val="left"/>
+            </w:pPr>
+            <w:r/>
+            <w:r>
+              <w:rPr>
+                <w:rFonts w:ascii="Arial" w:hAnsi="Arial" w:cs="Arial" w:eastAsia="Arial"/>
+                <w:b/>
+                <w:color w:val="000000"/>
+                <w:sz w:val="22"/>
+              </w:rPr>
+              <w:t>Reviewer</w:t>
+            </w:r>
+          </w:p>
+        </w:tc>
+        <w:tc>
+          <w:tcPr>
+            <w:tcW w:type="dxa" w:w="1624"/>
+            <w:shd w:val="clear" w:color="auto" w:fill="E7E2DA"/>
+          </w:tcPr>
+          <w:p>
+            <w:pPr>
+              <w:spacing w:after="0"/>
+              <w:jc w:val="left"/>
+            </w:pPr>
+            <w:r/>
+            <w:r>
+              <w:rPr>
+                <w:rFonts w:ascii="Arial" w:hAnsi="Arial" w:cs="Arial" w:eastAsia="Arial"/>
+                <w:b/>
+                <w:color w:val="000000"/>
+                <w:sz w:val="22"/>
+              </w:rPr>
+              <w:t>Candidate</w:t>
+            </w:r>
+          </w:p>
+        </w:tc>
+      </w:tr>
+      <w:tr>
+        <w:tc>
+          <w:tcPr>
+            <w:tcW w:type="dxa" w:w="1624"/>
+          </w:tcPr>
+          <w:p>
+            <w:pPr>
+              <w:spacing w:after="0"/>
+              <w:jc w:val="left"/>
+            </w:pPr>
+            <w:r/>
+            <w:r>
+              <w:rPr>
+                <w:rFonts w:ascii="Arial" w:hAnsi="Arial" w:cs="Arial" w:eastAsia="Arial"/>
+                <w:b w:val="0"/>
+                <w:color w:val="000000"/>
+                <w:sz w:val="22"/>
+              </w:rPr>
+              <w:t>View pipeline</w:t>
+            </w:r>
+          </w:p>
+        </w:tc>
+        <w:tc>
+          <w:tcPr>
+            <w:tcW w:type="dxa" w:w="1624"/>
+          </w:tcPr>
+          <w:p>
+            <w:pPr>
+              <w:spacing w:after="0"/>
+              <w:jc w:val="left"/>
+            </w:pPr>
+            <w:r/>
+            <w:r>
+              <w:rPr>
+                <w:rFonts w:ascii="Arial" w:hAnsi="Arial" w:cs="Arial" w:eastAsia="Arial"/>
+                <w:b w:val="0"/>
+                <w:color w:val="000000"/>
+                <w:sz w:val="22"/>
+              </w:rPr>
+              <w:t>All</w:t>
+            </w:r>
+          </w:p>
+        </w:tc>
+        <w:tc>
+          <w:tcPr>
+            <w:tcW w:type="dxa" w:w="1624"/>
+          </w:tcPr>
+          <w:p>
+            <w:pPr>
+              <w:spacing w:after="0"/>
+              <w:jc w:val="left"/>
+            </w:pPr>
+            <w:r/>
+            <w:r>
+              <w:rPr>
+                <w:rFonts w:ascii="Arial" w:hAnsi="Arial" w:cs="Arial" w:eastAsia="Arial"/>
+                <w:b w:val="0"/>
+                <w:color w:val="000000"/>
+                <w:sz w:val="22"/>
+              </w:rPr>
+              <w:t>All</w:t>
+            </w:r>
+          </w:p>
+        </w:tc>
+        <w:tc>
+          <w:tcPr>
+            <w:tcW w:type="dxa" w:w="1624"/>
+          </w:tcPr>
+          <w:p>
+            <w:pPr>
+              <w:spacing w:after="0"/>
+              <w:jc w:val="left"/>
+            </w:pPr>
+            <w:r/>
+            <w:r>
+              <w:rPr>
+                <w:rFonts w:ascii="Arial" w:hAnsi="Arial" w:cs="Arial" w:eastAsia="Arial"/>
+                <w:b w:val="0"/>
+                <w:color w:val="000000"/>
+                <w:sz w:val="22"/>
+              </w:rPr>
+              <w:t>Own leads only</w:t>
+            </w:r>
+          </w:p>
+        </w:tc>
+        <w:tc>
+          <w:tcPr>
+            <w:tcW w:type="dxa" w:w="1624"/>
+          </w:tcPr>
+          <w:p>
+            <w:pPr>
+              <w:spacing w:after="0"/>
+              <w:jc w:val="left"/>
+            </w:pPr>
+            <w:r/>
+            <w:r>
+              <w:rPr>
+                <w:rFonts w:ascii="Arial" w:hAnsi="Arial" w:cs="Arial" w:eastAsia="Arial"/>
+                <w:b w:val="0"/>
+                <w:color w:val="000000"/>
+                <w:sz w:val="22"/>
+              </w:rPr>
+              <w:t>All</w:t>
+            </w:r>
+          </w:p>
+        </w:tc>
+        <w:tc>
+          <w:tcPr>
+            <w:tcW w:type="dxa" w:w="1624"/>
+          </w:tcPr>
+          <w:p>
+            <w:pPr>
+              <w:spacing w:after="0"/>
+              <w:jc w:val="left"/>
+            </w:pPr>
+            <w:r/>
+            <w:r>
+              <w:rPr>
+                <w:rFonts w:ascii="Arial" w:hAnsi="Arial" w:cs="Arial" w:eastAsia="Arial"/>
+                <w:b w:val="0"/>
+                <w:color w:val="000000"/>
+                <w:sz w:val="22"/>
+              </w:rPr>
+              <w:t>Own application only (application number + email or phone)</w:t>
+            </w:r>
+          </w:p>
+        </w:tc>
+      </w:tr>
+      <w:tr>
+        <w:tc>
+          <w:tcPr>
+            <w:tcW w:type="dxa" w:w="1624"/>
+          </w:tcPr>
+          <w:p>
+            <w:pPr>
+              <w:spacing w:after="0"/>
+              <w:jc w:val="left"/>
+            </w:pPr>
+            <w:r/>
+            <w:r>
+              <w:rPr>
+                <w:rFonts w:ascii="Arial" w:hAnsi="Arial" w:cs="Arial" w:eastAsia="Arial"/>
+                <w:b w:val="0"/>
+                <w:color w:val="000000"/>
+                <w:sz w:val="22"/>
+              </w:rPr>
+              <w:t>Add lead</w:t>
+            </w:r>
+          </w:p>
+        </w:tc>
+        <w:tc>
+          <w:tcPr>
+            <w:tcW w:type="dxa" w:w="1624"/>
+          </w:tcPr>
+          <w:p>
+            <w:pPr>
+              <w:spacing w:after="0"/>
+              <w:jc w:val="left"/>
+            </w:pPr>
+            <w:r/>
+            <w:r>
+              <w:rPr>
+                <w:rFonts w:ascii="Arial" w:hAnsi="Arial" w:cs="Arial" w:eastAsia="Arial"/>
+                <w:b w:val="0"/>
+                <w:color w:val="000000"/>
+                <w:sz w:val="22"/>
+              </w:rPr>
+              <w:t>Yes</w:t>
+            </w:r>
+          </w:p>
+        </w:tc>
+        <w:tc>
+          <w:tcPr>
+            <w:tcW w:type="dxa" w:w="1624"/>
+          </w:tcPr>
+          <w:p>
+            <w:pPr>
+              <w:spacing w:after="0"/>
+              <w:jc w:val="left"/>
+            </w:pPr>
+            <w:r/>
+            <w:r>
+              <w:rPr>
+                <w:rFonts w:ascii="Arial" w:hAnsi="Arial" w:cs="Arial" w:eastAsia="Arial"/>
+                <w:b w:val="0"/>
+                <w:color w:val="000000"/>
+                <w:sz w:val="22"/>
+              </w:rPr>
+              <w:t>No</w:t>
+            </w:r>
+          </w:p>
+        </w:tc>
+        <w:tc>
+          <w:tcPr>
+            <w:tcW w:type="dxa" w:w="1624"/>
+          </w:tcPr>
+          <w:p>
+            <w:pPr>
+              <w:spacing w:after="0"/>
+              <w:jc w:val="left"/>
+            </w:pPr>
+            <w:r/>
+            <w:r>
+              <w:rPr>
+                <w:rFonts w:ascii="Arial" w:hAnsi="Arial" w:cs="Arial" w:eastAsia="Arial"/>
+                <w:b w:val="0"/>
+                <w:color w:val="000000"/>
+                <w:sz w:val="22"/>
+              </w:rPr>
+              <w:t>Yes</w:t>
+            </w:r>
+          </w:p>
+        </w:tc>
+        <w:tc>
+          <w:tcPr>
+            <w:tcW w:type="dxa" w:w="1624"/>
+          </w:tcPr>
+          <w:p>
+            <w:pPr>
+              <w:spacing w:after="0"/>
+              <w:jc w:val="left"/>
+            </w:pPr>
+            <w:r/>
+            <w:r>
+              <w:rPr>
+                <w:rFonts w:ascii="Arial" w:hAnsi="Arial" w:cs="Arial" w:eastAsia="Arial"/>
+                <w:b w:val="0"/>
+                <w:color w:val="000000"/>
+                <w:sz w:val="22"/>
+              </w:rPr>
+              <w:t>No</w:t>
+            </w:r>
+          </w:p>
+        </w:tc>
+        <w:tc>
+          <w:tcPr>
+            <w:tcW w:type="dxa" w:w="1624"/>
+          </w:tcPr>
+          <w:p>
+            <w:pPr>
+              <w:spacing w:after="0"/>
+              <w:jc w:val="left"/>
+            </w:pPr>
+            <w:r/>
+            <w:r>
+              <w:rPr>
+                <w:rFonts w:ascii="Arial" w:hAnsi="Arial" w:cs="Arial" w:eastAsia="Arial"/>
+                <w:b w:val="0"/>
+                <w:color w:val="000000"/>
+                <w:sz w:val="22"/>
+              </w:rPr>
+              <w:t>Self-registration in portal</w:t>
+            </w:r>
+          </w:p>
+        </w:tc>
+      </w:tr>
+      <w:tr>
+        <w:tc>
+          <w:tcPr>
+            <w:tcW w:type="dxa" w:w="1624"/>
+          </w:tcPr>
+          <w:p>
+            <w:pPr>
+              <w:spacing w:after="0"/>
+              <w:jc w:val="left"/>
+            </w:pPr>
+            <w:r/>
+            <w:r>
+              <w:rPr>
+                <w:rFonts w:ascii="Arial" w:hAnsi="Arial" w:cs="Arial" w:eastAsia="Arial"/>
+                <w:b w:val="0"/>
+                <w:color w:val="000000"/>
+                <w:sz w:val="22"/>
+              </w:rPr>
+              <w:t>Assign sales to an unassigned lead</w:t>
+            </w:r>
+          </w:p>
+        </w:tc>
+        <w:tc>
+          <w:tcPr>
+            <w:tcW w:type="dxa" w:w="1624"/>
+          </w:tcPr>
+          <w:p>
+            <w:pPr>
+              <w:spacing w:after="0"/>
+              <w:jc w:val="left"/>
+            </w:pPr>
+            <w:r/>
+            <w:r>
+              <w:rPr>
+                <w:rFonts w:ascii="Arial" w:hAnsi="Arial" w:cs="Arial" w:eastAsia="Arial"/>
+                <w:b w:val="0"/>
+                <w:color w:val="000000"/>
+                <w:sz w:val="22"/>
+              </w:rPr>
+              <w:t>Yes</w:t>
+            </w:r>
+          </w:p>
+        </w:tc>
+        <w:tc>
+          <w:tcPr>
+            <w:tcW w:type="dxa" w:w="1624"/>
+          </w:tcPr>
+          <w:p>
+            <w:pPr>
+              <w:spacing w:after="0"/>
+              <w:jc w:val="left"/>
+            </w:pPr>
+            <w:r/>
+            <w:r>
+              <w:rPr>
+                <w:rFonts w:ascii="Arial" w:hAnsi="Arial" w:cs="Arial" w:eastAsia="Arial"/>
+                <w:b w:val="0"/>
+                <w:color w:val="000000"/>
+                <w:sz w:val="22"/>
+              </w:rPr>
+              <w:t>Yes</w:t>
+            </w:r>
+          </w:p>
+        </w:tc>
+        <w:tc>
+          <w:tcPr>
+            <w:tcW w:type="dxa" w:w="1624"/>
+          </w:tcPr>
+          <w:p>
+            <w:pPr>
+              <w:spacing w:after="0"/>
+              <w:jc w:val="left"/>
+            </w:pPr>
+            <w:r/>
+            <w:r>
+              <w:rPr>
+                <w:rFonts w:ascii="Arial" w:hAnsi="Arial" w:cs="Arial" w:eastAsia="Arial"/>
+                <w:b w:val="0"/>
+                <w:color w:val="000000"/>
+                <w:sz w:val="22"/>
+              </w:rPr>
+              <w:t>No</w:t>
+            </w:r>
+          </w:p>
+        </w:tc>
+        <w:tc>
+          <w:tcPr>
+            <w:tcW w:type="dxa" w:w="1624"/>
+          </w:tcPr>
+          <w:p>
+            <w:pPr>
+              <w:spacing w:after="0"/>
+              <w:jc w:val="left"/>
+            </w:pPr>
+            <w:r/>
+            <w:r>
+              <w:rPr>
+                <w:rFonts w:ascii="Arial" w:hAnsi="Arial" w:cs="Arial" w:eastAsia="Arial"/>
+                <w:b w:val="0"/>
+                <w:color w:val="000000"/>
+                <w:sz w:val="22"/>
+              </w:rPr>
+              <w:t>No</w:t>
+            </w:r>
+          </w:p>
+        </w:tc>
+        <w:tc>
+          <w:tcPr>
+            <w:tcW w:type="dxa" w:w="1624"/>
+          </w:tcPr>
+          <w:p>
+            <w:pPr>
+              <w:spacing w:after="0"/>
+              <w:jc w:val="left"/>
+            </w:pPr>
+            <w:r/>
+            <w:r>
+              <w:rPr>
+                <w:rFonts w:ascii="Arial" w:hAnsi="Arial" w:cs="Arial" w:eastAsia="Arial"/>
+                <w:b w:val="0"/>
+                <w:color w:val="000000"/>
+                <w:sz w:val="22"/>
+              </w:rPr>
+              <w:t>No</w:t>
+            </w:r>
+          </w:p>
+        </w:tc>
+      </w:tr>
+      <w:tr>
+        <w:tc>
+          <w:tcPr>
+            <w:tcW w:type="dxa" w:w="1624"/>
+          </w:tcPr>
+          <w:p>
+            <w:pPr>
+              <w:spacing w:after="0"/>
+              <w:jc w:val="left"/>
+            </w:pPr>
+            <w:r/>
+            <w:r>
+              <w:rPr>
+                <w:rFonts w:ascii="Arial" w:hAnsi="Arial" w:cs="Arial" w:eastAsia="Arial"/>
+                <w:b w:val="0"/>
+                <w:color w:val="000000"/>
+                <w:sz w:val="22"/>
+              </w:rPr>
+              <w:t>Presentation, location survey, quotation, negotiation</w:t>
+            </w:r>
+          </w:p>
+        </w:tc>
+        <w:tc>
+          <w:tcPr>
+            <w:tcW w:type="dxa" w:w="1624"/>
+          </w:tcPr>
+          <w:p>
+            <w:pPr>
+              <w:spacing w:after="0"/>
+              <w:jc w:val="left"/>
+            </w:pPr>
+            <w:r/>
+            <w:r>
+              <w:rPr>
+                <w:rFonts w:ascii="Arial" w:hAnsi="Arial" w:cs="Arial" w:eastAsia="Arial"/>
+                <w:b w:val="0"/>
+                <w:color w:val="000000"/>
+                <w:sz w:val="22"/>
+              </w:rPr>
+              <w:t>Yes</w:t>
+            </w:r>
+          </w:p>
+        </w:tc>
+        <w:tc>
+          <w:tcPr>
+            <w:tcW w:type="dxa" w:w="1624"/>
+          </w:tcPr>
+          <w:p>
+            <w:pPr>
+              <w:spacing w:after="0"/>
+              <w:jc w:val="left"/>
+            </w:pPr>
+            <w:r/>
+            <w:r>
+              <w:rPr>
+                <w:rFonts w:ascii="Arial" w:hAnsi="Arial" w:cs="Arial" w:eastAsia="Arial"/>
+                <w:b w:val="0"/>
+                <w:color w:val="000000"/>
+                <w:sz w:val="22"/>
+              </w:rPr>
+              <w:t>No</w:t>
+            </w:r>
+          </w:p>
+        </w:tc>
+        <w:tc>
+          <w:tcPr>
+            <w:tcW w:type="dxa" w:w="1624"/>
+          </w:tcPr>
+          <w:p>
+            <w:pPr>
+              <w:spacing w:after="0"/>
+              <w:jc w:val="left"/>
+            </w:pPr>
+            <w:r/>
+            <w:r>
+              <w:rPr>
+                <w:rFonts w:ascii="Arial" w:hAnsi="Arial" w:cs="Arial" w:eastAsia="Arial"/>
+                <w:b w:val="0"/>
+                <w:color w:val="000000"/>
+                <w:sz w:val="22"/>
+              </w:rPr>
+              <w:t>Own leads only</w:t>
+            </w:r>
+          </w:p>
+        </w:tc>
+        <w:tc>
+          <w:tcPr>
+            <w:tcW w:type="dxa" w:w="1624"/>
+          </w:tcPr>
+          <w:p>
+            <w:pPr>
+              <w:spacing w:after="0"/>
+              <w:jc w:val="left"/>
+            </w:pPr>
+            <w:r/>
+            <w:r>
+              <w:rPr>
+                <w:rFonts w:ascii="Arial" w:hAnsi="Arial" w:cs="Arial" w:eastAsia="Arial"/>
+                <w:b w:val="0"/>
+                <w:color w:val="000000"/>
+                <w:sz w:val="22"/>
+              </w:rPr>
+              <w:t>No</w:t>
+            </w:r>
+          </w:p>
+        </w:tc>
+        <w:tc>
+          <w:tcPr>
+            <w:tcW w:type="dxa" w:w="1624"/>
+          </w:tcPr>
+          <w:p>
+            <w:pPr>
+              <w:spacing w:after="0"/>
+              <w:jc w:val="left"/>
+            </w:pPr>
+            <w:r/>
+            <w:r>
+              <w:rPr>
+                <w:rFonts w:ascii="Arial" w:hAnsi="Arial" w:cs="Arial" w:eastAsia="Arial"/>
+                <w:b w:val="0"/>
+                <w:color w:val="000000"/>
+                <w:sz w:val="22"/>
+              </w:rPr>
+              <w:t>Respond to quotation</w:t>
+            </w:r>
+          </w:p>
+        </w:tc>
+      </w:tr>
+      <w:tr>
+        <w:tc>
+          <w:tcPr>
+            <w:tcW w:type="dxa" w:w="1624"/>
+          </w:tcPr>
+          <w:p>
+            <w:pPr>
+              <w:spacing w:after="0"/>
+              <w:jc w:val="left"/>
+            </w:pPr>
+            <w:r/>
+            <w:r>
+              <w:rPr>
+                <w:rFonts w:ascii="Arial" w:hAnsi="Arial" w:cs="Arial" w:eastAsia="Arial"/>
+                <w:b w:val="0"/>
+                <w:color w:val="000000"/>
+                <w:sz w:val="22"/>
+              </w:rPr>
+              <w:t>Eligibility assessment</w:t>
+            </w:r>
+          </w:p>
+        </w:tc>
+        <w:tc>
+          <w:tcPr>
+            <w:tcW w:type="dxa" w:w="1624"/>
+          </w:tcPr>
+          <w:p>
+            <w:pPr>
+              <w:spacing w:after="0"/>
+              <w:jc w:val="left"/>
+            </w:pPr>
+            <w:r/>
+            <w:r>
+              <w:rPr>
+                <w:rFonts w:ascii="Arial" w:hAnsi="Arial" w:cs="Arial" w:eastAsia="Arial"/>
+                <w:b w:val="0"/>
+                <w:color w:val="000000"/>
+                <w:sz w:val="22"/>
+              </w:rPr>
+              <w:t>Yes</w:t>
+            </w:r>
+          </w:p>
+        </w:tc>
+        <w:tc>
+          <w:tcPr>
+            <w:tcW w:type="dxa" w:w="1624"/>
+          </w:tcPr>
+          <w:p>
+            <w:pPr>
+              <w:spacing w:after="0"/>
+              <w:jc w:val="left"/>
+            </w:pPr>
+            <w:r/>
+            <w:r>
+              <w:rPr>
+                <w:rFonts w:ascii="Arial" w:hAnsi="Arial" w:cs="Arial" w:eastAsia="Arial"/>
+                <w:b w:val="0"/>
+                <w:color w:val="000000"/>
+                <w:sz w:val="22"/>
+              </w:rPr>
+              <w:t>No</w:t>
+            </w:r>
+          </w:p>
+        </w:tc>
+        <w:tc>
+          <w:tcPr>
+            <w:tcW w:type="dxa" w:w="1624"/>
+          </w:tcPr>
+          <w:p>
+            <w:pPr>
+              <w:spacing w:after="0"/>
+              <w:jc w:val="left"/>
+            </w:pPr>
+            <w:r/>
+            <w:r>
+              <w:rPr>
+                <w:rFonts w:ascii="Arial" w:hAnsi="Arial" w:cs="Arial" w:eastAsia="Arial"/>
+                <w:b w:val="0"/>
+                <w:color w:val="000000"/>
+                <w:sz w:val="22"/>
+              </w:rPr>
+              <w:t>No</w:t>
+            </w:r>
+          </w:p>
+        </w:tc>
+        <w:tc>
+          <w:tcPr>
+            <w:tcW w:type="dxa" w:w="1624"/>
+          </w:tcPr>
+          <w:p>
+            <w:pPr>
+              <w:spacing w:after="0"/>
+              <w:jc w:val="left"/>
+            </w:pPr>
+            <w:r/>
+            <w:r>
+              <w:rPr>
+                <w:rFonts w:ascii="Arial" w:hAnsi="Arial" w:cs="Arial" w:eastAsia="Arial"/>
+                <w:b w:val="0"/>
+                <w:color w:val="000000"/>
+                <w:sz w:val="22"/>
+              </w:rPr>
+              <w:t>Yes</w:t>
+            </w:r>
+          </w:p>
+        </w:tc>
+        <w:tc>
+          <w:tcPr>
+            <w:tcW w:type="dxa" w:w="1624"/>
+          </w:tcPr>
+          <w:p>
+            <w:pPr>
+              <w:spacing w:after="0"/>
+              <w:jc w:val="left"/>
+            </w:pPr>
+            <w:r/>
+            <w:r>
+              <w:rPr>
+                <w:rFonts w:ascii="Arial" w:hAnsi="Arial" w:cs="Arial" w:eastAsia="Arial"/>
+                <w:b w:val="0"/>
+                <w:color w:val="000000"/>
+                <w:sz w:val="22"/>
+              </w:rPr>
+              <w:t>No</w:t>
+            </w:r>
+          </w:p>
+        </w:tc>
+      </w:tr>
+      <w:tr>
+        <w:tc>
+          <w:tcPr>
+            <w:tcW w:type="dxa" w:w="1624"/>
+          </w:tcPr>
+          <w:p>
+            <w:pPr>
+              <w:spacing w:after="0"/>
+              <w:jc w:val="left"/>
+            </w:pPr>
+            <w:r/>
+            <w:r>
+              <w:rPr>
+                <w:rFonts w:ascii="Arial" w:hAnsi="Arial" w:cs="Arial" w:eastAsia="Arial"/>
+                <w:b w:val="0"/>
+                <w:color w:val="000000"/>
+                <w:sz w:val="22"/>
+              </w:rPr>
+              <w:t>Final approval (approve or reject)</w:t>
+            </w:r>
+          </w:p>
+        </w:tc>
+        <w:tc>
+          <w:tcPr>
+            <w:tcW w:type="dxa" w:w="1624"/>
+          </w:tcPr>
+          <w:p>
+            <w:pPr>
+              <w:spacing w:after="0"/>
+              <w:jc w:val="left"/>
+            </w:pPr>
+            <w:r/>
+            <w:r>
+              <w:rPr>
+                <w:rFonts w:ascii="Arial" w:hAnsi="Arial" w:cs="Arial" w:eastAsia="Arial"/>
+                <w:b w:val="0"/>
+                <w:color w:val="000000"/>
+                <w:sz w:val="22"/>
+              </w:rPr>
+              <w:t>Yes</w:t>
+            </w:r>
+          </w:p>
+        </w:tc>
+        <w:tc>
+          <w:tcPr>
+            <w:tcW w:type="dxa" w:w="1624"/>
+          </w:tcPr>
+          <w:p>
+            <w:pPr>
+              <w:spacing w:after="0"/>
+              <w:jc w:val="left"/>
+            </w:pPr>
+            <w:r/>
+            <w:r>
+              <w:rPr>
+                <w:rFonts w:ascii="Arial" w:hAnsi="Arial" w:cs="Arial" w:eastAsia="Arial"/>
+                <w:b w:val="0"/>
+                <w:color w:val="000000"/>
+                <w:sz w:val="22"/>
+              </w:rPr>
+              <w:t>Yes</w:t>
+            </w:r>
+          </w:p>
+        </w:tc>
+        <w:tc>
+          <w:tcPr>
+            <w:tcW w:type="dxa" w:w="1624"/>
+          </w:tcPr>
+          <w:p>
+            <w:pPr>
+              <w:spacing w:after="0"/>
+              <w:jc w:val="left"/>
+            </w:pPr>
+            <w:r/>
+            <w:r>
+              <w:rPr>
+                <w:rFonts w:ascii="Arial" w:hAnsi="Arial" w:cs="Arial" w:eastAsia="Arial"/>
+                <w:b w:val="0"/>
+                <w:color w:val="000000"/>
+                <w:sz w:val="22"/>
+              </w:rPr>
+              <w:t>No</w:t>
+            </w:r>
+          </w:p>
+        </w:tc>
+        <w:tc>
+          <w:tcPr>
+            <w:tcW w:type="dxa" w:w="1624"/>
+          </w:tcPr>
+          <w:p>
+            <w:pPr>
+              <w:spacing w:after="0"/>
+              <w:jc w:val="left"/>
+            </w:pPr>
+            <w:r/>
+            <w:r>
+              <w:rPr>
+                <w:rFonts w:ascii="Arial" w:hAnsi="Arial" w:cs="Arial" w:eastAsia="Arial"/>
+                <w:b w:val="0"/>
+                <w:color w:val="000000"/>
+                <w:sz w:val="22"/>
+              </w:rPr>
+              <w:t>No</w:t>
+            </w:r>
+          </w:p>
+        </w:tc>
+        <w:tc>
+          <w:tcPr>
+            <w:tcW w:type="dxa" w:w="1624"/>
+          </w:tcPr>
+          <w:p>
+            <w:pPr>
+              <w:spacing w:after="0"/>
+              <w:jc w:val="left"/>
+            </w:pPr>
+            <w:r/>
+            <w:r>
+              <w:rPr>
+                <w:rFonts w:ascii="Arial" w:hAnsi="Arial" w:cs="Arial" w:eastAsia="Arial"/>
+                <w:b w:val="0"/>
+                <w:color w:val="000000"/>
+                <w:sz w:val="22"/>
+              </w:rPr>
+              <w:t>No</w:t>
+            </w:r>
+          </w:p>
+        </w:tc>
+      </w:tr>
+      <w:tr>
+        <w:tc>
+          <w:tcPr>
+            <w:tcW w:type="dxa" w:w="1624"/>
+          </w:tcPr>
+          <w:p>
+            <w:pPr>
+              <w:spacing w:after="0"/>
+              <w:jc w:val="left"/>
+            </w:pPr>
+            <w:r/>
+            <w:r>
+              <w:rPr>
+                <w:rFonts w:ascii="Arial" w:hAnsi="Arial" w:cs="Arial" w:eastAsia="Arial"/>
+                <w:b w:val="0"/>
+                <w:color w:val="000000"/>
+                <w:sz w:val="22"/>
+              </w:rPr>
+              <w:t>View candidate documents (ID, tax number, bank statement)</w:t>
+            </w:r>
+          </w:p>
+        </w:tc>
+        <w:tc>
+          <w:tcPr>
+            <w:tcW w:type="dxa" w:w="1624"/>
+          </w:tcPr>
+          <w:p>
+            <w:pPr>
+              <w:spacing w:after="0"/>
+              <w:jc w:val="left"/>
+            </w:pPr>
+            <w:r/>
+            <w:r>
+              <w:rPr>
+                <w:rFonts w:ascii="Arial" w:hAnsi="Arial" w:cs="Arial" w:eastAsia="Arial"/>
+                <w:b w:val="0"/>
+                <w:color w:val="000000"/>
+                <w:sz w:val="22"/>
+              </w:rPr>
+              <w:t>Yes</w:t>
+            </w:r>
+          </w:p>
+        </w:tc>
+        <w:tc>
+          <w:tcPr>
+            <w:tcW w:type="dxa" w:w="1624"/>
+          </w:tcPr>
+          <w:p>
+            <w:pPr>
+              <w:spacing w:after="0"/>
+              <w:jc w:val="left"/>
+            </w:pPr>
+            <w:r/>
+            <w:r>
+              <w:rPr>
+                <w:rFonts w:ascii="Arial" w:hAnsi="Arial" w:cs="Arial" w:eastAsia="Arial"/>
+                <w:b w:val="0"/>
+                <w:color w:val="000000"/>
+                <w:sz w:val="22"/>
+              </w:rPr>
+              <w:t>Yes</w:t>
+            </w:r>
+          </w:p>
+        </w:tc>
+        <w:tc>
+          <w:tcPr>
+            <w:tcW w:type="dxa" w:w="1624"/>
+          </w:tcPr>
+          <w:p>
+            <w:pPr>
+              <w:spacing w:after="0"/>
+              <w:jc w:val="left"/>
+            </w:pPr>
+            <w:r/>
+            <w:r>
+              <w:rPr>
+                <w:rFonts w:ascii="Arial" w:hAnsi="Arial" w:cs="Arial" w:eastAsia="Arial"/>
+                <w:b w:val="0"/>
+                <w:color w:val="000000"/>
+                <w:sz w:val="22"/>
+              </w:rPr>
+              <w:t>Own leads only</w:t>
+            </w:r>
+          </w:p>
+        </w:tc>
+        <w:tc>
+          <w:tcPr>
+            <w:tcW w:type="dxa" w:w="1624"/>
+          </w:tcPr>
+          <w:p>
+            <w:pPr>
+              <w:spacing w:after="0"/>
+              <w:jc w:val="left"/>
+            </w:pPr>
+            <w:r/>
+            <w:r>
+              <w:rPr>
+                <w:rFonts w:ascii="Arial" w:hAnsi="Arial" w:cs="Arial" w:eastAsia="Arial"/>
+                <w:b w:val="0"/>
+                <w:color w:val="000000"/>
+                <w:sz w:val="22"/>
+              </w:rPr>
+              <w:t>Yes</w:t>
+            </w:r>
+          </w:p>
+        </w:tc>
+        <w:tc>
+          <w:tcPr>
+            <w:tcW w:type="dxa" w:w="1624"/>
+          </w:tcPr>
+          <w:p>
+            <w:pPr>
+              <w:spacing w:after="0"/>
+              <w:jc w:val="left"/>
+            </w:pPr>
+            <w:r/>
+            <w:r>
+              <w:rPr>
+                <w:rFonts w:ascii="Arial" w:hAnsi="Arial" w:cs="Arial" w:eastAsia="Arial"/>
+                <w:b w:val="0"/>
+                <w:color w:val="000000"/>
+                <w:sz w:val="22"/>
+              </w:rPr>
+              <w:t>Own documents</w:t>
+            </w:r>
+          </w:p>
+        </w:tc>
+      </w:tr>
+      <w:tr>
+        <w:tc>
+          <w:tcPr>
+            <w:tcW w:type="dxa" w:w="1624"/>
+          </w:tcPr>
+          <w:p>
+            <w:pPr>
+              <w:spacing w:after="0"/>
+              <w:jc w:val="left"/>
+            </w:pPr>
+            <w:r/>
+            <w:r>
+              <w:rPr>
+                <w:rFonts w:ascii="Arial" w:hAnsi="Arial" w:cs="Arial" w:eastAsia="Arial"/>
+                <w:b w:val="0"/>
+                <w:color w:val="000000"/>
+                <w:sz w:val="22"/>
+              </w:rPr>
+              <w:t>View overdue indicators</w:t>
+            </w:r>
+          </w:p>
+        </w:tc>
+        <w:tc>
+          <w:tcPr>
+            <w:tcW w:type="dxa" w:w="1624"/>
+          </w:tcPr>
+          <w:p>
+            <w:pPr>
+              <w:spacing w:after="0"/>
+              <w:jc w:val="left"/>
+            </w:pPr>
+            <w:r/>
+            <w:r>
+              <w:rPr>
+                <w:rFonts w:ascii="Arial" w:hAnsi="Arial" w:cs="Arial" w:eastAsia="Arial"/>
+                <w:b w:val="0"/>
+                <w:color w:val="000000"/>
+                <w:sz w:val="22"/>
+              </w:rPr>
+              <w:t>Yes</w:t>
+            </w:r>
+          </w:p>
+        </w:tc>
+        <w:tc>
+          <w:tcPr>
+            <w:tcW w:type="dxa" w:w="1624"/>
+          </w:tcPr>
+          <w:p>
+            <w:pPr>
+              <w:spacing w:after="0"/>
+              <w:jc w:val="left"/>
+            </w:pPr>
+            <w:r/>
+            <w:r>
+              <w:rPr>
+                <w:rFonts w:ascii="Arial" w:hAnsi="Arial" w:cs="Arial" w:eastAsia="Arial"/>
+                <w:b w:val="0"/>
+                <w:color w:val="000000"/>
+                <w:sz w:val="22"/>
+              </w:rPr>
+              <w:t>Yes</w:t>
+            </w:r>
+          </w:p>
+        </w:tc>
+        <w:tc>
+          <w:tcPr>
+            <w:tcW w:type="dxa" w:w="1624"/>
+          </w:tcPr>
+          <w:p>
+            <w:pPr>
+              <w:spacing w:after="0"/>
+              <w:jc w:val="left"/>
+            </w:pPr>
+            <w:r/>
+            <w:r>
+              <w:rPr>
+                <w:rFonts w:ascii="Arial" w:hAnsi="Arial" w:cs="Arial" w:eastAsia="Arial"/>
+                <w:b w:val="0"/>
+                <w:color w:val="000000"/>
+                <w:sz w:val="22"/>
+              </w:rPr>
+              <w:t>No</w:t>
+            </w:r>
+          </w:p>
+        </w:tc>
+        <w:tc>
+          <w:tcPr>
+            <w:tcW w:type="dxa" w:w="1624"/>
+          </w:tcPr>
+          <w:p>
+            <w:pPr>
+              <w:spacing w:after="0"/>
+              <w:jc w:val="left"/>
+            </w:pPr>
+            <w:r/>
+            <w:r>
+              <w:rPr>
+                <w:rFonts w:ascii="Arial" w:hAnsi="Arial" w:cs="Arial" w:eastAsia="Arial"/>
+                <w:b w:val="0"/>
+                <w:color w:val="000000"/>
+                <w:sz w:val="22"/>
+              </w:rPr>
+              <w:t>No</w:t>
+            </w:r>
+          </w:p>
+        </w:tc>
+        <w:tc>
+          <w:tcPr>
+            <w:tcW w:type="dxa" w:w="1624"/>
+          </w:tcPr>
+          <w:p>
+            <w:pPr>
+              <w:spacing w:after="0"/>
+              <w:jc w:val="left"/>
+            </w:pPr>
+            <w:r/>
+            <w:r>
+              <w:rPr>
+                <w:rFonts w:ascii="Arial" w:hAnsi="Arial" w:cs="Arial" w:eastAsia="Arial"/>
+                <w:b w:val="0"/>
+                <w:color w:val="000000"/>
+                <w:sz w:val="22"/>
+              </w:rPr>
+              <w:t>No</w:t>
+            </w:r>
+          </w:p>
+        </w:tc>
+      </w:tr>
+      <w:tr>
+        <w:tc>
+          <w:tcPr>
+            <w:tcW w:type="dxa" w:w="1624"/>
+          </w:tcPr>
+          <w:p>
+            <w:pPr>
+              <w:spacing w:after="0"/>
+              <w:jc w:val="left"/>
+            </w:pPr>
+            <w:r/>
+            <w:r>
+              <w:rPr>
+                <w:rFonts w:ascii="Arial" w:hAnsi="Arial" w:cs="Arial" w:eastAsia="Arial"/>
+                <w:b w:val="0"/>
+                <w:color w:val="000000"/>
+                <w:sz w:val="22"/>
+              </w:rPr>
+              <w:t>Target vs Achievement</w:t>
+            </w:r>
+          </w:p>
+        </w:tc>
+        <w:tc>
+          <w:tcPr>
+            <w:tcW w:type="dxa" w:w="1624"/>
+          </w:tcPr>
+          <w:p>
+            <w:pPr>
+              <w:spacing w:after="0"/>
+              <w:jc w:val="left"/>
+            </w:pPr>
+            <w:r/>
+            <w:r>
+              <w:rPr>
+                <w:rFonts w:ascii="Arial" w:hAnsi="Arial" w:cs="Arial" w:eastAsia="Arial"/>
+                <w:b w:val="0"/>
+                <w:color w:val="000000"/>
+                <w:sz w:val="22"/>
+              </w:rPr>
+              <w:t>Team</w:t>
+            </w:r>
+          </w:p>
+        </w:tc>
+        <w:tc>
+          <w:tcPr>
+            <w:tcW w:type="dxa" w:w="1624"/>
+          </w:tcPr>
+          <w:p>
+            <w:pPr>
+              <w:spacing w:after="0"/>
+              <w:jc w:val="left"/>
+            </w:pPr>
+            <w:r/>
+            <w:r>
+              <w:rPr>
+                <w:rFonts w:ascii="Arial" w:hAnsi="Arial" w:cs="Arial" w:eastAsia="Arial"/>
+                <w:b w:val="0"/>
+                <w:color w:val="000000"/>
+                <w:sz w:val="22"/>
+              </w:rPr>
+              <w:t>Team</w:t>
+            </w:r>
+          </w:p>
+        </w:tc>
+        <w:tc>
+          <w:tcPr>
+            <w:tcW w:type="dxa" w:w="1624"/>
+          </w:tcPr>
+          <w:p>
+            <w:pPr>
+              <w:spacing w:after="0"/>
+              <w:jc w:val="left"/>
+            </w:pPr>
+            <w:r/>
+            <w:r>
+              <w:rPr>
+                <w:rFonts w:ascii="Arial" w:hAnsi="Arial" w:cs="Arial" w:eastAsia="Arial"/>
+                <w:b w:val="0"/>
+                <w:color w:val="000000"/>
+                <w:sz w:val="22"/>
+              </w:rPr>
+              <w:t>Own</w:t>
+            </w:r>
+          </w:p>
+        </w:tc>
+        <w:tc>
+          <w:tcPr>
+            <w:tcW w:type="dxa" w:w="1624"/>
+          </w:tcPr>
+          <w:p>
+            <w:pPr>
+              <w:spacing w:after="0"/>
+              <w:jc w:val="left"/>
+            </w:pPr>
+            <w:r/>
+            <w:r>
+              <w:rPr>
+                <w:rFonts w:ascii="Arial" w:hAnsi="Arial" w:cs="Arial" w:eastAsia="Arial"/>
+                <w:b w:val="0"/>
+                <w:color w:val="000000"/>
+                <w:sz w:val="22"/>
+              </w:rPr>
+              <w:t>No</w:t>
+            </w:r>
+          </w:p>
+        </w:tc>
+        <w:tc>
+          <w:tcPr>
+            <w:tcW w:type="dxa" w:w="1624"/>
+          </w:tcPr>
+          <w:p>
+            <w:pPr>
+              <w:spacing w:after="0"/>
+              <w:jc w:val="left"/>
+            </w:pPr>
+            <w:r/>
+            <w:r>
+              <w:rPr>
+                <w:rFonts w:ascii="Arial" w:hAnsi="Arial" w:cs="Arial" w:eastAsia="Arial"/>
+                <w:b w:val="0"/>
+                <w:color w:val="000000"/>
+                <w:sz w:val="22"/>
+              </w:rPr>
+              <w:t>No</w:t>
+            </w:r>
+          </w:p>
+        </w:tc>
+      </w:tr>
+      <w:tr>
+        <w:tc>
+          <w:tcPr>
+            <w:tcW w:type="dxa" w:w="1624"/>
+          </w:tcPr>
+          <w:p>
+            <w:pPr>
+              <w:spacing w:after="0"/>
+              <w:jc w:val="left"/>
+            </w:pPr>
+            <w:r/>
+            <w:r>
+              <w:rPr>
+                <w:rFonts w:ascii="Arial" w:hAnsi="Arial" w:cs="Arial" w:eastAsia="Arial"/>
+                <w:b w:val="0"/>
+                <w:color w:val="000000"/>
+                <w:sz w:val="22"/>
+              </w:rPr>
+              <w:t>Sales Performance</w:t>
+            </w:r>
+          </w:p>
+        </w:tc>
+        <w:tc>
+          <w:tcPr>
+            <w:tcW w:type="dxa" w:w="1624"/>
+          </w:tcPr>
+          <w:p>
+            <w:pPr>
+              <w:spacing w:after="0"/>
+              <w:jc w:val="left"/>
+            </w:pPr>
+            <w:r/>
+            <w:r>
+              <w:rPr>
+                <w:rFonts w:ascii="Arial" w:hAnsi="Arial" w:cs="Arial" w:eastAsia="Arial"/>
+                <w:b w:val="0"/>
+                <w:color w:val="000000"/>
+                <w:sz w:val="22"/>
+              </w:rPr>
+              <w:t>Yes</w:t>
+            </w:r>
+          </w:p>
+        </w:tc>
+        <w:tc>
+          <w:tcPr>
+            <w:tcW w:type="dxa" w:w="1624"/>
+          </w:tcPr>
+          <w:p>
+            <w:pPr>
+              <w:spacing w:after="0"/>
+              <w:jc w:val="left"/>
+            </w:pPr>
+            <w:r/>
+            <w:r>
+              <w:rPr>
+                <w:rFonts w:ascii="Arial" w:hAnsi="Arial" w:cs="Arial" w:eastAsia="Arial"/>
+                <w:b w:val="0"/>
+                <w:color w:val="000000"/>
+                <w:sz w:val="22"/>
+              </w:rPr>
+              <w:t>Yes</w:t>
+            </w:r>
+          </w:p>
+        </w:tc>
+        <w:tc>
+          <w:tcPr>
+            <w:tcW w:type="dxa" w:w="1624"/>
+          </w:tcPr>
+          <w:p>
+            <w:pPr>
+              <w:spacing w:after="0"/>
+              <w:jc w:val="left"/>
+            </w:pPr>
+            <w:r/>
+            <w:r>
+              <w:rPr>
+                <w:rFonts w:ascii="Arial" w:hAnsi="Arial" w:cs="Arial" w:eastAsia="Arial"/>
+                <w:b w:val="0"/>
+                <w:color w:val="000000"/>
+                <w:sz w:val="22"/>
+              </w:rPr>
+              <w:t>No</w:t>
+            </w:r>
+          </w:p>
+        </w:tc>
+        <w:tc>
+          <w:tcPr>
+            <w:tcW w:type="dxa" w:w="1624"/>
+          </w:tcPr>
+          <w:p>
+            <w:pPr>
+              <w:spacing w:after="0"/>
+              <w:jc w:val="left"/>
+            </w:pPr>
+            <w:r/>
+            <w:r>
+              <w:rPr>
+                <w:rFonts w:ascii="Arial" w:hAnsi="Arial" w:cs="Arial" w:eastAsia="Arial"/>
+                <w:b w:val="0"/>
+                <w:color w:val="000000"/>
+                <w:sz w:val="22"/>
+              </w:rPr>
+              <w:t>No</w:t>
+            </w:r>
+          </w:p>
+        </w:tc>
+        <w:tc>
+          <w:tcPr>
+            <w:tcW w:type="dxa" w:w="1624"/>
+          </w:tcPr>
+          <w:p>
+            <w:pPr>
+              <w:spacing w:after="0"/>
+              <w:jc w:val="left"/>
+            </w:pPr>
+            <w:r/>
+            <w:r>
+              <w:rPr>
+                <w:rFonts w:ascii="Arial" w:hAnsi="Arial" w:cs="Arial" w:eastAsia="Arial"/>
+                <w:b w:val="0"/>
+                <w:color w:val="000000"/>
+                <w:sz w:val="22"/>
+              </w:rPr>
+              <w:t>No</w:t>
+            </w:r>
+          </w:p>
+        </w:tc>
+      </w:tr>
+      <w:tr>
+        <w:tc>
+          <w:tcPr>
+            <w:tcW w:type="dxa" w:w="1624"/>
+          </w:tcPr>
+          <w:p>
+            <w:pPr>
+              <w:spacing w:after="0"/>
+              <w:jc w:val="left"/>
+            </w:pPr>
+            <w:r/>
+            <w:r>
+              <w:rPr>
+                <w:rFonts w:ascii="Arial" w:hAnsi="Arial" w:cs="Arial" w:eastAsia="Arial"/>
+                <w:b w:val="0"/>
+                <w:color w:val="000000"/>
+                <w:sz w:val="22"/>
+              </w:rPr>
+              <w:t>View audit trail of an application</w:t>
+            </w:r>
+          </w:p>
+        </w:tc>
+        <w:tc>
+          <w:tcPr>
+            <w:tcW w:type="dxa" w:w="1624"/>
+          </w:tcPr>
+          <w:p>
+            <w:pPr>
+              <w:spacing w:after="0"/>
+              <w:jc w:val="left"/>
+            </w:pPr>
+            <w:r/>
+            <w:r>
+              <w:rPr>
+                <w:rFonts w:ascii="Arial" w:hAnsi="Arial" w:cs="Arial" w:eastAsia="Arial"/>
+                <w:b w:val="0"/>
+                <w:color w:val="000000"/>
+                <w:sz w:val="22"/>
+              </w:rPr>
+              <w:t>Yes</w:t>
+            </w:r>
+          </w:p>
+        </w:tc>
+        <w:tc>
+          <w:tcPr>
+            <w:tcW w:type="dxa" w:w="1624"/>
+          </w:tcPr>
+          <w:p>
+            <w:pPr>
+              <w:spacing w:after="0"/>
+              <w:jc w:val="left"/>
+            </w:pPr>
+            <w:r/>
+            <w:r>
+              <w:rPr>
+                <w:rFonts w:ascii="Arial" w:hAnsi="Arial" w:cs="Arial" w:eastAsia="Arial"/>
+                <w:b w:val="0"/>
+                <w:color w:val="000000"/>
+                <w:sz w:val="22"/>
+              </w:rPr>
+              <w:t>Yes</w:t>
+            </w:r>
+          </w:p>
+        </w:tc>
+        <w:tc>
+          <w:tcPr>
+            <w:tcW w:type="dxa" w:w="1624"/>
+          </w:tcPr>
+          <w:p>
+            <w:pPr>
+              <w:spacing w:after="0"/>
+              <w:jc w:val="left"/>
+            </w:pPr>
+            <w:r/>
+            <w:r>
+              <w:rPr>
+                <w:rFonts w:ascii="Arial" w:hAnsi="Arial" w:cs="Arial" w:eastAsia="Arial"/>
+                <w:b w:val="0"/>
+                <w:color w:val="000000"/>
+                <w:sz w:val="22"/>
+              </w:rPr>
+              <w:t>Own leads only</w:t>
+            </w:r>
+          </w:p>
+        </w:tc>
+        <w:tc>
+          <w:tcPr>
+            <w:tcW w:type="dxa" w:w="1624"/>
+          </w:tcPr>
+          <w:p>
+            <w:pPr>
+              <w:spacing w:after="0"/>
+              <w:jc w:val="left"/>
+            </w:pPr>
+            <w:r/>
+            <w:r>
+              <w:rPr>
+                <w:rFonts w:ascii="Arial" w:hAnsi="Arial" w:cs="Arial" w:eastAsia="Arial"/>
+                <w:b w:val="0"/>
+                <w:color w:val="000000"/>
+                <w:sz w:val="22"/>
+              </w:rPr>
+              <w:t>Yes</w:t>
+            </w:r>
+          </w:p>
+        </w:tc>
+        <w:tc>
+          <w:tcPr>
+            <w:tcW w:type="dxa" w:w="1624"/>
+          </w:tcPr>
+          <w:p>
+            <w:pPr>
+              <w:spacing w:after="0"/>
+              <w:jc w:val="left"/>
+            </w:pPr>
+            <w:r/>
+            <w:r>
+              <w:rPr>
+                <w:rFonts w:ascii="Arial" w:hAnsi="Arial" w:cs="Arial" w:eastAsia="Arial"/>
+                <w:b w:val="0"/>
+                <w:color w:val="000000"/>
+                <w:sz w:val="22"/>
+              </w:rPr>
+              <w:t>No</w:t>
+            </w:r>
+          </w:p>
+        </w:tc>
+      </w:tr>
+    </w:tbl>
+    <w:p>
+      <w:pPr>
+        <w:spacing w:after="0"/>
+      </w:pPr>
+    </w:p>
+    <w:p>
+      <w:pPr>
+        <w:jc w:val="both"/>
+      </w:pPr>
+      <w:r>
+        <w:rPr>
+          <w:rFonts w:ascii="Arial" w:hAnsi="Arial" w:cs="Arial" w:eastAsia="Arial"/>
+          <w:b w:val="0"/>
+          <w:color w:val="000000"/>
+          <w:sz w:val="22"/>
+        </w:rPr>
+        <w:t>Every action taken by a Super Admin on behalf of another role is recorded under the Super Admin's name in the audit trail.</w:t>
+      </w:r>
+    </w:p>
+    <w:p>
+      <w:pPr>
+        <w:pStyle w:val="Heading2"/>
+      </w:pPr>
+      <w:r>
+        <w:rPr>
+          <w:rFonts w:ascii="Arial" w:hAnsi="Arial" w:cs="Arial" w:eastAsia="Arial"/>
+          <w:b/>
+          <w:color w:val="000000"/>
+          <w:sz w:val="23"/>
+        </w:rPr>
+        <w:t>4.2 Sales regions</w:t>
+      </w:r>
     </w:p>
     <w:p>
       <w:pPr>
@@ -2397,6 +4214,73 @@
         <w:t>The process is designed from the franchisor's point of view and has 8 stages. Each stage has one person in charge (PIC) and a deadline.</w:t>
       </w:r>
     </w:p>
+    <w:p>
+      <w:pPr>
+        <w:pStyle w:val="Heading2"/>
+      </w:pPr>
+      <w:r>
+        <w:rPr>
+          <w:rFonts w:ascii="Arial" w:hAnsi="Arial" w:cs="Arial" w:eastAsia="Arial"/>
+          <w:b/>
+          <w:color w:val="000000"/>
+          <w:sz w:val="23"/>
+        </w:rPr>
+        <w:t>5.1 Flowchart</w:t>
+      </w:r>
+    </w:p>
+    <w:p>
+      <w:pPr>
+        <w:jc w:val="center"/>
+      </w:pPr>
+      <w:r>
+        <w:drawing>
+          <wp:inline xmlns:a="http://schemas.openxmlformats.org/drawingml/2006/main" xmlns:pic="http://schemas.openxmlformats.org/drawingml/2006/picture">
+            <wp:extent cx="5220000" cy="7546304"/>
+            <wp:docPr id="1" name="Picture 1"/>
+            <wp:cNvGraphicFramePr>
+              <a:graphicFrameLocks noChangeAspect="1"/>
+            </wp:cNvGraphicFramePr>
+            <a:graphic>
+              <a:graphicData uri="http://schemas.openxmlformats.org/drawingml/2006/picture">
+                <pic:pic>
+                  <pic:nvPicPr>
+                    <pic:cNvPr id="0" name="flowchart.png"/>
+                    <pic:cNvPicPr/>
+                  </pic:nvPicPr>
+                  <pic:blipFill>
+                    <a:blip r:embed="rId10"/>
+                    <a:stretch>
+                      <a:fillRect/>
+                    </a:stretch>
+                  </pic:blipFill>
+                  <pic:spPr>
+                    <a:xfrm>
+                      <a:off x="0" y="0"/>
+                      <a:ext cx="5220000" cy="7546304"/>
+                    </a:xfrm>
+                    <a:prstGeom prst="rect"/>
+                  </pic:spPr>
+                </pic:pic>
+              </a:graphicData>
+            </a:graphic>
+          </wp:inline>
+        </w:drawing>
+      </w:r>
+    </w:p>
+    <w:p>
+      <w:pPr>
+        <w:pStyle w:val="Heading2"/>
+      </w:pPr>
+      <w:r>
+        <w:rPr>
+          <w:rFonts w:ascii="Arial" w:hAnsi="Arial" w:cs="Arial" w:eastAsia="Arial"/>
+          <w:b/>
+          <w:color w:val="000000"/>
+          <w:sz w:val="23"/>
+        </w:rPr>
+        <w:t>5.2 Stages and deadlines</w:t>
+      </w:r>
+    </w:p>
     <w:tbl>
       <w:tblPr>
         <w:tblStyle w:val="TableGrid"/>
@@ -3177,16 +5061,740 @@
     </w:p>
     <w:p>
       <w:pPr>
-        <w:jc w:val="both"/>
+        <w:pStyle w:val="Heading2"/>
       </w:pPr>
       <w:r>
         <w:rPr>
           <w:rFonts w:ascii="Arial" w:hAnsi="Arial" w:cs="Arial" w:eastAsia="Arial"/>
-          <w:b w:val="0"/>
+          <w:b/>
           <w:color w:val="000000"/>
-          <w:sz w:val="22"/>
+          <w:sz w:val="23"/>
         </w:rPr>
-        <w:t>Key business rules:</w:t>
+        <w:t>5.3 Input, Process, Output (IPO) per stage</w:t>
+      </w:r>
+    </w:p>
+    <w:tbl>
+      <w:tblPr>
+        <w:tblStyle w:val="TableGrid"/>
+        <w:tblW w:type="auto" w:w="0"/>
+        <w:tblLook w:firstColumn="1" w:firstRow="1" w:lastColumn="0" w:lastRow="0" w:noHBand="0" w:noVBand="1" w:val="04A0"/>
+      </w:tblPr>
+      <w:tblGrid>
+        <w:gridCol w:w="2436"/>
+        <w:gridCol w:w="2436"/>
+        <w:gridCol w:w="2436"/>
+        <w:gridCol w:w="2436"/>
+      </w:tblGrid>
+      <w:tr>
+        <w:tc>
+          <w:tcPr>
+            <w:tcW w:type="dxa" w:w="2436"/>
+            <w:shd w:val="clear" w:color="auto" w:fill="E7E2DA"/>
+          </w:tcPr>
+          <w:p>
+            <w:pPr>
+              <w:spacing w:after="0"/>
+              <w:jc w:val="left"/>
+            </w:pPr>
+            <w:r/>
+            <w:r>
+              <w:rPr>
+                <w:rFonts w:ascii="Arial" w:hAnsi="Arial" w:cs="Arial" w:eastAsia="Arial"/>
+                <w:b/>
+                <w:color w:val="000000"/>
+                <w:sz w:val="22"/>
+              </w:rPr>
+              <w:t>Stage</w:t>
+            </w:r>
+          </w:p>
+        </w:tc>
+        <w:tc>
+          <w:tcPr>
+            <w:tcW w:type="dxa" w:w="2436"/>
+            <w:shd w:val="clear" w:color="auto" w:fill="E7E2DA"/>
+          </w:tcPr>
+          <w:p>
+            <w:pPr>
+              <w:spacing w:after="0"/>
+              <w:jc w:val="left"/>
+            </w:pPr>
+            <w:r/>
+            <w:r>
+              <w:rPr>
+                <w:rFonts w:ascii="Arial" w:hAnsi="Arial" w:cs="Arial" w:eastAsia="Arial"/>
+                <w:b/>
+                <w:color w:val="000000"/>
+                <w:sz w:val="22"/>
+              </w:rPr>
+              <w:t>Input</w:t>
+            </w:r>
+          </w:p>
+        </w:tc>
+        <w:tc>
+          <w:tcPr>
+            <w:tcW w:type="dxa" w:w="2436"/>
+            <w:shd w:val="clear" w:color="auto" w:fill="E7E2DA"/>
+          </w:tcPr>
+          <w:p>
+            <w:pPr>
+              <w:spacing w:after="0"/>
+              <w:jc w:val="left"/>
+            </w:pPr>
+            <w:r/>
+            <w:r>
+              <w:rPr>
+                <w:rFonts w:ascii="Arial" w:hAnsi="Arial" w:cs="Arial" w:eastAsia="Arial"/>
+                <w:b/>
+                <w:color w:val="000000"/>
+                <w:sz w:val="22"/>
+              </w:rPr>
+              <w:t>Process</w:t>
+            </w:r>
+          </w:p>
+        </w:tc>
+        <w:tc>
+          <w:tcPr>
+            <w:tcW w:type="dxa" w:w="2436"/>
+            <w:shd w:val="clear" w:color="auto" w:fill="E7E2DA"/>
+          </w:tcPr>
+          <w:p>
+            <w:pPr>
+              <w:spacing w:after="0"/>
+              <w:jc w:val="left"/>
+            </w:pPr>
+            <w:r/>
+            <w:r>
+              <w:rPr>
+                <w:rFonts w:ascii="Arial" w:hAnsi="Arial" w:cs="Arial" w:eastAsia="Arial"/>
+                <w:b/>
+                <w:color w:val="000000"/>
+                <w:sz w:val="22"/>
+              </w:rPr>
+              <w:t>Output</w:t>
+            </w:r>
+          </w:p>
+        </w:tc>
+      </w:tr>
+      <w:tr>
+        <w:tc>
+          <w:tcPr>
+            <w:tcW w:type="dxa" w:w="2436"/>
+          </w:tcPr>
+          <w:p>
+            <w:pPr>
+              <w:spacing w:after="0"/>
+              <w:jc w:val="left"/>
+            </w:pPr>
+            <w:r/>
+            <w:r>
+              <w:rPr>
+                <w:rFonts w:ascii="Arial" w:hAnsi="Arial" w:cs="Arial" w:eastAsia="Arial"/>
+                <w:b w:val="0"/>
+                <w:color w:val="000000"/>
+                <w:sz w:val="22"/>
+              </w:rPr>
+              <w:t>1. New lead</w:t>
+            </w:r>
+          </w:p>
+        </w:tc>
+        <w:tc>
+          <w:tcPr>
+            <w:tcW w:type="dxa" w:w="2436"/>
+          </w:tcPr>
+          <w:p>
+            <w:pPr>
+              <w:spacing w:after="0"/>
+              <w:jc w:val="left"/>
+            </w:pPr>
+            <w:r/>
+            <w:r>
+              <w:rPr>
+                <w:rFonts w:ascii="Arial" w:hAnsi="Arial" w:cs="Arial" w:eastAsia="Arial"/>
+                <w:b w:val="0"/>
+                <w:color w:val="000000"/>
+                <w:sz w:val="22"/>
+              </w:rPr>
+              <w:t>Candidate data: name, phone, email, city, package, available capital, source of funds, planned location, personal data consent</w:t>
+            </w:r>
+          </w:p>
+        </w:tc>
+        <w:tc>
+          <w:tcPr>
+            <w:tcW w:type="dxa" w:w="2436"/>
+          </w:tcPr>
+          <w:p>
+            <w:pPr>
+              <w:spacing w:after="0"/>
+              <w:jc w:val="left"/>
+            </w:pPr>
+            <w:r/>
+            <w:r>
+              <w:rPr>
+                <w:rFonts w:ascii="Arial" w:hAnsi="Arial" w:cs="Arial" w:eastAsia="Arial"/>
+                <w:b w:val="0"/>
+                <w:color w:val="000000"/>
+                <w:sz w:val="22"/>
+              </w:rPr>
+              <w:t>Duplicate check, region matching, sales capacity check, AI fit score</w:t>
+            </w:r>
+          </w:p>
+        </w:tc>
+        <w:tc>
+          <w:tcPr>
+            <w:tcW w:type="dxa" w:w="2436"/>
+          </w:tcPr>
+          <w:p>
+            <w:pPr>
+              <w:spacing w:after="0"/>
+              <w:jc w:val="left"/>
+            </w:pPr>
+            <w:r/>
+            <w:r>
+              <w:rPr>
+                <w:rFonts w:ascii="Arial" w:hAnsi="Arial" w:cs="Arial" w:eastAsia="Arial"/>
+                <w:b w:val="0"/>
+                <w:color w:val="000000"/>
+                <w:sz w:val="22"/>
+              </w:rPr>
+              <w:t>Application number, assigned sales (or Manager queue), notification to sales, confirmation and tracker access for the candidate</w:t>
+            </w:r>
+          </w:p>
+        </w:tc>
+      </w:tr>
+      <w:tr>
+        <w:tc>
+          <w:tcPr>
+            <w:tcW w:type="dxa" w:w="2436"/>
+          </w:tcPr>
+          <w:p>
+            <w:pPr>
+              <w:spacing w:after="0"/>
+              <w:jc w:val="left"/>
+            </w:pPr>
+            <w:r/>
+            <w:r>
+              <w:rPr>
+                <w:rFonts w:ascii="Arial" w:hAnsi="Arial" w:cs="Arial" w:eastAsia="Arial"/>
+                <w:b w:val="0"/>
+                <w:color w:val="000000"/>
+                <w:sz w:val="22"/>
+              </w:rPr>
+              <w:t>2. Business presentation</w:t>
+            </w:r>
+          </w:p>
+        </w:tc>
+        <w:tc>
+          <w:tcPr>
+            <w:tcW w:type="dxa" w:w="2436"/>
+          </w:tcPr>
+          <w:p>
+            <w:pPr>
+              <w:spacing w:after="0"/>
+              <w:jc w:val="left"/>
+            </w:pPr>
+            <w:r/>
+            <w:r>
+              <w:rPr>
+                <w:rFonts w:ascii="Arial" w:hAnsi="Arial" w:cs="Arial" w:eastAsia="Arial"/>
+                <w:b w:val="0"/>
+                <w:color w:val="000000"/>
+                <w:sz w:val="22"/>
+              </w:rPr>
+              <w:t>Presentation date and mode, prospectus delivery confirmation, notes</w:t>
+            </w:r>
+          </w:p>
+        </w:tc>
+        <w:tc>
+          <w:tcPr>
+            <w:tcW w:type="dxa" w:w="2436"/>
+          </w:tcPr>
+          <w:p>
+            <w:pPr>
+              <w:spacing w:after="0"/>
+              <w:jc w:val="left"/>
+            </w:pPr>
+            <w:r/>
+            <w:r>
+              <w:rPr>
+                <w:rFonts w:ascii="Arial" w:hAnsi="Arial" w:cs="Arial" w:eastAsia="Arial"/>
+                <w:b w:val="0"/>
+                <w:color w:val="000000"/>
+                <w:sz w:val="22"/>
+              </w:rPr>
+              <w:t>Sales presents the business model and sends the prospectus</w:t>
+            </w:r>
+          </w:p>
+        </w:tc>
+        <w:tc>
+          <w:tcPr>
+            <w:tcW w:type="dxa" w:w="2436"/>
+          </w:tcPr>
+          <w:p>
+            <w:pPr>
+              <w:spacing w:after="0"/>
+              <w:jc w:val="left"/>
+            </w:pPr>
+            <w:r/>
+            <w:r>
+              <w:rPr>
+                <w:rFonts w:ascii="Arial" w:hAnsi="Arial" w:cs="Arial" w:eastAsia="Arial"/>
+                <w:b w:val="0"/>
+                <w:color w:val="000000"/>
+                <w:sz w:val="22"/>
+              </w:rPr>
+              <w:t>Prospectus delivery date recorded, application moves to Location survey</w:t>
+            </w:r>
+          </w:p>
+        </w:tc>
+      </w:tr>
+      <w:tr>
+        <w:tc>
+          <w:tcPr>
+            <w:tcW w:type="dxa" w:w="2436"/>
+          </w:tcPr>
+          <w:p>
+            <w:pPr>
+              <w:spacing w:after="0"/>
+              <w:jc w:val="left"/>
+            </w:pPr>
+            <w:r/>
+            <w:r>
+              <w:rPr>
+                <w:rFonts w:ascii="Arial" w:hAnsi="Arial" w:cs="Arial" w:eastAsia="Arial"/>
+                <w:b w:val="0"/>
+                <w:color w:val="000000"/>
+                <w:sz w:val="22"/>
+              </w:rPr>
+              <w:t>3. Location survey</w:t>
+            </w:r>
+          </w:p>
+        </w:tc>
+        <w:tc>
+          <w:tcPr>
+            <w:tcW w:type="dxa" w:w="2436"/>
+          </w:tcPr>
+          <w:p>
+            <w:pPr>
+              <w:spacing w:after="0"/>
+              <w:jc w:val="left"/>
+            </w:pPr>
+            <w:r/>
+            <w:r>
+              <w:rPr>
+                <w:rFonts w:ascii="Arial" w:hAnsi="Arial" w:cs="Arial" w:eastAsia="Arial"/>
+                <w:b w:val="0"/>
+                <w:color w:val="000000"/>
+                <w:sz w:val="22"/>
+              </w:rPr>
+              <w:t>Location address and type, survey rating, foot traffic, photos, AI location score</w:t>
+            </w:r>
+          </w:p>
+        </w:tc>
+        <w:tc>
+          <w:tcPr>
+            <w:tcW w:type="dxa" w:w="2436"/>
+          </w:tcPr>
+          <w:p>
+            <w:pPr>
+              <w:spacing w:after="0"/>
+              <w:jc w:val="left"/>
+            </w:pPr>
+            <w:r/>
+            <w:r>
+              <w:rPr>
+                <w:rFonts w:ascii="Arial" w:hAnsi="Arial" w:cs="Arial" w:eastAsia="Arial"/>
+                <w:b w:val="0"/>
+                <w:color w:val="000000"/>
+                <w:sz w:val="22"/>
+              </w:rPr>
+              <w:t>Sales assesses the location (discusses with Manager first if the score is below 60)</w:t>
+            </w:r>
+          </w:p>
+        </w:tc>
+        <w:tc>
+          <w:tcPr>
+            <w:tcW w:type="dxa" w:w="2436"/>
+          </w:tcPr>
+          <w:p>
+            <w:pPr>
+              <w:spacing w:after="0"/>
+              <w:jc w:val="left"/>
+            </w:pPr>
+            <w:r/>
+            <w:r>
+              <w:rPr>
+                <w:rFonts w:ascii="Arial" w:hAnsi="Arial" w:cs="Arial" w:eastAsia="Arial"/>
+                <w:b w:val="0"/>
+                <w:color w:val="000000"/>
+                <w:sz w:val="22"/>
+              </w:rPr>
+              <w:t>Feasible: moves to Eligibility assessment. Not feasible: rejected with reason</w:t>
+            </w:r>
+          </w:p>
+        </w:tc>
+      </w:tr>
+      <w:tr>
+        <w:tc>
+          <w:tcPr>
+            <w:tcW w:type="dxa" w:w="2436"/>
+          </w:tcPr>
+          <w:p>
+            <w:pPr>
+              <w:spacing w:after="0"/>
+              <w:jc w:val="left"/>
+            </w:pPr>
+            <w:r/>
+            <w:r>
+              <w:rPr>
+                <w:rFonts w:ascii="Arial" w:hAnsi="Arial" w:cs="Arial" w:eastAsia="Arial"/>
+                <w:b w:val="0"/>
+                <w:color w:val="000000"/>
+                <w:sz w:val="22"/>
+              </w:rPr>
+              <w:t>4. Eligibility assessment</w:t>
+            </w:r>
+          </w:p>
+        </w:tc>
+        <w:tc>
+          <w:tcPr>
+            <w:tcW w:type="dxa" w:w="2436"/>
+          </w:tcPr>
+          <w:p>
+            <w:pPr>
+              <w:spacing w:after="0"/>
+              <w:jc w:val="left"/>
+            </w:pPr>
+            <w:r/>
+            <w:r>
+              <w:rPr>
+                <w:rFonts w:ascii="Arial" w:hAnsi="Arial" w:cs="Arial" w:eastAsia="Arial"/>
+                <w:b w:val="0"/>
+                <w:color w:val="000000"/>
+                <w:sz w:val="22"/>
+              </w:rPr>
+              <w:t>Interview result, background check, bank statement, ID and tax number (KYC), commitment</w:t>
+            </w:r>
+          </w:p>
+        </w:tc>
+        <w:tc>
+          <w:tcPr>
+            <w:tcW w:type="dxa" w:w="2436"/>
+          </w:tcPr>
+          <w:p>
+            <w:pPr>
+              <w:spacing w:after="0"/>
+              <w:jc w:val="left"/>
+            </w:pPr>
+            <w:r/>
+            <w:r>
+              <w:rPr>
+                <w:rFonts w:ascii="Arial" w:hAnsi="Arial" w:cs="Arial" w:eastAsia="Arial"/>
+                <w:b w:val="0"/>
+                <w:color w:val="000000"/>
+                <w:sz w:val="22"/>
+              </w:rPr>
+              <w:t>Reviewer evaluates each item on a checklist</w:t>
+            </w:r>
+          </w:p>
+        </w:tc>
+        <w:tc>
+          <w:tcPr>
+            <w:tcW w:type="dxa" w:w="2436"/>
+          </w:tcPr>
+          <w:p>
+            <w:pPr>
+              <w:spacing w:after="0"/>
+              <w:jc w:val="left"/>
+            </w:pPr>
+            <w:r/>
+            <w:r>
+              <w:rPr>
+                <w:rFonts w:ascii="Arial" w:hAnsi="Arial" w:cs="Arial" w:eastAsia="Arial"/>
+                <w:b w:val="0"/>
+                <w:color w:val="000000"/>
+                <w:sz w:val="22"/>
+              </w:rPr>
+              <w:t>Eligible: moves to Quotation. Not eligible: rejected with reason</w:t>
+            </w:r>
+          </w:p>
+        </w:tc>
+      </w:tr>
+      <w:tr>
+        <w:tc>
+          <w:tcPr>
+            <w:tcW w:type="dxa" w:w="2436"/>
+          </w:tcPr>
+          <w:p>
+            <w:pPr>
+              <w:spacing w:after="0"/>
+              <w:jc w:val="left"/>
+            </w:pPr>
+            <w:r/>
+            <w:r>
+              <w:rPr>
+                <w:rFonts w:ascii="Arial" w:hAnsi="Arial" w:cs="Arial" w:eastAsia="Arial"/>
+                <w:b w:val="0"/>
+                <w:color w:val="000000"/>
+                <w:sz w:val="22"/>
+              </w:rPr>
+              <w:t>5. Quotation</w:t>
+            </w:r>
+          </w:p>
+        </w:tc>
+        <w:tc>
+          <w:tcPr>
+            <w:tcW w:type="dxa" w:w="2436"/>
+          </w:tcPr>
+          <w:p>
+            <w:pPr>
+              <w:spacing w:after="0"/>
+              <w:jc w:val="left"/>
+            </w:pPr>
+            <w:r/>
+            <w:r>
+              <w:rPr>
+                <w:rFonts w:ascii="Arial" w:hAnsi="Arial" w:cs="Arial" w:eastAsia="Arial"/>
+                <w:b w:val="0"/>
+                <w:color w:val="000000"/>
+                <w:sz w:val="22"/>
+              </w:rPr>
+              <w:t>Package, discount, payment terms, target opening date, result of discussion with Manager (for revisions)</w:t>
+            </w:r>
+          </w:p>
+        </w:tc>
+        <w:tc>
+          <w:tcPr>
+            <w:tcW w:type="dxa" w:w="2436"/>
+          </w:tcPr>
+          <w:p>
+            <w:pPr>
+              <w:spacing w:after="0"/>
+              <w:jc w:val="left"/>
+            </w:pPr>
+            <w:r/>
+            <w:r>
+              <w:rPr>
+                <w:rFonts w:ascii="Arial" w:hAnsi="Arial" w:cs="Arial" w:eastAsia="Arial"/>
+                <w:b w:val="0"/>
+                <w:color w:val="000000"/>
+                <w:sz w:val="22"/>
+              </w:rPr>
+              <w:t>System creates quotation version N and emails it with a portal link</w:t>
+            </w:r>
+          </w:p>
+        </w:tc>
+        <w:tc>
+          <w:tcPr>
+            <w:tcW w:type="dxa" w:w="2436"/>
+          </w:tcPr>
+          <w:p>
+            <w:pPr>
+              <w:spacing w:after="0"/>
+              <w:jc w:val="left"/>
+            </w:pPr>
+            <w:r/>
+            <w:r>
+              <w:rPr>
+                <w:rFonts w:ascii="Arial" w:hAnsi="Arial" w:cs="Arial" w:eastAsia="Arial"/>
+                <w:b w:val="0"/>
+                <w:color w:val="000000"/>
+                <w:sz w:val="22"/>
+              </w:rPr>
+              <w:t>Quotation version N sent and recorded</w:t>
+            </w:r>
+          </w:p>
+        </w:tc>
+      </w:tr>
+      <w:tr>
+        <w:tc>
+          <w:tcPr>
+            <w:tcW w:type="dxa" w:w="2436"/>
+          </w:tcPr>
+          <w:p>
+            <w:pPr>
+              <w:spacing w:after="0"/>
+              <w:jc w:val="left"/>
+            </w:pPr>
+            <w:r/>
+            <w:r>
+              <w:rPr>
+                <w:rFonts w:ascii="Arial" w:hAnsi="Arial" w:cs="Arial" w:eastAsia="Arial"/>
+                <w:b w:val="0"/>
+                <w:color w:val="000000"/>
+                <w:sz w:val="22"/>
+              </w:rPr>
+              <w:t>6. Negotiation</w:t>
+            </w:r>
+          </w:p>
+        </w:tc>
+        <w:tc>
+          <w:tcPr>
+            <w:tcW w:type="dxa" w:w="2436"/>
+          </w:tcPr>
+          <w:p>
+            <w:pPr>
+              <w:spacing w:after="0"/>
+              <w:jc w:val="left"/>
+            </w:pPr>
+            <w:r/>
+            <w:r>
+              <w:rPr>
+                <w:rFonts w:ascii="Arial" w:hAnsi="Arial" w:cs="Arial" w:eastAsia="Arial"/>
+                <w:b w:val="0"/>
+                <w:color w:val="000000"/>
+                <w:sz w:val="22"/>
+              </w:rPr>
+              <w:t>Candidate response: agree (with confirmation), request changes (type and details, or new address), or withdraw</w:t>
+            </w:r>
+          </w:p>
+        </w:tc>
+        <w:tc>
+          <w:tcPr>
+            <w:tcW w:type="dxa" w:w="2436"/>
+          </w:tcPr>
+          <w:p>
+            <w:pPr>
+              <w:spacing w:after="0"/>
+              <w:jc w:val="left"/>
+            </w:pPr>
+            <w:r/>
+            <w:r>
+              <w:rPr>
+                <w:rFonts w:ascii="Arial" w:hAnsi="Arial" w:cs="Arial" w:eastAsia="Arial"/>
+                <w:b w:val="0"/>
+                <w:color w:val="000000"/>
+                <w:sz w:val="22"/>
+              </w:rPr>
+              <w:t>System routes the application based on the response</w:t>
+            </w:r>
+          </w:p>
+        </w:tc>
+        <w:tc>
+          <w:tcPr>
+            <w:tcW w:type="dxa" w:w="2436"/>
+          </w:tcPr>
+          <w:p>
+            <w:pPr>
+              <w:spacing w:after="0"/>
+              <w:jc w:val="left"/>
+            </w:pPr>
+            <w:r/>
+            <w:r>
+              <w:rPr>
+                <w:rFonts w:ascii="Arial" w:hAnsi="Arial" w:cs="Arial" w:eastAsia="Arial"/>
+                <w:b w:val="0"/>
+                <w:color w:val="000000"/>
+                <w:sz w:val="22"/>
+              </w:rPr>
+              <w:t>Agree: approval 1 of 2, moves to Final approval. Changes: back to Quotation or Location survey. Withdraw: closed</w:t>
+            </w:r>
+          </w:p>
+        </w:tc>
+      </w:tr>
+      <w:tr>
+        <w:tc>
+          <w:tcPr>
+            <w:tcW w:type="dxa" w:w="2436"/>
+          </w:tcPr>
+          <w:p>
+            <w:pPr>
+              <w:spacing w:after="0"/>
+              <w:jc w:val="left"/>
+            </w:pPr>
+            <w:r/>
+            <w:r>
+              <w:rPr>
+                <w:rFonts w:ascii="Arial" w:hAnsi="Arial" w:cs="Arial" w:eastAsia="Arial"/>
+                <w:b w:val="0"/>
+                <w:color w:val="000000"/>
+                <w:sz w:val="22"/>
+              </w:rPr>
+              <w:t>7. Final approval</w:t>
+            </w:r>
+          </w:p>
+        </w:tc>
+        <w:tc>
+          <w:tcPr>
+            <w:tcW w:type="dxa" w:w="2436"/>
+          </w:tcPr>
+          <w:p>
+            <w:pPr>
+              <w:spacing w:after="0"/>
+              <w:jc w:val="left"/>
+            </w:pPr>
+            <w:r/>
+            <w:r>
+              <w:rPr>
+                <w:rFonts w:ascii="Arial" w:hAnsi="Arial" w:cs="Arial" w:eastAsia="Arial"/>
+                <w:b w:val="0"/>
+                <w:color w:val="000000"/>
+                <w:sz w:val="22"/>
+              </w:rPr>
+              <w:t>Complete application history and the agreed quotation</w:t>
+            </w:r>
+          </w:p>
+        </w:tc>
+        <w:tc>
+          <w:tcPr>
+            <w:tcW w:type="dxa" w:w="2436"/>
+          </w:tcPr>
+          <w:p>
+            <w:pPr>
+              <w:spacing w:after="0"/>
+              <w:jc w:val="left"/>
+            </w:pPr>
+            <w:r/>
+            <w:r>
+              <w:rPr>
+                <w:rFonts w:ascii="Arial" w:hAnsi="Arial" w:cs="Arial" w:eastAsia="Arial"/>
+                <w:b w:val="0"/>
+                <w:color w:val="000000"/>
+                <w:sz w:val="22"/>
+              </w:rPr>
+              <w:t>Manager approves or rejects</w:t>
+            </w:r>
+          </w:p>
+        </w:tc>
+        <w:tc>
+          <w:tcPr>
+            <w:tcW w:type="dxa" w:w="2436"/>
+          </w:tcPr>
+          <w:p>
+            <w:pPr>
+              <w:spacing w:after="0"/>
+              <w:jc w:val="left"/>
+            </w:pPr>
+            <w:r/>
+            <w:r>
+              <w:rPr>
+                <w:rFonts w:ascii="Arial" w:hAnsi="Arial" w:cs="Arial" w:eastAsia="Arial"/>
+                <w:b w:val="0"/>
+                <w:color w:val="000000"/>
+                <w:sz w:val="22"/>
+              </w:rPr>
+              <w:t>Approved: approval 2 of 2, revenue counted, next step is the franchise agreement. Rejected: closed with reason. The candidate is notified in both cases</w:t>
+            </w:r>
+          </w:p>
+        </w:tc>
+      </w:tr>
+    </w:tbl>
+    <w:p>
+      <w:pPr>
+        <w:spacing w:after="0"/>
+      </w:pPr>
+    </w:p>
+    <w:p>
+      <w:pPr>
+        <w:pStyle w:val="Heading2"/>
+      </w:pPr>
+      <w:r>
+        <w:rPr>
+          <w:rFonts w:ascii="Arial" w:hAnsi="Arial" w:cs="Arial" w:eastAsia="Arial"/>
+          <w:b/>
+          <w:color w:val="000000"/>
+          <w:sz w:val="23"/>
+        </w:rPr>
+        <w:t>5.4 Key business rules</w:t>
       </w:r>
     </w:p>
     <w:p>
@@ -3234,7 +5842,7 @@
           <w:color w:val="000000"/>
           <w:sz w:val="22"/>
         </w:rPr>
-        <w:t xml:space="preserve"> The presentation stage requires the sales to confirm that the franchise prospectus has been sent. PP No. 42/2007 requires the franchisor to deliver the prospectus at least two weeks before the franchise agreement is signed.</w:t>
+        <w:t xml:space="preserve"> The presentation stage requires the sales to confirm that the franchise prospectus has been sent. PP No. 35/2024 on Franchising, which replaced PP No. 42/2007, requires the franchisor to deliver the prospectus to the candidate at least 14 calendar days before the franchise agreement is signed [5]. Recording the delivery date in the system makes this easy to prove.</w:t>
       </w:r>
     </w:p>
     <w:p>
@@ -5119,7 +7727,7 @@
           <w:color w:val="000000"/>
           <w:sz w:val="22"/>
         </w:rPr>
-        <w:t>Privacy and security (UU PDP No. 27/2022).</w:t>
+        <w:t>Privacy and security (UU PDP No. 27/2022) [6].</w:t>
       </w:r>
       <w:r>
         <w:rPr>
@@ -6401,7 +9009,7 @@
                 <w:color w:val="000000"/>
                 <w:sz w:val="22"/>
               </w:rPr>
-              <w:t>Asked the AI to verify sources. One statistic turned out to be older data (2016 to 2019) that had been cited as recent, so I described it accurately</w:t>
+              <w:t>Asked the AI to verify sources. One statistic turned out to be older data (2016 to 2019) that had been cited as recent, and the franchise regulation I first used (PP No. 42/2007) had been replaced by PP No. 35/2024, so I corrected both</w:t>
             </w:r>
           </w:p>
         </w:tc>
@@ -6568,6 +9176,110 @@
           <w:sz w:val="22"/>
         </w:rPr>
         <w:t>Screenshots of the AI conversation are attached in the Appendix.</w:t>
+      </w:r>
+    </w:p>
+    <w:p>
+      <w:pPr>
+        <w:pStyle w:val="Heading1"/>
+      </w:pPr>
+      <w:r>
+        <w:rPr>
+          <w:rFonts w:ascii="Arial" w:hAnsi="Arial" w:cs="Arial" w:eastAsia="Arial"/>
+          <w:b/>
+          <w:color w:val="000000"/>
+          <w:sz w:val="26"/>
+        </w:rPr>
+        <w:t>References</w:t>
+      </w:r>
+    </w:p>
+    <w:p>
+      <w:pPr>
+        <w:pStyle w:val="ListNumber"/>
+        <w:jc w:val="left"/>
+      </w:pPr>
+      <w:r>
+        <w:rPr>
+          <w:rFonts w:ascii="Arial" w:hAnsi="Arial" w:cs="Arial" w:eastAsia="Arial"/>
+          <w:b w:val="0"/>
+          <w:color w:val="000000"/>
+          <w:sz w:val="22"/>
+        </w:rPr>
+        <w:t>ANTARA News, "Kemendag sebut sektor kuliner masih mendominasi bisnis waralaba". https://www.antaranews.com/berita/4774885/kemendag-sebut-sektor-kuliner-masih-mendominasi-bisnis-waralaba</w:t>
+      </w:r>
+    </w:p>
+    <w:p>
+      <w:pPr>
+        <w:pStyle w:val="ListNumber"/>
+        <w:jc w:val="left"/>
+      </w:pPr>
+      <w:r>
+        <w:rPr>
+          <w:rFonts w:ascii="Arial" w:hAnsi="Arial" w:cs="Arial" w:eastAsia="Arial"/>
+          <w:b w:val="0"/>
+          <w:color w:val="000000"/>
+          <w:sz w:val="22"/>
+        </w:rPr>
+        <w:t>Tempo, "Mendag: Waralaba Serap 97 Ribu Tenaga Kerja dengan Omzet Rp 143 Triliun". https://www.tempo.co/ekonomi/mendag-waralaba-serap-97-ribu-tenaga-kerja-dengan-omzet-rp-143-triliun-1218788</w:t>
+      </w:r>
+    </w:p>
+    <w:p>
+      <w:pPr>
+        <w:pStyle w:val="ListNumber"/>
+        <w:jc w:val="left"/>
+      </w:pPr>
+      <w:r>
+        <w:rPr>
+          <w:rFonts w:ascii="Arial" w:hAnsi="Arial" w:cs="Arial" w:eastAsia="Arial"/>
+          <w:b w:val="0"/>
+          <w:color w:val="000000"/>
+          <w:sz w:val="22"/>
+        </w:rPr>
+        <w:t>Marketeers, "Toffin: Nilai Pasar Kedai Kopi di Indonesia Capai Rp 4,8 Triliun". https://www.marketeers.com/toffin-nilai-pasar-kedai-kopi-di-indonesia-capai-rp-4-8-triliun/</w:t>
+      </w:r>
+    </w:p>
+    <w:p>
+      <w:pPr>
+        <w:pStyle w:val="ListNumber"/>
+        <w:jc w:val="left"/>
+      </w:pPr>
+      <w:r>
+        <w:rPr>
+          <w:rFonts w:ascii="Arial" w:hAnsi="Arial" w:cs="Arial" w:eastAsia="Arial"/>
+          <w:b w:val="0"/>
+          <w:color w:val="000000"/>
+          <w:sz w:val="22"/>
+        </w:rPr>
+        <w:t>Warta Ekonomi, "Bisnis Kedai Kopi di Indonesia Cerah, Jumlahnya Melesat 3X Lipat". https://wartaekonomi.co.id/read262062/bisnis-kedai-kopi-di-indonesia-cerah-jumlahnya-melesat-3x-lipat</w:t>
+      </w:r>
+    </w:p>
+    <w:p>
+      <w:pPr>
+        <w:pStyle w:val="ListNumber"/>
+        <w:jc w:val="left"/>
+      </w:pPr>
+      <w:r>
+        <w:rPr>
+          <w:rFonts w:ascii="Arial" w:hAnsi="Arial" w:cs="Arial" w:eastAsia="Arial"/>
+          <w:b w:val="0"/>
+          <w:color w:val="000000"/>
+          <w:sz w:val="22"/>
+        </w:rPr>
+        <w:t>JDIH BPK, Peraturan Pemerintah No. 35 Tahun 2024 tentang Waralaba. https://peraturan.bpk.go.id/Details/297489/pp-no-35-tahun-2024</w:t>
+      </w:r>
+    </w:p>
+    <w:p>
+      <w:pPr>
+        <w:pStyle w:val="ListNumber"/>
+        <w:jc w:val="left"/>
+      </w:pPr>
+      <w:r>
+        <w:rPr>
+          <w:rFonts w:ascii="Arial" w:hAnsi="Arial" w:cs="Arial" w:eastAsia="Arial"/>
+          <w:b w:val="0"/>
+          <w:color w:val="000000"/>
+          <w:sz w:val="22"/>
+        </w:rPr>
+        <w:t>JDIH BPK, Undang-Undang No. 27 Tahun 2022 tentang Pelindungan Data Pribadi. https://peraturan.bpk.go.id/Details/229798/uu-no-27-tahun-2022</w:t>
       </w:r>
     </w:p>
     <w:p>

--- a/prd/EDTS APM 2027 - Nadia Rahma Prasanti - Universitas Indonesia.docx
+++ b/prd/EDTS APM 2027 - Nadia Rahma Prasanti - Universitas Indonesia.docx
@@ -18,6 +18,52 @@
     </w:p>
     <w:p>
       <w:pPr>
+        <w:pStyle w:val="Heading1"/>
+      </w:pPr>
+      <w:r>
+        <w:rPr>
+          <w:rFonts w:ascii="Arial" w:hAnsi="Arial" w:cs="Arial" w:eastAsia="Arial"/>
+          <w:b/>
+          <w:color w:val="000000"/>
+          <w:sz w:val="26"/>
+        </w:rPr>
+        <w:t>Table of Contents</w:t>
+      </w:r>
+    </w:p>
+    <w:p>
+      <w:pPr>
+        <w:spacing w:after="40"/>
+        <w:jc w:val="left"/>
+      </w:pPr>
+      <w:r>
+        <w:rPr>
+          <w:rFonts w:ascii="Arial" w:hAnsi="Arial" w:cs="Arial" w:eastAsia="Arial"/>
+          <w:b/>
+          <w:color w:val="000000"/>
+          <w:sz w:val="22"/>
+        </w:rPr>
+        <w:t>1. Executive Summary</w:t>
+      </w:r>
+    </w:p>
+    <w:p>
+      <w:pPr>
+        <w:spacing w:after="40"/>
+        <w:jc w:val="left"/>
+      </w:pPr>
+      <w:r>
+        <w:rPr>
+          <w:rFonts w:ascii="Arial" w:hAnsi="Arial" w:cs="Arial" w:eastAsia="Arial"/>
+          <w:b/>
+          <w:color w:val="000000"/>
+          <w:sz w:val="22"/>
+        </w:rPr>
+        <w:t>2. Background and Assumptions</w:t>
+      </w:r>
+    </w:p>
+    <w:p>
+      <w:pPr>
+        <w:spacing w:after="40"/>
+        <w:ind w:left="454"/>
         <w:jc w:val="left"/>
       </w:pPr>
       <w:r>
@@ -27,11 +73,13 @@
           <w:color w:val="000000"/>
           <w:sz w:val="22"/>
         </w:rPr>
-        <w:t>Prototype (franchisor dashboard): https://kopikomapartnerportal.vercel.app</w:t>
+        <w:t>2.1 Client assumptions</w:t>
       </w:r>
     </w:p>
     <w:p>
       <w:pPr>
+        <w:spacing w:after="40"/>
+        <w:ind w:left="454"/>
         <w:jc w:val="left"/>
       </w:pPr>
       <w:r>
@@ -41,11 +89,13 @@
           <w:color w:val="000000"/>
           <w:sz w:val="22"/>
         </w:rPr>
-        <w:t>Prototype (candidate franchisee portal): https://kopikomapartnerportal.vercel.app/mitra</w:t>
+        <w:t>2.2 Industry context</w:t>
       </w:r>
     </w:p>
     <w:p>
       <w:pPr>
+        <w:spacing w:after="40"/>
+        <w:ind w:left="454"/>
         <w:jc w:val="left"/>
       </w:pPr>
       <w:r>
@@ -55,7 +105,352 @@
           <w:color w:val="000000"/>
           <w:sz w:val="22"/>
         </w:rPr>
-        <w:t>Demo password for all staff accounts: demo123 (accounts are listed on the login page)</w:t>
+        <w:t>2.3 Pain points (assumed)</w:t>
+      </w:r>
+    </w:p>
+    <w:p>
+      <w:pPr>
+        <w:spacing w:after="40"/>
+        <w:ind w:left="454"/>
+        <w:jc w:val="left"/>
+      </w:pPr>
+      <w:r>
+        <w:rPr>
+          <w:rFonts w:ascii="Arial" w:hAnsi="Arial" w:cs="Arial" w:eastAsia="Arial"/>
+          <w:b w:val="0"/>
+          <w:color w:val="000000"/>
+          <w:sz w:val="22"/>
+        </w:rPr>
+        <w:t>2.4 Current process vs proposed system</w:t>
+      </w:r>
+    </w:p>
+    <w:p>
+      <w:pPr>
+        <w:spacing w:after="40"/>
+        <w:jc w:val="left"/>
+      </w:pPr>
+      <w:r>
+        <w:rPr>
+          <w:rFonts w:ascii="Arial" w:hAnsi="Arial" w:cs="Arial" w:eastAsia="Arial"/>
+          <w:b/>
+          <w:color w:val="000000"/>
+          <w:sz w:val="22"/>
+        </w:rPr>
+        <w:t>3. Goals and Success Metrics</w:t>
+      </w:r>
+    </w:p>
+    <w:p>
+      <w:pPr>
+        <w:spacing w:after="40"/>
+        <w:jc w:val="left"/>
+      </w:pPr>
+      <w:r>
+        <w:rPr>
+          <w:rFonts w:ascii="Arial" w:hAnsi="Arial" w:cs="Arial" w:eastAsia="Arial"/>
+          <w:b/>
+          <w:color w:val="000000"/>
+          <w:sz w:val="22"/>
+        </w:rPr>
+        <w:t>4. Users and Roles</w:t>
+      </w:r>
+    </w:p>
+    <w:p>
+      <w:pPr>
+        <w:spacing w:after="40"/>
+        <w:ind w:left="454"/>
+        <w:jc w:val="left"/>
+      </w:pPr>
+      <w:r>
+        <w:rPr>
+          <w:rFonts w:ascii="Arial" w:hAnsi="Arial" w:cs="Arial" w:eastAsia="Arial"/>
+          <w:b w:val="0"/>
+          <w:color w:val="000000"/>
+          <w:sz w:val="22"/>
+        </w:rPr>
+        <w:t>4.1 Role-Based Access Control (RBAC)</w:t>
+      </w:r>
+    </w:p>
+    <w:p>
+      <w:pPr>
+        <w:spacing w:after="40"/>
+        <w:ind w:left="454"/>
+        <w:jc w:val="left"/>
+      </w:pPr>
+      <w:r>
+        <w:rPr>
+          <w:rFonts w:ascii="Arial" w:hAnsi="Arial" w:cs="Arial" w:eastAsia="Arial"/>
+          <w:b w:val="0"/>
+          <w:color w:val="000000"/>
+          <w:sz w:val="22"/>
+        </w:rPr>
+        <w:t>4.2 Sales regions</w:t>
+      </w:r>
+    </w:p>
+    <w:p>
+      <w:pPr>
+        <w:spacing w:after="40"/>
+        <w:jc w:val="left"/>
+      </w:pPr>
+      <w:r>
+        <w:rPr>
+          <w:rFonts w:ascii="Arial" w:hAnsi="Arial" w:cs="Arial" w:eastAsia="Arial"/>
+          <w:b/>
+          <w:color w:val="000000"/>
+          <w:sz w:val="22"/>
+        </w:rPr>
+        <w:t>5. End-to-End Process</w:t>
+      </w:r>
+    </w:p>
+    <w:p>
+      <w:pPr>
+        <w:spacing w:after="40"/>
+        <w:ind w:left="454"/>
+        <w:jc w:val="left"/>
+      </w:pPr>
+      <w:r>
+        <w:rPr>
+          <w:rFonts w:ascii="Arial" w:hAnsi="Arial" w:cs="Arial" w:eastAsia="Arial"/>
+          <w:b w:val="0"/>
+          <w:color w:val="000000"/>
+          <w:sz w:val="22"/>
+        </w:rPr>
+        <w:t>5.1 Flowchart</w:t>
+      </w:r>
+    </w:p>
+    <w:p>
+      <w:pPr>
+        <w:spacing w:after="40"/>
+        <w:ind w:left="454"/>
+        <w:jc w:val="left"/>
+      </w:pPr>
+      <w:r>
+        <w:rPr>
+          <w:rFonts w:ascii="Arial" w:hAnsi="Arial" w:cs="Arial" w:eastAsia="Arial"/>
+          <w:b w:val="0"/>
+          <w:color w:val="000000"/>
+          <w:sz w:val="22"/>
+        </w:rPr>
+        <w:t>5.2 Stages and deadlines</w:t>
+      </w:r>
+    </w:p>
+    <w:p>
+      <w:pPr>
+        <w:spacing w:after="40"/>
+        <w:ind w:left="454"/>
+        <w:jc w:val="left"/>
+      </w:pPr>
+      <w:r>
+        <w:rPr>
+          <w:rFonts w:ascii="Arial" w:hAnsi="Arial" w:cs="Arial" w:eastAsia="Arial"/>
+          <w:b w:val="0"/>
+          <w:color w:val="000000"/>
+          <w:sz w:val="22"/>
+        </w:rPr>
+        <w:t>5.3 Input, Process, Output (IPO) per stage</w:t>
+      </w:r>
+    </w:p>
+    <w:p>
+      <w:pPr>
+        <w:spacing w:after="40"/>
+        <w:ind w:left="454"/>
+        <w:jc w:val="left"/>
+      </w:pPr>
+      <w:r>
+        <w:rPr>
+          <w:rFonts w:ascii="Arial" w:hAnsi="Arial" w:cs="Arial" w:eastAsia="Arial"/>
+          <w:b w:val="0"/>
+          <w:color w:val="000000"/>
+          <w:sz w:val="22"/>
+        </w:rPr>
+        <w:t>5.4 Key business rules</w:t>
+      </w:r>
+    </w:p>
+    <w:p>
+      <w:pPr>
+        <w:spacing w:after="40"/>
+        <w:jc w:val="left"/>
+      </w:pPr>
+      <w:r>
+        <w:rPr>
+          <w:rFonts w:ascii="Arial" w:hAnsi="Arial" w:cs="Arial" w:eastAsia="Arial"/>
+          <w:b/>
+          <w:color w:val="000000"/>
+          <w:sz w:val="22"/>
+        </w:rPr>
+        <w:t>6. Features and Rationale</w:t>
+      </w:r>
+    </w:p>
+    <w:p>
+      <w:pPr>
+        <w:spacing w:after="40"/>
+        <w:ind w:left="454"/>
+        <w:jc w:val="left"/>
+      </w:pPr>
+      <w:r>
+        <w:rPr>
+          <w:rFonts w:ascii="Arial" w:hAnsi="Arial" w:cs="Arial" w:eastAsia="Arial"/>
+          <w:b w:val="0"/>
+          <w:color w:val="000000"/>
+          <w:sz w:val="22"/>
+        </w:rPr>
+        <w:t>6.1 Franchisor dashboard</w:t>
+      </w:r>
+    </w:p>
+    <w:p>
+      <w:pPr>
+        <w:spacing w:after="40"/>
+        <w:ind w:left="454"/>
+        <w:jc w:val="left"/>
+      </w:pPr>
+      <w:r>
+        <w:rPr>
+          <w:rFonts w:ascii="Arial" w:hAnsi="Arial" w:cs="Arial" w:eastAsia="Arial"/>
+          <w:b w:val="0"/>
+          <w:color w:val="000000"/>
+          <w:sz w:val="22"/>
+        </w:rPr>
+        <w:t>6.2 Partner Portal (candidate franchisee)</w:t>
+      </w:r>
+    </w:p>
+    <w:p>
+      <w:pPr>
+        <w:spacing w:after="40"/>
+        <w:ind w:left="454"/>
+        <w:jc w:val="left"/>
+      </w:pPr>
+      <w:r>
+        <w:rPr>
+          <w:rFonts w:ascii="Arial" w:hAnsi="Arial" w:cs="Arial" w:eastAsia="Arial"/>
+          <w:b w:val="0"/>
+          <w:color w:val="000000"/>
+          <w:sz w:val="22"/>
+        </w:rPr>
+        <w:t>6.3 Target design</w:t>
+      </w:r>
+    </w:p>
+    <w:p>
+      <w:pPr>
+        <w:spacing w:after="40"/>
+        <w:jc w:val="left"/>
+      </w:pPr>
+      <w:r>
+        <w:rPr>
+          <w:rFonts w:ascii="Arial" w:hAnsi="Arial" w:cs="Arial" w:eastAsia="Arial"/>
+          <w:b/>
+          <w:color w:val="000000"/>
+          <w:sz w:val="22"/>
+        </w:rPr>
+        <w:t>7. Prioritization (MoSCoW)</w:t>
+      </w:r>
+    </w:p>
+    <w:p>
+      <w:pPr>
+        <w:spacing w:after="40"/>
+        <w:jc w:val="left"/>
+      </w:pPr>
+      <w:r>
+        <w:rPr>
+          <w:rFonts w:ascii="Arial" w:hAnsi="Arial" w:cs="Arial" w:eastAsia="Arial"/>
+          <w:b/>
+          <w:color w:val="000000"/>
+          <w:sz w:val="22"/>
+        </w:rPr>
+        <w:t>8. Non-Functional Requirements</w:t>
+      </w:r>
+    </w:p>
+    <w:p>
+      <w:pPr>
+        <w:spacing w:after="40"/>
+        <w:jc w:val="left"/>
+      </w:pPr>
+      <w:r>
+        <w:rPr>
+          <w:rFonts w:ascii="Arial" w:hAnsi="Arial" w:cs="Arial" w:eastAsia="Arial"/>
+          <w:b/>
+          <w:color w:val="000000"/>
+          <w:sz w:val="22"/>
+        </w:rPr>
+        <w:t>9. Prototype Limitations</w:t>
+      </w:r>
+    </w:p>
+    <w:p>
+      <w:pPr>
+        <w:spacing w:after="40"/>
+        <w:jc w:val="left"/>
+      </w:pPr>
+      <w:r>
+        <w:rPr>
+          <w:rFonts w:ascii="Arial" w:hAnsi="Arial" w:cs="Arial" w:eastAsia="Arial"/>
+          <w:b/>
+          <w:color w:val="000000"/>
+          <w:sz w:val="22"/>
+        </w:rPr>
+        <w:t>10. Roadmap</w:t>
+      </w:r>
+    </w:p>
+    <w:p>
+      <w:pPr>
+        <w:spacing w:after="40"/>
+        <w:jc w:val="left"/>
+      </w:pPr>
+      <w:r>
+        <w:rPr>
+          <w:rFonts w:ascii="Arial" w:hAnsi="Arial" w:cs="Arial" w:eastAsia="Arial"/>
+          <w:b/>
+          <w:color w:val="000000"/>
+          <w:sz w:val="22"/>
+        </w:rPr>
+        <w:t>11. Risks and Open Questions</w:t>
+      </w:r>
+    </w:p>
+    <w:p>
+      <w:pPr>
+        <w:spacing w:after="40"/>
+        <w:jc w:val="left"/>
+      </w:pPr>
+      <w:r>
+        <w:rPr>
+          <w:rFonts w:ascii="Arial" w:hAnsi="Arial" w:cs="Arial" w:eastAsia="Arial"/>
+          <w:b/>
+          <w:color w:val="000000"/>
+          <w:sz w:val="22"/>
+        </w:rPr>
+        <w:t>12. Use of AI During This Project</w:t>
+      </w:r>
+    </w:p>
+    <w:p>
+      <w:pPr>
+        <w:spacing w:after="40"/>
+        <w:jc w:val="left"/>
+      </w:pPr>
+      <w:r>
+        <w:rPr>
+          <w:rFonts w:ascii="Arial" w:hAnsi="Arial" w:cs="Arial" w:eastAsia="Arial"/>
+          <w:b/>
+          <w:color w:val="000000"/>
+          <w:sz w:val="22"/>
+        </w:rPr>
+        <w:t>References</w:t>
+      </w:r>
+    </w:p>
+    <w:p>
+      <w:pPr>
+        <w:spacing w:after="40"/>
+        <w:jc w:val="left"/>
+      </w:pPr>
+      <w:r>
+        <w:rPr>
+          <w:rFonts w:ascii="Arial" w:hAnsi="Arial" w:cs="Arial" w:eastAsia="Arial"/>
+          <w:b/>
+          <w:color w:val="000000"/>
+          <w:sz w:val="22"/>
+        </w:rPr>
+        <w:t>Appendix: AI Conversation Screenshots</w:t>
+      </w:r>
+    </w:p>
+    <w:p>
+      <w:r>
+        <w:br w:type="page"/>
       </w:r>
     </w:p>
     <w:p>
@@ -69,7 +464,78 @@
           <w:color w:val="000000"/>
           <w:sz w:val="26"/>
         </w:rPr>
-        <w:t>1. Summary</w:t>
+        <w:t>1. Executive Summary</w:t>
+      </w:r>
+    </w:p>
+    <w:p>
+      <w:pPr>
+        <w:jc w:val="both"/>
+      </w:pPr>
+      <w:r>
+        <w:rPr>
+          <w:rFonts w:ascii="Arial" w:hAnsi="Arial" w:cs="Arial" w:eastAsia="Arial"/>
+          <w:b/>
+          <w:color w:val="000000"/>
+          <w:sz w:val="22"/>
+        </w:rPr>
+        <w:t>Kopi Koma Partner Portal</w:t>
+      </w:r>
+      <w:r>
+        <w:rPr>
+          <w:rFonts w:ascii="Arial" w:hAnsi="Arial" w:cs="Arial" w:eastAsia="Arial"/>
+          <w:b w:val="0"/>
+          <w:color w:val="000000"/>
+          <w:sz w:val="22"/>
+        </w:rPr>
+        <w:t xml:space="preserve"> is a web application that digitalizes and centralizes the partnership process between Kopi Koma (fictitious name), a local coffee franchisor, and its candidate franchisees, from the first application until the partnership is approved by both parties. The product consists of two connected applications:</w:t>
+      </w:r>
+    </w:p>
+    <w:p>
+      <w:pPr>
+        <w:pStyle w:val="ListBullet"/>
+        <w:jc w:val="both"/>
+      </w:pPr>
+      <w:r>
+        <w:rPr>
+          <w:rFonts w:ascii="Arial" w:hAnsi="Arial" w:cs="Arial" w:eastAsia="Arial"/>
+          <w:b/>
+          <w:color w:val="000000"/>
+          <w:sz w:val="22"/>
+        </w:rPr>
+        <w:t>Franchisor Dashboard</w:t>
+      </w:r>
+      <w:r>
+        <w:rPr>
+          <w:rFonts w:ascii="Arial" w:hAnsi="Arial" w:cs="Arial" w:eastAsia="Arial"/>
+          <w:b w:val="0"/>
+          <w:color w:val="000000"/>
+          <w:sz w:val="22"/>
+        </w:rPr>
+        <w:t>: used by the internal team (Sales, Reviewer, Manager, Super Admin) to capture and assign leads, process each stage of the 8-stage pipeline, give final approval, and monitor sales targets.</w:t>
+      </w:r>
+    </w:p>
+    <w:p>
+      <w:pPr>
+        <w:pStyle w:val="ListBullet"/>
+        <w:jc w:val="both"/>
+      </w:pPr>
+      <w:r>
+        <w:rPr>
+          <w:rFonts w:ascii="Arial" w:hAnsi="Arial" w:cs="Arial" w:eastAsia="Arial"/>
+          <w:b/>
+          <w:color w:val="000000"/>
+          <w:sz w:val="22"/>
+        </w:rPr>
+        <w:t>Partner Portal</w:t>
+      </w:r>
+      <w:r>
+        <w:rPr>
+          <w:rFonts w:ascii="Arial" w:hAnsi="Arial" w:cs="Arial" w:eastAsia="Arial"/>
+          <w:b w:val="0"/>
+          <w:color w:val="000000"/>
+          <w:sz w:val="22"/>
+        </w:rPr>
+        <w:t>: used by candidate franchisees to register, track the status of their application, and respond to quotations.</w:t>
       </w:r>
     </w:p>
     <w:p>
@@ -83,7 +549,7 @@
           <w:color w:val="000000"/>
           <w:sz w:val="22"/>
         </w:rPr>
-        <w:t>Kopi Koma Partner Portal is a web platform that digitalizes the partnership process between a coffee franchisor and its candidate franchisees, from the first application until the partnership is approved by both parties. It consists of two connected applications: an internal dashboard for the franchisor team (Sales, Reviewer, Manager, Super Admin) and a Partner Portal for candidate franchisees. Every application moves through one shared 8-stage pipeline with a clear owner and deadline per stage. Reminders are sent automatically when a deadline is missed, and every action is recorded in an audit trail.</w:t>
+        <w:t>This product addresses three core pain points: leads scattered across WhatsApp chats and personal spreadsheets with no central record; applications that get stuck because no stage has a clear owner or deadline; and quotations and approvals negotiated by chat with no traceable agreement.</w:t>
       </w:r>
     </w:p>
     <w:p>
@@ -97,7 +563,76 @@
           <w:color w:val="000000"/>
           <w:sz w:val="22"/>
         </w:rPr>
-        <w:t>The goal is simple: no lead is forgotten, every candidate knows the status of their application, and management can see at any time whether the expansion target is on track.</w:t>
+        <w:t>Activities after both parties approve, such as signing the franchise agreement, opening the outlet, and collecting royalty, are out of scope. Signing the agreement through Privy (electronic signature) is referenced only as the next step after approval.</w:t>
+      </w:r>
+    </w:p>
+    <w:p>
+      <w:pPr>
+        <w:jc w:val="both"/>
+      </w:pPr>
+      <w:r>
+        <w:rPr>
+          <w:rFonts w:ascii="Arial" w:hAnsi="Arial" w:cs="Arial" w:eastAsia="Arial"/>
+          <w:b/>
+          <w:color w:val="000000"/>
+          <w:sz w:val="22"/>
+        </w:rPr>
+        <w:t>Prototype (Franchisor Dashboard):</w:t>
+      </w:r>
+      <w:r>
+        <w:rPr>
+          <w:rFonts w:ascii="Arial" w:hAnsi="Arial" w:cs="Arial" w:eastAsia="Arial"/>
+          <w:b w:val="0"/>
+          <w:color w:val="000000"/>
+          <w:sz w:val="22"/>
+        </w:rPr>
+        <w:t xml:space="preserve"> https://kopikomapartnerportal.vercel.app</w:t>
+      </w:r>
+    </w:p>
+    <w:p>
+      <w:pPr>
+        <w:jc w:val="both"/>
+      </w:pPr>
+      <w:r>
+        <w:rPr>
+          <w:rFonts w:ascii="Arial" w:hAnsi="Arial" w:cs="Arial" w:eastAsia="Arial"/>
+          <w:b/>
+          <w:color w:val="000000"/>
+          <w:sz w:val="22"/>
+        </w:rPr>
+        <w:t>Prototype (Partner Portal):</w:t>
+      </w:r>
+      <w:r>
+        <w:rPr>
+          <w:rFonts w:ascii="Arial" w:hAnsi="Arial" w:cs="Arial" w:eastAsia="Arial"/>
+          <w:b w:val="0"/>
+          <w:color w:val="000000"/>
+          <w:sz w:val="22"/>
+        </w:rPr>
+        <w:t xml:space="preserve"> https://kopikomapartnerportal.vercel.app/mitra</w:t>
+      </w:r>
+    </w:p>
+    <w:p>
+      <w:pPr>
+        <w:jc w:val="both"/>
+      </w:pPr>
+      <w:r>
+        <w:rPr>
+          <w:rFonts w:ascii="Arial" w:hAnsi="Arial" w:cs="Arial" w:eastAsia="Arial"/>
+          <w:b/>
+          <w:color w:val="000000"/>
+          <w:sz w:val="22"/>
+        </w:rPr>
+        <w:t>Demo password:</w:t>
+      </w:r>
+      <w:r>
+        <w:rPr>
+          <w:rFonts w:ascii="Arial" w:hAnsi="Arial" w:cs="Arial" w:eastAsia="Arial"/>
+          <w:b w:val="0"/>
+          <w:color w:val="000000"/>
+          <w:sz w:val="22"/>
+        </w:rPr>
+        <w:t xml:space="preserve"> demo123 (all staff accounts are listed on the login page)</w:t>
       </w:r>
     </w:p>
     <w:p>
@@ -1254,6 +1789,1174 @@
                 <w:sz w:val="22"/>
               </w:rPr>
               <w:t>Legal risk under the franchise regulation (PP No. 35/2024) [5] and the Personal Data Protection Law (UU PDP No. 27/2022) [6].</w:t>
+            </w:r>
+          </w:p>
+        </w:tc>
+      </w:tr>
+    </w:tbl>
+    <w:p>
+      <w:pPr>
+        <w:spacing w:after="0"/>
+      </w:pPr>
+    </w:p>
+    <w:p>
+      <w:pPr>
+        <w:pStyle w:val="Heading2"/>
+      </w:pPr>
+      <w:r>
+        <w:rPr>
+          <w:rFonts w:ascii="Arial" w:hAnsi="Arial" w:cs="Arial" w:eastAsia="Arial"/>
+          <w:b/>
+          <w:color w:val="000000"/>
+          <w:sz w:val="23"/>
+        </w:rPr>
+        <w:t>2.4 Current process vs proposed system</w:t>
+      </w:r>
+    </w:p>
+    <w:p>
+      <w:pPr>
+        <w:jc w:val="both"/>
+      </w:pPr>
+      <w:r>
+        <w:rPr>
+          <w:rFonts w:ascii="Arial" w:hAnsi="Arial" w:cs="Arial" w:eastAsia="Arial"/>
+          <w:b w:val="0"/>
+          <w:color w:val="000000"/>
+          <w:sz w:val="22"/>
+        </w:rPr>
+        <w:t>The table below compares what the franchisor team and candidates can do today with the manual process against what they can do with the proposed system.</w:t>
+      </w:r>
+    </w:p>
+    <w:tbl>
+      <w:tblPr>
+        <w:tblStyle w:val="TableGrid"/>
+        <w:tblW w:type="auto" w:w="0"/>
+        <w:tblLook w:firstColumn="1" w:firstRow="1" w:lastColumn="0" w:lastRow="0" w:noHBand="0" w:noVBand="1" w:val="04A0"/>
+      </w:tblPr>
+      <w:tblGrid>
+        <w:gridCol w:w="2436"/>
+        <w:gridCol w:w="2436"/>
+        <w:gridCol w:w="2436"/>
+        <w:gridCol w:w="2436"/>
+      </w:tblGrid>
+      <w:tr>
+        <w:tc>
+          <w:tcPr>
+            <w:tcW w:type="dxa" w:w="2381"/>
+            <w:shd w:val="clear" w:color="auto" w:fill="E7E2DA"/>
+          </w:tcPr>
+          <w:p>
+            <w:pPr>
+              <w:spacing w:after="0"/>
+              <w:jc w:val="left"/>
+            </w:pPr>
+            <w:r/>
+            <w:r>
+              <w:rPr>
+                <w:rFonts w:ascii="Arial" w:hAnsi="Arial" w:cs="Arial" w:eastAsia="Arial"/>
+                <w:b/>
+                <w:color w:val="000000"/>
+                <w:sz w:val="22"/>
+              </w:rPr>
+              <w:t>Capability</w:t>
+            </w:r>
+          </w:p>
+        </w:tc>
+        <w:tc>
+          <w:tcPr>
+            <w:tcW w:type="dxa" w:w="1644"/>
+            <w:shd w:val="clear" w:color="auto" w:fill="E7E2DA"/>
+          </w:tcPr>
+          <w:p>
+            <w:pPr>
+              <w:spacing w:after="0"/>
+              <w:jc w:val="center"/>
+            </w:pPr>
+            <w:r/>
+            <w:r>
+              <w:rPr>
+                <w:rFonts w:ascii="Arial" w:hAnsi="Arial" w:cs="Arial" w:eastAsia="Arial"/>
+                <w:b/>
+                <w:color w:val="000000"/>
+                <w:sz w:val="22"/>
+              </w:rPr>
+              <w:t>Manual (current)</w:t>
+            </w:r>
+          </w:p>
+        </w:tc>
+        <w:tc>
+          <w:tcPr>
+            <w:tcW w:type="dxa" w:w="964"/>
+            <w:shd w:val="clear" w:color="auto" w:fill="E7E2DA"/>
+          </w:tcPr>
+          <w:p>
+            <w:pPr>
+              <w:spacing w:after="0"/>
+              <w:jc w:val="center"/>
+            </w:pPr>
+            <w:r/>
+            <w:r>
+              <w:rPr>
+                <w:rFonts w:ascii="Arial" w:hAnsi="Arial" w:cs="Arial" w:eastAsia="Arial"/>
+                <w:b/>
+                <w:color w:val="000000"/>
+                <w:sz w:val="22"/>
+              </w:rPr>
+              <w:t>System</w:t>
+            </w:r>
+          </w:p>
+        </w:tc>
+        <w:tc>
+          <w:tcPr>
+            <w:tcW w:type="dxa" w:w="4422"/>
+            <w:shd w:val="clear" w:color="auto" w:fill="E7E2DA"/>
+          </w:tcPr>
+          <w:p>
+            <w:pPr>
+              <w:spacing w:after="0"/>
+              <w:jc w:val="left"/>
+            </w:pPr>
+            <w:r/>
+            <w:r>
+              <w:rPr>
+                <w:rFonts w:ascii="Arial" w:hAnsi="Arial" w:cs="Arial" w:eastAsia="Arial"/>
+                <w:b/>
+                <w:color w:val="000000"/>
+                <w:sz w:val="22"/>
+              </w:rPr>
+              <w:t>Notes</w:t>
+            </w:r>
+          </w:p>
+        </w:tc>
+      </w:tr>
+      <w:tr>
+        <w:tc>
+          <w:tcPr>
+            <w:tcW w:type="dxa" w:w="2381"/>
+          </w:tcPr>
+          <w:p>
+            <w:pPr>
+              <w:spacing w:after="0"/>
+              <w:jc w:val="left"/>
+            </w:pPr>
+            <w:r/>
+            <w:r>
+              <w:rPr>
+                <w:rFonts w:ascii="Arial" w:hAnsi="Arial" w:cs="Arial" w:eastAsia="Arial"/>
+                <w:b w:val="0"/>
+                <w:color w:val="000000"/>
+                <w:sz w:val="22"/>
+              </w:rPr>
+              <w:t>Capture leads from all channels in one place</w:t>
+            </w:r>
+          </w:p>
+        </w:tc>
+        <w:tc>
+          <w:tcPr>
+            <w:tcW w:type="dxa" w:w="1644"/>
+          </w:tcPr>
+          <w:p>
+            <w:pPr>
+              <w:spacing w:after="0"/>
+              <w:jc w:val="center"/>
+            </w:pPr>
+            <w:r/>
+            <w:r>
+              <w:rPr>
+                <w:rFonts w:ascii="Arial" w:hAnsi="Arial" w:cs="Arial" w:eastAsia="Arial"/>
+                <w:b w:val="0"/>
+                <w:color w:val="000000"/>
+                <w:sz w:val="22"/>
+              </w:rPr>
+              <w:t>⚠️ Limited</w:t>
+            </w:r>
+          </w:p>
+        </w:tc>
+        <w:tc>
+          <w:tcPr>
+            <w:tcW w:type="dxa" w:w="964"/>
+          </w:tcPr>
+          <w:p>
+            <w:pPr>
+              <w:spacing w:after="0"/>
+              <w:jc w:val="center"/>
+            </w:pPr>
+            <w:r/>
+            <w:r>
+              <w:rPr>
+                <w:rFonts w:ascii="Arial" w:hAnsi="Arial" w:cs="Arial" w:eastAsia="Arial"/>
+                <w:b w:val="0"/>
+                <w:color w:val="000000"/>
+                <w:sz w:val="22"/>
+              </w:rPr>
+              <w:t>✅</w:t>
+            </w:r>
+          </w:p>
+        </w:tc>
+        <w:tc>
+          <w:tcPr>
+            <w:tcW w:type="dxa" w:w="4422"/>
+          </w:tcPr>
+          <w:p>
+            <w:pPr>
+              <w:spacing w:after="0"/>
+              <w:jc w:val="left"/>
+            </w:pPr>
+            <w:r/>
+            <w:r>
+              <w:rPr>
+                <w:rFonts w:ascii="Arial" w:hAnsi="Arial" w:cs="Arial" w:eastAsia="Arial"/>
+                <w:b w:val="0"/>
+                <w:color w:val="000000"/>
+                <w:sz w:val="22"/>
+              </w:rPr>
+              <w:t>Leads are currently scattered in each sales' WhatsApp and spreadsheets. The system stores every lead, from sales input or portal registration, in one pipeline.</w:t>
+            </w:r>
+          </w:p>
+        </w:tc>
+      </w:tr>
+      <w:tr>
+        <w:tc>
+          <w:tcPr>
+            <w:tcW w:type="dxa" w:w="2381"/>
+          </w:tcPr>
+          <w:p>
+            <w:pPr>
+              <w:spacing w:after="0"/>
+              <w:jc w:val="left"/>
+            </w:pPr>
+            <w:r/>
+            <w:r>
+              <w:rPr>
+                <w:rFonts w:ascii="Arial" w:hAnsi="Arial" w:cs="Arial" w:eastAsia="Arial"/>
+                <w:b w:val="0"/>
+                <w:color w:val="000000"/>
+                <w:sz w:val="22"/>
+              </w:rPr>
+              <w:t>Assign leads to sales by region and detect duplicates</w:t>
+            </w:r>
+          </w:p>
+        </w:tc>
+        <w:tc>
+          <w:tcPr>
+            <w:tcW w:type="dxa" w:w="1644"/>
+          </w:tcPr>
+          <w:p>
+            <w:pPr>
+              <w:spacing w:after="0"/>
+              <w:jc w:val="center"/>
+            </w:pPr>
+            <w:r/>
+            <w:r>
+              <w:rPr>
+                <w:rFonts w:ascii="Arial" w:hAnsi="Arial" w:cs="Arial" w:eastAsia="Arial"/>
+                <w:b w:val="0"/>
+                <w:color w:val="000000"/>
+                <w:sz w:val="22"/>
+              </w:rPr>
+              <w:t>❌ Not available</w:t>
+            </w:r>
+          </w:p>
+        </w:tc>
+        <w:tc>
+          <w:tcPr>
+            <w:tcW w:type="dxa" w:w="964"/>
+          </w:tcPr>
+          <w:p>
+            <w:pPr>
+              <w:spacing w:after="0"/>
+              <w:jc w:val="center"/>
+            </w:pPr>
+            <w:r/>
+            <w:r>
+              <w:rPr>
+                <w:rFonts w:ascii="Arial" w:hAnsi="Arial" w:cs="Arial" w:eastAsia="Arial"/>
+                <w:b w:val="0"/>
+                <w:color w:val="000000"/>
+                <w:sz w:val="22"/>
+              </w:rPr>
+              <w:t>✅</w:t>
+            </w:r>
+          </w:p>
+        </w:tc>
+        <w:tc>
+          <w:tcPr>
+            <w:tcW w:type="dxa" w:w="4422"/>
+          </w:tcPr>
+          <w:p>
+            <w:pPr>
+              <w:spacing w:after="0"/>
+              <w:jc w:val="left"/>
+            </w:pPr>
+            <w:r/>
+            <w:r>
+              <w:rPr>
+                <w:rFonts w:ascii="Arial" w:hAnsi="Arial" w:cs="Arial" w:eastAsia="Arial"/>
+                <w:b w:val="0"/>
+                <w:color w:val="000000"/>
+                <w:sz w:val="22"/>
+              </w:rPr>
+              <w:t>The Manager currently forwards leads by chat, and two sales can contact the same person. The system assigns portal leads by region and flags duplicates and full sales capacity.</w:t>
+            </w:r>
+          </w:p>
+        </w:tc>
+      </w:tr>
+      <w:tr>
+        <w:tc>
+          <w:tcPr>
+            <w:tcW w:type="dxa" w:w="2381"/>
+          </w:tcPr>
+          <w:p>
+            <w:pPr>
+              <w:spacing w:after="0"/>
+              <w:jc w:val="left"/>
+            </w:pPr>
+            <w:r/>
+            <w:r>
+              <w:rPr>
+                <w:rFonts w:ascii="Arial" w:hAnsi="Arial" w:cs="Arial" w:eastAsia="Arial"/>
+                <w:b w:val="0"/>
+                <w:color w:val="000000"/>
+                <w:sz w:val="22"/>
+              </w:rPr>
+              <w:t>See the stage and owner of every application</w:t>
+            </w:r>
+          </w:p>
+        </w:tc>
+        <w:tc>
+          <w:tcPr>
+            <w:tcW w:type="dxa" w:w="1644"/>
+          </w:tcPr>
+          <w:p>
+            <w:pPr>
+              <w:spacing w:after="0"/>
+              <w:jc w:val="center"/>
+            </w:pPr>
+            <w:r/>
+            <w:r>
+              <w:rPr>
+                <w:rFonts w:ascii="Arial" w:hAnsi="Arial" w:cs="Arial" w:eastAsia="Arial"/>
+                <w:b w:val="0"/>
+                <w:color w:val="000000"/>
+                <w:sz w:val="22"/>
+              </w:rPr>
+              <w:t>⚠️ Limited</w:t>
+            </w:r>
+          </w:p>
+        </w:tc>
+        <w:tc>
+          <w:tcPr>
+            <w:tcW w:type="dxa" w:w="964"/>
+          </w:tcPr>
+          <w:p>
+            <w:pPr>
+              <w:spacing w:after="0"/>
+              <w:jc w:val="center"/>
+            </w:pPr>
+            <w:r/>
+            <w:r>
+              <w:rPr>
+                <w:rFonts w:ascii="Arial" w:hAnsi="Arial" w:cs="Arial" w:eastAsia="Arial"/>
+                <w:b w:val="0"/>
+                <w:color w:val="000000"/>
+                <w:sz w:val="22"/>
+              </w:rPr>
+              <w:t>✅</w:t>
+            </w:r>
+          </w:p>
+        </w:tc>
+        <w:tc>
+          <w:tcPr>
+            <w:tcW w:type="dxa" w:w="4422"/>
+          </w:tcPr>
+          <w:p>
+            <w:pPr>
+              <w:spacing w:after="0"/>
+              <w:jc w:val="left"/>
+            </w:pPr>
+            <w:r/>
+            <w:r>
+              <w:rPr>
+                <w:rFonts w:ascii="Arial" w:hAnsi="Arial" w:cs="Arial" w:eastAsia="Arial"/>
+                <w:b w:val="0"/>
+                <w:color w:val="000000"/>
+                <w:sz w:val="22"/>
+              </w:rPr>
+              <w:t>The Manager has to ask each sales. The system shows every application on a pipeline board with its current PIC and days waiting.</w:t>
+            </w:r>
+          </w:p>
+        </w:tc>
+      </w:tr>
+      <w:tr>
+        <w:tc>
+          <w:tcPr>
+            <w:tcW w:type="dxa" w:w="2381"/>
+          </w:tcPr>
+          <w:p>
+            <w:pPr>
+              <w:spacing w:after="0"/>
+              <w:jc w:val="left"/>
+            </w:pPr>
+            <w:r/>
+            <w:r>
+              <w:rPr>
+                <w:rFonts w:ascii="Arial" w:hAnsi="Arial" w:cs="Arial" w:eastAsia="Arial"/>
+                <w:b w:val="0"/>
+                <w:color w:val="000000"/>
+                <w:sz w:val="22"/>
+              </w:rPr>
+              <w:t>Track deadlines and send reminders</w:t>
+            </w:r>
+          </w:p>
+        </w:tc>
+        <w:tc>
+          <w:tcPr>
+            <w:tcW w:type="dxa" w:w="1644"/>
+          </w:tcPr>
+          <w:p>
+            <w:pPr>
+              <w:spacing w:after="0"/>
+              <w:jc w:val="center"/>
+            </w:pPr>
+            <w:r/>
+            <w:r>
+              <w:rPr>
+                <w:rFonts w:ascii="Arial" w:hAnsi="Arial" w:cs="Arial" w:eastAsia="Arial"/>
+                <w:b w:val="0"/>
+                <w:color w:val="000000"/>
+                <w:sz w:val="22"/>
+              </w:rPr>
+              <w:t>❌ Not available</w:t>
+            </w:r>
+          </w:p>
+        </w:tc>
+        <w:tc>
+          <w:tcPr>
+            <w:tcW w:type="dxa" w:w="964"/>
+          </w:tcPr>
+          <w:p>
+            <w:pPr>
+              <w:spacing w:after="0"/>
+              <w:jc w:val="center"/>
+            </w:pPr>
+            <w:r/>
+            <w:r>
+              <w:rPr>
+                <w:rFonts w:ascii="Arial" w:hAnsi="Arial" w:cs="Arial" w:eastAsia="Arial"/>
+                <w:b w:val="0"/>
+                <w:color w:val="000000"/>
+                <w:sz w:val="22"/>
+              </w:rPr>
+              <w:t>✅</w:t>
+            </w:r>
+          </w:p>
+        </w:tc>
+        <w:tc>
+          <w:tcPr>
+            <w:tcW w:type="dxa" w:w="4422"/>
+          </w:tcPr>
+          <w:p>
+            <w:pPr>
+              <w:spacing w:after="0"/>
+              <w:jc w:val="left"/>
+            </w:pPr>
+            <w:r/>
+            <w:r>
+              <w:rPr>
+                <w:rFonts w:ascii="Arial" w:hAnsi="Arial" w:cs="Arial" w:eastAsia="Arial"/>
+                <w:b w:val="0"/>
+                <w:color w:val="000000"/>
+                <w:sz w:val="22"/>
+              </w:rPr>
+              <w:t>Nothing tells the team when an application has been stuck too long. The system sends automatic reminders to the PIC and Manager when a stage passes its deadline.</w:t>
+            </w:r>
+          </w:p>
+        </w:tc>
+      </w:tr>
+      <w:tr>
+        <w:tc>
+          <w:tcPr>
+            <w:tcW w:type="dxa" w:w="2381"/>
+          </w:tcPr>
+          <w:p>
+            <w:pPr>
+              <w:spacing w:after="0"/>
+              <w:jc w:val="left"/>
+            </w:pPr>
+            <w:r/>
+            <w:r>
+              <w:rPr>
+                <w:rFonts w:ascii="Arial" w:hAnsi="Arial" w:cs="Arial" w:eastAsia="Arial"/>
+                <w:b w:val="0"/>
+                <w:color w:val="000000"/>
+                <w:sz w:val="22"/>
+              </w:rPr>
+              <w:t>Record prospectus delivery (PP No. 35/2024)</w:t>
+            </w:r>
+          </w:p>
+        </w:tc>
+        <w:tc>
+          <w:tcPr>
+            <w:tcW w:type="dxa" w:w="1644"/>
+          </w:tcPr>
+          <w:p>
+            <w:pPr>
+              <w:spacing w:after="0"/>
+              <w:jc w:val="center"/>
+            </w:pPr>
+            <w:r/>
+            <w:r>
+              <w:rPr>
+                <w:rFonts w:ascii="Arial" w:hAnsi="Arial" w:cs="Arial" w:eastAsia="Arial"/>
+                <w:b w:val="0"/>
+                <w:color w:val="000000"/>
+                <w:sz w:val="22"/>
+              </w:rPr>
+              <w:t>⚠️ Limited</w:t>
+            </w:r>
+          </w:p>
+        </w:tc>
+        <w:tc>
+          <w:tcPr>
+            <w:tcW w:type="dxa" w:w="964"/>
+          </w:tcPr>
+          <w:p>
+            <w:pPr>
+              <w:spacing w:after="0"/>
+              <w:jc w:val="center"/>
+            </w:pPr>
+            <w:r/>
+            <w:r>
+              <w:rPr>
+                <w:rFonts w:ascii="Arial" w:hAnsi="Arial" w:cs="Arial" w:eastAsia="Arial"/>
+                <w:b w:val="0"/>
+                <w:color w:val="000000"/>
+                <w:sz w:val="22"/>
+              </w:rPr>
+              <w:t>✅</w:t>
+            </w:r>
+          </w:p>
+        </w:tc>
+        <w:tc>
+          <w:tcPr>
+            <w:tcW w:type="dxa" w:w="4422"/>
+          </w:tcPr>
+          <w:p>
+            <w:pPr>
+              <w:spacing w:after="0"/>
+              <w:jc w:val="left"/>
+            </w:pPr>
+            <w:r/>
+            <w:r>
+              <w:rPr>
+                <w:rFonts w:ascii="Arial" w:hAnsi="Arial" w:cs="Arial" w:eastAsia="Arial"/>
+                <w:b w:val="0"/>
+                <w:color w:val="000000"/>
+                <w:sz w:val="22"/>
+              </w:rPr>
+              <w:t>Delivery is not recorded consistently. The system requires the sales to confirm it and records the date.</w:t>
+            </w:r>
+          </w:p>
+        </w:tc>
+      </w:tr>
+      <w:tr>
+        <w:tc>
+          <w:tcPr>
+            <w:tcW w:type="dxa" w:w="2381"/>
+          </w:tcPr>
+          <w:p>
+            <w:pPr>
+              <w:spacing w:after="0"/>
+              <w:jc w:val="left"/>
+            </w:pPr>
+            <w:r/>
+            <w:r>
+              <w:rPr>
+                <w:rFonts w:ascii="Arial" w:hAnsi="Arial" w:cs="Arial" w:eastAsia="Arial"/>
+                <w:b w:val="0"/>
+                <w:color w:val="000000"/>
+                <w:sz w:val="22"/>
+              </w:rPr>
+              <w:t>Assess candidates and locations consistently</w:t>
+            </w:r>
+          </w:p>
+        </w:tc>
+        <w:tc>
+          <w:tcPr>
+            <w:tcW w:type="dxa" w:w="1644"/>
+          </w:tcPr>
+          <w:p>
+            <w:pPr>
+              <w:spacing w:after="0"/>
+              <w:jc w:val="center"/>
+            </w:pPr>
+            <w:r/>
+            <w:r>
+              <w:rPr>
+                <w:rFonts w:ascii="Arial" w:hAnsi="Arial" w:cs="Arial" w:eastAsia="Arial"/>
+                <w:b w:val="0"/>
+                <w:color w:val="000000"/>
+                <w:sz w:val="22"/>
+              </w:rPr>
+              <w:t>⚠️ Limited</w:t>
+            </w:r>
+          </w:p>
+        </w:tc>
+        <w:tc>
+          <w:tcPr>
+            <w:tcW w:type="dxa" w:w="964"/>
+          </w:tcPr>
+          <w:p>
+            <w:pPr>
+              <w:spacing w:after="0"/>
+              <w:jc w:val="center"/>
+            </w:pPr>
+            <w:r/>
+            <w:r>
+              <w:rPr>
+                <w:rFonts w:ascii="Arial" w:hAnsi="Arial" w:cs="Arial" w:eastAsia="Arial"/>
+                <w:b w:val="0"/>
+                <w:color w:val="000000"/>
+                <w:sz w:val="22"/>
+              </w:rPr>
+              <w:t>✅</w:t>
+            </w:r>
+          </w:p>
+        </w:tc>
+        <w:tc>
+          <w:tcPr>
+            <w:tcW w:type="dxa" w:w="4422"/>
+          </w:tcPr>
+          <w:p>
+            <w:pPr>
+              <w:spacing w:after="0"/>
+              <w:jc w:val="left"/>
+            </w:pPr>
+            <w:r/>
+            <w:r>
+              <w:rPr>
+                <w:rFonts w:ascii="Arial" w:hAnsi="Arial" w:cs="Arial" w:eastAsia="Arial"/>
+                <w:b w:val="0"/>
+                <w:color w:val="000000"/>
+                <w:sz w:val="22"/>
+              </w:rPr>
+              <w:t>Decisions rely on individual judgment. The system uses structured forms per stage and an AI fit score with reasons as a decision aid.</w:t>
+            </w:r>
+          </w:p>
+        </w:tc>
+      </w:tr>
+      <w:tr>
+        <w:tc>
+          <w:tcPr>
+            <w:tcW w:type="dxa" w:w="2381"/>
+          </w:tcPr>
+          <w:p>
+            <w:pPr>
+              <w:spacing w:after="0"/>
+              <w:jc w:val="left"/>
+            </w:pPr>
+            <w:r/>
+            <w:r>
+              <w:rPr>
+                <w:rFonts w:ascii="Arial" w:hAnsi="Arial" w:cs="Arial" w:eastAsia="Arial"/>
+                <w:b w:val="0"/>
+                <w:color w:val="000000"/>
+                <w:sz w:val="22"/>
+              </w:rPr>
+              <w:t>Manage quotation versions and discounts</w:t>
+            </w:r>
+          </w:p>
+        </w:tc>
+        <w:tc>
+          <w:tcPr>
+            <w:tcW w:type="dxa" w:w="1644"/>
+          </w:tcPr>
+          <w:p>
+            <w:pPr>
+              <w:spacing w:after="0"/>
+              <w:jc w:val="center"/>
+            </w:pPr>
+            <w:r/>
+            <w:r>
+              <w:rPr>
+                <w:rFonts w:ascii="Arial" w:hAnsi="Arial" w:cs="Arial" w:eastAsia="Arial"/>
+                <w:b w:val="0"/>
+                <w:color w:val="000000"/>
+                <w:sz w:val="22"/>
+              </w:rPr>
+              <w:t>⚠️ Limited</w:t>
+            </w:r>
+          </w:p>
+        </w:tc>
+        <w:tc>
+          <w:tcPr>
+            <w:tcW w:type="dxa" w:w="964"/>
+          </w:tcPr>
+          <w:p>
+            <w:pPr>
+              <w:spacing w:after="0"/>
+              <w:jc w:val="center"/>
+            </w:pPr>
+            <w:r/>
+            <w:r>
+              <w:rPr>
+                <w:rFonts w:ascii="Arial" w:hAnsi="Arial" w:cs="Arial" w:eastAsia="Arial"/>
+                <w:b w:val="0"/>
+                <w:color w:val="000000"/>
+                <w:sz w:val="22"/>
+              </w:rPr>
+              <w:t>✅</w:t>
+            </w:r>
+          </w:p>
+        </w:tc>
+        <w:tc>
+          <w:tcPr>
+            <w:tcW w:type="dxa" w:w="4422"/>
+          </w:tcPr>
+          <w:p>
+            <w:pPr>
+              <w:spacing w:after="0"/>
+              <w:jc w:val="left"/>
+            </w:pPr>
+            <w:r/>
+            <w:r>
+              <w:rPr>
+                <w:rFonts w:ascii="Arial" w:hAnsi="Arial" w:cs="Arial" w:eastAsia="Arial"/>
+                <w:b w:val="0"/>
+                <w:color w:val="000000"/>
+                <w:sz w:val="22"/>
+              </w:rPr>
+              <w:t>Quotations are revised by chat, so the agreed version is unclear. The system keeps every version and requires the Manager's input for revisions.</w:t>
+            </w:r>
+          </w:p>
+        </w:tc>
+      </w:tr>
+      <w:tr>
+        <w:tc>
+          <w:tcPr>
+            <w:tcW w:type="dxa" w:w="2381"/>
+          </w:tcPr>
+          <w:p>
+            <w:pPr>
+              <w:spacing w:after="0"/>
+              <w:jc w:val="left"/>
+            </w:pPr>
+            <w:r/>
+            <w:r>
+              <w:rPr>
+                <w:rFonts w:ascii="Arial" w:hAnsi="Arial" w:cs="Arial" w:eastAsia="Arial"/>
+                <w:b w:val="0"/>
+                <w:color w:val="000000"/>
+                <w:sz w:val="22"/>
+              </w:rPr>
+              <w:t>Candidate checks application status</w:t>
+            </w:r>
+          </w:p>
+        </w:tc>
+        <w:tc>
+          <w:tcPr>
+            <w:tcW w:type="dxa" w:w="1644"/>
+          </w:tcPr>
+          <w:p>
+            <w:pPr>
+              <w:spacing w:after="0"/>
+              <w:jc w:val="center"/>
+            </w:pPr>
+            <w:r/>
+            <w:r>
+              <w:rPr>
+                <w:rFonts w:ascii="Arial" w:hAnsi="Arial" w:cs="Arial" w:eastAsia="Arial"/>
+                <w:b w:val="0"/>
+                <w:color w:val="000000"/>
+                <w:sz w:val="22"/>
+              </w:rPr>
+              <w:t>❌ Not available</w:t>
+            </w:r>
+          </w:p>
+        </w:tc>
+        <w:tc>
+          <w:tcPr>
+            <w:tcW w:type="dxa" w:w="964"/>
+          </w:tcPr>
+          <w:p>
+            <w:pPr>
+              <w:spacing w:after="0"/>
+              <w:jc w:val="center"/>
+            </w:pPr>
+            <w:r/>
+            <w:r>
+              <w:rPr>
+                <w:rFonts w:ascii="Arial" w:hAnsi="Arial" w:cs="Arial" w:eastAsia="Arial"/>
+                <w:b w:val="0"/>
+                <w:color w:val="000000"/>
+                <w:sz w:val="22"/>
+              </w:rPr>
+              <w:t>✅</w:t>
+            </w:r>
+          </w:p>
+        </w:tc>
+        <w:tc>
+          <w:tcPr>
+            <w:tcW w:type="dxa" w:w="4422"/>
+          </w:tcPr>
+          <w:p>
+            <w:pPr>
+              <w:spacing w:after="0"/>
+              <w:jc w:val="left"/>
+            </w:pPr>
+            <w:r/>
+            <w:r>
+              <w:rPr>
+                <w:rFonts w:ascii="Arial" w:hAnsi="Arial" w:cs="Arial" w:eastAsia="Arial"/>
+                <w:b w:val="0"/>
+                <w:color w:val="000000"/>
+                <w:sz w:val="22"/>
+              </w:rPr>
+              <w:t>Candidates must ask their sales. The Partner Portal shows a 7-step tracker with the assigned sales' contact.</w:t>
+            </w:r>
+          </w:p>
+        </w:tc>
+      </w:tr>
+      <w:tr>
+        <w:tc>
+          <w:tcPr>
+            <w:tcW w:type="dxa" w:w="2381"/>
+          </w:tcPr>
+          <w:p>
+            <w:pPr>
+              <w:spacing w:after="0"/>
+              <w:jc w:val="left"/>
+            </w:pPr>
+            <w:r/>
+            <w:r>
+              <w:rPr>
+                <w:rFonts w:ascii="Arial" w:hAnsi="Arial" w:cs="Arial" w:eastAsia="Arial"/>
+                <w:b w:val="0"/>
+                <w:color w:val="000000"/>
+                <w:sz w:val="22"/>
+              </w:rPr>
+              <w:t>Candidate responds to a quotation with a written record</w:t>
+            </w:r>
+          </w:p>
+        </w:tc>
+        <w:tc>
+          <w:tcPr>
+            <w:tcW w:type="dxa" w:w="1644"/>
+          </w:tcPr>
+          <w:p>
+            <w:pPr>
+              <w:spacing w:after="0"/>
+              <w:jc w:val="center"/>
+            </w:pPr>
+            <w:r/>
+            <w:r>
+              <w:rPr>
+                <w:rFonts w:ascii="Arial" w:hAnsi="Arial" w:cs="Arial" w:eastAsia="Arial"/>
+                <w:b w:val="0"/>
+                <w:color w:val="000000"/>
+                <w:sz w:val="22"/>
+              </w:rPr>
+              <w:t>⚠️ Limited</w:t>
+            </w:r>
+          </w:p>
+        </w:tc>
+        <w:tc>
+          <w:tcPr>
+            <w:tcW w:type="dxa" w:w="964"/>
+          </w:tcPr>
+          <w:p>
+            <w:pPr>
+              <w:spacing w:after="0"/>
+              <w:jc w:val="center"/>
+            </w:pPr>
+            <w:r/>
+            <w:r>
+              <w:rPr>
+                <w:rFonts w:ascii="Arial" w:hAnsi="Arial" w:cs="Arial" w:eastAsia="Arial"/>
+                <w:b w:val="0"/>
+                <w:color w:val="000000"/>
+                <w:sz w:val="22"/>
+              </w:rPr>
+              <w:t>✅</w:t>
+            </w:r>
+          </w:p>
+        </w:tc>
+        <w:tc>
+          <w:tcPr>
+            <w:tcW w:type="dxa" w:w="4422"/>
+          </w:tcPr>
+          <w:p>
+            <w:pPr>
+              <w:spacing w:after="0"/>
+              <w:jc w:val="left"/>
+            </w:pPr>
+            <w:r/>
+            <w:r>
+              <w:rPr>
+                <w:rFonts w:ascii="Arial" w:hAnsi="Arial" w:cs="Arial" w:eastAsia="Arial"/>
+                <w:b w:val="0"/>
+                <w:color w:val="000000"/>
+                <w:sz w:val="22"/>
+              </w:rPr>
+              <w:t>Responses come by chat or phone. In the portal, the candidate agrees with an explicit confirmation, requests changes, or withdraws, and each action is recorded.</w:t>
+            </w:r>
+          </w:p>
+        </w:tc>
+      </w:tr>
+      <w:tr>
+        <w:tc>
+          <w:tcPr>
+            <w:tcW w:type="dxa" w:w="2381"/>
+          </w:tcPr>
+          <w:p>
+            <w:pPr>
+              <w:spacing w:after="0"/>
+              <w:jc w:val="left"/>
+            </w:pPr>
+            <w:r/>
+            <w:r>
+              <w:rPr>
+                <w:rFonts w:ascii="Arial" w:hAnsi="Arial" w:cs="Arial" w:eastAsia="Arial"/>
+                <w:b w:val="0"/>
+                <w:color w:val="000000"/>
+                <w:sz w:val="22"/>
+              </w:rPr>
+              <w:t>Trace two-party approval</w:t>
+            </w:r>
+          </w:p>
+        </w:tc>
+        <w:tc>
+          <w:tcPr>
+            <w:tcW w:type="dxa" w:w="1644"/>
+          </w:tcPr>
+          <w:p>
+            <w:pPr>
+              <w:spacing w:after="0"/>
+              <w:jc w:val="center"/>
+            </w:pPr>
+            <w:r/>
+            <w:r>
+              <w:rPr>
+                <w:rFonts w:ascii="Arial" w:hAnsi="Arial" w:cs="Arial" w:eastAsia="Arial"/>
+                <w:b w:val="0"/>
+                <w:color w:val="000000"/>
+                <w:sz w:val="22"/>
+              </w:rPr>
+              <w:t>⚠️ Limited</w:t>
+            </w:r>
+          </w:p>
+        </w:tc>
+        <w:tc>
+          <w:tcPr>
+            <w:tcW w:type="dxa" w:w="964"/>
+          </w:tcPr>
+          <w:p>
+            <w:pPr>
+              <w:spacing w:after="0"/>
+              <w:jc w:val="center"/>
+            </w:pPr>
+            <w:r/>
+            <w:r>
+              <w:rPr>
+                <w:rFonts w:ascii="Arial" w:hAnsi="Arial" w:cs="Arial" w:eastAsia="Arial"/>
+                <w:b w:val="0"/>
+                <w:color w:val="000000"/>
+                <w:sz w:val="22"/>
+              </w:rPr>
+              <w:t>✅</w:t>
+            </w:r>
+          </w:p>
+        </w:tc>
+        <w:tc>
+          <w:tcPr>
+            <w:tcW w:type="dxa" w:w="4422"/>
+          </w:tcPr>
+          <w:p>
+            <w:pPr>
+              <w:spacing w:after="0"/>
+              <w:jc w:val="left"/>
+            </w:pPr>
+            <w:r/>
+            <w:r>
+              <w:rPr>
+                <w:rFonts w:ascii="Arial" w:hAnsi="Arial" w:cs="Arial" w:eastAsia="Arial"/>
+                <w:b w:val="0"/>
+                <w:color w:val="000000"/>
+                <w:sz w:val="22"/>
+              </w:rPr>
+              <w:t>Approval is scattered across chats. The system records approval 1 of 2 (candidate) and 2 of 2 (Manager) in the audit trail.</w:t>
+            </w:r>
+          </w:p>
+        </w:tc>
+      </w:tr>
+      <w:tr>
+        <w:tc>
+          <w:tcPr>
+            <w:tcW w:type="dxa" w:w="2381"/>
+          </w:tcPr>
+          <w:p>
+            <w:pPr>
+              <w:spacing w:after="0"/>
+              <w:jc w:val="left"/>
+            </w:pPr>
+            <w:r/>
+            <w:r>
+              <w:rPr>
+                <w:rFonts w:ascii="Arial" w:hAnsi="Arial" w:cs="Arial" w:eastAsia="Arial"/>
+                <w:b w:val="0"/>
+                <w:color w:val="000000"/>
+                <w:sz w:val="22"/>
+              </w:rPr>
+              <w:t>Monitor target vs achievement during the period</w:t>
+            </w:r>
+          </w:p>
+        </w:tc>
+        <w:tc>
+          <w:tcPr>
+            <w:tcW w:type="dxa" w:w="1644"/>
+          </w:tcPr>
+          <w:p>
+            <w:pPr>
+              <w:spacing w:after="0"/>
+              <w:jc w:val="center"/>
+            </w:pPr>
+            <w:r/>
+            <w:r>
+              <w:rPr>
+                <w:rFonts w:ascii="Arial" w:hAnsi="Arial" w:cs="Arial" w:eastAsia="Arial"/>
+                <w:b w:val="0"/>
+                <w:color w:val="000000"/>
+                <w:sz w:val="22"/>
+              </w:rPr>
+              <w:t>⚠️ Limited</w:t>
+            </w:r>
+          </w:p>
+        </w:tc>
+        <w:tc>
+          <w:tcPr>
+            <w:tcW w:type="dxa" w:w="964"/>
+          </w:tcPr>
+          <w:p>
+            <w:pPr>
+              <w:spacing w:after="0"/>
+              <w:jc w:val="center"/>
+            </w:pPr>
+            <w:r/>
+            <w:r>
+              <w:rPr>
+                <w:rFonts w:ascii="Arial" w:hAnsi="Arial" w:cs="Arial" w:eastAsia="Arial"/>
+                <w:b w:val="0"/>
+                <w:color w:val="000000"/>
+                <w:sz w:val="22"/>
+              </w:rPr>
+              <w:t>✅</w:t>
+            </w:r>
+          </w:p>
+        </w:tc>
+        <w:tc>
+          <w:tcPr>
+            <w:tcW w:type="dxa" w:w="4422"/>
+          </w:tcPr>
+          <w:p>
+            <w:pPr>
+              <w:spacing w:after="0"/>
+              <w:jc w:val="left"/>
+            </w:pPr>
+            <w:r/>
+            <w:r>
+              <w:rPr>
+                <w:rFonts w:ascii="Arial" w:hAnsi="Arial" w:cs="Arial" w:eastAsia="Arial"/>
+                <w:b w:val="0"/>
+                <w:color w:val="000000"/>
+                <w:sz w:val="22"/>
+              </w:rPr>
+              <w:t>Targets are checked in a spreadsheet at the end of the month. The system shows achievement against the target to date, per sales and per package.</w:t>
+            </w:r>
+          </w:p>
+        </w:tc>
+      </w:tr>
+      <w:tr>
+        <w:tc>
+          <w:tcPr>
+            <w:tcW w:type="dxa" w:w="2381"/>
+          </w:tcPr>
+          <w:p>
+            <w:pPr>
+              <w:spacing w:after="0"/>
+              <w:jc w:val="left"/>
+            </w:pPr>
+            <w:r/>
+            <w:r>
+              <w:rPr>
+                <w:rFonts w:ascii="Arial" w:hAnsi="Arial" w:cs="Arial" w:eastAsia="Arial"/>
+                <w:b w:val="0"/>
+                <w:color w:val="000000"/>
+                <w:sz w:val="22"/>
+              </w:rPr>
+              <w:t>Keep an audit trail and document access log (UU PDP)</w:t>
+            </w:r>
+          </w:p>
+        </w:tc>
+        <w:tc>
+          <w:tcPr>
+            <w:tcW w:type="dxa" w:w="1644"/>
+          </w:tcPr>
+          <w:p>
+            <w:pPr>
+              <w:spacing w:after="0"/>
+              <w:jc w:val="center"/>
+            </w:pPr>
+            <w:r/>
+            <w:r>
+              <w:rPr>
+                <w:rFonts w:ascii="Arial" w:hAnsi="Arial" w:cs="Arial" w:eastAsia="Arial"/>
+                <w:b w:val="0"/>
+                <w:color w:val="000000"/>
+                <w:sz w:val="22"/>
+              </w:rPr>
+              <w:t>❌ Not available</w:t>
+            </w:r>
+          </w:p>
+        </w:tc>
+        <w:tc>
+          <w:tcPr>
+            <w:tcW w:type="dxa" w:w="964"/>
+          </w:tcPr>
+          <w:p>
+            <w:pPr>
+              <w:spacing w:after="0"/>
+              <w:jc w:val="center"/>
+            </w:pPr>
+            <w:r/>
+            <w:r>
+              <w:rPr>
+                <w:rFonts w:ascii="Arial" w:hAnsi="Arial" w:cs="Arial" w:eastAsia="Arial"/>
+                <w:b w:val="0"/>
+                <w:color w:val="000000"/>
+                <w:sz w:val="22"/>
+              </w:rPr>
+              <w:t>✅</w:t>
+            </w:r>
+          </w:p>
+        </w:tc>
+        <w:tc>
+          <w:tcPr>
+            <w:tcW w:type="dxa" w:w="4422"/>
+          </w:tcPr>
+          <w:p>
+            <w:pPr>
+              <w:spacing w:after="0"/>
+              <w:jc w:val="left"/>
+            </w:pPr>
+            <w:r/>
+            <w:r>
+              <w:rPr>
+                <w:rFonts w:ascii="Arial" w:hAnsi="Arial" w:cs="Arial" w:eastAsia="Arial"/>
+                <w:b w:val="0"/>
+                <w:color w:val="000000"/>
+                <w:sz w:val="22"/>
+              </w:rPr>
+              <w:t>There is no record of who saw candidate data. The system logs every action and document access.</w:t>
             </w:r>
           </w:p>
         </w:tc>

--- a/prd/EDTS APM 2027 - Nadia Rahma Prasanti - Universitas Indonesia.docx
+++ b/prd/EDTS APM 2027 - Nadia Rahma Prasanti - Universitas Indonesia.docx
@@ -91,22 +91,6 @@
           <w:color w:val="000000"/>
           <w:sz w:val="22"/>
         </w:rPr>
-        <w:t>Industry context</w:t>
-      </w:r>
-    </w:p>
-    <w:p>
-      <w:pPr>
-        <w:pStyle w:val="ListBullet2"/>
-        <w:spacing w:after="0"/>
-        <w:jc w:val="left"/>
-      </w:pPr>
-      <w:r>
-        <w:rPr>
-          <w:rFonts w:ascii="Arial" w:hAnsi="Arial" w:cs="Arial" w:eastAsia="Arial"/>
-          <w:b w:val="0"/>
-          <w:color w:val="000000"/>
-          <w:sz w:val="22"/>
-        </w:rPr>
         <w:t>Pain points</w:t>
       </w:r>
     </w:p>
@@ -139,7 +123,7 @@
           <w:color w:val="000000"/>
           <w:sz w:val="22"/>
         </w:rPr>
-        <w:t>Goals and Success Metrics</w:t>
+        <w:t>Success Metrics</w:t>
       </w:r>
     </w:p>
     <w:p>
@@ -187,7 +171,7 @@
           <w:color w:val="000000"/>
           <w:sz w:val="22"/>
         </w:rPr>
-        <w:t>Stages and deadlines</w:t>
+        <w:t>Stages</w:t>
       </w:r>
     </w:p>
     <w:p>
@@ -347,7 +331,7 @@
           <w:color w:val="000000"/>
           <w:sz w:val="22"/>
         </w:rPr>
-        <w:t>Feature G: Tasks and Automatic Reminders</w:t>
+        <w:t>Feature G: Tasks and Reminders</w:t>
       </w:r>
     </w:p>
     <w:p>
@@ -363,7 +347,7 @@
           <w:color w:val="000000"/>
           <w:sz w:val="22"/>
         </w:rPr>
-        <w:t>Feature H: Target vs Achievement and Sales Performance</w:t>
+        <w:t>Feature H: Target and Sales Performance</w:t>
       </w:r>
     </w:p>
     <w:p>
@@ -491,22 +475,6 @@
           <w:color w:val="000000"/>
           <w:sz w:val="22"/>
         </w:rPr>
-        <w:t>Risks and Open Questions</w:t>
-      </w:r>
-    </w:p>
-    <w:p>
-      <w:pPr>
-        <w:pStyle w:val="ListBullet"/>
-        <w:spacing w:after="0"/>
-        <w:jc w:val="left"/>
-      </w:pPr>
-      <w:r>
-        <w:rPr>
-          <w:rFonts w:ascii="Arial" w:hAnsi="Arial" w:cs="Arial" w:eastAsia="Arial"/>
-          <w:b w:val="0"/>
-          <w:color w:val="000000"/>
-          <w:sz w:val="22"/>
-        </w:rPr>
         <w:t>Use of AI</w:t>
       </w:r>
     </w:p>
@@ -581,7 +549,7 @@
           <w:color w:val="000000"/>
           <w:sz w:val="22"/>
         </w:rPr>
-        <w:t xml:space="preserve"> is a web application that digitalizes and centralizes the partnership process between Kopi Koma (fictitious name), a local coffee franchisor, and its candidate franchisees, from the first application until the partnership is approved by both parties. The product consists of two connected applications:</w:t>
+        <w:t xml:space="preserve"> is a web application that digitalizes and centralizes the partnership process between Kopi Koma (fictitious name), a local coffee franchisor, and its candidate franchisees, from the first application until the partnership is approved by both parties. It consists of two connected applications:</w:t>
       </w:r>
     </w:p>
     <w:p>
@@ -605,7 +573,7 @@
           <w:color w:val="000000"/>
           <w:sz w:val="22"/>
         </w:rPr>
-        <w:t>: used by the internal team (Sales, Reviewer, Manager, Super Admin) to capture and assign leads, process each stage of the 8-stage pipeline, give final approval, and monitor sales targets.</w:t>
+        <w:t>: used by Sales, Reviewer, Manager, and Super Admin to capture and assign leads, process each pipeline stage, give final approval, and monitor targets.</w:t>
       </w:r>
     </w:p>
     <w:p>
@@ -629,7 +597,7 @@
           <w:color w:val="000000"/>
           <w:sz w:val="22"/>
         </w:rPr>
-        <w:t>: used by candidate franchisees to register, track the status of their application, and respond to quotations.</w:t>
+        <w:t>: used by candidate franchisees to register, track their application, and respond to quotations.</w:t>
       </w:r>
     </w:p>
     <w:p>
@@ -643,7 +611,7 @@
           <w:color w:val="000000"/>
           <w:sz w:val="22"/>
         </w:rPr>
-        <w:t>This product addresses three core pain points: leads scattered across WhatsApp chats and personal spreadsheets with no central record; applications that get stuck because no stage has a clear owner or deadline; and quotations and approvals negotiated by chat with no traceable agreement.</w:t>
+        <w:t>It addresses three core pain points: leads scattered across WhatsApp and personal spreadsheets, applications stuck with no clear owner or deadline, and quotations approved by chat with no traceable agreement.</w:t>
       </w:r>
     </w:p>
     <w:p>
@@ -657,7 +625,7 @@
           <w:color w:val="000000"/>
           <w:sz w:val="22"/>
         </w:rPr>
-        <w:t>Activities after both parties approve, such as signing the franchise agreement, opening the outlet, and collecting royalty, are out of scope. Signing the agreement through Privy (electronic signature) is referenced only as the next step after approval.</w:t>
+        <w:t>Out of scope: everything after both parties approve (agreement signing, outlet opening, royalty). Signing through Privy is shown only as the next step.</w:t>
       </w:r>
     </w:p>
     <w:p>
@@ -852,7 +820,7 @@
                 <w:color w:val="000000"/>
                 <w:sz w:val="22"/>
               </w:rPr>
-              <w:t>Kopi Koma (fictitious name), a local "kopi kekinian" (grab-and-go coffee) brand with around 80 outlets in Greater Jakarta, Bandung, and Central Java</w:t>
+              <w:t>Kopi Koma (fictitious), a local grab-and-go coffee brand with around 80 outlets</w:t>
             </w:r>
           </w:p>
         </w:tc>
@@ -905,7 +873,7 @@
                 <w:color w:val="000000"/>
                 <w:sz w:val="22"/>
               </w:rPr>
-              <w:t xml:space="preserve"> (coffee cart): Rp 45,000,000, no royalty, payback 6 to 9 months. </w:t>
+              <w:t xml:space="preserve"> (cart): Rp 45 million, no royalty (earns from mandatory raw material supply instead). </w:t>
             </w:r>
             <w:r>
               <w:rPr>
@@ -923,7 +891,7 @@
                 <w:color w:val="000000"/>
                 <w:sz w:val="22"/>
               </w:rPr>
-              <w:t>: Rp 450,000,000, royalty 5% of monthly revenue, payback 18 to 24 months</w:t>
+              <w:t>: Rp 450 million, 5% monthly royalty</w:t>
             </w:r>
           </w:p>
         </w:tc>
@@ -946,7 +914,7 @@
                 <w:color w:val="000000"/>
                 <w:sz w:val="22"/>
               </w:rPr>
-              <w:t>Why Gerobak has no royalty</w:t>
+              <w:t>Team</w:t>
             </w:r>
           </w:p>
         </w:tc>
@@ -967,7 +935,7 @@
                 <w:color w:val="000000"/>
                 <w:sz w:val="22"/>
               </w:rPr>
-              <w:t>Gerobak partners must buy raw materials (coffee, milk, syrup, cups) from Kopi Koma, so the franchisor earns from the supply margin. This keeps the entry package affordable and avoids auditing revenue reports from many small carts. Cafe pays royalty because its revenue is larger and it uses the brand more intensively.</w:t>
+              <w:t>1 Manager, 4 Sales (2 senior, 2 junior, one region each), 2 Reviewers, 1 Super Admin</w:t>
             </w:r>
           </w:p>
         </w:tc>
@@ -990,7 +958,7 @@
                 <w:color w:val="000000"/>
                 <w:sz w:val="22"/>
               </w:rPr>
-              <w:t>Team</w:t>
+              <w:t>Target</w:t>
             </w:r>
           </w:p>
         </w:tc>
@@ -1011,7 +979,7 @@
                 <w:color w:val="000000"/>
                 <w:sz w:val="22"/>
               </w:rPr>
-              <w:t>1 Manager, 4 Sales (2 senior, 2 junior, one region each), 2 Reviewers, 1 Super Admin</w:t>
+              <w:t>120 new outlets per year (72 Gerobak, 48 Cafe), a stretch target</w:t>
             </w:r>
           </w:p>
         </w:tc>
@@ -1034,7 +1002,7 @@
                 <w:color w:val="000000"/>
                 <w:sz w:val="22"/>
               </w:rPr>
-              <w:t>Sales regions</w:t>
+              <w:t>Revenue</w:t>
             </w:r>
           </w:p>
         </w:tc>
@@ -1055,95 +1023,7 @@
                 <w:color w:val="000000"/>
                 <w:sz w:val="22"/>
               </w:rPr>
-              <w:t>Rendi: Greater Tangerang. Putri: Jakarta, Bogor, Depok, Bekasi, Cikarang. Agus: Greater Bandung. Wulan: Central Java</w:t>
-            </w:r>
-          </w:p>
-        </w:tc>
-      </w:tr>
-      <w:tr>
-        <w:tc>
-          <w:tcPr>
-            <w:tcW w:type="dxa" w:w="4873"/>
-          </w:tcPr>
-          <w:p>
-            <w:pPr>
-              <w:spacing w:after="0"/>
-              <w:jc w:val="left"/>
-            </w:pPr>
-            <w:r/>
-            <w:r>
-              <w:rPr>
-                <w:rFonts w:ascii="Arial" w:hAnsi="Arial" w:cs="Arial" w:eastAsia="Arial"/>
-                <w:b w:val="0"/>
-                <w:color w:val="000000"/>
-                <w:sz w:val="22"/>
-              </w:rPr>
-              <w:t>Expansion target</w:t>
-            </w:r>
-          </w:p>
-        </w:tc>
-        <w:tc>
-          <w:tcPr>
-            <w:tcW w:type="dxa" w:w="4873"/>
-          </w:tcPr>
-          <w:p>
-            <w:pPr>
-              <w:spacing w:after="0"/>
-              <w:jc w:val="left"/>
-            </w:pPr>
-            <w:r/>
-            <w:r>
-              <w:rPr>
-                <w:rFonts w:ascii="Arial" w:hAnsi="Arial" w:cs="Arial" w:eastAsia="Arial"/>
-                <w:b w:val="0"/>
-                <w:color w:val="000000"/>
-                <w:sz w:val="22"/>
-              </w:rPr>
-              <w:t>120 new outlets per year (72 Gerobak, 48 Cafe). This is a stretch target, more aggressive than what comparable brands have publicly shown.</w:t>
-            </w:r>
-          </w:p>
-        </w:tc>
-      </w:tr>
-      <w:tr>
-        <w:tc>
-          <w:tcPr>
-            <w:tcW w:type="dxa" w:w="4873"/>
-          </w:tcPr>
-          <w:p>
-            <w:pPr>
-              <w:spacing w:after="0"/>
-              <w:jc w:val="left"/>
-            </w:pPr>
-            <w:r/>
-            <w:r>
-              <w:rPr>
-                <w:rFonts w:ascii="Arial" w:hAnsi="Arial" w:cs="Arial" w:eastAsia="Arial"/>
-                <w:b w:val="0"/>
-                <w:color w:val="000000"/>
-                <w:sz w:val="22"/>
-              </w:rPr>
-              <w:t>Revenue definition</w:t>
-            </w:r>
-          </w:p>
-        </w:tc>
-        <w:tc>
-          <w:tcPr>
-            <w:tcW w:type="dxa" w:w="4873"/>
-          </w:tcPr>
-          <w:p>
-            <w:pPr>
-              <w:spacing w:after="0"/>
-              <w:jc w:val="left"/>
-            </w:pPr>
-            <w:r/>
-            <w:r>
-              <w:rPr>
-                <w:rFonts w:ascii="Arial" w:hAnsi="Arial" w:cs="Arial" w:eastAsia="Arial"/>
-                <w:b w:val="0"/>
-                <w:color w:val="000000"/>
-                <w:sz w:val="22"/>
-              </w:rPr>
-              <w:t>Deal value of approved partnership packages after discount. Royalty is not counted because it happens after the outlet opens.</w:t>
+              <w:t>Deal value of approved packages after discount. Royalty is not counted.</w:t>
             </w:r>
           </w:p>
         </w:tc>
@@ -1153,20 +1033,6 @@
       <w:pPr>
         <w:spacing w:after="0"/>
       </w:pPr>
-    </w:p>
-    <w:p>
-      <w:pPr>
-        <w:pStyle w:val="Heading2"/>
-      </w:pPr>
-      <w:r>
-        <w:rPr>
-          <w:rFonts w:ascii="Arial" w:hAnsi="Arial" w:cs="Arial" w:eastAsia="Arial"/>
-          <w:b/>
-          <w:color w:val="000000"/>
-          <w:sz w:val="24"/>
-        </w:rPr>
-        <w:t>Industry context</w:t>
-      </w:r>
     </w:p>
     <w:p>
       <w:pPr>
@@ -1179,7 +1045,7 @@
           <w:color w:val="000000"/>
           <w:sz w:val="22"/>
         </w:rPr>
-        <w:t>Franchising is the main expansion channel for Indonesian F&amp;B brands. As of February 2025, the Ministry of Trade recorded 311 franchisors with a Franchise Registration Certificate (STPW), 157 domestic and 154 foreign, and the culinary sector accounted for 47.77% of them [1][2]. This is a share of registered franchisors, not of outlets or revenue. In the coffee category, TOFFIN and MIX MarComm (SWA Media Group) found that chain coffee shops in major cities grew from around 1,000 outlets in 2016 to more than 2,950 in August 2019 [3][4]. The point is not that the market is booming, but that brands in this category grow by opening outlets through franchise partners, which makes the partnership process a core business process.</w:t>
+        <w:t>Franchising is the main expansion channel for Indonesian F&amp;B: the culinary sector makes up 47.77% of the 311 registered franchisors as of February 2025 [1][2], and chain coffee shops grew from around 1,000 outlets in 2016 to over 2,950 in 2019 [3][4]. For a brand like Kopi Koma, the partnership process is therefore a core business process.</w:t>
       </w:r>
     </w:p>
     <w:p>
@@ -1203,15 +1069,14 @@
         <w:tblLook w:firstColumn="1" w:firstRow="1" w:lastColumn="0" w:lastRow="0" w:noHBand="0" w:noVBand="1" w:val="04A0"/>
       </w:tblPr>
       <w:tblGrid>
-        <w:gridCol w:w="2436"/>
-        <w:gridCol w:w="2436"/>
-        <w:gridCol w:w="2436"/>
-        <w:gridCol w:w="2436"/>
+        <w:gridCol w:w="3249"/>
+        <w:gridCol w:w="3249"/>
+        <w:gridCol w:w="3249"/>
       </w:tblGrid>
       <w:tr>
         <w:tc>
           <w:tcPr>
-            <w:tcW w:type="dxa" w:w="2436"/>
+            <w:tcW w:type="dxa" w:w="3249"/>
             <w:shd w:val="clear" w:color="auto" w:fill="E7E2DA"/>
           </w:tcPr>
           <w:p>
@@ -1233,7 +1098,7 @@
         </w:tc>
         <w:tc>
           <w:tcPr>
-            <w:tcW w:type="dxa" w:w="2436"/>
+            <w:tcW w:type="dxa" w:w="3249"/>
             <w:shd w:val="clear" w:color="auto" w:fill="E7E2DA"/>
           </w:tcPr>
           <w:p>
@@ -1255,29 +1120,7 @@
         </w:tc>
         <w:tc>
           <w:tcPr>
-            <w:tcW w:type="dxa" w:w="2436"/>
-            <w:shd w:val="clear" w:color="auto" w:fill="E7E2DA"/>
-          </w:tcPr>
-          <w:p>
-            <w:pPr>
-              <w:spacing w:after="0"/>
-              <w:jc w:val="left"/>
-            </w:pPr>
-            <w:r/>
-            <w:r>
-              <w:rPr>
-                <w:rFonts w:ascii="Arial" w:hAnsi="Arial" w:cs="Arial" w:eastAsia="Arial"/>
-                <w:b/>
-                <w:color w:val="000000"/>
-                <w:sz w:val="22"/>
-              </w:rPr>
-              <w:t>Who feels it</w:t>
-            </w:r>
-          </w:p>
-        </w:tc>
-        <w:tc>
-          <w:tcPr>
-            <w:tcW w:type="dxa" w:w="2436"/>
+            <w:tcW w:type="dxa" w:w="3249"/>
             <w:shd w:val="clear" w:color="auto" w:fill="E7E2DA"/>
           </w:tcPr>
           <w:p>
@@ -1301,7 +1144,7 @@
       <w:tr>
         <w:tc>
           <w:tcPr>
-            <w:tcW w:type="dxa" w:w="2436"/>
+            <w:tcW w:type="dxa" w:w="3249"/>
           </w:tcPr>
           <w:p>
             <w:pPr>
@@ -1322,64 +1165,43 @@
         </w:tc>
         <w:tc>
           <w:tcPr>
-            <w:tcW w:type="dxa" w:w="2436"/>
-          </w:tcPr>
-          <w:p>
-            <w:pPr>
-              <w:spacing w:after="0"/>
-              <w:jc w:val="left"/>
-            </w:pPr>
-            <w:r/>
-            <w:r>
-              <w:rPr>
-                <w:rFonts w:ascii="Arial" w:hAnsi="Arial" w:cs="Arial" w:eastAsia="Arial"/>
-                <w:b w:val="0"/>
-                <w:color w:val="000000"/>
-                <w:sz w:val="22"/>
-              </w:rPr>
-              <w:t>Leads are scattered and not centralized: they come from exhibitions, referrals, Instagram, the website, and walk-ins, and end up in each sales' WhatsApp chats, personal notes, and separate spreadsheets.</w:t>
-            </w:r>
-          </w:p>
-        </w:tc>
-        <w:tc>
-          <w:tcPr>
-            <w:tcW w:type="dxa" w:w="2436"/>
-          </w:tcPr>
-          <w:p>
-            <w:pPr>
-              <w:spacing w:after="0"/>
-              <w:jc w:val="left"/>
-            </w:pPr>
-            <w:r/>
-            <w:r>
-              <w:rPr>
-                <w:rFonts w:ascii="Arial" w:hAnsi="Arial" w:cs="Arial" w:eastAsia="Arial"/>
-                <w:b w:val="0"/>
-                <w:color w:val="000000"/>
-                <w:sz w:val="22"/>
-              </w:rPr>
-              <w:t>Sales, Manager</w:t>
-            </w:r>
-          </w:p>
-        </w:tc>
-        <w:tc>
-          <w:tcPr>
-            <w:tcW w:type="dxa" w:w="2436"/>
-          </w:tcPr>
-          <w:p>
-            <w:pPr>
-              <w:spacing w:after="0"/>
-              <w:jc w:val="left"/>
-            </w:pPr>
-            <w:r/>
-            <w:r>
-              <w:rPr>
-                <w:rFonts w:ascii="Arial" w:hAnsi="Arial" w:cs="Arial" w:eastAsia="Arial"/>
-                <w:b w:val="0"/>
-                <w:color w:val="000000"/>
-                <w:sz w:val="22"/>
-              </w:rPr>
-              <w:t>Leads are followed up late or forgotten, two sales contact the same candidate, and data is lost when a sales leaves.</w:t>
+            <w:tcW w:type="dxa" w:w="3249"/>
+          </w:tcPr>
+          <w:p>
+            <w:pPr>
+              <w:spacing w:after="0"/>
+              <w:jc w:val="left"/>
+            </w:pPr>
+            <w:r/>
+            <w:r>
+              <w:rPr>
+                <w:rFonts w:ascii="Arial" w:hAnsi="Arial" w:cs="Arial" w:eastAsia="Arial"/>
+                <w:b w:val="0"/>
+                <w:color w:val="000000"/>
+                <w:sz w:val="22"/>
+              </w:rPr>
+              <w:t>Leads are scattered and not centralized: they live in each sales' WhatsApp, notes, and spreadsheets.</w:t>
+            </w:r>
+          </w:p>
+        </w:tc>
+        <w:tc>
+          <w:tcPr>
+            <w:tcW w:type="dxa" w:w="3249"/>
+          </w:tcPr>
+          <w:p>
+            <w:pPr>
+              <w:spacing w:after="0"/>
+              <w:jc w:val="left"/>
+            </w:pPr>
+            <w:r/>
+            <w:r>
+              <w:rPr>
+                <w:rFonts w:ascii="Arial" w:hAnsi="Arial" w:cs="Arial" w:eastAsia="Arial"/>
+                <w:b w:val="0"/>
+                <w:color w:val="000000"/>
+                <w:sz w:val="22"/>
+              </w:rPr>
+              <w:t>Leads are forgotten, two sales contact the same candidate, data is lost when a sales leaves.</w:t>
             </w:r>
           </w:p>
         </w:tc>
@@ -1387,7 +1209,7 @@
       <w:tr>
         <w:tc>
           <w:tcPr>
-            <w:tcW w:type="dxa" w:w="2436"/>
+            <w:tcW w:type="dxa" w:w="3249"/>
           </w:tcPr>
           <w:p>
             <w:pPr>
@@ -1408,64 +1230,43 @@
         </w:tc>
         <w:tc>
           <w:tcPr>
-            <w:tcW w:type="dxa" w:w="2436"/>
-          </w:tcPr>
-          <w:p>
-            <w:pPr>
-              <w:spacing w:after="0"/>
-              <w:jc w:val="left"/>
-            </w:pPr>
-            <w:r/>
-            <w:r>
-              <w:rPr>
-                <w:rFonts w:ascii="Arial" w:hAnsi="Arial" w:cs="Arial" w:eastAsia="Arial"/>
-                <w:b w:val="0"/>
-                <w:color w:val="000000"/>
-                <w:sz w:val="22"/>
-              </w:rPr>
-              <w:t>Candidates do not know where their application stands and must keep asking their sales.</w:t>
-            </w:r>
-          </w:p>
-        </w:tc>
-        <w:tc>
-          <w:tcPr>
-            <w:tcW w:type="dxa" w:w="2436"/>
-          </w:tcPr>
-          <w:p>
-            <w:pPr>
-              <w:spacing w:after="0"/>
-              <w:jc w:val="left"/>
-            </w:pPr>
-            <w:r/>
-            <w:r>
-              <w:rPr>
-                <w:rFonts w:ascii="Arial" w:hAnsi="Arial" w:cs="Arial" w:eastAsia="Arial"/>
-                <w:b w:val="0"/>
-                <w:color w:val="000000"/>
-                <w:sz w:val="22"/>
-              </w:rPr>
-              <w:t>Candidate, Sales</w:t>
-            </w:r>
-          </w:p>
-        </w:tc>
-        <w:tc>
-          <w:tcPr>
-            <w:tcW w:type="dxa" w:w="2436"/>
-          </w:tcPr>
-          <w:p>
-            <w:pPr>
-              <w:spacing w:after="0"/>
-              <w:jc w:val="left"/>
-            </w:pPr>
-            <w:r/>
-            <w:r>
-              <w:rPr>
-                <w:rFonts w:ascii="Arial" w:hAnsi="Arial" w:cs="Arial" w:eastAsia="Arial"/>
-                <w:b w:val="0"/>
-                <w:color w:val="000000"/>
-                <w:sz w:val="22"/>
-              </w:rPr>
-              <w:t>Poor candidate experience. Serious candidates may move to a competitor.</w:t>
+            <w:tcW w:type="dxa" w:w="3249"/>
+          </w:tcPr>
+          <w:p>
+            <w:pPr>
+              <w:spacing w:after="0"/>
+              <w:jc w:val="left"/>
+            </w:pPr>
+            <w:r/>
+            <w:r>
+              <w:rPr>
+                <w:rFonts w:ascii="Arial" w:hAnsi="Arial" w:cs="Arial" w:eastAsia="Arial"/>
+                <w:b w:val="0"/>
+                <w:color w:val="000000"/>
+                <w:sz w:val="22"/>
+              </w:rPr>
+              <w:t>Candidates do not know their application status.</w:t>
+            </w:r>
+          </w:p>
+        </w:tc>
+        <w:tc>
+          <w:tcPr>
+            <w:tcW w:type="dxa" w:w="3249"/>
+          </w:tcPr>
+          <w:p>
+            <w:pPr>
+              <w:spacing w:after="0"/>
+              <w:jc w:val="left"/>
+            </w:pPr>
+            <w:r/>
+            <w:r>
+              <w:rPr>
+                <w:rFonts w:ascii="Arial" w:hAnsi="Arial" w:cs="Arial" w:eastAsia="Arial"/>
+                <w:b w:val="0"/>
+                <w:color w:val="000000"/>
+                <w:sz w:val="22"/>
+              </w:rPr>
+              <w:t>They keep asking sales, and serious candidates may leave.</w:t>
             </w:r>
           </w:p>
         </w:tc>
@@ -1473,7 +1274,7 @@
       <w:tr>
         <w:tc>
           <w:tcPr>
-            <w:tcW w:type="dxa" w:w="2436"/>
+            <w:tcW w:type="dxa" w:w="3249"/>
           </w:tcPr>
           <w:p>
             <w:pPr>
@@ -1494,64 +1295,43 @@
         </w:tc>
         <w:tc>
           <w:tcPr>
-            <w:tcW w:type="dxa" w:w="2436"/>
-          </w:tcPr>
-          <w:p>
-            <w:pPr>
-              <w:spacing w:after="0"/>
-              <w:jc w:val="left"/>
-            </w:pPr>
-            <w:r/>
-            <w:r>
-              <w:rPr>
-                <w:rFonts w:ascii="Arial" w:hAnsi="Arial" w:cs="Arial" w:eastAsia="Arial"/>
-                <w:b w:val="0"/>
-                <w:color w:val="000000"/>
-                <w:sz w:val="22"/>
-              </w:rPr>
-              <w:t>Quotations, discounts, and change requests are negotiated by chat.</w:t>
-            </w:r>
-          </w:p>
-        </w:tc>
-        <w:tc>
-          <w:tcPr>
-            <w:tcW w:type="dxa" w:w="2436"/>
-          </w:tcPr>
-          <w:p>
-            <w:pPr>
-              <w:spacing w:after="0"/>
-              <w:jc w:val="left"/>
-            </w:pPr>
-            <w:r/>
-            <w:r>
-              <w:rPr>
-                <w:rFonts w:ascii="Arial" w:hAnsi="Arial" w:cs="Arial" w:eastAsia="Arial"/>
-                <w:b w:val="0"/>
-                <w:color w:val="000000"/>
-                <w:sz w:val="22"/>
-              </w:rPr>
-              <w:t>Sales, Manager, Candidate</w:t>
-            </w:r>
-          </w:p>
-        </w:tc>
-        <w:tc>
-          <w:tcPr>
-            <w:tcW w:type="dxa" w:w="2436"/>
-          </w:tcPr>
-          <w:p>
-            <w:pPr>
-              <w:spacing w:after="0"/>
-              <w:jc w:val="left"/>
-            </w:pPr>
-            <w:r/>
-            <w:r>
-              <w:rPr>
-                <w:rFonts w:ascii="Arial" w:hAnsi="Arial" w:cs="Arial" w:eastAsia="Arial"/>
-                <w:b w:val="0"/>
-                <w:color w:val="000000"/>
-                <w:sz w:val="22"/>
-              </w:rPr>
-              <w:t>No single agreed version, and approvals cannot be traced.</w:t>
+            <w:tcW w:type="dxa" w:w="3249"/>
+          </w:tcPr>
+          <w:p>
+            <w:pPr>
+              <w:spacing w:after="0"/>
+              <w:jc w:val="left"/>
+            </w:pPr>
+            <w:r/>
+            <w:r>
+              <w:rPr>
+                <w:rFonts w:ascii="Arial" w:hAnsi="Arial" w:cs="Arial" w:eastAsia="Arial"/>
+                <w:b w:val="0"/>
+                <w:color w:val="000000"/>
+                <w:sz w:val="22"/>
+              </w:rPr>
+              <w:t>Quotations and approvals are negotiated by chat.</w:t>
+            </w:r>
+          </w:p>
+        </w:tc>
+        <w:tc>
+          <w:tcPr>
+            <w:tcW w:type="dxa" w:w="3249"/>
+          </w:tcPr>
+          <w:p>
+            <w:pPr>
+              <w:spacing w:after="0"/>
+              <w:jc w:val="left"/>
+            </w:pPr>
+            <w:r/>
+            <w:r>
+              <w:rPr>
+                <w:rFonts w:ascii="Arial" w:hAnsi="Arial" w:cs="Arial" w:eastAsia="Arial"/>
+                <w:b w:val="0"/>
+                <w:color w:val="000000"/>
+                <w:sz w:val="22"/>
+              </w:rPr>
+              <w:t>No single agreed version, approvals cannot be traced.</w:t>
             </w:r>
           </w:p>
         </w:tc>
@@ -1559,7 +1339,7 @@
       <w:tr>
         <w:tc>
           <w:tcPr>
-            <w:tcW w:type="dxa" w:w="2436"/>
+            <w:tcW w:type="dxa" w:w="3249"/>
           </w:tcPr>
           <w:p>
             <w:pPr>
@@ -1580,64 +1360,43 @@
         </w:tc>
         <w:tc>
           <w:tcPr>
-            <w:tcW w:type="dxa" w:w="2436"/>
-          </w:tcPr>
-          <w:p>
-            <w:pPr>
-              <w:spacing w:after="0"/>
-              <w:jc w:val="left"/>
-            </w:pPr>
-            <w:r/>
-            <w:r>
-              <w:rPr>
-                <w:rFonts w:ascii="Arial" w:hAnsi="Arial" w:cs="Arial" w:eastAsia="Arial"/>
-                <w:b w:val="0"/>
-                <w:color w:val="000000"/>
-                <w:sz w:val="22"/>
-              </w:rPr>
-              <w:t>No deadline per stage and no visibility of bottlenecks.</w:t>
-            </w:r>
-          </w:p>
-        </w:tc>
-        <w:tc>
-          <w:tcPr>
-            <w:tcW w:type="dxa" w:w="2436"/>
-          </w:tcPr>
-          <w:p>
-            <w:pPr>
-              <w:spacing w:after="0"/>
-              <w:jc w:val="left"/>
-            </w:pPr>
-            <w:r/>
-            <w:r>
-              <w:rPr>
-                <w:rFonts w:ascii="Arial" w:hAnsi="Arial" w:cs="Arial" w:eastAsia="Arial"/>
-                <w:b w:val="0"/>
-                <w:color w:val="000000"/>
-                <w:sz w:val="22"/>
-              </w:rPr>
-              <w:t>Manager</w:t>
-            </w:r>
-          </w:p>
-        </w:tc>
-        <w:tc>
-          <w:tcPr>
-            <w:tcW w:type="dxa" w:w="2436"/>
-          </w:tcPr>
-          <w:p>
-            <w:pPr>
-              <w:spacing w:after="0"/>
-              <w:jc w:val="left"/>
-            </w:pPr>
-            <w:r/>
-            <w:r>
-              <w:rPr>
-                <w:rFonts w:ascii="Arial" w:hAnsi="Arial" w:cs="Arial" w:eastAsia="Arial"/>
-                <w:b w:val="0"/>
-                <w:color w:val="000000"/>
-                <w:sz w:val="22"/>
-              </w:rPr>
-              <w:t>Applications stay stuck for weeks unnoticed.</w:t>
+            <w:tcW w:type="dxa" w:w="3249"/>
+          </w:tcPr>
+          <w:p>
+            <w:pPr>
+              <w:spacing w:after="0"/>
+              <w:jc w:val="left"/>
+            </w:pPr>
+            <w:r/>
+            <w:r>
+              <w:rPr>
+                <w:rFonts w:ascii="Arial" w:hAnsi="Arial" w:cs="Arial" w:eastAsia="Arial"/>
+                <w:b w:val="0"/>
+                <w:color w:val="000000"/>
+                <w:sz w:val="22"/>
+              </w:rPr>
+              <w:t>No deadline per stage.</w:t>
+            </w:r>
+          </w:p>
+        </w:tc>
+        <w:tc>
+          <w:tcPr>
+            <w:tcW w:type="dxa" w:w="3249"/>
+          </w:tcPr>
+          <w:p>
+            <w:pPr>
+              <w:spacing w:after="0"/>
+              <w:jc w:val="left"/>
+            </w:pPr>
+            <w:r/>
+            <w:r>
+              <w:rPr>
+                <w:rFonts w:ascii="Arial" w:hAnsi="Arial" w:cs="Arial" w:eastAsia="Arial"/>
+                <w:b w:val="0"/>
+                <w:color w:val="000000"/>
+                <w:sz w:val="22"/>
+              </w:rPr>
+              <w:t>Applications get stuck unnoticed.</w:t>
             </w:r>
           </w:p>
         </w:tc>
@@ -1645,7 +1404,7 @@
       <w:tr>
         <w:tc>
           <w:tcPr>
-            <w:tcW w:type="dxa" w:w="2436"/>
+            <w:tcW w:type="dxa" w:w="3249"/>
           </w:tcPr>
           <w:p>
             <w:pPr>
@@ -1666,64 +1425,43 @@
         </w:tc>
         <w:tc>
           <w:tcPr>
-            <w:tcW w:type="dxa" w:w="2436"/>
-          </w:tcPr>
-          <w:p>
-            <w:pPr>
-              <w:spacing w:after="0"/>
-              <w:jc w:val="left"/>
-            </w:pPr>
-            <w:r/>
-            <w:r>
-              <w:rPr>
-                <w:rFonts w:ascii="Arial" w:hAnsi="Arial" w:cs="Arial" w:eastAsia="Arial"/>
-                <w:b w:val="0"/>
-                <w:color w:val="000000"/>
-                <w:sz w:val="22"/>
-              </w:rPr>
-              <w:t>Candidate screening and location decisions rely on individual judgment.</w:t>
-            </w:r>
-          </w:p>
-        </w:tc>
-        <w:tc>
-          <w:tcPr>
-            <w:tcW w:type="dxa" w:w="2436"/>
-          </w:tcPr>
-          <w:p>
-            <w:pPr>
-              <w:spacing w:after="0"/>
-              <w:jc w:val="left"/>
-            </w:pPr>
-            <w:r/>
-            <w:r>
-              <w:rPr>
-                <w:rFonts w:ascii="Arial" w:hAnsi="Arial" w:cs="Arial" w:eastAsia="Arial"/>
-                <w:b w:val="0"/>
-                <w:color w:val="000000"/>
-                <w:sz w:val="22"/>
-              </w:rPr>
-              <w:t>Reviewer, Manager</w:t>
-            </w:r>
-          </w:p>
-        </w:tc>
-        <w:tc>
-          <w:tcPr>
-            <w:tcW w:type="dxa" w:w="2436"/>
-          </w:tcPr>
-          <w:p>
-            <w:pPr>
-              <w:spacing w:after="0"/>
-              <w:jc w:val="left"/>
-            </w:pPr>
-            <w:r/>
-            <w:r>
-              <w:rPr>
-                <w:rFonts w:ascii="Arial" w:hAnsi="Arial" w:cs="Arial" w:eastAsia="Arial"/>
-                <w:b w:val="0"/>
-                <w:color w:val="000000"/>
-                <w:sz w:val="22"/>
-              </w:rPr>
-              <w:t>Inconsistent decisions and outlets in weak locations.</w:t>
+            <w:tcW w:type="dxa" w:w="3249"/>
+          </w:tcPr>
+          <w:p>
+            <w:pPr>
+              <w:spacing w:after="0"/>
+              <w:jc w:val="left"/>
+            </w:pPr>
+            <w:r/>
+            <w:r>
+              <w:rPr>
+                <w:rFonts w:ascii="Arial" w:hAnsi="Arial" w:cs="Arial" w:eastAsia="Arial"/>
+                <w:b w:val="0"/>
+                <w:color w:val="000000"/>
+                <w:sz w:val="22"/>
+              </w:rPr>
+              <w:t>Screening and location decisions rely on individual judgment.</w:t>
+            </w:r>
+          </w:p>
+        </w:tc>
+        <w:tc>
+          <w:tcPr>
+            <w:tcW w:type="dxa" w:w="3249"/>
+          </w:tcPr>
+          <w:p>
+            <w:pPr>
+              <w:spacing w:after="0"/>
+              <w:jc w:val="left"/>
+            </w:pPr>
+            <w:r/>
+            <w:r>
+              <w:rPr>
+                <w:rFonts w:ascii="Arial" w:hAnsi="Arial" w:cs="Arial" w:eastAsia="Arial"/>
+                <w:b w:val="0"/>
+                <w:color w:val="000000"/>
+                <w:sz w:val="22"/>
+              </w:rPr>
+              <w:t>Inconsistent decisions, outlets in weak locations.</w:t>
             </w:r>
           </w:p>
         </w:tc>
@@ -1731,7 +1469,7 @@
       <w:tr>
         <w:tc>
           <w:tcPr>
-            <w:tcW w:type="dxa" w:w="2436"/>
+            <w:tcW w:type="dxa" w:w="3249"/>
           </w:tcPr>
           <w:p>
             <w:pPr>
@@ -1752,64 +1490,43 @@
         </w:tc>
         <w:tc>
           <w:tcPr>
-            <w:tcW w:type="dxa" w:w="2436"/>
-          </w:tcPr>
-          <w:p>
-            <w:pPr>
-              <w:spacing w:after="0"/>
-              <w:jc w:val="left"/>
-            </w:pPr>
-            <w:r/>
-            <w:r>
-              <w:rPr>
-                <w:rFonts w:ascii="Arial" w:hAnsi="Arial" w:cs="Arial" w:eastAsia="Arial"/>
-                <w:b w:val="0"/>
-                <w:color w:val="000000"/>
-                <w:sz w:val="22"/>
-              </w:rPr>
-              <w:t>Targets are only checked at the end of the month in a spreadsheet.</w:t>
-            </w:r>
-          </w:p>
-        </w:tc>
-        <w:tc>
-          <w:tcPr>
-            <w:tcW w:type="dxa" w:w="2436"/>
-          </w:tcPr>
-          <w:p>
-            <w:pPr>
-              <w:spacing w:after="0"/>
-              <w:jc w:val="left"/>
-            </w:pPr>
-            <w:r/>
-            <w:r>
-              <w:rPr>
-                <w:rFonts w:ascii="Arial" w:hAnsi="Arial" w:cs="Arial" w:eastAsia="Arial"/>
-                <w:b w:val="0"/>
-                <w:color w:val="000000"/>
-                <w:sz w:val="22"/>
-              </w:rPr>
-              <w:t>Manager, Sales</w:t>
-            </w:r>
-          </w:p>
-        </w:tc>
-        <w:tc>
-          <w:tcPr>
-            <w:tcW w:type="dxa" w:w="2436"/>
-          </w:tcPr>
-          <w:p>
-            <w:pPr>
-              <w:spacing w:after="0"/>
-              <w:jc w:val="left"/>
-            </w:pPr>
-            <w:r/>
-            <w:r>
-              <w:rPr>
-                <w:rFonts w:ascii="Arial" w:hAnsi="Arial" w:cs="Arial" w:eastAsia="Arial"/>
-                <w:b w:val="0"/>
-                <w:color w:val="000000"/>
-                <w:sz w:val="22"/>
-              </w:rPr>
-              <w:t>The team learns too late that the target will be missed.</w:t>
+            <w:tcW w:type="dxa" w:w="3249"/>
+          </w:tcPr>
+          <w:p>
+            <w:pPr>
+              <w:spacing w:after="0"/>
+              <w:jc w:val="left"/>
+            </w:pPr>
+            <w:r/>
+            <w:r>
+              <w:rPr>
+                <w:rFonts w:ascii="Arial" w:hAnsi="Arial" w:cs="Arial" w:eastAsia="Arial"/>
+                <w:b w:val="0"/>
+                <w:color w:val="000000"/>
+                <w:sz w:val="22"/>
+              </w:rPr>
+              <w:t>Targets are checked only at month end.</w:t>
+            </w:r>
+          </w:p>
+        </w:tc>
+        <w:tc>
+          <w:tcPr>
+            <w:tcW w:type="dxa" w:w="3249"/>
+          </w:tcPr>
+          <w:p>
+            <w:pPr>
+              <w:spacing w:after="0"/>
+              <w:jc w:val="left"/>
+            </w:pPr>
+            <w:r/>
+            <w:r>
+              <w:rPr>
+                <w:rFonts w:ascii="Arial" w:hAnsi="Arial" w:cs="Arial" w:eastAsia="Arial"/>
+                <w:b w:val="0"/>
+                <w:color w:val="000000"/>
+                <w:sz w:val="22"/>
+              </w:rPr>
+              <w:t>The team finds out too late.</w:t>
             </w:r>
           </w:p>
         </w:tc>
@@ -1817,7 +1534,7 @@
       <w:tr>
         <w:tc>
           <w:tcPr>
-            <w:tcW w:type="dxa" w:w="2436"/>
+            <w:tcW w:type="dxa" w:w="3249"/>
           </w:tcPr>
           <w:p>
             <w:pPr>
@@ -1838,64 +1555,43 @@
         </w:tc>
         <w:tc>
           <w:tcPr>
-            <w:tcW w:type="dxa" w:w="2436"/>
-          </w:tcPr>
-          <w:p>
-            <w:pPr>
-              <w:spacing w:after="0"/>
-              <w:jc w:val="left"/>
-            </w:pPr>
-            <w:r/>
-            <w:r>
-              <w:rPr>
-                <w:rFonts w:ascii="Arial" w:hAnsi="Arial" w:cs="Arial" w:eastAsia="Arial"/>
-                <w:b w:val="0"/>
-                <w:color w:val="000000"/>
-                <w:sz w:val="22"/>
-              </w:rPr>
-              <w:t>Prospectus delivery and personal data consent are not recorded.</w:t>
-            </w:r>
-          </w:p>
-        </w:tc>
-        <w:tc>
-          <w:tcPr>
-            <w:tcW w:type="dxa" w:w="2436"/>
-          </w:tcPr>
-          <w:p>
-            <w:pPr>
-              <w:spacing w:after="0"/>
-              <w:jc w:val="left"/>
-            </w:pPr>
-            <w:r/>
-            <w:r>
-              <w:rPr>
-                <w:rFonts w:ascii="Arial" w:hAnsi="Arial" w:cs="Arial" w:eastAsia="Arial"/>
-                <w:b w:val="0"/>
-                <w:color w:val="000000"/>
-                <w:sz w:val="22"/>
-              </w:rPr>
-              <w:t>Franchisor</w:t>
-            </w:r>
-          </w:p>
-        </w:tc>
-        <w:tc>
-          <w:tcPr>
-            <w:tcW w:type="dxa" w:w="2436"/>
-          </w:tcPr>
-          <w:p>
-            <w:pPr>
-              <w:spacing w:after="0"/>
-              <w:jc w:val="left"/>
-            </w:pPr>
-            <w:r/>
-            <w:r>
-              <w:rPr>
-                <w:rFonts w:ascii="Arial" w:hAnsi="Arial" w:cs="Arial" w:eastAsia="Arial"/>
-                <w:b w:val="0"/>
-                <w:color w:val="000000"/>
-                <w:sz w:val="22"/>
-              </w:rPr>
-              <w:t>Legal risk under PP No. 35/2024 on Franchising [5] and UU PDP No. 27/2022 [6].</w:t>
+            <w:tcW w:type="dxa" w:w="3249"/>
+          </w:tcPr>
+          <w:p>
+            <w:pPr>
+              <w:spacing w:after="0"/>
+              <w:jc w:val="left"/>
+            </w:pPr>
+            <w:r/>
+            <w:r>
+              <w:rPr>
+                <w:rFonts w:ascii="Arial" w:hAnsi="Arial" w:cs="Arial" w:eastAsia="Arial"/>
+                <w:b w:val="0"/>
+                <w:color w:val="000000"/>
+                <w:sz w:val="22"/>
+              </w:rPr>
+              <w:t>Prospectus delivery and data consent are not recorded.</w:t>
+            </w:r>
+          </w:p>
+        </w:tc>
+        <w:tc>
+          <w:tcPr>
+            <w:tcW w:type="dxa" w:w="3249"/>
+          </w:tcPr>
+          <w:p>
+            <w:pPr>
+              <w:spacing w:after="0"/>
+              <w:jc w:val="left"/>
+            </w:pPr>
+            <w:r/>
+            <w:r>
+              <w:rPr>
+                <w:rFonts w:ascii="Arial" w:hAnsi="Arial" w:cs="Arial" w:eastAsia="Arial"/>
+                <w:b w:val="0"/>
+                <w:color w:val="000000"/>
+                <w:sz w:val="22"/>
+              </w:rPr>
+              <w:t>Legal risk under PP No. 35/2024 [5] and UU PDP No. 27/2022 [6].</w:t>
             </w:r>
           </w:p>
         </w:tc>
@@ -1920,20 +1616,6 @@
         <w:t>Human vs System</w:t>
       </w:r>
     </w:p>
-    <w:p>
-      <w:pPr>
-        <w:jc w:val="both"/>
-      </w:pPr>
-      <w:r>
-        <w:rPr>
-          <w:rFonts w:ascii="Arial" w:hAnsi="Arial" w:cs="Arial" w:eastAsia="Arial"/>
-          <w:b w:val="0"/>
-          <w:color w:val="000000"/>
-          <w:sz w:val="22"/>
-        </w:rPr>
-        <w:t>The table compares what the franchisor team and candidates can do today with the manual process against the proposed system.</w:t>
-      </w:r>
-    </w:p>
     <w:tbl>
       <w:tblPr>
         <w:tblStyle w:val="TableGrid"/>
@@ -1950,7 +1632,7 @@
       <w:tr>
         <w:tc>
           <w:tcPr>
-            <w:tcW w:type="dxa" w:w="2381"/>
+            <w:tcW w:type="dxa" w:w="2721"/>
             <w:shd w:val="clear" w:color="auto" w:fill="E7E2DA"/>
           </w:tcPr>
           <w:p>
@@ -2016,7 +1698,7 @@
         </w:tc>
         <w:tc>
           <w:tcPr>
-            <w:tcW w:type="dxa" w:w="4422"/>
+            <w:tcW w:type="dxa" w:w="4082"/>
             <w:shd w:val="clear" w:color="auto" w:fill="E7E2DA"/>
           </w:tcPr>
           <w:p>
@@ -2040,22 +1722,22 @@
       <w:tr>
         <w:tc>
           <w:tcPr>
-            <w:tcW w:type="dxa" w:w="2381"/>
-          </w:tcPr>
-          <w:p>
-            <w:pPr>
-              <w:spacing w:after="0"/>
-              <w:jc w:val="left"/>
-            </w:pPr>
-            <w:r/>
-            <w:r>
-              <w:rPr>
-                <w:rFonts w:ascii="Arial" w:hAnsi="Arial" w:cs="Arial" w:eastAsia="Arial"/>
-                <w:b w:val="0"/>
-                <w:color w:val="000000"/>
-                <w:sz w:val="22"/>
-              </w:rPr>
-              <w:t>Capture leads from all channels in one place</w:t>
+            <w:tcW w:type="dxa" w:w="2721"/>
+          </w:tcPr>
+          <w:p>
+            <w:pPr>
+              <w:spacing w:after="0"/>
+              <w:jc w:val="left"/>
+            </w:pPr>
+            <w:r/>
+            <w:r>
+              <w:rPr>
+                <w:rFonts w:ascii="Arial" w:hAnsi="Arial" w:cs="Arial" w:eastAsia="Arial"/>
+                <w:b w:val="0"/>
+                <w:color w:val="000000"/>
+                <w:sz w:val="22"/>
+              </w:rPr>
+              <w:t>Capture leads in one place</w:t>
             </w:r>
           </w:p>
         </w:tc>
@@ -2103,22 +1785,22 @@
         </w:tc>
         <w:tc>
           <w:tcPr>
-            <w:tcW w:type="dxa" w:w="4422"/>
-          </w:tcPr>
-          <w:p>
-            <w:pPr>
-              <w:spacing w:after="0"/>
-              <w:jc w:val="left"/>
-            </w:pPr>
-            <w:r/>
-            <w:r>
-              <w:rPr>
-                <w:rFonts w:ascii="Arial" w:hAnsi="Arial" w:cs="Arial" w:eastAsia="Arial"/>
-                <w:b w:val="0"/>
-                <w:color w:val="000000"/>
-                <w:sz w:val="22"/>
-              </w:rPr>
-              <w:t>Leads are scattered in each sales' WhatsApp and spreadsheets. The system stores every lead, from sales input or portal registration, in one pipeline.</w:t>
+            <w:tcW w:type="dxa" w:w="4082"/>
+          </w:tcPr>
+          <w:p>
+            <w:pPr>
+              <w:spacing w:after="0"/>
+              <w:jc w:val="left"/>
+            </w:pPr>
+            <w:r/>
+            <w:r>
+              <w:rPr>
+                <w:rFonts w:ascii="Arial" w:hAnsi="Arial" w:cs="Arial" w:eastAsia="Arial"/>
+                <w:b w:val="0"/>
+                <w:color w:val="000000"/>
+                <w:sz w:val="22"/>
+              </w:rPr>
+              <w:t>All leads, from sales or the portal, in one pipeline</w:t>
             </w:r>
           </w:p>
         </w:tc>
@@ -2126,22 +1808,22 @@
       <w:tr>
         <w:tc>
           <w:tcPr>
-            <w:tcW w:type="dxa" w:w="2381"/>
-          </w:tcPr>
-          <w:p>
-            <w:pPr>
-              <w:spacing w:after="0"/>
-              <w:jc w:val="left"/>
-            </w:pPr>
-            <w:r/>
-            <w:r>
-              <w:rPr>
-                <w:rFonts w:ascii="Arial" w:hAnsi="Arial" w:cs="Arial" w:eastAsia="Arial"/>
-                <w:b w:val="0"/>
-                <w:color w:val="000000"/>
-                <w:sz w:val="22"/>
-              </w:rPr>
-              <w:t>Assign leads by region and detect duplicates</w:t>
+            <w:tcW w:type="dxa" w:w="2721"/>
+          </w:tcPr>
+          <w:p>
+            <w:pPr>
+              <w:spacing w:after="0"/>
+              <w:jc w:val="left"/>
+            </w:pPr>
+            <w:r/>
+            <w:r>
+              <w:rPr>
+                <w:rFonts w:ascii="Arial" w:hAnsi="Arial" w:cs="Arial" w:eastAsia="Arial"/>
+                <w:b w:val="0"/>
+                <w:color w:val="000000"/>
+                <w:sz w:val="22"/>
+              </w:rPr>
+              <w:t>Assign leads by region, detect duplicates</w:t>
             </w:r>
           </w:p>
         </w:tc>
@@ -2189,22 +1871,22 @@
         </w:tc>
         <w:tc>
           <w:tcPr>
-            <w:tcW w:type="dxa" w:w="4422"/>
-          </w:tcPr>
-          <w:p>
-            <w:pPr>
-              <w:spacing w:after="0"/>
-              <w:jc w:val="left"/>
-            </w:pPr>
-            <w:r/>
-            <w:r>
-              <w:rPr>
-                <w:rFonts w:ascii="Arial" w:hAnsi="Arial" w:cs="Arial" w:eastAsia="Arial"/>
-                <w:b w:val="0"/>
-                <w:color w:val="000000"/>
-                <w:sz w:val="22"/>
-              </w:rPr>
-              <w:t>The Manager forwards leads by chat, and two sales can contact the same person. The system assigns portal leads by region and flags duplicates and full sales capacity.</w:t>
+            <w:tcW w:type="dxa" w:w="4082"/>
+          </w:tcPr>
+          <w:p>
+            <w:pPr>
+              <w:spacing w:after="0"/>
+              <w:jc w:val="left"/>
+            </w:pPr>
+            <w:r/>
+            <w:r>
+              <w:rPr>
+                <w:rFonts w:ascii="Arial" w:hAnsi="Arial" w:cs="Arial" w:eastAsia="Arial"/>
+                <w:b w:val="0"/>
+                <w:color w:val="000000"/>
+                <w:sz w:val="22"/>
+              </w:rPr>
+              <w:t>Automatic, with exceptions sent to the Manager</w:t>
             </w:r>
           </w:p>
         </w:tc>
@@ -2212,22 +1894,22 @@
       <w:tr>
         <w:tc>
           <w:tcPr>
-            <w:tcW w:type="dxa" w:w="2381"/>
-          </w:tcPr>
-          <w:p>
-            <w:pPr>
-              <w:spacing w:after="0"/>
-              <w:jc w:val="left"/>
-            </w:pPr>
-            <w:r/>
-            <w:r>
-              <w:rPr>
-                <w:rFonts w:ascii="Arial" w:hAnsi="Arial" w:cs="Arial" w:eastAsia="Arial"/>
-                <w:b w:val="0"/>
-                <w:color w:val="000000"/>
-                <w:sz w:val="22"/>
-              </w:rPr>
-              <w:t>See the stage and owner of every application</w:t>
+            <w:tcW w:type="dxa" w:w="2721"/>
+          </w:tcPr>
+          <w:p>
+            <w:pPr>
+              <w:spacing w:after="0"/>
+              <w:jc w:val="left"/>
+            </w:pPr>
+            <w:r/>
+            <w:r>
+              <w:rPr>
+                <w:rFonts w:ascii="Arial" w:hAnsi="Arial" w:cs="Arial" w:eastAsia="Arial"/>
+                <w:b w:val="0"/>
+                <w:color w:val="000000"/>
+                <w:sz w:val="22"/>
+              </w:rPr>
+              <w:t>See stage and owner of every application</w:t>
             </w:r>
           </w:p>
         </w:tc>
@@ -2275,22 +1957,22 @@
         </w:tc>
         <w:tc>
           <w:tcPr>
-            <w:tcW w:type="dxa" w:w="4422"/>
-          </w:tcPr>
-          <w:p>
-            <w:pPr>
-              <w:spacing w:after="0"/>
-              <w:jc w:val="left"/>
-            </w:pPr>
-            <w:r/>
-            <w:r>
-              <w:rPr>
-                <w:rFonts w:ascii="Arial" w:hAnsi="Arial" w:cs="Arial" w:eastAsia="Arial"/>
-                <w:b w:val="0"/>
-                <w:color w:val="000000"/>
-                <w:sz w:val="22"/>
-              </w:rPr>
-              <w:t>The Manager has to ask each sales. The pipeline board shows every application with its current PIC and days waiting.</w:t>
+            <w:tcW w:type="dxa" w:w="4082"/>
+          </w:tcPr>
+          <w:p>
+            <w:pPr>
+              <w:spacing w:after="0"/>
+              <w:jc w:val="left"/>
+            </w:pPr>
+            <w:r/>
+            <w:r>
+              <w:rPr>
+                <w:rFonts w:ascii="Arial" w:hAnsi="Arial" w:cs="Arial" w:eastAsia="Arial"/>
+                <w:b w:val="0"/>
+                <w:color w:val="000000"/>
+                <w:sz w:val="22"/>
+              </w:rPr>
+              <w:t>Pipeline board shows PIC and days waiting</w:t>
             </w:r>
           </w:p>
         </w:tc>
@@ -2298,22 +1980,22 @@
       <w:tr>
         <w:tc>
           <w:tcPr>
-            <w:tcW w:type="dxa" w:w="2381"/>
-          </w:tcPr>
-          <w:p>
-            <w:pPr>
-              <w:spacing w:after="0"/>
-              <w:jc w:val="left"/>
-            </w:pPr>
-            <w:r/>
-            <w:r>
-              <w:rPr>
-                <w:rFonts w:ascii="Arial" w:hAnsi="Arial" w:cs="Arial" w:eastAsia="Arial"/>
-                <w:b w:val="0"/>
-                <w:color w:val="000000"/>
-                <w:sz w:val="22"/>
-              </w:rPr>
-              <w:t>Track deadlines and send reminders</w:t>
+            <w:tcW w:type="dxa" w:w="2721"/>
+          </w:tcPr>
+          <w:p>
+            <w:pPr>
+              <w:spacing w:after="0"/>
+              <w:jc w:val="left"/>
+            </w:pPr>
+            <w:r/>
+            <w:r>
+              <w:rPr>
+                <w:rFonts w:ascii="Arial" w:hAnsi="Arial" w:cs="Arial" w:eastAsia="Arial"/>
+                <w:b w:val="0"/>
+                <w:color w:val="000000"/>
+                <w:sz w:val="22"/>
+              </w:rPr>
+              <w:t>Deadlines and reminders</w:t>
             </w:r>
           </w:p>
         </w:tc>
@@ -2361,22 +2043,22 @@
         </w:tc>
         <w:tc>
           <w:tcPr>
-            <w:tcW w:type="dxa" w:w="4422"/>
-          </w:tcPr>
-          <w:p>
-            <w:pPr>
-              <w:spacing w:after="0"/>
-              <w:jc w:val="left"/>
-            </w:pPr>
-            <w:r/>
-            <w:r>
-              <w:rPr>
-                <w:rFonts w:ascii="Arial" w:hAnsi="Arial" w:cs="Arial" w:eastAsia="Arial"/>
-                <w:b w:val="0"/>
-                <w:color w:val="000000"/>
-                <w:sz w:val="22"/>
-              </w:rPr>
-              <w:t>Nothing signals that an application is stuck. The system reminds the PIC and Manager automatically when a stage passes its deadline.</w:t>
+            <w:tcW w:type="dxa" w:w="4082"/>
+          </w:tcPr>
+          <w:p>
+            <w:pPr>
+              <w:spacing w:after="0"/>
+              <w:jc w:val="left"/>
+            </w:pPr>
+            <w:r/>
+            <w:r>
+              <w:rPr>
+                <w:rFonts w:ascii="Arial" w:hAnsi="Arial" w:cs="Arial" w:eastAsia="Arial"/>
+                <w:b w:val="0"/>
+                <w:color w:val="000000"/>
+                <w:sz w:val="22"/>
+              </w:rPr>
+              <w:t>Automatic reminders to PIC and Manager when overdue</w:t>
             </w:r>
           </w:p>
         </w:tc>
@@ -2384,7 +2066,7 @@
       <w:tr>
         <w:tc>
           <w:tcPr>
-            <w:tcW w:type="dxa" w:w="2381"/>
+            <w:tcW w:type="dxa" w:w="2721"/>
           </w:tcPr>
           <w:p>
             <w:pPr>
@@ -2447,22 +2129,22 @@
         </w:tc>
         <w:tc>
           <w:tcPr>
-            <w:tcW w:type="dxa" w:w="4422"/>
-          </w:tcPr>
-          <w:p>
-            <w:pPr>
-              <w:spacing w:after="0"/>
-              <w:jc w:val="left"/>
-            </w:pPr>
-            <w:r/>
-            <w:r>
-              <w:rPr>
-                <w:rFonts w:ascii="Arial" w:hAnsi="Arial" w:cs="Arial" w:eastAsia="Arial"/>
-                <w:b w:val="0"/>
-                <w:color w:val="000000"/>
-                <w:sz w:val="22"/>
-              </w:rPr>
-              <w:t>Delivery is not recorded consistently. The system requires the sales to confirm it and records the date.</w:t>
+            <w:tcW w:type="dxa" w:w="4082"/>
+          </w:tcPr>
+          <w:p>
+            <w:pPr>
+              <w:spacing w:after="0"/>
+              <w:jc w:val="left"/>
+            </w:pPr>
+            <w:r/>
+            <w:r>
+              <w:rPr>
+                <w:rFonts w:ascii="Arial" w:hAnsi="Arial" w:cs="Arial" w:eastAsia="Arial"/>
+                <w:b w:val="0"/>
+                <w:color w:val="000000"/>
+                <w:sz w:val="22"/>
+              </w:rPr>
+              <w:t>Required confirmation with date</w:t>
             </w:r>
           </w:p>
         </w:tc>
@@ -2470,22 +2152,22 @@
       <w:tr>
         <w:tc>
           <w:tcPr>
-            <w:tcW w:type="dxa" w:w="2381"/>
-          </w:tcPr>
-          <w:p>
-            <w:pPr>
-              <w:spacing w:after="0"/>
-              <w:jc w:val="left"/>
-            </w:pPr>
-            <w:r/>
-            <w:r>
-              <w:rPr>
-                <w:rFonts w:ascii="Arial" w:hAnsi="Arial" w:cs="Arial" w:eastAsia="Arial"/>
-                <w:b w:val="0"/>
-                <w:color w:val="000000"/>
-                <w:sz w:val="22"/>
-              </w:rPr>
-              <w:t>Assess candidates and locations consistently</w:t>
+            <w:tcW w:type="dxa" w:w="2721"/>
+          </w:tcPr>
+          <w:p>
+            <w:pPr>
+              <w:spacing w:after="0"/>
+              <w:jc w:val="left"/>
+            </w:pPr>
+            <w:r/>
+            <w:r>
+              <w:rPr>
+                <w:rFonts w:ascii="Arial" w:hAnsi="Arial" w:cs="Arial" w:eastAsia="Arial"/>
+                <w:b w:val="0"/>
+                <w:color w:val="000000"/>
+                <w:sz w:val="22"/>
+              </w:rPr>
+              <w:t>Consistent candidate and location assessment</w:t>
             </w:r>
           </w:p>
         </w:tc>
@@ -2533,22 +2215,22 @@
         </w:tc>
         <w:tc>
           <w:tcPr>
-            <w:tcW w:type="dxa" w:w="4422"/>
-          </w:tcPr>
-          <w:p>
-            <w:pPr>
-              <w:spacing w:after="0"/>
-              <w:jc w:val="left"/>
-            </w:pPr>
-            <w:r/>
-            <w:r>
-              <w:rPr>
-                <w:rFonts w:ascii="Arial" w:hAnsi="Arial" w:cs="Arial" w:eastAsia="Arial"/>
-                <w:b w:val="0"/>
-                <w:color w:val="000000"/>
-                <w:sz w:val="22"/>
-              </w:rPr>
-              <w:t>Decisions rely on individual judgment. The system uses structured forms and an AI fit score with reasons.</w:t>
+            <w:tcW w:type="dxa" w:w="4082"/>
+          </w:tcPr>
+          <w:p>
+            <w:pPr>
+              <w:spacing w:after="0"/>
+              <w:jc w:val="left"/>
+            </w:pPr>
+            <w:r/>
+            <w:r>
+              <w:rPr>
+                <w:rFonts w:ascii="Arial" w:hAnsi="Arial" w:cs="Arial" w:eastAsia="Arial"/>
+                <w:b w:val="0"/>
+                <w:color w:val="000000"/>
+                <w:sz w:val="22"/>
+              </w:rPr>
+              <w:t>Structured forms and AI fit score with reasons</w:t>
             </w:r>
           </w:p>
         </w:tc>
@@ -2556,22 +2238,22 @@
       <w:tr>
         <w:tc>
           <w:tcPr>
-            <w:tcW w:type="dxa" w:w="2381"/>
-          </w:tcPr>
-          <w:p>
-            <w:pPr>
-              <w:spacing w:after="0"/>
-              <w:jc w:val="left"/>
-            </w:pPr>
-            <w:r/>
-            <w:r>
-              <w:rPr>
-                <w:rFonts w:ascii="Arial" w:hAnsi="Arial" w:cs="Arial" w:eastAsia="Arial"/>
-                <w:b w:val="0"/>
-                <w:color w:val="000000"/>
-                <w:sz w:val="22"/>
-              </w:rPr>
-              <w:t>Manage quotation versions and discounts</w:t>
+            <w:tcW w:type="dxa" w:w="2721"/>
+          </w:tcPr>
+          <w:p>
+            <w:pPr>
+              <w:spacing w:after="0"/>
+              <w:jc w:val="left"/>
+            </w:pPr>
+            <w:r/>
+            <w:r>
+              <w:rPr>
+                <w:rFonts w:ascii="Arial" w:hAnsi="Arial" w:cs="Arial" w:eastAsia="Arial"/>
+                <w:b w:val="0"/>
+                <w:color w:val="000000"/>
+                <w:sz w:val="22"/>
+              </w:rPr>
+              <w:t>Quotation versions</w:t>
             </w:r>
           </w:p>
         </w:tc>
@@ -2619,22 +2301,22 @@
         </w:tc>
         <w:tc>
           <w:tcPr>
-            <w:tcW w:type="dxa" w:w="4422"/>
-          </w:tcPr>
-          <w:p>
-            <w:pPr>
-              <w:spacing w:after="0"/>
-              <w:jc w:val="left"/>
-            </w:pPr>
-            <w:r/>
-            <w:r>
-              <w:rPr>
-                <w:rFonts w:ascii="Arial" w:hAnsi="Arial" w:cs="Arial" w:eastAsia="Arial"/>
-                <w:b w:val="0"/>
-                <w:color w:val="000000"/>
-                <w:sz w:val="22"/>
-              </w:rPr>
-              <w:t>Quotations are revised by chat. The system keeps every version and requires the Manager's input for revisions.</w:t>
+            <w:tcW w:type="dxa" w:w="4082"/>
+          </w:tcPr>
+          <w:p>
+            <w:pPr>
+              <w:spacing w:after="0"/>
+              <w:jc w:val="left"/>
+            </w:pPr>
+            <w:r/>
+            <w:r>
+              <w:rPr>
+                <w:rFonts w:ascii="Arial" w:hAnsi="Arial" w:cs="Arial" w:eastAsia="Arial"/>
+                <w:b w:val="0"/>
+                <w:color w:val="000000"/>
+                <w:sz w:val="22"/>
+              </w:rPr>
+              <w:t>Every version kept, revisions need Manager input</w:t>
             </w:r>
           </w:p>
         </w:tc>
@@ -2642,22 +2324,22 @@
       <w:tr>
         <w:tc>
           <w:tcPr>
-            <w:tcW w:type="dxa" w:w="2381"/>
-          </w:tcPr>
-          <w:p>
-            <w:pPr>
-              <w:spacing w:after="0"/>
-              <w:jc w:val="left"/>
-            </w:pPr>
-            <w:r/>
-            <w:r>
-              <w:rPr>
-                <w:rFonts w:ascii="Arial" w:hAnsi="Arial" w:cs="Arial" w:eastAsia="Arial"/>
-                <w:b w:val="0"/>
-                <w:color w:val="000000"/>
-                <w:sz w:val="22"/>
-              </w:rPr>
-              <w:t>Candidate checks application status</w:t>
+            <w:tcW w:type="dxa" w:w="2721"/>
+          </w:tcPr>
+          <w:p>
+            <w:pPr>
+              <w:spacing w:after="0"/>
+              <w:jc w:val="left"/>
+            </w:pPr>
+            <w:r/>
+            <w:r>
+              <w:rPr>
+                <w:rFonts w:ascii="Arial" w:hAnsi="Arial" w:cs="Arial" w:eastAsia="Arial"/>
+                <w:b w:val="0"/>
+                <w:color w:val="000000"/>
+                <w:sz w:val="22"/>
+              </w:rPr>
+              <w:t>Candidate checks status</w:t>
             </w:r>
           </w:p>
         </w:tc>
@@ -2705,22 +2387,22 @@
         </w:tc>
         <w:tc>
           <w:tcPr>
-            <w:tcW w:type="dxa" w:w="4422"/>
-          </w:tcPr>
-          <w:p>
-            <w:pPr>
-              <w:spacing w:after="0"/>
-              <w:jc w:val="left"/>
-            </w:pPr>
-            <w:r/>
-            <w:r>
-              <w:rPr>
-                <w:rFonts w:ascii="Arial" w:hAnsi="Arial" w:cs="Arial" w:eastAsia="Arial"/>
-                <w:b w:val="0"/>
-                <w:color w:val="000000"/>
-                <w:sz w:val="22"/>
-              </w:rPr>
-              <w:t>Candidates must ask their sales. The Partner Portal shows a 7-step tracker with the sales' contact.</w:t>
+            <w:tcW w:type="dxa" w:w="4082"/>
+          </w:tcPr>
+          <w:p>
+            <w:pPr>
+              <w:spacing w:after="0"/>
+              <w:jc w:val="left"/>
+            </w:pPr>
+            <w:r/>
+            <w:r>
+              <w:rPr>
+                <w:rFonts w:ascii="Arial" w:hAnsi="Arial" w:cs="Arial" w:eastAsia="Arial"/>
+                <w:b w:val="0"/>
+                <w:color w:val="000000"/>
+                <w:sz w:val="22"/>
+              </w:rPr>
+              <w:t>7-step tracker in the portal</w:t>
             </w:r>
           </w:p>
         </w:tc>
@@ -2728,22 +2410,22 @@
       <w:tr>
         <w:tc>
           <w:tcPr>
-            <w:tcW w:type="dxa" w:w="2381"/>
-          </w:tcPr>
-          <w:p>
-            <w:pPr>
-              <w:spacing w:after="0"/>
-              <w:jc w:val="left"/>
-            </w:pPr>
-            <w:r/>
-            <w:r>
-              <w:rPr>
-                <w:rFonts w:ascii="Arial" w:hAnsi="Arial" w:cs="Arial" w:eastAsia="Arial"/>
-                <w:b w:val="0"/>
-                <w:color w:val="000000"/>
-                <w:sz w:val="22"/>
-              </w:rPr>
-              <w:t>Candidate responds to a quotation in writing</w:t>
+            <w:tcW w:type="dxa" w:w="2721"/>
+          </w:tcPr>
+          <w:p>
+            <w:pPr>
+              <w:spacing w:after="0"/>
+              <w:jc w:val="left"/>
+            </w:pPr>
+            <w:r/>
+            <w:r>
+              <w:rPr>
+                <w:rFonts w:ascii="Arial" w:hAnsi="Arial" w:cs="Arial" w:eastAsia="Arial"/>
+                <w:b w:val="0"/>
+                <w:color w:val="000000"/>
+                <w:sz w:val="22"/>
+              </w:rPr>
+              <w:t>Candidate responds to quotation in writing</w:t>
             </w:r>
           </w:p>
         </w:tc>
@@ -2791,22 +2473,22 @@
         </w:tc>
         <w:tc>
           <w:tcPr>
-            <w:tcW w:type="dxa" w:w="4422"/>
-          </w:tcPr>
-          <w:p>
-            <w:pPr>
-              <w:spacing w:after="0"/>
-              <w:jc w:val="left"/>
-            </w:pPr>
-            <w:r/>
-            <w:r>
-              <w:rPr>
-                <w:rFonts w:ascii="Arial" w:hAnsi="Arial" w:cs="Arial" w:eastAsia="Arial"/>
-                <w:b w:val="0"/>
-                <w:color w:val="000000"/>
-                <w:sz w:val="22"/>
-              </w:rPr>
-              <w:t>Responses come by chat or phone. In the portal, the candidate agrees with an explicit confirmation, requests changes, or withdraws.</w:t>
+            <w:tcW w:type="dxa" w:w="4082"/>
+          </w:tcPr>
+          <w:p>
+            <w:pPr>
+              <w:spacing w:after="0"/>
+              <w:jc w:val="left"/>
+            </w:pPr>
+            <w:r/>
+            <w:r>
+              <w:rPr>
+                <w:rFonts w:ascii="Arial" w:hAnsi="Arial" w:cs="Arial" w:eastAsia="Arial"/>
+                <w:b w:val="0"/>
+                <w:color w:val="000000"/>
+                <w:sz w:val="22"/>
+              </w:rPr>
+              <w:t>Agree, request changes, or withdraw in the portal</w:t>
             </w:r>
           </w:p>
         </w:tc>
@@ -2814,7 +2496,7 @@
       <w:tr>
         <w:tc>
           <w:tcPr>
-            <w:tcW w:type="dxa" w:w="2381"/>
+            <w:tcW w:type="dxa" w:w="2721"/>
           </w:tcPr>
           <w:p>
             <w:pPr>
@@ -2877,22 +2559,22 @@
         </w:tc>
         <w:tc>
           <w:tcPr>
-            <w:tcW w:type="dxa" w:w="4422"/>
-          </w:tcPr>
-          <w:p>
-            <w:pPr>
-              <w:spacing w:after="0"/>
-              <w:jc w:val="left"/>
-            </w:pPr>
-            <w:r/>
-            <w:r>
-              <w:rPr>
-                <w:rFonts w:ascii="Arial" w:hAnsi="Arial" w:cs="Arial" w:eastAsia="Arial"/>
-                <w:b w:val="0"/>
-                <w:color w:val="000000"/>
-                <w:sz w:val="22"/>
-              </w:rPr>
-              <w:t>Approval is scattered across chats. The system records approval 1 of 2 (candidate) and 2 of 2 (Manager).</w:t>
+            <w:tcW w:type="dxa" w:w="4082"/>
+          </w:tcPr>
+          <w:p>
+            <w:pPr>
+              <w:spacing w:after="0"/>
+              <w:jc w:val="left"/>
+            </w:pPr>
+            <w:r/>
+            <w:r>
+              <w:rPr>
+                <w:rFonts w:ascii="Arial" w:hAnsi="Arial" w:cs="Arial" w:eastAsia="Arial"/>
+                <w:b w:val="0"/>
+                <w:color w:val="000000"/>
+                <w:sz w:val="22"/>
+              </w:rPr>
+              <w:t>Approval 1 of 2 (candidate) and 2 of 2 (Manager) logged</w:t>
             </w:r>
           </w:p>
         </w:tc>
@@ -2900,22 +2582,22 @@
       <w:tr>
         <w:tc>
           <w:tcPr>
-            <w:tcW w:type="dxa" w:w="2381"/>
-          </w:tcPr>
-          <w:p>
-            <w:pPr>
-              <w:spacing w:after="0"/>
-              <w:jc w:val="left"/>
-            </w:pPr>
-            <w:r/>
-            <w:r>
-              <w:rPr>
-                <w:rFonts w:ascii="Arial" w:hAnsi="Arial" w:cs="Arial" w:eastAsia="Arial"/>
-                <w:b w:val="0"/>
-                <w:color w:val="000000"/>
-                <w:sz w:val="22"/>
-              </w:rPr>
-              <w:t>Monitor target vs achievement during the period</w:t>
+            <w:tcW w:type="dxa" w:w="2721"/>
+          </w:tcPr>
+          <w:p>
+            <w:pPr>
+              <w:spacing w:after="0"/>
+              <w:jc w:val="left"/>
+            </w:pPr>
+            <w:r/>
+            <w:r>
+              <w:rPr>
+                <w:rFonts w:ascii="Arial" w:hAnsi="Arial" w:cs="Arial" w:eastAsia="Arial"/>
+                <w:b w:val="0"/>
+                <w:color w:val="000000"/>
+                <w:sz w:val="22"/>
+              </w:rPr>
+              <w:t>Monitor target during the period</w:t>
             </w:r>
           </w:p>
         </w:tc>
@@ -2963,22 +2645,22 @@
         </w:tc>
         <w:tc>
           <w:tcPr>
-            <w:tcW w:type="dxa" w:w="4422"/>
-          </w:tcPr>
-          <w:p>
-            <w:pPr>
-              <w:spacing w:after="0"/>
-              <w:jc w:val="left"/>
-            </w:pPr>
-            <w:r/>
-            <w:r>
-              <w:rPr>
-                <w:rFonts w:ascii="Arial" w:hAnsi="Arial" w:cs="Arial" w:eastAsia="Arial"/>
-                <w:b w:val="0"/>
-                <w:color w:val="000000"/>
-                <w:sz w:val="22"/>
-              </w:rPr>
-              <w:t>Targets are checked at month end. The system shows achievement against the target to date, per sales and per package.</w:t>
+            <w:tcW w:type="dxa" w:w="4082"/>
+          </w:tcPr>
+          <w:p>
+            <w:pPr>
+              <w:spacing w:after="0"/>
+              <w:jc w:val="left"/>
+            </w:pPr>
+            <w:r/>
+            <w:r>
+              <w:rPr>
+                <w:rFonts w:ascii="Arial" w:hAnsi="Arial" w:cs="Arial" w:eastAsia="Arial"/>
+                <w:b w:val="0"/>
+                <w:color w:val="000000"/>
+                <w:sz w:val="22"/>
+              </w:rPr>
+              <w:t>Achievement vs target to date, per sales and package</w:t>
             </w:r>
           </w:p>
         </w:tc>
@@ -2986,22 +2668,22 @@
       <w:tr>
         <w:tc>
           <w:tcPr>
-            <w:tcW w:type="dxa" w:w="2381"/>
-          </w:tcPr>
-          <w:p>
-            <w:pPr>
-              <w:spacing w:after="0"/>
-              <w:jc w:val="left"/>
-            </w:pPr>
-            <w:r/>
-            <w:r>
-              <w:rPr>
-                <w:rFonts w:ascii="Arial" w:hAnsi="Arial" w:cs="Arial" w:eastAsia="Arial"/>
-                <w:b w:val="0"/>
-                <w:color w:val="000000"/>
-                <w:sz w:val="22"/>
-              </w:rPr>
-              <w:t>Keep an audit trail and document access log</w:t>
+            <w:tcW w:type="dxa" w:w="2721"/>
+          </w:tcPr>
+          <w:p>
+            <w:pPr>
+              <w:spacing w:after="0"/>
+              <w:jc w:val="left"/>
+            </w:pPr>
+            <w:r/>
+            <w:r>
+              <w:rPr>
+                <w:rFonts w:ascii="Arial" w:hAnsi="Arial" w:cs="Arial" w:eastAsia="Arial"/>
+                <w:b w:val="0"/>
+                <w:color w:val="000000"/>
+                <w:sz w:val="22"/>
+              </w:rPr>
+              <w:t>Audit trail and document access log</w:t>
             </w:r>
           </w:p>
         </w:tc>
@@ -3049,22 +2731,22 @@
         </w:tc>
         <w:tc>
           <w:tcPr>
-            <w:tcW w:type="dxa" w:w="4422"/>
-          </w:tcPr>
-          <w:p>
-            <w:pPr>
-              <w:spacing w:after="0"/>
-              <w:jc w:val="left"/>
-            </w:pPr>
-            <w:r/>
-            <w:r>
-              <w:rPr>
-                <w:rFonts w:ascii="Arial" w:hAnsi="Arial" w:cs="Arial" w:eastAsia="Arial"/>
-                <w:b w:val="0"/>
-                <w:color w:val="000000"/>
-                <w:sz w:val="22"/>
-              </w:rPr>
-              <w:t>No record of who saw candidate data. The system logs every action and document access.</w:t>
+            <w:tcW w:type="dxa" w:w="4082"/>
+          </w:tcPr>
+          <w:p>
+            <w:pPr>
+              <w:spacing w:after="0"/>
+              <w:jc w:val="left"/>
+            </w:pPr>
+            <w:r/>
+            <w:r>
+              <w:rPr>
+                <w:rFonts w:ascii="Arial" w:hAnsi="Arial" w:cs="Arial" w:eastAsia="Arial"/>
+                <w:b w:val="0"/>
+                <w:color w:val="000000"/>
+                <w:sz w:val="22"/>
+              </w:rPr>
+              <w:t>Every action and document access logged</w:t>
             </w:r>
           </w:p>
         </w:tc>
@@ -3086,21 +2768,7 @@
           <w:color w:val="000000"/>
           <w:sz w:val="28"/>
         </w:rPr>
-        <w:t>Goals and Success Metrics</w:t>
-      </w:r>
-    </w:p>
-    <w:p>
-      <w:pPr>
-        <w:jc w:val="both"/>
-      </w:pPr>
-      <w:r>
-        <w:rPr>
-          <w:rFonts w:ascii="Arial" w:hAnsi="Arial" w:cs="Arial" w:eastAsia="Arial"/>
-          <w:b w:val="0"/>
-          <w:color w:val="000000"/>
-          <w:sz w:val="22"/>
-        </w:rPr>
-        <w:t>Proposed first-year targets. Derived metrics come from the process design and business target; assumptions should be validated during the pilot.</w:t>
+        <w:t>Success Metrics</w:t>
       </w:r>
     </w:p>
     <w:tbl>
@@ -3200,7 +2868,7 @@
                 <w:color w:val="000000"/>
                 <w:sz w:val="22"/>
               </w:rPr>
-              <w:t>Leads assigned to a sales within 1 day</w:t>
+              <w:t>Leads assigned within 1 day</w:t>
             </w:r>
           </w:p>
         </w:tc>
@@ -3242,7 +2910,7 @@
                 <w:color w:val="000000"/>
                 <w:sz w:val="22"/>
               </w:rPr>
-              <w:t>Derived from the 1-day deadline of the New lead stage</w:t>
+              <w:t>Deadline of the New lead stage</w:t>
             </w:r>
           </w:p>
         </w:tc>
@@ -3265,7 +2933,7 @@
                 <w:color w:val="000000"/>
                 <w:sz w:val="22"/>
               </w:rPr>
-              <w:t>Average time from new lead to final decision</w:t>
+              <w:t>Time from new lead to final decision</w:t>
             </w:r>
           </w:p>
         </w:tc>
@@ -3307,7 +2975,7 @@
                 <w:color w:val="000000"/>
                 <w:sz w:val="22"/>
               </w:rPr>
-              <w:t>Derived: sum of stage deadlines (1 + 4 + 5 + 4 + 3 + 7 + 2)</w:t>
+              <w:t>Sum of stage deadlines</w:t>
             </w:r>
           </w:p>
         </w:tc>
@@ -3330,7 +2998,7 @@
                 <w:color w:val="000000"/>
                 <w:sz w:val="22"/>
               </w:rPr>
-              <w:t>Stages completed within their deadline</w:t>
+              <w:t>Stages completed on time</w:t>
             </w:r>
           </w:p>
         </w:tc>
@@ -3372,7 +3040,7 @@
                 <w:color w:val="000000"/>
                 <w:sz w:val="22"/>
               </w:rPr>
-              <w:t>Assumption: leaves room for exceptions such as candidates who are hard to reach</w:t>
+              <w:t>Assumption, validate in pilot</w:t>
             </w:r>
           </w:p>
         </w:tc>
@@ -3395,7 +3063,7 @@
                 <w:color w:val="000000"/>
                 <w:sz w:val="22"/>
               </w:rPr>
-              <w:t>Lead to approved partnership</w:t>
+              <w:t>Lead to approved conversion</w:t>
             </w:r>
           </w:p>
         </w:tc>
@@ -3437,7 +3105,7 @@
                 <w:color w:val="000000"/>
                 <w:sz w:val="22"/>
               </w:rPr>
-              <w:t>Derived from the default funnel conversion rates (see Feature H)</w:t>
+              <w:t>Default funnel rates</w:t>
             </w:r>
           </w:p>
         </w:tc>
@@ -3460,7 +3128,7 @@
                 <w:color w:val="000000"/>
                 <w:sz w:val="22"/>
               </w:rPr>
-              <w:t>New approved outlets per year</w:t>
+              <w:t>Approved outlets per year</w:t>
             </w:r>
           </w:p>
         </w:tc>
@@ -3481,7 +3149,7 @@
                 <w:color w:val="000000"/>
                 <w:sz w:val="22"/>
               </w:rPr>
-              <w:t>120 (72 Gerobak, 48 Cafe)</w:t>
+              <w:t>120</w:t>
             </w:r>
           </w:p>
         </w:tc>
@@ -3502,7 +3170,7 @@
                 <w:color w:val="000000"/>
                 <w:sz w:val="22"/>
               </w:rPr>
-              <w:t>Business target (stretch)</w:t>
+              <w:t>Business target</w:t>
             </w:r>
           </w:p>
         </w:tc>
@@ -3567,7 +3235,7 @@
                 <w:color w:val="000000"/>
                 <w:sz w:val="22"/>
               </w:rPr>
-              <w:t>Derived: 6 x Rp 45 million + 4 x Rp 450 million = Rp 2.07 billion per month</w:t>
+              <w:t>6 Gerobak + 4 Cafe per month</w:t>
             </w:r>
           </w:p>
         </w:tc>
@@ -3590,7 +3258,7 @@
                 <w:color w:val="000000"/>
                 <w:sz w:val="22"/>
               </w:rPr>
-              <w:t>Quotation responses submitted through the portal</w:t>
+              <w:t>Quotation responses via portal</w:t>
             </w:r>
           </w:p>
         </w:tc>
@@ -3632,7 +3300,7 @@
                 <w:color w:val="000000"/>
                 <w:sz w:val="22"/>
               </w:rPr>
-              <w:t>Assumption: portal adoption target, measured during the pilot</w:t>
+              <w:t>Assumption, validate in pilot</w:t>
             </w:r>
           </w:p>
         </w:tc>
@@ -3721,7 +3389,7 @@
           <w:color w:val="000000"/>
           <w:sz w:val="24"/>
         </w:rPr>
-        <w:t>Stages and deadlines</w:t>
+        <w:t>Stages</w:t>
       </w:r>
     </w:p>
     <w:tbl>
@@ -3886,7 +3554,7 @@
                 <w:color w:val="000000"/>
                 <w:sz w:val="22"/>
               </w:rPr>
-              <w:t>System (automatic) or Manager</w:t>
+              <w:t>System or Manager</w:t>
             </w:r>
           </w:p>
         </w:tc>
@@ -3951,7 +3619,7 @@
                 <w:color w:val="000000"/>
                 <w:sz w:val="22"/>
               </w:rPr>
-              <w:t>Business presentation and prospectus delivery</w:t>
+              <w:t>Business presentation and prospectus</w:t>
             </w:r>
           </w:p>
         </w:tc>
@@ -4123,7 +3791,7 @@
                 <w:color w:val="000000"/>
                 <w:sz w:val="22"/>
               </w:rPr>
-              <w:t>Eligibility assessment: interview, background check, financial verification, KYC, commitment</w:t>
+              <w:t>Eligibility assessment</w:t>
             </w:r>
           </w:p>
         </w:tc>
@@ -4295,7 +3963,7 @@
                 <w:color w:val="000000"/>
                 <w:sz w:val="22"/>
               </w:rPr>
-              <w:t>Negotiation: candidate agrees, requests changes, or withdraws</w:t>
+              <w:t>Negotiation</w:t>
             </w:r>
           </w:p>
         </w:tc>
@@ -4381,7 +4049,7 @@
                 <w:color w:val="000000"/>
                 <w:sz w:val="22"/>
               </w:rPr>
-              <w:t>Final approval: approve or reject</w:t>
+              <w:t>Final approval</w:t>
             </w:r>
           </w:p>
         </w:tc>
@@ -4425,74 +4093,6 @@
               </w:rPr>
               <w:t>2 days</w:t>
             </w:r>
-          </w:p>
-        </w:tc>
-      </w:tr>
-      <w:tr>
-        <w:tc>
-          <w:tcPr>
-            <w:tcW w:type="dxa" w:w="2436"/>
-          </w:tcPr>
-          <w:p>
-            <w:pPr>
-              <w:spacing w:after="0"/>
-              <w:jc w:val="left"/>
-            </w:pPr>
-            <w:r/>
-            <w:r>
-              <w:rPr>
-                <w:rFonts w:ascii="Arial" w:hAnsi="Arial" w:cs="Arial" w:eastAsia="Arial"/>
-                <w:b w:val="0"/>
-                <w:color w:val="000000"/>
-                <w:sz w:val="22"/>
-              </w:rPr>
-              <w:t>End</w:t>
-            </w:r>
-          </w:p>
-        </w:tc>
-        <w:tc>
-          <w:tcPr>
-            <w:tcW w:type="dxa" w:w="2436"/>
-          </w:tcPr>
-          <w:p>
-            <w:pPr>
-              <w:spacing w:after="0"/>
-              <w:jc w:val="left"/>
-            </w:pPr>
-            <w:r/>
-            <w:r>
-              <w:rPr>
-                <w:rFonts w:ascii="Arial" w:hAnsi="Arial" w:cs="Arial" w:eastAsia="Arial"/>
-                <w:b w:val="0"/>
-                <w:color w:val="000000"/>
-                <w:sz w:val="22"/>
-              </w:rPr>
-              <w:t>Approved, Rejected, or Withdrawn</w:t>
-            </w:r>
-          </w:p>
-        </w:tc>
-        <w:tc>
-          <w:tcPr>
-            <w:tcW w:type="dxa" w:w="2436"/>
-          </w:tcPr>
-          <w:p>
-            <w:pPr>
-              <w:spacing w:after="0"/>
-              <w:jc w:val="left"/>
-            </w:pPr>
-            <w:r/>
-          </w:p>
-        </w:tc>
-        <w:tc>
-          <w:tcPr>
-            <w:tcW w:type="dxa" w:w="2436"/>
-          </w:tcPr>
-          <w:p>
-            <w:pPr>
-              <w:spacing w:after="0"/>
-              <w:jc w:val="left"/>
-            </w:pPr>
-            <w:r/>
           </w:p>
         </w:tc>
       </w:tr>
@@ -4623,7 +4223,7 @@
         </w:tc>
         <w:tc>
           <w:tcPr>
-            <w:tcW w:type="dxa" w:w="2041"/>
+            <w:tcW w:type="dxa" w:w="2494"/>
             <w:shd w:val="clear" w:color="auto" w:fill="E7E2DA"/>
           </w:tcPr>
           <w:p>
@@ -4645,7 +4245,7 @@
         </w:tc>
         <w:tc>
           <w:tcPr>
-            <w:tcW w:type="dxa" w:w="1474"/>
+            <w:tcW w:type="dxa" w:w="1020"/>
             <w:shd w:val="clear" w:color="auto" w:fill="E7E2DA"/>
           </w:tcPr>
           <w:p>
@@ -4661,13 +4261,13 @@
                 <w:color w:val="000000"/>
                 <w:sz w:val="22"/>
               </w:rPr>
-              <w:t>Problem it solves</w:t>
-            </w:r>
-          </w:p>
-        </w:tc>
-        <w:tc>
-          <w:tcPr>
-            <w:tcW w:type="dxa" w:w="4082"/>
+              <w:t>Problem</w:t>
+            </w:r>
+          </w:p>
+        </w:tc>
+        <w:tc>
+          <w:tcPr>
+            <w:tcW w:type="dxa" w:w="3969"/>
             <w:shd w:val="clear" w:color="auto" w:fill="E7E2DA"/>
           </w:tcPr>
           <w:p>
@@ -4733,7 +4333,7 @@
         </w:tc>
         <w:tc>
           <w:tcPr>
-            <w:tcW w:type="dxa" w:w="2041"/>
+            <w:tcW w:type="dxa" w:w="2494"/>
           </w:tcPr>
           <w:p>
             <w:pPr>
@@ -4754,43 +4354,43 @@
         </w:tc>
         <w:tc>
           <w:tcPr>
-            <w:tcW w:type="dxa" w:w="1474"/>
-          </w:tcPr>
-          <w:p>
-            <w:pPr>
-              <w:spacing w:after="0"/>
-              <w:jc w:val="left"/>
-            </w:pPr>
-            <w:r/>
-            <w:r>
-              <w:rPr>
-                <w:rFonts w:ascii="Arial" w:hAnsi="Arial" w:cs="Arial" w:eastAsia="Arial"/>
-                <w:b w:val="0"/>
-                <w:color w:val="000000"/>
-                <w:sz w:val="22"/>
-              </w:rPr>
-              <w:t>Pain point 1</w:t>
-            </w:r>
-          </w:p>
-        </w:tc>
-        <w:tc>
-          <w:tcPr>
-            <w:tcW w:type="dxa" w:w="4082"/>
-          </w:tcPr>
-          <w:p>
-            <w:pPr>
-              <w:spacing w:after="0"/>
-              <w:jc w:val="left"/>
-            </w:pPr>
-            <w:r/>
-            <w:r>
-              <w:rPr>
-                <w:rFonts w:ascii="Arial" w:hAnsi="Arial" w:cs="Arial" w:eastAsia="Arial"/>
-                <w:b w:val="0"/>
-                <w:color w:val="000000"/>
-                <w:sz w:val="22"/>
-              </w:rPr>
-              <w:t>"Is every new lead recorded and owned by the right sales?"</w:t>
+            <w:tcW w:type="dxa" w:w="1020"/>
+          </w:tcPr>
+          <w:p>
+            <w:pPr>
+              <w:spacing w:after="0"/>
+              <w:jc w:val="left"/>
+            </w:pPr>
+            <w:r/>
+            <w:r>
+              <w:rPr>
+                <w:rFonts w:ascii="Arial" w:hAnsi="Arial" w:cs="Arial" w:eastAsia="Arial"/>
+                <w:b w:val="0"/>
+                <w:color w:val="000000"/>
+                <w:sz w:val="22"/>
+              </w:rPr>
+              <w:t>1</w:t>
+            </w:r>
+          </w:p>
+        </w:tc>
+        <w:tc>
+          <w:tcPr>
+            <w:tcW w:type="dxa" w:w="3969"/>
+          </w:tcPr>
+          <w:p>
+            <w:pPr>
+              <w:spacing w:after="0"/>
+              <w:jc w:val="left"/>
+            </w:pPr>
+            <w:r/>
+            <w:r>
+              <w:rPr>
+                <w:rFonts w:ascii="Arial" w:hAnsi="Arial" w:cs="Arial" w:eastAsia="Arial"/>
+                <w:b w:val="0"/>
+                <w:color w:val="000000"/>
+                <w:sz w:val="22"/>
+              </w:rPr>
+              <w:t>"Is every new lead owned by the right sales?"</w:t>
             </w:r>
           </w:p>
         </w:tc>
@@ -4840,7 +4440,7 @@
         </w:tc>
         <w:tc>
           <w:tcPr>
-            <w:tcW w:type="dxa" w:w="2041"/>
+            <w:tcW w:type="dxa" w:w="2494"/>
           </w:tcPr>
           <w:p>
             <w:pPr>
@@ -4861,43 +4461,43 @@
         </w:tc>
         <w:tc>
           <w:tcPr>
-            <w:tcW w:type="dxa" w:w="1474"/>
-          </w:tcPr>
-          <w:p>
-            <w:pPr>
-              <w:spacing w:after="0"/>
-              <w:jc w:val="left"/>
-            </w:pPr>
-            <w:r/>
-            <w:r>
-              <w:rPr>
-                <w:rFonts w:ascii="Arial" w:hAnsi="Arial" w:cs="Arial" w:eastAsia="Arial"/>
-                <w:b w:val="0"/>
-                <w:color w:val="000000"/>
-                <w:sz w:val="22"/>
-              </w:rPr>
-              <w:t>Pain points 1, 4</w:t>
-            </w:r>
-          </w:p>
-        </w:tc>
-        <w:tc>
-          <w:tcPr>
-            <w:tcW w:type="dxa" w:w="4082"/>
-          </w:tcPr>
-          <w:p>
-            <w:pPr>
-              <w:spacing w:after="0"/>
-              <w:jc w:val="left"/>
-            </w:pPr>
-            <w:r/>
-            <w:r>
-              <w:rPr>
-                <w:rFonts w:ascii="Arial" w:hAnsi="Arial" w:cs="Arial" w:eastAsia="Arial"/>
-                <w:b w:val="0"/>
-                <w:color w:val="000000"/>
-                <w:sz w:val="22"/>
-              </w:rPr>
-              <w:t>"Where is each application now, and who is it waiting for?"</w:t>
+            <w:tcW w:type="dxa" w:w="1020"/>
+          </w:tcPr>
+          <w:p>
+            <w:pPr>
+              <w:spacing w:after="0"/>
+              <w:jc w:val="left"/>
+            </w:pPr>
+            <w:r/>
+            <w:r>
+              <w:rPr>
+                <w:rFonts w:ascii="Arial" w:hAnsi="Arial" w:cs="Arial" w:eastAsia="Arial"/>
+                <w:b w:val="0"/>
+                <w:color w:val="000000"/>
+                <w:sz w:val="22"/>
+              </w:rPr>
+              <w:t>1, 4</w:t>
+            </w:r>
+          </w:p>
+        </w:tc>
+        <w:tc>
+          <w:tcPr>
+            <w:tcW w:type="dxa" w:w="3969"/>
+          </w:tcPr>
+          <w:p>
+            <w:pPr>
+              <w:spacing w:after="0"/>
+              <w:jc w:val="left"/>
+            </w:pPr>
+            <w:r/>
+            <w:r>
+              <w:rPr>
+                <w:rFonts w:ascii="Arial" w:hAnsi="Arial" w:cs="Arial" w:eastAsia="Arial"/>
+                <w:b w:val="0"/>
+                <w:color w:val="000000"/>
+                <w:sz w:val="22"/>
+              </w:rPr>
+              <w:t>"Where is each application, and who is it waiting for?"</w:t>
             </w:r>
           </w:p>
         </w:tc>
@@ -4947,64 +4547,64 @@
         </w:tc>
         <w:tc>
           <w:tcPr>
-            <w:tcW w:type="dxa" w:w="2041"/>
-          </w:tcPr>
-          <w:p>
-            <w:pPr>
-              <w:spacing w:after="0"/>
-              <w:jc w:val="left"/>
-            </w:pPr>
-            <w:r/>
-            <w:r>
-              <w:rPr>
-                <w:rFonts w:ascii="Arial" w:hAnsi="Arial" w:cs="Arial" w:eastAsia="Arial"/>
-                <w:b w:val="0"/>
-                <w:color w:val="000000"/>
-                <w:sz w:val="22"/>
-              </w:rPr>
-              <w:t>Stage Processing (presentation, survey, assessment)</w:t>
-            </w:r>
-          </w:p>
-        </w:tc>
-        <w:tc>
-          <w:tcPr>
-            <w:tcW w:type="dxa" w:w="1474"/>
-          </w:tcPr>
-          <w:p>
-            <w:pPr>
-              <w:spacing w:after="0"/>
-              <w:jc w:val="left"/>
-            </w:pPr>
-            <w:r/>
-            <w:r>
-              <w:rPr>
-                <w:rFonts w:ascii="Arial" w:hAnsi="Arial" w:cs="Arial" w:eastAsia="Arial"/>
-                <w:b w:val="0"/>
-                <w:color w:val="000000"/>
-                <w:sz w:val="22"/>
-              </w:rPr>
-              <w:t>Pain points 5, 7</w:t>
-            </w:r>
-          </w:p>
-        </w:tc>
-        <w:tc>
-          <w:tcPr>
-            <w:tcW w:type="dxa" w:w="4082"/>
-          </w:tcPr>
-          <w:p>
-            <w:pPr>
-              <w:spacing w:after="0"/>
-              <w:jc w:val="left"/>
-            </w:pPr>
-            <w:r/>
-            <w:r>
-              <w:rPr>
-                <w:rFonts w:ascii="Arial" w:hAnsi="Arial" w:cs="Arial" w:eastAsia="Arial"/>
-                <w:b w:val="0"/>
-                <w:color w:val="000000"/>
-                <w:sz w:val="22"/>
-              </w:rPr>
-              <w:t>"Has this candidate passed each check, with evidence?"</w:t>
+            <w:tcW w:type="dxa" w:w="2494"/>
+          </w:tcPr>
+          <w:p>
+            <w:pPr>
+              <w:spacing w:after="0"/>
+              <w:jc w:val="left"/>
+            </w:pPr>
+            <w:r/>
+            <w:r>
+              <w:rPr>
+                <w:rFonts w:ascii="Arial" w:hAnsi="Arial" w:cs="Arial" w:eastAsia="Arial"/>
+                <w:b w:val="0"/>
+                <w:color w:val="000000"/>
+                <w:sz w:val="22"/>
+              </w:rPr>
+              <w:t>Stage Processing</w:t>
+            </w:r>
+          </w:p>
+        </w:tc>
+        <w:tc>
+          <w:tcPr>
+            <w:tcW w:type="dxa" w:w="1020"/>
+          </w:tcPr>
+          <w:p>
+            <w:pPr>
+              <w:spacing w:after="0"/>
+              <w:jc w:val="left"/>
+            </w:pPr>
+            <w:r/>
+            <w:r>
+              <w:rPr>
+                <w:rFonts w:ascii="Arial" w:hAnsi="Arial" w:cs="Arial" w:eastAsia="Arial"/>
+                <w:b w:val="0"/>
+                <w:color w:val="000000"/>
+                <w:sz w:val="22"/>
+              </w:rPr>
+              <w:t>5, 7</w:t>
+            </w:r>
+          </w:p>
+        </w:tc>
+        <w:tc>
+          <w:tcPr>
+            <w:tcW w:type="dxa" w:w="3969"/>
+          </w:tcPr>
+          <w:p>
+            <w:pPr>
+              <w:spacing w:after="0"/>
+              <w:jc w:val="left"/>
+            </w:pPr>
+            <w:r/>
+            <w:r>
+              <w:rPr>
+                <w:rFonts w:ascii="Arial" w:hAnsi="Arial" w:cs="Arial" w:eastAsia="Arial"/>
+                <w:b w:val="0"/>
+                <w:color w:val="000000"/>
+                <w:sz w:val="22"/>
+              </w:rPr>
+              <w:t>"Has this candidate passed each check?"</w:t>
             </w:r>
           </w:p>
         </w:tc>
@@ -5054,7 +4654,7 @@
         </w:tc>
         <w:tc>
           <w:tcPr>
-            <w:tcW w:type="dxa" w:w="2041"/>
+            <w:tcW w:type="dxa" w:w="2494"/>
           </w:tcPr>
           <w:p>
             <w:pPr>
@@ -5075,43 +4675,43 @@
         </w:tc>
         <w:tc>
           <w:tcPr>
-            <w:tcW w:type="dxa" w:w="1474"/>
-          </w:tcPr>
-          <w:p>
-            <w:pPr>
-              <w:spacing w:after="0"/>
-              <w:jc w:val="left"/>
-            </w:pPr>
-            <w:r/>
-            <w:r>
-              <w:rPr>
-                <w:rFonts w:ascii="Arial" w:hAnsi="Arial" w:cs="Arial" w:eastAsia="Arial"/>
-                <w:b w:val="0"/>
-                <w:color w:val="000000"/>
-                <w:sz w:val="22"/>
-              </w:rPr>
-              <w:t>Pain point 5</w:t>
-            </w:r>
-          </w:p>
-        </w:tc>
-        <w:tc>
-          <w:tcPr>
-            <w:tcW w:type="dxa" w:w="4082"/>
-          </w:tcPr>
-          <w:p>
-            <w:pPr>
-              <w:spacing w:after="0"/>
-              <w:jc w:val="left"/>
-            </w:pPr>
-            <w:r/>
-            <w:r>
-              <w:rPr>
-                <w:rFonts w:ascii="Arial" w:hAnsi="Arial" w:cs="Arial" w:eastAsia="Arial"/>
-                <w:b w:val="0"/>
-                <w:color w:val="000000"/>
-                <w:sz w:val="22"/>
-              </w:rPr>
-              <w:t>"How well does this candidate and location fit, and why?"</w:t>
+            <w:tcW w:type="dxa" w:w="1020"/>
+          </w:tcPr>
+          <w:p>
+            <w:pPr>
+              <w:spacing w:after="0"/>
+              <w:jc w:val="left"/>
+            </w:pPr>
+            <w:r/>
+            <w:r>
+              <w:rPr>
+                <w:rFonts w:ascii="Arial" w:hAnsi="Arial" w:cs="Arial" w:eastAsia="Arial"/>
+                <w:b w:val="0"/>
+                <w:color w:val="000000"/>
+                <w:sz w:val="22"/>
+              </w:rPr>
+              <w:t>5</w:t>
+            </w:r>
+          </w:p>
+        </w:tc>
+        <w:tc>
+          <w:tcPr>
+            <w:tcW w:type="dxa" w:w="3969"/>
+          </w:tcPr>
+          <w:p>
+            <w:pPr>
+              <w:spacing w:after="0"/>
+              <w:jc w:val="left"/>
+            </w:pPr>
+            <w:r/>
+            <w:r>
+              <w:rPr>
+                <w:rFonts w:ascii="Arial" w:hAnsi="Arial" w:cs="Arial" w:eastAsia="Arial"/>
+                <w:b w:val="0"/>
+                <w:color w:val="000000"/>
+                <w:sz w:val="22"/>
+              </w:rPr>
+              <w:t>"How well does this candidate fit, and why?"</w:t>
             </w:r>
           </w:p>
         </w:tc>
@@ -5161,7 +4761,7 @@
         </w:tc>
         <w:tc>
           <w:tcPr>
-            <w:tcW w:type="dxa" w:w="2041"/>
+            <w:tcW w:type="dxa" w:w="2494"/>
           </w:tcPr>
           <w:p>
             <w:pPr>
@@ -5182,43 +4782,43 @@
         </w:tc>
         <w:tc>
           <w:tcPr>
-            <w:tcW w:type="dxa" w:w="1474"/>
-          </w:tcPr>
-          <w:p>
-            <w:pPr>
-              <w:spacing w:after="0"/>
-              <w:jc w:val="left"/>
-            </w:pPr>
-            <w:r/>
-            <w:r>
-              <w:rPr>
-                <w:rFonts w:ascii="Arial" w:hAnsi="Arial" w:cs="Arial" w:eastAsia="Arial"/>
-                <w:b w:val="0"/>
-                <w:color w:val="000000"/>
-                <w:sz w:val="22"/>
-              </w:rPr>
-              <w:t>Pain point 3</w:t>
-            </w:r>
-          </w:p>
-        </w:tc>
-        <w:tc>
-          <w:tcPr>
-            <w:tcW w:type="dxa" w:w="4082"/>
-          </w:tcPr>
-          <w:p>
-            <w:pPr>
-              <w:spacing w:after="0"/>
-              <w:jc w:val="left"/>
-            </w:pPr>
-            <w:r/>
-            <w:r>
-              <w:rPr>
-                <w:rFonts w:ascii="Arial" w:hAnsi="Arial" w:cs="Arial" w:eastAsia="Arial"/>
-                <w:b w:val="0"/>
-                <w:color w:val="000000"/>
-                <w:sz w:val="22"/>
-              </w:rPr>
-              <w:t>"Which quotation version is the latest, and how did the candidate respond?"</w:t>
+            <w:tcW w:type="dxa" w:w="1020"/>
+          </w:tcPr>
+          <w:p>
+            <w:pPr>
+              <w:spacing w:after="0"/>
+              <w:jc w:val="left"/>
+            </w:pPr>
+            <w:r/>
+            <w:r>
+              <w:rPr>
+                <w:rFonts w:ascii="Arial" w:hAnsi="Arial" w:cs="Arial" w:eastAsia="Arial"/>
+                <w:b w:val="0"/>
+                <w:color w:val="000000"/>
+                <w:sz w:val="22"/>
+              </w:rPr>
+              <w:t>3</w:t>
+            </w:r>
+          </w:p>
+        </w:tc>
+        <w:tc>
+          <w:tcPr>
+            <w:tcW w:type="dxa" w:w="3969"/>
+          </w:tcPr>
+          <w:p>
+            <w:pPr>
+              <w:spacing w:after="0"/>
+              <w:jc w:val="left"/>
+            </w:pPr>
+            <w:r/>
+            <w:r>
+              <w:rPr>
+                <w:rFonts w:ascii="Arial" w:hAnsi="Arial" w:cs="Arial" w:eastAsia="Arial"/>
+                <w:b w:val="0"/>
+                <w:color w:val="000000"/>
+                <w:sz w:val="22"/>
+              </w:rPr>
+              <w:t>"What is the latest offer, and how did the candidate respond?"</w:t>
             </w:r>
           </w:p>
         </w:tc>
@@ -5268,7 +4868,7 @@
         </w:tc>
         <w:tc>
           <w:tcPr>
-            <w:tcW w:type="dxa" w:w="2041"/>
+            <w:tcW w:type="dxa" w:w="2494"/>
           </w:tcPr>
           <w:p>
             <w:pPr>
@@ -5289,43 +4889,43 @@
         </w:tc>
         <w:tc>
           <w:tcPr>
-            <w:tcW w:type="dxa" w:w="1474"/>
-          </w:tcPr>
-          <w:p>
-            <w:pPr>
-              <w:spacing w:after="0"/>
-              <w:jc w:val="left"/>
-            </w:pPr>
-            <w:r/>
-            <w:r>
-              <w:rPr>
-                <w:rFonts w:ascii="Arial" w:hAnsi="Arial" w:cs="Arial" w:eastAsia="Arial"/>
-                <w:b w:val="0"/>
-                <w:color w:val="000000"/>
-                <w:sz w:val="22"/>
-              </w:rPr>
-              <w:t>Pain point 3</w:t>
-            </w:r>
-          </w:p>
-        </w:tc>
-        <w:tc>
-          <w:tcPr>
-            <w:tcW w:type="dxa" w:w="4082"/>
-          </w:tcPr>
-          <w:p>
-            <w:pPr>
-              <w:spacing w:after="0"/>
-              <w:jc w:val="left"/>
-            </w:pPr>
-            <w:r/>
-            <w:r>
-              <w:rPr>
-                <w:rFonts w:ascii="Arial" w:hAnsi="Arial" w:cs="Arial" w:eastAsia="Arial"/>
-                <w:b w:val="0"/>
-                <w:color w:val="000000"/>
-                <w:sz w:val="22"/>
-              </w:rPr>
-              <w:t>"Has this partnership been approved by both parties?"</w:t>
+            <w:tcW w:type="dxa" w:w="1020"/>
+          </w:tcPr>
+          <w:p>
+            <w:pPr>
+              <w:spacing w:after="0"/>
+              <w:jc w:val="left"/>
+            </w:pPr>
+            <w:r/>
+            <w:r>
+              <w:rPr>
+                <w:rFonts w:ascii="Arial" w:hAnsi="Arial" w:cs="Arial" w:eastAsia="Arial"/>
+                <w:b w:val="0"/>
+                <w:color w:val="000000"/>
+                <w:sz w:val="22"/>
+              </w:rPr>
+              <w:t>3</w:t>
+            </w:r>
+          </w:p>
+        </w:tc>
+        <w:tc>
+          <w:tcPr>
+            <w:tcW w:type="dxa" w:w="3969"/>
+          </w:tcPr>
+          <w:p>
+            <w:pPr>
+              <w:spacing w:after="0"/>
+              <w:jc w:val="left"/>
+            </w:pPr>
+            <w:r/>
+            <w:r>
+              <w:rPr>
+                <w:rFonts w:ascii="Arial" w:hAnsi="Arial" w:cs="Arial" w:eastAsia="Arial"/>
+                <w:b w:val="0"/>
+                <w:color w:val="000000"/>
+                <w:sz w:val="22"/>
+              </w:rPr>
+              <w:t>"Have both parties approved?"</w:t>
             </w:r>
           </w:p>
         </w:tc>
@@ -5375,64 +4975,64 @@
         </w:tc>
         <w:tc>
           <w:tcPr>
-            <w:tcW w:type="dxa" w:w="2041"/>
-          </w:tcPr>
-          <w:p>
-            <w:pPr>
-              <w:spacing w:after="0"/>
-              <w:jc w:val="left"/>
-            </w:pPr>
-            <w:r/>
-            <w:r>
-              <w:rPr>
-                <w:rFonts w:ascii="Arial" w:hAnsi="Arial" w:cs="Arial" w:eastAsia="Arial"/>
-                <w:b w:val="0"/>
-                <w:color w:val="000000"/>
-                <w:sz w:val="22"/>
-              </w:rPr>
-              <w:t>Tasks and Automatic Reminders</w:t>
-            </w:r>
-          </w:p>
-        </w:tc>
-        <w:tc>
-          <w:tcPr>
-            <w:tcW w:type="dxa" w:w="1474"/>
-          </w:tcPr>
-          <w:p>
-            <w:pPr>
-              <w:spacing w:after="0"/>
-              <w:jc w:val="left"/>
-            </w:pPr>
-            <w:r/>
-            <w:r>
-              <w:rPr>
-                <w:rFonts w:ascii="Arial" w:hAnsi="Arial" w:cs="Arial" w:eastAsia="Arial"/>
-                <w:b w:val="0"/>
-                <w:color w:val="000000"/>
-                <w:sz w:val="22"/>
-              </w:rPr>
-              <w:t>Pain point 4</w:t>
-            </w:r>
-          </w:p>
-        </w:tc>
-        <w:tc>
-          <w:tcPr>
-            <w:tcW w:type="dxa" w:w="4082"/>
-          </w:tcPr>
-          <w:p>
-            <w:pPr>
-              <w:spacing w:after="0"/>
-              <w:jc w:val="left"/>
-            </w:pPr>
-            <w:r/>
-            <w:r>
-              <w:rPr>
-                <w:rFonts w:ascii="Arial" w:hAnsi="Arial" w:cs="Arial" w:eastAsia="Arial"/>
-                <w:b w:val="0"/>
-                <w:color w:val="000000"/>
-                <w:sz w:val="22"/>
-              </w:rPr>
-              <w:t>"What do I need to do today, and what is overdue?"</w:t>
+            <w:tcW w:type="dxa" w:w="2494"/>
+          </w:tcPr>
+          <w:p>
+            <w:pPr>
+              <w:spacing w:after="0"/>
+              <w:jc w:val="left"/>
+            </w:pPr>
+            <w:r/>
+            <w:r>
+              <w:rPr>
+                <w:rFonts w:ascii="Arial" w:hAnsi="Arial" w:cs="Arial" w:eastAsia="Arial"/>
+                <w:b w:val="0"/>
+                <w:color w:val="000000"/>
+                <w:sz w:val="22"/>
+              </w:rPr>
+              <w:t>Tasks and Reminders</w:t>
+            </w:r>
+          </w:p>
+        </w:tc>
+        <w:tc>
+          <w:tcPr>
+            <w:tcW w:type="dxa" w:w="1020"/>
+          </w:tcPr>
+          <w:p>
+            <w:pPr>
+              <w:spacing w:after="0"/>
+              <w:jc w:val="left"/>
+            </w:pPr>
+            <w:r/>
+            <w:r>
+              <w:rPr>
+                <w:rFonts w:ascii="Arial" w:hAnsi="Arial" w:cs="Arial" w:eastAsia="Arial"/>
+                <w:b w:val="0"/>
+                <w:color w:val="000000"/>
+                <w:sz w:val="22"/>
+              </w:rPr>
+              <w:t>4</w:t>
+            </w:r>
+          </w:p>
+        </w:tc>
+        <w:tc>
+          <w:tcPr>
+            <w:tcW w:type="dxa" w:w="3969"/>
+          </w:tcPr>
+          <w:p>
+            <w:pPr>
+              <w:spacing w:after="0"/>
+              <w:jc w:val="left"/>
+            </w:pPr>
+            <w:r/>
+            <w:r>
+              <w:rPr>
+                <w:rFonts w:ascii="Arial" w:hAnsi="Arial" w:cs="Arial" w:eastAsia="Arial"/>
+                <w:b w:val="0"/>
+                <w:color w:val="000000"/>
+                <w:sz w:val="22"/>
+              </w:rPr>
+              <w:t>"What do I need to do today?"</w:t>
             </w:r>
           </w:p>
         </w:tc>
@@ -5482,64 +5082,64 @@
         </w:tc>
         <w:tc>
           <w:tcPr>
-            <w:tcW w:type="dxa" w:w="2041"/>
-          </w:tcPr>
-          <w:p>
-            <w:pPr>
-              <w:spacing w:after="0"/>
-              <w:jc w:val="left"/>
-            </w:pPr>
-            <w:r/>
-            <w:r>
-              <w:rPr>
-                <w:rFonts w:ascii="Arial" w:hAnsi="Arial" w:cs="Arial" w:eastAsia="Arial"/>
-                <w:b w:val="0"/>
-                <w:color w:val="000000"/>
-                <w:sz w:val="22"/>
-              </w:rPr>
-              <w:t>Target vs Achievement and Sales Performance</w:t>
-            </w:r>
-          </w:p>
-        </w:tc>
-        <w:tc>
-          <w:tcPr>
-            <w:tcW w:type="dxa" w:w="1474"/>
-          </w:tcPr>
-          <w:p>
-            <w:pPr>
-              <w:spacing w:after="0"/>
-              <w:jc w:val="left"/>
-            </w:pPr>
-            <w:r/>
-            <w:r>
-              <w:rPr>
-                <w:rFonts w:ascii="Arial" w:hAnsi="Arial" w:cs="Arial" w:eastAsia="Arial"/>
-                <w:b w:val="0"/>
-                <w:color w:val="000000"/>
-                <w:sz w:val="22"/>
-              </w:rPr>
-              <w:t>Pain point 6</w:t>
-            </w:r>
-          </w:p>
-        </w:tc>
-        <w:tc>
-          <w:tcPr>
-            <w:tcW w:type="dxa" w:w="4082"/>
-          </w:tcPr>
-          <w:p>
-            <w:pPr>
-              <w:spacing w:after="0"/>
-              <w:jc w:val="left"/>
-            </w:pPr>
-            <w:r/>
-            <w:r>
-              <w:rPr>
-                <w:rFonts w:ascii="Arial" w:hAnsi="Arial" w:cs="Arial" w:eastAsia="Arial"/>
-                <w:b w:val="0"/>
-                <w:color w:val="000000"/>
-                <w:sz w:val="22"/>
-              </w:rPr>
-              <w:t>"Are we on pace to hit this period's target, and who needs help?"</w:t>
+            <w:tcW w:type="dxa" w:w="2494"/>
+          </w:tcPr>
+          <w:p>
+            <w:pPr>
+              <w:spacing w:after="0"/>
+              <w:jc w:val="left"/>
+            </w:pPr>
+            <w:r/>
+            <w:r>
+              <w:rPr>
+                <w:rFonts w:ascii="Arial" w:hAnsi="Arial" w:cs="Arial" w:eastAsia="Arial"/>
+                <w:b w:val="0"/>
+                <w:color w:val="000000"/>
+                <w:sz w:val="22"/>
+              </w:rPr>
+              <w:t>Target and Sales Performance</w:t>
+            </w:r>
+          </w:p>
+        </w:tc>
+        <w:tc>
+          <w:tcPr>
+            <w:tcW w:type="dxa" w:w="1020"/>
+          </w:tcPr>
+          <w:p>
+            <w:pPr>
+              <w:spacing w:after="0"/>
+              <w:jc w:val="left"/>
+            </w:pPr>
+            <w:r/>
+            <w:r>
+              <w:rPr>
+                <w:rFonts w:ascii="Arial" w:hAnsi="Arial" w:cs="Arial" w:eastAsia="Arial"/>
+                <w:b w:val="0"/>
+                <w:color w:val="000000"/>
+                <w:sz w:val="22"/>
+              </w:rPr>
+              <w:t>6</w:t>
+            </w:r>
+          </w:p>
+        </w:tc>
+        <w:tc>
+          <w:tcPr>
+            <w:tcW w:type="dxa" w:w="3969"/>
+          </w:tcPr>
+          <w:p>
+            <w:pPr>
+              <w:spacing w:after="0"/>
+              <w:jc w:val="left"/>
+            </w:pPr>
+            <w:r/>
+            <w:r>
+              <w:rPr>
+                <w:rFonts w:ascii="Arial" w:hAnsi="Arial" w:cs="Arial" w:eastAsia="Arial"/>
+                <w:b w:val="0"/>
+                <w:color w:val="000000"/>
+                <w:sz w:val="22"/>
+              </w:rPr>
+              <w:t>"Are we on pace, and who needs help?"</w:t>
             </w:r>
           </w:p>
         </w:tc>
@@ -5589,7 +5189,7 @@
         </w:tc>
         <w:tc>
           <w:tcPr>
-            <w:tcW w:type="dxa" w:w="2041"/>
+            <w:tcW w:type="dxa" w:w="2494"/>
           </w:tcPr>
           <w:p>
             <w:pPr>
@@ -5610,43 +5210,43 @@
         </w:tc>
         <w:tc>
           <w:tcPr>
-            <w:tcW w:type="dxa" w:w="1474"/>
-          </w:tcPr>
-          <w:p>
-            <w:pPr>
-              <w:spacing w:after="0"/>
-              <w:jc w:val="left"/>
-            </w:pPr>
-            <w:r/>
-            <w:r>
-              <w:rPr>
-                <w:rFonts w:ascii="Arial" w:hAnsi="Arial" w:cs="Arial" w:eastAsia="Arial"/>
-                <w:b w:val="0"/>
-                <w:color w:val="000000"/>
-                <w:sz w:val="22"/>
-              </w:rPr>
-              <w:t>Pain point 7</w:t>
-            </w:r>
-          </w:p>
-        </w:tc>
-        <w:tc>
-          <w:tcPr>
-            <w:tcW w:type="dxa" w:w="4082"/>
-          </w:tcPr>
-          <w:p>
-            <w:pPr>
-              <w:spacing w:after="0"/>
-              <w:jc w:val="left"/>
-            </w:pPr>
-            <w:r/>
-            <w:r>
-              <w:rPr>
-                <w:rFonts w:ascii="Arial" w:hAnsi="Arial" w:cs="Arial" w:eastAsia="Arial"/>
-                <w:b w:val="0"/>
-                <w:color w:val="000000"/>
-                <w:sz w:val="22"/>
-              </w:rPr>
-              <w:t>"Who did what, and who accessed this candidate's data?"</w:t>
+            <w:tcW w:type="dxa" w:w="1020"/>
+          </w:tcPr>
+          <w:p>
+            <w:pPr>
+              <w:spacing w:after="0"/>
+              <w:jc w:val="left"/>
+            </w:pPr>
+            <w:r/>
+            <w:r>
+              <w:rPr>
+                <w:rFonts w:ascii="Arial" w:hAnsi="Arial" w:cs="Arial" w:eastAsia="Arial"/>
+                <w:b w:val="0"/>
+                <w:color w:val="000000"/>
+                <w:sz w:val="22"/>
+              </w:rPr>
+              <w:t>7</w:t>
+            </w:r>
+          </w:p>
+        </w:tc>
+        <w:tc>
+          <w:tcPr>
+            <w:tcW w:type="dxa" w:w="3969"/>
+          </w:tcPr>
+          <w:p>
+            <w:pPr>
+              <w:spacing w:after="0"/>
+              <w:jc w:val="left"/>
+            </w:pPr>
+            <w:r/>
+            <w:r>
+              <w:rPr>
+                <w:rFonts w:ascii="Arial" w:hAnsi="Arial" w:cs="Arial" w:eastAsia="Arial"/>
+                <w:b w:val="0"/>
+                <w:color w:val="000000"/>
+                <w:sz w:val="22"/>
+              </w:rPr>
+              <w:t>"Who did what, and who saw this data?"</w:t>
             </w:r>
           </w:p>
         </w:tc>
@@ -5690,13 +5290,13 @@
                 <w:color w:val="000000"/>
                 <w:sz w:val="22"/>
               </w:rPr>
-              <w:t>Partner Portal</w:t>
-            </w:r>
-          </w:p>
-        </w:tc>
-        <w:tc>
-          <w:tcPr>
-            <w:tcW w:type="dxa" w:w="2041"/>
+              <w:t>Portal</w:t>
+            </w:r>
+          </w:p>
+        </w:tc>
+        <w:tc>
+          <w:tcPr>
+            <w:tcW w:type="dxa" w:w="2494"/>
           </w:tcPr>
           <w:p>
             <w:pPr>
@@ -5717,43 +5317,43 @@
         </w:tc>
         <w:tc>
           <w:tcPr>
-            <w:tcW w:type="dxa" w:w="1474"/>
-          </w:tcPr>
-          <w:p>
-            <w:pPr>
-              <w:spacing w:after="0"/>
-              <w:jc w:val="left"/>
-            </w:pPr>
-            <w:r/>
-            <w:r>
-              <w:rPr>
-                <w:rFonts w:ascii="Arial" w:hAnsi="Arial" w:cs="Arial" w:eastAsia="Arial"/>
-                <w:b w:val="0"/>
-                <w:color w:val="000000"/>
-                <w:sz w:val="22"/>
-              </w:rPr>
-              <w:t>Pain point 1</w:t>
-            </w:r>
-          </w:p>
-        </w:tc>
-        <w:tc>
-          <w:tcPr>
-            <w:tcW w:type="dxa" w:w="4082"/>
-          </w:tcPr>
-          <w:p>
-            <w:pPr>
-              <w:spacing w:after="0"/>
-              <w:jc w:val="left"/>
-            </w:pPr>
-            <w:r/>
-            <w:r>
-              <w:rPr>
-                <w:rFonts w:ascii="Arial" w:hAnsi="Arial" w:cs="Arial" w:eastAsia="Arial"/>
-                <w:b w:val="0"/>
-                <w:color w:val="000000"/>
-                <w:sz w:val="22"/>
-              </w:rPr>
-              <w:t>"How do I apply without waiting for a sales to contact me?"</w:t>
+            <w:tcW w:type="dxa" w:w="1020"/>
+          </w:tcPr>
+          <w:p>
+            <w:pPr>
+              <w:spacing w:after="0"/>
+              <w:jc w:val="left"/>
+            </w:pPr>
+            <w:r/>
+            <w:r>
+              <w:rPr>
+                <w:rFonts w:ascii="Arial" w:hAnsi="Arial" w:cs="Arial" w:eastAsia="Arial"/>
+                <w:b w:val="0"/>
+                <w:color w:val="000000"/>
+                <w:sz w:val="22"/>
+              </w:rPr>
+              <w:t>1</w:t>
+            </w:r>
+          </w:p>
+        </w:tc>
+        <w:tc>
+          <w:tcPr>
+            <w:tcW w:type="dxa" w:w="3969"/>
+          </w:tcPr>
+          <w:p>
+            <w:pPr>
+              <w:spacing w:after="0"/>
+              <w:jc w:val="left"/>
+            </w:pPr>
+            <w:r/>
+            <w:r>
+              <w:rPr>
+                <w:rFonts w:ascii="Arial" w:hAnsi="Arial" w:cs="Arial" w:eastAsia="Arial"/>
+                <w:b w:val="0"/>
+                <w:color w:val="000000"/>
+                <w:sz w:val="22"/>
+              </w:rPr>
+              <w:t>"How do I apply?"</w:t>
             </w:r>
           </w:p>
         </w:tc>
@@ -5797,13 +5397,13 @@
                 <w:color w:val="000000"/>
                 <w:sz w:val="22"/>
               </w:rPr>
-              <w:t>Partner Portal</w:t>
-            </w:r>
-          </w:p>
-        </w:tc>
-        <w:tc>
-          <w:tcPr>
-            <w:tcW w:type="dxa" w:w="2041"/>
+              <w:t>Portal</w:t>
+            </w:r>
+          </w:p>
+        </w:tc>
+        <w:tc>
+          <w:tcPr>
+            <w:tcW w:type="dxa" w:w="2494"/>
           </w:tcPr>
           <w:p>
             <w:pPr>
@@ -5824,43 +5424,43 @@
         </w:tc>
         <w:tc>
           <w:tcPr>
-            <w:tcW w:type="dxa" w:w="1474"/>
-          </w:tcPr>
-          <w:p>
-            <w:pPr>
-              <w:spacing w:after="0"/>
-              <w:jc w:val="left"/>
-            </w:pPr>
-            <w:r/>
-            <w:r>
-              <w:rPr>
-                <w:rFonts w:ascii="Arial" w:hAnsi="Arial" w:cs="Arial" w:eastAsia="Arial"/>
-                <w:b w:val="0"/>
-                <w:color w:val="000000"/>
-                <w:sz w:val="22"/>
-              </w:rPr>
-              <w:t>Pain point 2</w:t>
-            </w:r>
-          </w:p>
-        </w:tc>
-        <w:tc>
-          <w:tcPr>
-            <w:tcW w:type="dxa" w:w="4082"/>
-          </w:tcPr>
-          <w:p>
-            <w:pPr>
-              <w:spacing w:after="0"/>
-              <w:jc w:val="left"/>
-            </w:pPr>
-            <w:r/>
-            <w:r>
-              <w:rPr>
-                <w:rFonts w:ascii="Arial" w:hAnsi="Arial" w:cs="Arial" w:eastAsia="Arial"/>
-                <w:b w:val="0"/>
-                <w:color w:val="000000"/>
-                <w:sz w:val="22"/>
-              </w:rPr>
-              <w:t>"Where is my application, and who is my sales?"</w:t>
+            <w:tcW w:type="dxa" w:w="1020"/>
+          </w:tcPr>
+          <w:p>
+            <w:pPr>
+              <w:spacing w:after="0"/>
+              <w:jc w:val="left"/>
+            </w:pPr>
+            <w:r/>
+            <w:r>
+              <w:rPr>
+                <w:rFonts w:ascii="Arial" w:hAnsi="Arial" w:cs="Arial" w:eastAsia="Arial"/>
+                <w:b w:val="0"/>
+                <w:color w:val="000000"/>
+                <w:sz w:val="22"/>
+              </w:rPr>
+              <w:t>2</w:t>
+            </w:r>
+          </w:p>
+        </w:tc>
+        <w:tc>
+          <w:tcPr>
+            <w:tcW w:type="dxa" w:w="3969"/>
+          </w:tcPr>
+          <w:p>
+            <w:pPr>
+              <w:spacing w:after="0"/>
+              <w:jc w:val="left"/>
+            </w:pPr>
+            <w:r/>
+            <w:r>
+              <w:rPr>
+                <w:rFonts w:ascii="Arial" w:hAnsi="Arial" w:cs="Arial" w:eastAsia="Arial"/>
+                <w:b w:val="0"/>
+                <w:color w:val="000000"/>
+                <w:sz w:val="22"/>
+              </w:rPr>
+              <w:t>"Where is my application?"</w:t>
             </w:r>
           </w:p>
         </w:tc>
@@ -5904,13 +5504,13 @@
                 <w:color w:val="000000"/>
                 <w:sz w:val="22"/>
               </w:rPr>
-              <w:t>Partner Portal</w:t>
-            </w:r>
-          </w:p>
-        </w:tc>
-        <w:tc>
-          <w:tcPr>
-            <w:tcW w:type="dxa" w:w="2041"/>
+              <w:t>Portal</w:t>
+            </w:r>
+          </w:p>
+        </w:tc>
+        <w:tc>
+          <w:tcPr>
+            <w:tcW w:type="dxa" w:w="2494"/>
           </w:tcPr>
           <w:p>
             <w:pPr>
@@ -5931,43 +5531,43 @@
         </w:tc>
         <w:tc>
           <w:tcPr>
-            <w:tcW w:type="dxa" w:w="1474"/>
-          </w:tcPr>
-          <w:p>
-            <w:pPr>
-              <w:spacing w:after="0"/>
-              <w:jc w:val="left"/>
-            </w:pPr>
-            <w:r/>
-            <w:r>
-              <w:rPr>
-                <w:rFonts w:ascii="Arial" w:hAnsi="Arial" w:cs="Arial" w:eastAsia="Arial"/>
-                <w:b w:val="0"/>
-                <w:color w:val="000000"/>
-                <w:sz w:val="22"/>
-              </w:rPr>
-              <w:t>Pain point 3</w:t>
-            </w:r>
-          </w:p>
-        </w:tc>
-        <w:tc>
-          <w:tcPr>
-            <w:tcW w:type="dxa" w:w="4082"/>
-          </w:tcPr>
-          <w:p>
-            <w:pPr>
-              <w:spacing w:after="0"/>
-              <w:jc w:val="left"/>
-            </w:pPr>
-            <w:r/>
-            <w:r>
-              <w:rPr>
-                <w:rFonts w:ascii="Arial" w:hAnsi="Arial" w:cs="Arial" w:eastAsia="Arial"/>
-                <w:b w:val="0"/>
-                <w:color w:val="000000"/>
-                <w:sz w:val="22"/>
-              </w:rPr>
-              <w:t>"How do I agree to, change, or decline the offer?"</w:t>
+            <w:tcW w:type="dxa" w:w="1020"/>
+          </w:tcPr>
+          <w:p>
+            <w:pPr>
+              <w:spacing w:after="0"/>
+              <w:jc w:val="left"/>
+            </w:pPr>
+            <w:r/>
+            <w:r>
+              <w:rPr>
+                <w:rFonts w:ascii="Arial" w:hAnsi="Arial" w:cs="Arial" w:eastAsia="Arial"/>
+                <w:b w:val="0"/>
+                <w:color w:val="000000"/>
+                <w:sz w:val="22"/>
+              </w:rPr>
+              <w:t>3</w:t>
+            </w:r>
+          </w:p>
+        </w:tc>
+        <w:tc>
+          <w:tcPr>
+            <w:tcW w:type="dxa" w:w="3969"/>
+          </w:tcPr>
+          <w:p>
+            <w:pPr>
+              <w:spacing w:after="0"/>
+              <w:jc w:val="left"/>
+            </w:pPr>
+            <w:r/>
+            <w:r>
+              <w:rPr>
+                <w:rFonts w:ascii="Arial" w:hAnsi="Arial" w:cs="Arial" w:eastAsia="Arial"/>
+                <w:b w:val="0"/>
+                <w:color w:val="000000"/>
+                <w:sz w:val="22"/>
+              </w:rPr>
+              <w:t>"How do I accept or change the offer?"</w:t>
             </w:r>
           </w:p>
         </w:tc>
@@ -6148,7 +5748,7 @@
                 <w:color w:val="000000"/>
                 <w:sz w:val="22"/>
               </w:rPr>
-              <w:t>As a Sales, I want to add a lead from offline channels so that every candidate is recorded in one place.</w:t>
+              <w:t>As a Sales, I want to add offline leads so that every candidate is recorded.</w:t>
             </w:r>
           </w:p>
         </w:tc>
@@ -6169,7 +5769,7 @@
                 <w:color w:val="000000"/>
                 <w:sz w:val="22"/>
               </w:rPr>
-              <w:t>Form fields: name, phone, email, city, package, available capital, source of funds, management plan, lead source, planned location, documents. Personal data consent (UU PDP) is required.</w:t>
+              <w:t>Form: name, phone, email, city, package, capital, source of funds, management plan, lead source, location, documents, and required data consent.</w:t>
             </w:r>
           </w:p>
         </w:tc>
@@ -6190,7 +5790,7 @@
                 <w:color w:val="000000"/>
                 <w:sz w:val="22"/>
               </w:rPr>
-              <w:t>Cannot be saved without consent and mandatory fields. The lead appears in the sales' pipeline at Business presentation.</w:t>
+              <w:t>Cannot save without consent and required fields. Lead goes to Business presentation under that sales.</w:t>
             </w:r>
           </w:p>
         </w:tc>
@@ -6234,7 +5834,7 @@
                 <w:color w:val="000000"/>
                 <w:sz w:val="22"/>
               </w:rPr>
-              <w:t>As a Manager, I want portal leads assigned automatically so that no lead waits for me.</w:t>
+              <w:t>As a Manager, I want portal leads assigned automatically so that none wait for me.</w:t>
             </w:r>
           </w:p>
         </w:tc>
@@ -6255,7 +5855,7 @@
                 <w:color w:val="000000"/>
                 <w:sz w:val="22"/>
               </w:rPr>
-              <w:t>Match the candidate's city to a sales region. Send the lead to the Manager queue if the city is outside all regions, the phone or email matches an active lead (possible duplicate), or the sales has reached the active lead cap (senior 15, junior 10).</w:t>
+              <w:t>Assign by city to the regional sales. Send to the Manager queue if the city is outside all regions, phone or email matches an active lead, or the sales is at the active lead cap (senior 15, junior 10).</w:t>
             </w:r>
           </w:p>
         </w:tc>
@@ -6276,7 +5876,7 @@
                 <w:color w:val="000000"/>
                 <w:sz w:val="22"/>
               </w:rPr>
-              <w:t>A lead in region with capacity is assigned immediately. An exception shows "No sales yet" with the reason. The Manager can assign a sales, and who assigned it and when is recorded.</w:t>
+              <w:t>Exceptions show "No sales yet" with the reason. Who assigned the lead and when is recorded.</w:t>
             </w:r>
           </w:p>
         </w:tc>
@@ -6443,7 +6043,7 @@
                 <w:color w:val="000000"/>
                 <w:sz w:val="22"/>
               </w:rPr>
-              <w:t>As a Manager, I want to see all active applications by stage so that I can spot bottlenecks.</w:t>
+              <w:t>As a Manager, I want all active applications by stage so that I can spot bottlenecks.</w:t>
             </w:r>
           </w:p>
         </w:tc>
@@ -6464,7 +6064,7 @@
                 <w:color w:val="000000"/>
                 <w:sz w:val="22"/>
               </w:rPr>
-              <w:t>Kanban with 7 active stages. Filter by package and search by name or city. Sales see only their own leads.</w:t>
+              <w:t>Kanban of 7 stages with package filter and search. Completed tab (approved, rejected, withdrawn) with filters.</w:t>
             </w:r>
           </w:p>
         </w:tc>
@@ -6485,7 +6085,7 @@
                 <w:color w:val="000000"/>
                 <w:sz w:val="22"/>
               </w:rPr>
-              <w:t>Each card shows name, city, package, AI score, current PIC, and days in stage. Overdue indicators are visible to Manager and Super Admin only.</w:t>
+              <w:t>Card shows name, city, package, AI score, PIC, days in stage. Sales see only their own leads. Overdue indicators: Manager and Super Admin only.</w:t>
             </w:r>
           </w:p>
         </w:tc>
@@ -6529,7 +6129,7 @@
                 <w:color w:val="000000"/>
                 <w:sz w:val="22"/>
               </w:rPr>
-              <w:t>As a Manager, I want to review finished applications so that I can learn why deals were won or lost.</w:t>
+              <w:t>As an internal user, I want an approval timeline so that I can see where an application is.</w:t>
             </w:r>
           </w:p>
         </w:tc>
@@ -6550,7 +6150,7 @@
                 <w:color w:val="000000"/>
                 <w:sz w:val="22"/>
               </w:rPr>
-              <w:t>Completed table (approved, rejected, withdrawn) with result, last stage, reason, deal value, sales, and date.</w:t>
+              <w:t>7-step timeline with PIC, date, and waiting time.</w:t>
             </w:r>
           </w:p>
         </w:tc>
@@ -6571,93 +6171,7 @@
                 <w:color w:val="000000"/>
                 <w:sz w:val="22"/>
               </w:rPr>
-              <w:t>Filters by result, period, sales, and search work together. A "Completed this month" summary is shown below the board.</w:t>
-            </w:r>
-          </w:p>
-        </w:tc>
-      </w:tr>
-      <w:tr>
-        <w:tc>
-          <w:tcPr>
-            <w:tcW w:type="dxa" w:w="1304"/>
-          </w:tcPr>
-          <w:p>
-            <w:pPr>
-              <w:spacing w:after="0"/>
-              <w:jc w:val="left"/>
-            </w:pPr>
-            <w:r/>
-            <w:r>
-              <w:rPr>
-                <w:rFonts w:ascii="Arial" w:hAnsi="Arial" w:cs="Arial" w:eastAsia="Arial"/>
-                <w:b w:val="0"/>
-                <w:color w:val="000000"/>
-                <w:sz w:val="22"/>
-              </w:rPr>
-              <w:t>FR-B-003</w:t>
-            </w:r>
-          </w:p>
-        </w:tc>
-        <w:tc>
-          <w:tcPr>
-            <w:tcW w:type="dxa" w:w="2494"/>
-          </w:tcPr>
-          <w:p>
-            <w:pPr>
-              <w:spacing w:after="0"/>
-              <w:jc w:val="left"/>
-            </w:pPr>
-            <w:r/>
-            <w:r>
-              <w:rPr>
-                <w:rFonts w:ascii="Arial" w:hAnsi="Arial" w:cs="Arial" w:eastAsia="Arial"/>
-                <w:b w:val="0"/>
-                <w:color w:val="000000"/>
-                <w:sz w:val="22"/>
-              </w:rPr>
-              <w:t>As an internal user, I want to see the approval status of one application so that I can answer "where is it now?" quickly.</w:t>
-            </w:r>
-          </w:p>
-        </w:tc>
-        <w:tc>
-          <w:tcPr>
-            <w:tcW w:type="dxa" w:w="2835"/>
-          </w:tcPr>
-          <w:p>
-            <w:pPr>
-              <w:spacing w:after="0"/>
-              <w:jc w:val="left"/>
-            </w:pPr>
-            <w:r/>
-            <w:r>
-              <w:rPr>
-                <w:rFonts w:ascii="Arial" w:hAnsi="Arial" w:cs="Arial" w:eastAsia="Arial"/>
-                <w:b w:val="0"/>
-                <w:color w:val="000000"/>
-                <w:sz w:val="22"/>
-              </w:rPr>
-              <w:t>7-step timeline with PIC, completion date, and waiting time.</w:t>
-            </w:r>
-          </w:p>
-        </w:tc>
-        <w:tc>
-          <w:tcPr>
-            <w:tcW w:type="dxa" w:w="2778"/>
-          </w:tcPr>
-          <w:p>
-            <w:pPr>
-              <w:spacing w:after="0"/>
-              <w:jc w:val="left"/>
-            </w:pPr>
-            <w:r/>
-            <w:r>
-              <w:rPr>
-                <w:rFonts w:ascii="Arial" w:hAnsi="Arial" w:cs="Arial" w:eastAsia="Arial"/>
-                <w:b w:val="0"/>
-                <w:color w:val="000000"/>
-                <w:sz w:val="22"/>
-              </w:rPr>
-              <w:t>Opens from the application detail and the Tasks table. The current step shows the PIC and days waiting.</w:t>
+              <w:t>Opens from the detail and Tasks. Current step shows PIC and days waiting.</w:t>
             </w:r>
           </w:p>
         </w:tc>
@@ -6824,7 +6338,7 @@
                 <w:color w:val="000000"/>
                 <w:sz w:val="22"/>
               </w:rPr>
-              <w:t>As a Sales, I want to record the business presentation so that prospectus delivery is provable.</w:t>
+              <w:t>As a Sales, I want to record the presentation so that prospectus delivery is provable.</w:t>
             </w:r>
           </w:p>
         </w:tc>
@@ -6845,7 +6359,7 @@
                 <w:color w:val="000000"/>
                 <w:sz w:val="22"/>
               </w:rPr>
-              <w:t>Presentation date, mode, notes, and a required prospectus delivery confirmation.</w:t>
+              <w:t>Date, mode, notes, required prospectus confirmation.</w:t>
             </w:r>
           </w:p>
         </w:tc>
@@ -6866,7 +6380,7 @@
                 <w:color w:val="000000"/>
                 <w:sz w:val="22"/>
               </w:rPr>
-              <w:t>Cannot be completed without the confirmation. The date is recorded, supporting the 14-day rule in PP No. 35/2024 [5].</w:t>
+              <w:t>Cannot complete without confirmation. Date is stored (PP No. 35/2024 requires delivery 14 days before signing [5]).</w:t>
             </w:r>
           </w:p>
         </w:tc>
@@ -6910,7 +6424,7 @@
                 <w:color w:val="000000"/>
                 <w:sz w:val="22"/>
               </w:rPr>
-              <w:t>As a Sales, I want to record the location survey so that the location decision is made early.</w:t>
+              <w:t>As a Sales, I want to record the location survey so that location is decided early.</w:t>
             </w:r>
           </w:p>
         </w:tc>
@@ -6931,7 +6445,7 @@
                 <w:color w:val="000000"/>
                 <w:sz w:val="22"/>
               </w:rPr>
-              <w:t>Survey rating, foot traffic, notes, and a feasible or not feasible decision. If the AI location score is below 60, show an SOP reminder to discuss with the Manager first.</w:t>
+              <w:t>Rating, foot traffic, notes, feasible or not. SOP reminder to consult the Manager if the AI location score is below 60.</w:t>
             </w:r>
           </w:p>
         </w:tc>
@@ -6952,7 +6466,7 @@
                 <w:color w:val="000000"/>
                 <w:sz w:val="22"/>
               </w:rPr>
-              <w:t>Not feasible: rejected with reason. Feasible: moves to Eligibility assessment, or directly to a revised quotation after a location change.</w:t>
+              <w:t>Not feasible: Rejected. Feasible: Eligibility assessment, or a revised quotation after a location change.</w:t>
             </w:r>
           </w:p>
         </w:tc>
@@ -6996,7 +6510,7 @@
                 <w:color w:val="000000"/>
                 <w:sz w:val="22"/>
               </w:rPr>
-              <w:t>As a Reviewer, I want a structured checklist so that every candidate is assessed the same way.</w:t>
+              <w:t>As a Reviewer, I want a checklist so that every candidate is assessed the same way.</w:t>
             </w:r>
           </w:p>
         </w:tc>
@@ -7017,7 +6531,7 @@
                 <w:color w:val="000000"/>
                 <w:sz w:val="22"/>
               </w:rPr>
-              <w:t>Checklist: interview, background check, financial verification, KYC, commitment, plus pass or fail with reason.</w:t>
+              <w:t>Interview, background check, financial verification, KYC, commitment, pass or fail with reason.</w:t>
             </w:r>
           </w:p>
         </w:tc>
@@ -7038,7 +6552,7 @@
                 <w:color w:val="000000"/>
                 <w:sz w:val="22"/>
               </w:rPr>
-              <w:t>Only Reviewer (or Super Admin) can submit. Fail: rejected with reason. Pass: moves to Quotation.</w:t>
+              <w:t>Fail: Rejected with reason. Pass: Quotation.</w:t>
             </w:r>
           </w:p>
         </w:tc>
@@ -7205,7 +6719,7 @@
                 <w:color w:val="000000"/>
                 <w:sz w:val="22"/>
               </w:rPr>
-              <w:t>As a Reviewer or Manager, I want a fit score with reasons so that screening is more consistent.</w:t>
+              <w:t>As a Reviewer or Manager, I want a fit score with reasons so that screening is consistent.</w:t>
             </w:r>
           </w:p>
         </w:tc>
@@ -7226,7 +6740,7 @@
                 <w:color w:val="000000"/>
                 <w:sz w:val="22"/>
               </w:rPr>
-              <w:t>Score 0 to 100: candidate profile 40% (capital vs package, source of funds, experience, management plan, documents) and location 60% (crowd points, competitors, distance to nearest outlet, location type, survey result).</w:t>
+              <w:t>Score 0 to 100: profile 40% (capital, funds, experience, management, documents), location 60% (crowd, competitors, nearest outlet, location type, survey).</w:t>
             </w:r>
           </w:p>
         </w:tc>
@@ -7247,7 +6761,7 @@
                 <w:color w:val="000000"/>
                 <w:sz w:val="22"/>
               </w:rPr>
-              <w:t>Score and plus or minus reasons are shown on the card and the Summary tab. The score never changes a stage or rejects a candidate automatically.</w:t>
+              <w:t>Score and reasons shown on card and detail. Never rejects or moves a stage automatically.</w:t>
             </w:r>
           </w:p>
         </w:tc>
@@ -7414,7 +6928,7 @@
                 <w:color w:val="000000"/>
                 <w:sz w:val="22"/>
               </w:rPr>
-              <w:t>As a Sales, I want to send a versioned quotation so that there is always one agreed offer.</w:t>
+              <w:t>As a Sales, I want versioned quotations so that there is one agreed offer.</w:t>
             </w:r>
           </w:p>
         </w:tc>
@@ -7435,7 +6949,7 @@
                 <w:color w:val="000000"/>
                 <w:sz w:val="22"/>
               </w:rPr>
-              <w:t>Package, discount, payment terms, target opening date, and notes. Each send creates version N and emails it with a portal link. A revision requires "Result of discussion with Manager".</w:t>
+              <w:t>Package, discount, payment terms, opening date. Each send creates version N, emailed with a portal link. Revisions require "Result of discussion with Manager".</w:t>
             </w:r>
           </w:p>
         </w:tc>
@@ -7456,7 +6970,7 @@
                 <w:color w:val="000000"/>
                 <w:sz w:val="22"/>
               </w:rPr>
-              <w:t>All versions are kept in the quotation history. A revision cannot be sent without the discussion result.</w:t>
+              <w:t>All versions kept. Revision cannot be sent without the field.</w:t>
             </w:r>
           </w:p>
         </w:tc>
@@ -7500,7 +7014,7 @@
                 <w:color w:val="000000"/>
                 <w:sz w:val="22"/>
               </w:rPr>
-              <w:t>As a Sales, I want to record a response given by phone or in person so that offline answers are not lost.</w:t>
+              <w:t>As a Sales, I want to record a phone or in-person response so that it is not lost.</w:t>
             </w:r>
           </w:p>
         </w:tc>
@@ -7521,7 +7035,7 @@
                 <w:color w:val="000000"/>
                 <w:sz w:val="22"/>
               </w:rPr>
-              <w:t>Record agree, request changes (type and details), or withdraw on behalf of the candidate.</w:t>
+              <w:t>Agree, request changes, or withdraw on behalf of the candidate.</w:t>
             </w:r>
           </w:p>
         </w:tc>
@@ -7542,7 +7056,7 @@
                 <w:color w:val="000000"/>
                 <w:sz w:val="22"/>
               </w:rPr>
-              <w:t>Request changes: back to Quotation (Revision). Change location: new address required, back to Location survey. Withdraw: closed as Withdrawn.</w:t>
+              <w:t>Changes: back to Quotation. Location change: new address required, back to Location survey. Withdraw: closed.</w:t>
             </w:r>
           </w:p>
         </w:tc>
@@ -7709,7 +7223,7 @@
                 <w:color w:val="000000"/>
                 <w:sz w:val="22"/>
               </w:rPr>
-              <w:t>As a Manager, I want to approve or reject an agreed quotation so that the partnership is confirmed by both parties.</w:t>
+              <w:t>As a Manager, I want to approve or reject so that the partnership is confirmed by both parties.</w:t>
             </w:r>
           </w:p>
         </w:tc>
@@ -7730,7 +7244,7 @@
                 <w:color w:val="000000"/>
                 <w:sz w:val="22"/>
               </w:rPr>
-              <w:t>Yes or no decision with reason for rejection. No location revision at this step.</w:t>
+              <w:t>Approve or reject (reason required). No location revision.</w:t>
             </w:r>
           </w:p>
         </w:tc>
@@ -7751,7 +7265,7 @@
                 <w:color w:val="000000"/>
                 <w:sz w:val="22"/>
               </w:rPr>
-              <w:t>Approve: approval 2 of 2, deal value after discount counted as revenue, next step (franchise agreement through Privy) shown. Reject: reason required. The candidate sees the result in the tracker.</w:t>
+              <w:t>Approve: 2 of 2, revenue counted, Privy next step shown. Candidate sees the result in the tracker.</w:t>
             </w:r>
           </w:p>
         </w:tc>
@@ -7773,7 +7287,7 @@
           <w:color w:val="000000"/>
           <w:sz w:val="22"/>
         </w:rPr>
-        <w:t>Feature G: Tasks and Automatic Reminders</w:t>
+        <w:t>Feature G: Tasks and Reminders</w:t>
       </w:r>
     </w:p>
     <w:tbl>
@@ -7918,7 +7432,7 @@
                 <w:color w:val="000000"/>
                 <w:sz w:val="22"/>
               </w:rPr>
-              <w:t>As any internal user, I want one list of actions waiting for me so that I know what to do today.</w:t>
+              <w:t>As an internal user, I want my pending actions in one list so that I know what to do.</w:t>
             </w:r>
           </w:p>
         </w:tc>
@@ -7939,7 +7453,7 @@
                 <w:color w:val="000000"/>
                 <w:sz w:val="22"/>
               </w:rPr>
-              <w:t>Tasks table per user. The Manager can filter: My tasks, All, Sales, Reviewer.</w:t>
+              <w:t>Tasks per user. Manager filters: My tasks, All, Sales, Reviewer.</w:t>
             </w:r>
           </w:p>
         </w:tc>
@@ -7960,7 +7474,7 @@
                 <w:color w:val="000000"/>
                 <w:sz w:val="22"/>
               </w:rPr>
-              <w:t>Each row shows candidate, action needed, PIC, waiting time, and deadline status, with shortcuts to the detail and approval status.</w:t>
+              <w:t>Row shows candidate, action, PIC, waiting time, deadline status.</w:t>
             </w:r>
           </w:p>
         </w:tc>
@@ -8004,7 +7518,7 @@
                 <w:color w:val="000000"/>
                 <w:sz w:val="22"/>
               </w:rPr>
-              <w:t>As a Manager, I want overdue stages to trigger reminders so that follow-up does not depend on memory.</w:t>
+              <w:t>As a Manager, I want overdue stages to trigger reminders so that follow-up is automatic.</w:t>
             </w:r>
           </w:p>
         </w:tc>
@@ -8025,7 +7539,7 @@
                 <w:color w:val="000000"/>
                 <w:sz w:val="22"/>
               </w:rPr>
-              <w:t>When days in stage exceed the deadline, notify the PIC and the Manager by dashboard notification and email. No manual reminder button.</w:t>
+              <w:t>When days in stage exceed the deadline, notify PIC and Manager by dashboard and email. No manual button.</w:t>
             </w:r>
           </w:p>
         </w:tc>
@@ -8046,7 +7560,7 @@
                 <w:color w:val="000000"/>
                 <w:sz w:val="22"/>
               </w:rPr>
-              <w:t>The overdue item shows "Overdue N days" and "Reminder sent to PIC and Manager".</w:t>
+              <w:t>Item shows "Overdue N days" and "Reminder sent".</w:t>
             </w:r>
           </w:p>
         </w:tc>
@@ -8068,7 +7582,7 @@
           <w:color w:val="000000"/>
           <w:sz w:val="22"/>
         </w:rPr>
-        <w:t>Feature H: Target vs Achievement and Sales Performance</w:t>
+        <w:t>Feature H: Target and Sales Performance</w:t>
       </w:r>
     </w:p>
     <w:tbl>
@@ -8213,7 +7727,7 @@
                 <w:color w:val="000000"/>
                 <w:sz w:val="22"/>
               </w:rPr>
-              <w:t>As a Sales or Manager, I want to see achievement against target during the period so that we can act before it ends.</w:t>
+              <w:t>As a Sales or Manager, I want achievement vs target during the period so that we can act early.</w:t>
             </w:r>
           </w:p>
         </w:tc>
@@ -8234,7 +7748,7 @@
                 <w:color w:val="000000"/>
                 <w:sz w:val="22"/>
               </w:rPr>
-              <w:t>Period: month, quarter, semester, or year. Cards for Gerobak, Cafe, and revenue with target, gap ("N short"), target to date (MTD, QTD, HTD, YTD), and pipeline opportunities. Funnel calculated backwards from adjustable conversion rates.</w:t>
+              <w:t>Monthly, quarterly, semester, yearly. Gerobak, Cafe, revenue: target, gap, target to date, pipeline opportunities. Funnel from adjustable conversion rates.</w:t>
             </w:r>
           </w:p>
         </w:tc>
@@ -8255,7 +7769,7 @@
                 <w:color w:val="000000"/>
                 <w:sz w:val="22"/>
               </w:rPr>
-              <w:t>Monthly targets per sales: senior 2 Gerobak + 1 Cafe, junior 1 Gerobak + 1 Cafe (team: 6 + 4 per month, 120 outlets per year). Days 1 to 9 of a period show "Early period" instead of "Critical". With default rates, the funnel shows about 92 leads per month needed.</w:t>
+              <w:t>Monthly target: senior 2 Gerobak + 1 Cafe, junior 1 + 1. Days 1 to 9 show "Early period".</w:t>
             </w:r>
           </w:p>
         </w:tc>
@@ -8299,7 +7813,7 @@
                 <w:color w:val="000000"/>
                 <w:sz w:val="22"/>
               </w:rPr>
-              <w:t>As a Manager, I want to compare sales performance so that I know who needs help.</w:t>
+              <w:t>As a Manager, I want to compare sales so that I know who needs help.</w:t>
             </w:r>
           </w:p>
         </w:tc>
@@ -8320,7 +7834,7 @@
                 <w:color w:val="000000"/>
                 <w:sz w:val="22"/>
               </w:rPr>
-              <w:t>One table per sales with Gerobak, Cafe, and revenue against target, and a status based on the weakest metric.</w:t>
+              <w:t>Table per sales: Gerobak, Cafe, revenue vs target, status from the weakest metric.</w:t>
             </w:r>
           </w:p>
         </w:tc>
@@ -8341,7 +7855,7 @@
                 <w:color w:val="000000"/>
                 <w:sz w:val="22"/>
               </w:rPr>
-              <w:t>Sorted from best to weakest. Senior or junior level is shown. Clicking a sales opens their profile.</w:t>
+              <w:t>Sorted best to weakest. Opens the sales' profile.</w:t>
             </w:r>
           </w:p>
         </w:tc>
@@ -8508,7 +8022,7 @@
                 <w:color w:val="000000"/>
                 <w:sz w:val="22"/>
               </w:rPr>
-              <w:t>As a Super Admin, I want access to follow roles so that each user only sees what they need.</w:t>
+              <w:t>As a Super Admin, I want access by role so that users see only what they need.</w:t>
             </w:r>
           </w:p>
         </w:tc>
@@ -8529,7 +8043,7 @@
                 <w:color w:val="000000"/>
                 <w:sz w:val="22"/>
               </w:rPr>
-              <w:t>Role-based access control (RBAC) as in the matrix below.</w:t>
+              <w:t>RBAC per the matrix below.</w:t>
             </w:r>
           </w:p>
         </w:tc>
@@ -8550,7 +8064,7 @@
                 <w:color w:val="000000"/>
                 <w:sz w:val="22"/>
               </w:rPr>
-              <w:t>A Sales cannot open another sales' lead. Actions by the Super Admin are recorded under their own name.</w:t>
+              <w:t>Sales cannot open other sales' leads. Super Admin actions are logged under their name.</w:t>
             </w:r>
           </w:p>
         </w:tc>
@@ -8594,7 +8108,7 @@
                 <w:color w:val="000000"/>
                 <w:sz w:val="22"/>
               </w:rPr>
-              <w:t>As a Manager, I want every action logged so that decisions and data access are accountable.</w:t>
+              <w:t>As a Manager, I want every action logged so that data access is accountable.</w:t>
             </w:r>
           </w:p>
         </w:tc>
@@ -8636,7 +8150,7 @@
                 <w:color w:val="000000"/>
                 <w:sz w:val="22"/>
               </w:rPr>
-              <w:t>The History tab shows the full log. Portal actions appear as "Candidate (partner portal)". Entries cannot be edited.</w:t>
+              <w:t>Visible in the History tab. Portal actions show "Candidate (partner portal)". Not editable.</w:t>
             </w:r>
           </w:p>
         </w:tc>
@@ -8646,20 +8160,6 @@
       <w:pPr>
         <w:spacing w:after="0"/>
       </w:pPr>
-    </w:p>
-    <w:p>
-      <w:pPr>
-        <w:jc w:val="both"/>
-      </w:pPr>
-      <w:r>
-        <w:rPr>
-          <w:rFonts w:ascii="Arial" w:hAnsi="Arial" w:cs="Arial" w:eastAsia="Arial"/>
-          <w:b/>
-          <w:color w:val="000000"/>
-          <w:sz w:val="22"/>
-        </w:rPr>
-        <w:t>RBAC matrix</w:t>
-      </w:r>
     </w:p>
     <w:tbl>
       <w:tblPr>
@@ -8890,7 +8390,7 @@
                 <w:color w:val="000000"/>
                 <w:sz w:val="22"/>
               </w:rPr>
-              <w:t>Own leads</w:t>
+              <w:t>Own</w:t>
             </w:r>
           </w:p>
         </w:tc>
@@ -8932,7 +8432,7 @@
                 <w:color w:val="000000"/>
                 <w:sz w:val="22"/>
               </w:rPr>
-              <w:t>Own application (number + email or phone)</w:t>
+              <w:t>Own (number + email/phone)</w:t>
             </w:r>
           </w:p>
         </w:tc>
@@ -9060,7 +8560,7 @@
                 <w:color w:val="000000"/>
                 <w:sz w:val="22"/>
               </w:rPr>
-              <w:t>Self-registration</w:t>
+              <w:t>Self-register</w:t>
             </w:r>
           </w:p>
         </w:tc>
@@ -9083,7 +8583,7 @@
                 <w:color w:val="000000"/>
                 <w:sz w:val="22"/>
               </w:rPr>
-              <w:t>Assign sales to an unassigned lead</w:t>
+              <w:t>Assign unassigned lead</w:t>
             </w:r>
           </w:p>
         </w:tc>
@@ -9274,7 +8774,7 @@
                 <w:color w:val="000000"/>
                 <w:sz w:val="22"/>
               </w:rPr>
-              <w:t>Own leads</w:t>
+              <w:t>Own</w:t>
             </w:r>
           </w:p>
         </w:tc>
@@ -9658,7 +9158,7 @@
                 <w:color w:val="000000"/>
                 <w:sz w:val="22"/>
               </w:rPr>
-              <w:t>Own leads</w:t>
+              <w:t>Own</w:t>
             </w:r>
           </w:p>
         </w:tc>
@@ -9700,7 +9200,7 @@
                 <w:color w:val="000000"/>
                 <w:sz w:val="22"/>
               </w:rPr>
-              <w:t>Own documents</w:t>
+              <w:t>Own</w:t>
             </w:r>
           </w:p>
         </w:tc>
@@ -9723,7 +9223,7 @@
                 <w:color w:val="000000"/>
                 <w:sz w:val="22"/>
               </w:rPr>
-              <w:t>View overdue indicators</w:t>
+              <w:t>Overdue indicators, Sales Performance</w:t>
             </w:r>
           </w:p>
         </w:tc>
@@ -9851,7 +9351,7 @@
                 <w:color w:val="000000"/>
                 <w:sz w:val="22"/>
               </w:rPr>
-              <w:t>Target vs Achievement</w:t>
+              <w:t>Target</w:t>
             </w:r>
           </w:p>
         </w:tc>
@@ -9915,134 +9415,6 @@
                 <w:sz w:val="22"/>
               </w:rPr>
               <w:t>Own</w:t>
-            </w:r>
-          </w:p>
-        </w:tc>
-        <w:tc>
-          <w:tcPr>
-            <w:tcW w:type="dxa" w:w="1624"/>
-          </w:tcPr>
-          <w:p>
-            <w:pPr>
-              <w:spacing w:after="0"/>
-              <w:jc w:val="left"/>
-            </w:pPr>
-            <w:r/>
-            <w:r>
-              <w:rPr>
-                <w:rFonts w:ascii="Arial" w:hAnsi="Arial" w:cs="Arial" w:eastAsia="Arial"/>
-                <w:b w:val="0"/>
-                <w:color w:val="000000"/>
-                <w:sz w:val="22"/>
-              </w:rPr>
-              <w:t>No</w:t>
-            </w:r>
-          </w:p>
-        </w:tc>
-        <w:tc>
-          <w:tcPr>
-            <w:tcW w:type="dxa" w:w="1624"/>
-          </w:tcPr>
-          <w:p>
-            <w:pPr>
-              <w:spacing w:after="0"/>
-              <w:jc w:val="left"/>
-            </w:pPr>
-            <w:r/>
-            <w:r>
-              <w:rPr>
-                <w:rFonts w:ascii="Arial" w:hAnsi="Arial" w:cs="Arial" w:eastAsia="Arial"/>
-                <w:b w:val="0"/>
-                <w:color w:val="000000"/>
-                <w:sz w:val="22"/>
-              </w:rPr>
-              <w:t>No</w:t>
-            </w:r>
-          </w:p>
-        </w:tc>
-      </w:tr>
-      <w:tr>
-        <w:tc>
-          <w:tcPr>
-            <w:tcW w:type="dxa" w:w="1624"/>
-          </w:tcPr>
-          <w:p>
-            <w:pPr>
-              <w:spacing w:after="0"/>
-              <w:jc w:val="left"/>
-            </w:pPr>
-            <w:r/>
-            <w:r>
-              <w:rPr>
-                <w:rFonts w:ascii="Arial" w:hAnsi="Arial" w:cs="Arial" w:eastAsia="Arial"/>
-                <w:b w:val="0"/>
-                <w:color w:val="000000"/>
-                <w:sz w:val="22"/>
-              </w:rPr>
-              <w:t>Sales Performance</w:t>
-            </w:r>
-          </w:p>
-        </w:tc>
-        <w:tc>
-          <w:tcPr>
-            <w:tcW w:type="dxa" w:w="1624"/>
-          </w:tcPr>
-          <w:p>
-            <w:pPr>
-              <w:spacing w:after="0"/>
-              <w:jc w:val="left"/>
-            </w:pPr>
-            <w:r/>
-            <w:r>
-              <w:rPr>
-                <w:rFonts w:ascii="Arial" w:hAnsi="Arial" w:cs="Arial" w:eastAsia="Arial"/>
-                <w:b w:val="0"/>
-                <w:color w:val="000000"/>
-                <w:sz w:val="22"/>
-              </w:rPr>
-              <w:t>Yes</w:t>
-            </w:r>
-          </w:p>
-        </w:tc>
-        <w:tc>
-          <w:tcPr>
-            <w:tcW w:type="dxa" w:w="1624"/>
-          </w:tcPr>
-          <w:p>
-            <w:pPr>
-              <w:spacing w:after="0"/>
-              <w:jc w:val="left"/>
-            </w:pPr>
-            <w:r/>
-            <w:r>
-              <w:rPr>
-                <w:rFonts w:ascii="Arial" w:hAnsi="Arial" w:cs="Arial" w:eastAsia="Arial"/>
-                <w:b w:val="0"/>
-                <w:color w:val="000000"/>
-                <w:sz w:val="22"/>
-              </w:rPr>
-              <w:t>Yes</w:t>
-            </w:r>
-          </w:p>
-        </w:tc>
-        <w:tc>
-          <w:tcPr>
-            <w:tcW w:type="dxa" w:w="1624"/>
-          </w:tcPr>
-          <w:p>
-            <w:pPr>
-              <w:spacing w:after="0"/>
-              <w:jc w:val="left"/>
-            </w:pPr>
-            <w:r/>
-            <w:r>
-              <w:rPr>
-                <w:rFonts w:ascii="Arial" w:hAnsi="Arial" w:cs="Arial" w:eastAsia="Arial"/>
-                <w:b w:val="0"/>
-                <w:color w:val="000000"/>
-                <w:sz w:val="22"/>
-              </w:rPr>
-              <w:t>No</w:t>
             </w:r>
           </w:p>
         </w:tc>
@@ -10251,7 +9623,7 @@
                 <w:color w:val="000000"/>
                 <w:sz w:val="22"/>
               </w:rPr>
-              <w:t>As a candidate, I want to register online so that I can apply without waiting for a sales.</w:t>
+              <w:t>As a candidate, I want to register online so that I can apply anytime.</w:t>
             </w:r>
           </w:p>
         </w:tc>
@@ -10272,7 +9644,7 @@
                 <w:color w:val="000000"/>
                 <w:sz w:val="22"/>
               </w:rPr>
-              <w:t>Registration form with package, capital, planned location, and required personal data consent.</w:t>
+              <w:t>Form with package, capital, location, and required data consent.</w:t>
             </w:r>
           </w:p>
         </w:tc>
@@ -10293,7 +9665,7 @@
                 <w:color w:val="000000"/>
                 <w:sz w:val="22"/>
               </w:rPr>
-              <w:t>An application number is shown. The lead enters the pipeline and follows FR-A-002.</w:t>
+              <w:t>Application number shown. Lead follows FR-A-002.</w:t>
             </w:r>
           </w:p>
         </w:tc>
@@ -10337,7 +9709,7 @@
                 <w:color w:val="000000"/>
                 <w:sz w:val="22"/>
               </w:rPr>
-              <w:t>As a candidate, I want to check my status so that I do not need to keep asking.</w:t>
+              <w:t>As a candidate, I want to check my status so that I do not need to ask.</w:t>
             </w:r>
           </w:p>
         </w:tc>
@@ -10358,7 +9730,7 @@
                 <w:color w:val="000000"/>
                 <w:sz w:val="22"/>
               </w:rPr>
-              <w:t>Lookup with application number plus email or phone. 7-step tracker with dates and the assigned sales' contact.</w:t>
+              <w:t>Lookup by application number plus email or phone. 7-step tracker with the sales' contact.</w:t>
             </w:r>
           </w:p>
         </w:tc>
@@ -10379,7 +9751,7 @@
                 <w:color w:val="000000"/>
                 <w:sz w:val="22"/>
               </w:rPr>
-              <w:t>A wrong combination shows an error without revealing any data.</w:t>
+              <w:t>Wrong combination shows an error without revealing data.</w:t>
             </w:r>
           </w:p>
         </w:tc>
@@ -10444,7 +9816,7 @@
                 <w:color w:val="000000"/>
                 <w:sz w:val="22"/>
               </w:rPr>
-              <w:t>Agree (requires ticking "I have read and agree to quotation version N"), request changes (type, details, new address for a location change), or withdraw.</w:t>
+              <w:t>Agree (requires ticking "I have read and agree to quotation version N"), request changes (new address for a location change), or withdraw.</w:t>
             </w:r>
           </w:p>
         </w:tc>
@@ -10465,7 +9837,7 @@
                 <w:color w:val="000000"/>
                 <w:sz w:val="22"/>
               </w:rPr>
-              <w:t>Agree records approval 1 of 2 in the audit trail. After final approval, the portal shows that the agreement will be sent through Privy.</w:t>
+              <w:t>Agree logs approval 1 of 2. After final approval, the Privy next step is shown.</w:t>
             </w:r>
           </w:p>
         </w:tc>
@@ -10631,7 +10003,7 @@
                 <w:color w:val="000000"/>
                 <w:sz w:val="22"/>
               </w:rPr>
-              <w:t>Candidate data, planned location, personal data consent</w:t>
+              <w:t>Candidate data, location, consent</w:t>
             </w:r>
           </w:p>
         </w:tc>
@@ -10652,7 +10024,7 @@
                 <w:color w:val="000000"/>
                 <w:sz w:val="22"/>
               </w:rPr>
-              <w:t>Duplicate check, region matching, capacity check, AI fit score</w:t>
+              <w:t>Duplicate, region, and capacity check; AI score</w:t>
             </w:r>
           </w:p>
         </w:tc>
@@ -10673,7 +10045,7 @@
                 <w:color w:val="000000"/>
                 <w:sz w:val="22"/>
               </w:rPr>
-              <w:t>Application number, assigned sales or Manager queue, tracker access</w:t>
+              <w:t>Application number, assigned sales or Manager queue</w:t>
             </w:r>
           </w:p>
         </w:tc>
@@ -10696,7 +10068,7 @@
                 <w:color w:val="000000"/>
                 <w:sz w:val="22"/>
               </w:rPr>
-              <w:t>2. Business presentation</w:t>
+              <w:t>2. Presentation</w:t>
             </w:r>
           </w:p>
         </w:tc>
@@ -10717,7 +10089,7 @@
                 <w:color w:val="000000"/>
                 <w:sz w:val="22"/>
               </w:rPr>
-              <w:t>Date, mode, prospectus confirmation, notes</w:t>
+              <w:t>Date, mode, prospectus confirmation</w:t>
             </w:r>
           </w:p>
         </w:tc>
@@ -10738,7 +10110,7 @@
                 <w:color w:val="000000"/>
                 <w:sz w:val="22"/>
               </w:rPr>
-              <w:t>Sales presents the business model and sends the prospectus</w:t>
+              <w:t>Sales presents and sends the prospectus</w:t>
             </w:r>
           </w:p>
         </w:tc>
@@ -10759,7 +10131,7 @@
                 <w:color w:val="000000"/>
                 <w:sz w:val="22"/>
               </w:rPr>
-              <w:t>Prospectus date recorded, moves to Location survey</w:t>
+              <w:t>Prospectus date stored, to Survey</w:t>
             </w:r>
           </w:p>
         </w:tc>
@@ -10803,7 +10175,7 @@
                 <w:color w:val="000000"/>
                 <w:sz w:val="22"/>
               </w:rPr>
-              <w:t>Address, rating, foot traffic, AI location score</w:t>
+              <w:t>Address, rating, traffic, AI location score</w:t>
             </w:r>
           </w:p>
         </w:tc>
@@ -10824,7 +10196,7 @@
                 <w:color w:val="000000"/>
                 <w:sz w:val="22"/>
               </w:rPr>
-              <w:t>Sales assesses the location (with Manager if score is below 60)</w:t>
+              <w:t>Sales assesses (with Manager if score below 60)</w:t>
             </w:r>
           </w:p>
         </w:tc>
@@ -10845,7 +10217,7 @@
                 <w:color w:val="000000"/>
                 <w:sz w:val="22"/>
               </w:rPr>
-              <w:t>Feasible: Eligibility assessment. Not feasible: Rejected</w:t>
+              <w:t>Feasible: Assessment. Not: Rejected</w:t>
             </w:r>
           </w:p>
         </w:tc>
@@ -10889,7 +10261,7 @@
                 <w:color w:val="000000"/>
                 <w:sz w:val="22"/>
               </w:rPr>
-              <w:t>Interview, background check, bank statement, ID and tax number, commitment</w:t>
+              <w:t>Interview, background, bank statement, ID, commitment</w:t>
             </w:r>
           </w:p>
         </w:tc>
@@ -10910,7 +10282,7 @@
                 <w:color w:val="000000"/>
                 <w:sz w:val="22"/>
               </w:rPr>
-              <w:t>Reviewer evaluates the checklist</w:t>
+              <w:t>Reviewer completes the checklist</w:t>
             </w:r>
           </w:p>
         </w:tc>
@@ -10931,7 +10303,7 @@
                 <w:color w:val="000000"/>
                 <w:sz w:val="22"/>
               </w:rPr>
-              <w:t>Eligible: Quotation. Not eligible: Rejected</w:t>
+              <w:t>Eligible: Quotation. Not: Rejected</w:t>
             </w:r>
           </w:p>
         </w:tc>
@@ -10975,7 +10347,7 @@
                 <w:color w:val="000000"/>
                 <w:sz w:val="22"/>
               </w:rPr>
-              <w:t>Package, discount, payment terms, opening date, Manager discussion result</w:t>
+              <w:t>Package, discount, terms, opening date</w:t>
             </w:r>
           </w:p>
         </w:tc>
@@ -10996,7 +10368,7 @@
                 <w:color w:val="000000"/>
                 <w:sz w:val="22"/>
               </w:rPr>
-              <w:t>System creates version N and emails it with a portal link</w:t>
+              <w:t>System creates and emails version N</w:t>
             </w:r>
           </w:p>
         </w:tc>
@@ -11017,7 +10389,7 @@
                 <w:color w:val="000000"/>
                 <w:sz w:val="22"/>
               </w:rPr>
-              <w:t>Quotation version N sent and recorded</w:t>
+              <w:t>Quotation version N recorded</w:t>
             </w:r>
           </w:p>
         </w:tc>
@@ -11061,7 +10433,7 @@
                 <w:color w:val="000000"/>
                 <w:sz w:val="22"/>
               </w:rPr>
-              <w:t>Candidate response from portal or recorded by sales</w:t>
+              <w:t>Candidate response (portal or via sales)</w:t>
             </w:r>
           </w:p>
         </w:tc>
@@ -11103,7 +10475,7 @@
                 <w:color w:val="000000"/>
                 <w:sz w:val="22"/>
               </w:rPr>
-              <w:t>Agree: Final approval (1 of 2). Changes: Quotation or Location survey. Withdraw: closed</w:t>
+              <w:t>Agree: Final approval. Changes: Quotation or Survey. Withdraw: closed</w:t>
             </w:r>
           </w:p>
         </w:tc>
@@ -11147,7 +10519,7 @@
                 <w:color w:val="000000"/>
                 <w:sz w:val="22"/>
               </w:rPr>
-              <w:t>Application history and agreed quotation</w:t>
+              <w:t>History and agreed quotation</w:t>
             </w:r>
           </w:p>
         </w:tc>
@@ -11168,7 +10540,7 @@
                 <w:color w:val="000000"/>
                 <w:sz w:val="22"/>
               </w:rPr>
-              <w:t>Manager approves or rejects</w:t>
+              <w:t>Manager decides</w:t>
             </w:r>
           </w:p>
         </w:tc>
@@ -11189,7 +10561,7 @@
                 <w:color w:val="000000"/>
                 <w:sz w:val="22"/>
               </w:rPr>
-              <w:t>Approved (2 of 2) and revenue counted, or Rejected with reason</w:t>
+              <w:t>Approved (revenue counted) or Rejected</w:t>
             </w:r>
           </w:p>
         </w:tc>
@@ -11212,20 +10584,6 @@
           <w:sz w:val="24"/>
         </w:rPr>
         <w:t>Mock Ups</w:t>
-      </w:r>
-    </w:p>
-    <w:p>
-      <w:pPr>
-        <w:jc w:val="both"/>
-      </w:pPr>
-      <w:r>
-        <w:rPr>
-          <w:rFonts w:ascii="Arial" w:hAnsi="Arial" w:cs="Arial" w:eastAsia="Arial"/>
-          <w:b w:val="0"/>
-          <w:color w:val="000000"/>
-          <w:sz w:val="22"/>
-        </w:rPr>
-        <w:t>Screenshots from the clickable prototype. The interface uses Bahasa Indonesia.</w:t>
       </w:r>
     </w:p>
     <w:tbl>
@@ -11343,7 +10701,7 @@
                 <w:color w:val="000000"/>
                 <w:sz w:val="20"/>
               </w:rPr>
-              <w:t>Pipeline (Manager view)</w:t>
+              <w:t>Pipeline (Manager)</w:t>
             </w:r>
           </w:p>
         </w:tc>
@@ -11362,7 +10720,7 @@
                 <w:color w:val="000000"/>
                 <w:sz w:val="20"/>
               </w:rPr>
-              <w:t>Application detail: quotation tab</w:t>
+              <w:t>Application detail: quotation</w:t>
             </w:r>
           </w:p>
         </w:tc>
@@ -11488,7 +10846,7 @@
                 <w:color w:val="000000"/>
                 <w:sz w:val="20"/>
               </w:rPr>
-              <w:t>Approval status timeline</w:t>
+              <w:t>Approval status</w:t>
             </w:r>
           </w:p>
         </w:tc>
@@ -11697,7 +11055,7 @@
                 <w:color w:val="000000"/>
                 <w:sz w:val="20"/>
               </w:rPr>
-              <w:t>Portal: status tracker</w:t>
+              <w:t>Portal: tracker</w:t>
             </w:r>
           </w:p>
         </w:tc>
@@ -11815,7 +11173,7 @@
                 <w:color w:val="000000"/>
                 <w:sz w:val="22"/>
               </w:rPr>
-              <w:t>Privacy and security (UU PDP No. 27/2022) [6]</w:t>
+              <w:t>Privacy (UU PDP) [6]</w:t>
             </w:r>
           </w:p>
         </w:tc>
@@ -11836,7 +11194,7 @@
                 <w:color w:val="000000"/>
                 <w:sz w:val="22"/>
               </w:rPr>
-              <w:t>Consent before a lead is saved. Access by role. Document access is logged. Data of rejected candidates is deleted or anonymized after a defined retention period.</w:t>
+              <w:t>Consent before saving a lead, access by role, document access logged, rejected candidates' data deleted after a retention period</w:t>
             </w:r>
           </w:p>
         </w:tc>
@@ -11880,7 +11238,7 @@
                 <w:color w:val="000000"/>
                 <w:sz w:val="22"/>
               </w:rPr>
-              <w:t>Every status change, quotation version, approval, and document access is logged with actor and time and cannot be edited.</w:t>
+              <w:t>All actions logged with actor and time, not editable</w:t>
             </w:r>
           </w:p>
         </w:tc>
@@ -11924,7 +11282,7 @@
                 <w:color w:val="000000"/>
                 <w:sz w:val="22"/>
               </w:rPr>
-              <w:t>The fit score shows its reasons, never rejects automatically, and is reviewed against actual outlet performance to detect bias.</w:t>
+              <w:t>Fit score shows reasons, never decides automatically, reviewed against outlet performance for bias</w:t>
             </w:r>
           </w:p>
         </w:tc>
@@ -11947,7 +11305,7 @@
                 <w:color w:val="000000"/>
                 <w:sz w:val="22"/>
               </w:rPr>
-              <w:t>Mobile friendly</w:t>
+              <w:t>Mobile</w:t>
             </w:r>
           </w:p>
         </w:tc>
@@ -11968,7 +11326,7 @@
                 <w:color w:val="000000"/>
                 <w:sz w:val="22"/>
               </w:rPr>
-              <w:t>The Partner Portal is mobile first because candidates come from Instagram or email links. The dashboard is optimized for laptops and usable on phones.</w:t>
+              <w:t>Portal is mobile first. Dashboard is laptop first, usable on phones</w:t>
             </w:r>
           </w:p>
         </w:tc>
@@ -11991,7 +11349,7 @@
                 <w:color w:val="000000"/>
                 <w:sz w:val="22"/>
               </w:rPr>
-              <w:t>Reliability and performance</w:t>
+              <w:t>Performance</w:t>
             </w:r>
           </w:p>
         </w:tc>
@@ -12012,7 +11370,7 @@
                 <w:color w:val="000000"/>
                 <w:sz w:val="22"/>
               </w:rPr>
-              <w:t>99.5% availability during working hours. Pages load in under 3 seconds on 4G.</w:t>
+              <w:t>99.5% availability in working hours, pages load under 3 seconds on 4G</w:t>
             </w:r>
           </w:p>
         </w:tc>
@@ -12056,7 +11414,7 @@
                 <w:color w:val="000000"/>
                 <w:sz w:val="22"/>
               </w:rPr>
-              <w:t>Bahasa Indonesia interface, keeping common business terms such as Sales, Lead, Quotation, and Pipeline.</w:t>
+              <w:t>Bahasa Indonesia UI, keeping terms like Sales, Lead, Quotation, Pipeline</w:t>
             </w:r>
           </w:p>
         </w:tc>
@@ -12133,7 +11491,7 @@
                 <w:color w:val="000000"/>
                 <w:sz w:val="22"/>
               </w:rPr>
-              <w:t>Features</w:t>
+              <w:t>Scope</w:t>
             </w:r>
           </w:p>
         </w:tc>
@@ -12220,7 +11578,7 @@
                 <w:color w:val="000000"/>
                 <w:sz w:val="22"/>
               </w:rPr>
-              <w:t>MVP (months 0 to 3): backend, company login, email notifications, pilot in one region</w:t>
+              <w:t>MVP (months 0 to 3), pilot in one region</w:t>
             </w:r>
           </w:p>
         </w:tc>
@@ -12264,7 +11622,7 @@
                 <w:color w:val="000000"/>
                 <w:sz w:val="22"/>
               </w:rPr>
-              <w:t>D (AI fit score), H (targets and performance), mobile layout</w:t>
+              <w:t>D (AI fit score), H (targets)</w:t>
             </w:r>
           </w:p>
         </w:tc>
@@ -12329,7 +11687,7 @@
                 <w:color w:val="000000"/>
                 <w:sz w:val="22"/>
               </w:rPr>
-              <w:t>Privy e-signature, WhatsApp notifications, real map data for the location score, document upload with KYC verification, report export</w:t>
+              <w:t>Privy e-signature, WhatsApp notifications, real map data, KYC document verification</w:t>
             </w:r>
           </w:p>
         </w:tc>
@@ -12350,7 +11708,7 @@
                 <w:color w:val="000000"/>
                 <w:sz w:val="22"/>
               </w:rPr>
-              <w:t>Phase 2 (months 3 to 6), all regions</w:t>
+              <w:t>Phase 2 (months 3 to 6)</w:t>
             </w:r>
           </w:p>
         </w:tc>
@@ -12373,7 +11731,7 @@
                 <w:color w:val="000000"/>
                 <w:sz w:val="22"/>
               </w:rPr>
-              <w:t>Won't have (for now)</w:t>
+              <w:t>Won't have (now)</w:t>
             </w:r>
           </w:p>
         </w:tc>
@@ -12394,7 +11752,7 @@
                 <w:color w:val="000000"/>
                 <w:sz w:val="22"/>
               </w:rPr>
-              <w:t>Royalty tracking, outlet operations after opening, payment gateway, training modules, multi-brand</w:t>
+              <w:t>Royalty tracking, outlet operations, payment gateway</w:t>
             </w:r>
           </w:p>
         </w:tc>
@@ -12415,7 +11773,7 @@
                 <w:color w:val="000000"/>
                 <w:sz w:val="22"/>
               </w:rPr>
-              <w:t>Phase 3 (months 6 to 12) or later, with the fit score calibrated on real outlet performance</w:t>
+              <w:t>Phase 3 or later</w:t>
             </w:r>
           </w:p>
         </w:tc>
@@ -12425,6 +11783,20 @@
       <w:pPr>
         <w:spacing w:after="0"/>
       </w:pPr>
+    </w:p>
+    <w:p>
+      <w:pPr>
+        <w:jc w:val="both"/>
+      </w:pPr>
+      <w:r>
+        <w:rPr>
+          <w:rFonts w:ascii="Arial" w:hAnsi="Arial" w:cs="Arial" w:eastAsia="Arial"/>
+          <w:b w:val="0"/>
+          <w:color w:val="000000"/>
+          <w:sz w:val="22"/>
+        </w:rPr>
+        <w:t>Open question for the client: should large discounts need Manager approval before a quotation is sent?</w:t>
+      </w:r>
     </w:p>
     <w:p>
       <w:pPr>
@@ -12452,7 +11824,7 @@
           <w:color w:val="000000"/>
           <w:sz w:val="22"/>
         </w:rPr>
-        <w:t>Data is stored in the browser (localStorage), so the dashboard and portal are connected only within the same browser. "Reset demo data" in the account menu restores the sample data.</w:t>
+        <w:t>Data is stored in the browser, so the dashboard and portal connect only within the same browser. "Reset demo data" restores the sample data.</w:t>
       </w:r>
     </w:p>
     <w:p>
@@ -12467,7 +11839,7 @@
           <w:color w:val="000000"/>
           <w:sz w:val="22"/>
         </w:rPr>
-        <w:t>The login page lists demo accounts per role for quick testing. Production would use company accounts (SSO).</w:t>
+        <w:t>The login page lists demo accounts. Production would use company login (SSO).</w:t>
       </w:r>
     </w:p>
     <w:p>
@@ -12482,7 +11854,7 @@
           <w:color w:val="000000"/>
           <w:sz w:val="22"/>
         </w:rPr>
-        <w:t>Sample data is calculated relative to today's date, so target pages always show a realistic current period.</w:t>
+        <w:t>The AI fit score uses rule-based weighting and simulated map data.</w:t>
       </w:r>
     </w:p>
     <w:p>
@@ -12497,290 +11869,8 @@
           <w:color w:val="000000"/>
           <w:sz w:val="22"/>
         </w:rPr>
-        <w:t>The AI fit score is simulated with rule-based weighting and simulated map data. Production would use real location data calibrated with outlet performance.</w:t>
+        <w:t>Emails are simulated as dashboard notifications. Privy is not integrated.</w:t>
       </w:r>
-    </w:p>
-    <w:p>
-      <w:pPr>
-        <w:pStyle w:val="ListBullet"/>
-        <w:jc w:val="both"/>
-      </w:pPr>
-      <w:r>
-        <w:rPr>
-          <w:rFonts w:ascii="Arial" w:hAnsi="Arial" w:cs="Arial" w:eastAsia="Arial"/>
-          <w:b w:val="0"/>
-          <w:color w:val="000000"/>
-          <w:sz w:val="22"/>
-        </w:rPr>
-        <w:t>Email notifications are simulated as dashboard notifications. The Privy integration is not built; only the next step is shown.</w:t>
-      </w:r>
-    </w:p>
-    <w:p>
-      <w:pPr>
-        <w:pStyle w:val="ListBullet"/>
-        <w:jc w:val="both"/>
-      </w:pPr>
-      <w:r>
-        <w:rPr>
-          <w:rFonts w:ascii="Arial" w:hAnsi="Arial" w:cs="Arial" w:eastAsia="Arial"/>
-          <w:b w:val="0"/>
-          <w:color w:val="000000"/>
-          <w:sz w:val="22"/>
-        </w:rPr>
-        <w:t>The registration form has a "Fill sample data" button for faster testing.</w:t>
-      </w:r>
-    </w:p>
-    <w:p>
-      <w:pPr>
-        <w:pStyle w:val="Heading1"/>
-      </w:pPr>
-      <w:r>
-        <w:rPr>
-          <w:rFonts w:ascii="Arial" w:hAnsi="Arial" w:cs="Arial" w:eastAsia="Arial"/>
-          <w:b/>
-          <w:color w:val="000000"/>
-          <w:sz w:val="28"/>
-        </w:rPr>
-        <w:t>Risks and Open Questions</w:t>
-      </w:r>
-    </w:p>
-    <w:tbl>
-      <w:tblPr>
-        <w:tblStyle w:val="TableGrid"/>
-        <w:tblW w:type="auto" w:w="0"/>
-        <w:tblLook w:firstColumn="1" w:firstRow="1" w:lastColumn="0" w:lastRow="0" w:noHBand="0" w:noVBand="1" w:val="04A0"/>
-      </w:tblPr>
-      <w:tblGrid>
-        <w:gridCol w:w="4873"/>
-        <w:gridCol w:w="4873"/>
-      </w:tblGrid>
-      <w:tr>
-        <w:tc>
-          <w:tcPr>
-            <w:tcW w:type="dxa" w:w="4873"/>
-            <w:shd w:val="clear" w:color="auto" w:fill="E7E2DA"/>
-          </w:tcPr>
-          <w:p>
-            <w:pPr>
-              <w:spacing w:after="0"/>
-              <w:jc w:val="left"/>
-            </w:pPr>
-            <w:r/>
-            <w:r>
-              <w:rPr>
-                <w:rFonts w:ascii="Arial" w:hAnsi="Arial" w:cs="Arial" w:eastAsia="Arial"/>
-                <w:b/>
-                <w:color w:val="000000"/>
-                <w:sz w:val="22"/>
-              </w:rPr>
-              <w:t>Risk or question</w:t>
-            </w:r>
-          </w:p>
-        </w:tc>
-        <w:tc>
-          <w:tcPr>
-            <w:tcW w:type="dxa" w:w="4873"/>
-            <w:shd w:val="clear" w:color="auto" w:fill="E7E2DA"/>
-          </w:tcPr>
-          <w:p>
-            <w:pPr>
-              <w:spacing w:after="0"/>
-              <w:jc w:val="left"/>
-            </w:pPr>
-            <w:r/>
-            <w:r>
-              <w:rPr>
-                <w:rFonts w:ascii="Arial" w:hAnsi="Arial" w:cs="Arial" w:eastAsia="Arial"/>
-                <w:b/>
-                <w:color w:val="000000"/>
-                <w:sz w:val="22"/>
-              </w:rPr>
-              <w:t>Mitigation</w:t>
-            </w:r>
-          </w:p>
-        </w:tc>
-      </w:tr>
-      <w:tr>
-        <w:tc>
-          <w:tcPr>
-            <w:tcW w:type="dxa" w:w="4873"/>
-          </w:tcPr>
-          <w:p>
-            <w:pPr>
-              <w:spacing w:after="0"/>
-              <w:jc w:val="left"/>
-            </w:pPr>
-            <w:r/>
-            <w:r>
-              <w:rPr>
-                <w:rFonts w:ascii="Arial" w:hAnsi="Arial" w:cs="Arial" w:eastAsia="Arial"/>
-                <w:b w:val="0"/>
-                <w:color w:val="000000"/>
-                <w:sz w:val="22"/>
-              </w:rPr>
-              <w:t>Sales keep using WhatsApp and do not update the system</w:t>
-            </w:r>
-          </w:p>
-        </w:tc>
-        <w:tc>
-          <w:tcPr>
-            <w:tcW w:type="dxa" w:w="4873"/>
-          </w:tcPr>
-          <w:p>
-            <w:pPr>
-              <w:spacing w:after="0"/>
-              <w:jc w:val="left"/>
-            </w:pPr>
-            <w:r/>
-            <w:r>
-              <w:rPr>
-                <w:rFonts w:ascii="Arial" w:hAnsi="Arial" w:cs="Arial" w:eastAsia="Arial"/>
-                <w:b w:val="0"/>
-                <w:color w:val="000000"/>
-                <w:sz w:val="22"/>
-              </w:rPr>
-              <w:t>Reminders and targets depend on system data, so updating it is the easiest way for sales to look good. Training during the pilot.</w:t>
-            </w:r>
-          </w:p>
-        </w:tc>
-      </w:tr>
-      <w:tr>
-        <w:tc>
-          <w:tcPr>
-            <w:tcW w:type="dxa" w:w="4873"/>
-          </w:tcPr>
-          <w:p>
-            <w:pPr>
-              <w:spacing w:after="0"/>
-              <w:jc w:val="left"/>
-            </w:pPr>
-            <w:r/>
-            <w:r>
-              <w:rPr>
-                <w:rFonts w:ascii="Arial" w:hAnsi="Arial" w:cs="Arial" w:eastAsia="Arial"/>
-                <w:b w:val="0"/>
-                <w:color w:val="000000"/>
-                <w:sz w:val="22"/>
-              </w:rPr>
-              <w:t>The stretch target is not realistic</w:t>
-            </w:r>
-          </w:p>
-        </w:tc>
-        <w:tc>
-          <w:tcPr>
-            <w:tcW w:type="dxa" w:w="4873"/>
-          </w:tcPr>
-          <w:p>
-            <w:pPr>
-              <w:spacing w:after="0"/>
-              <w:jc w:val="left"/>
-            </w:pPr>
-            <w:r/>
-            <w:r>
-              <w:rPr>
-                <w:rFonts w:ascii="Arial" w:hAnsi="Arial" w:cs="Arial" w:eastAsia="Arial"/>
-                <w:b w:val="0"/>
-                <w:color w:val="000000"/>
-                <w:sz w:val="22"/>
-              </w:rPr>
-              <w:t>Track against the target to date and review after the first quarter.</w:t>
-            </w:r>
-          </w:p>
-        </w:tc>
-      </w:tr>
-      <w:tr>
-        <w:tc>
-          <w:tcPr>
-            <w:tcW w:type="dxa" w:w="4873"/>
-          </w:tcPr>
-          <w:p>
-            <w:pPr>
-              <w:spacing w:after="0"/>
-              <w:jc w:val="left"/>
-            </w:pPr>
-            <w:r/>
-            <w:r>
-              <w:rPr>
-                <w:rFonts w:ascii="Arial" w:hAnsi="Arial" w:cs="Arial" w:eastAsia="Arial"/>
-                <w:b w:val="0"/>
-                <w:color w:val="000000"/>
-                <w:sz w:val="22"/>
-              </w:rPr>
-              <w:t>The AI score creates bias or overconfidence</w:t>
-            </w:r>
-          </w:p>
-        </w:tc>
-        <w:tc>
-          <w:tcPr>
-            <w:tcW w:type="dxa" w:w="4873"/>
-          </w:tcPr>
-          <w:p>
-            <w:pPr>
-              <w:spacing w:after="0"/>
-              <w:jc w:val="left"/>
-            </w:pPr>
-            <w:r/>
-            <w:r>
-              <w:rPr>
-                <w:rFonts w:ascii="Arial" w:hAnsi="Arial" w:cs="Arial" w:eastAsia="Arial"/>
-                <w:b w:val="0"/>
-                <w:color w:val="000000"/>
-                <w:sz w:val="22"/>
-              </w:rPr>
-              <w:t>Show reasons, keep humans deciding, and review against outcomes.</w:t>
-            </w:r>
-          </w:p>
-        </w:tc>
-      </w:tr>
-      <w:tr>
-        <w:tc>
-          <w:tcPr>
-            <w:tcW w:type="dxa" w:w="4873"/>
-          </w:tcPr>
-          <w:p>
-            <w:pPr>
-              <w:spacing w:after="0"/>
-              <w:jc w:val="left"/>
-            </w:pPr>
-            <w:r/>
-            <w:r>
-              <w:rPr>
-                <w:rFonts w:ascii="Arial" w:hAnsi="Arial" w:cs="Arial" w:eastAsia="Arial"/>
-                <w:b w:val="0"/>
-                <w:color w:val="000000"/>
-                <w:sz w:val="22"/>
-              </w:rPr>
-              <w:t>Open question: should large discounts need Manager approval before a quotation is sent?</w:t>
-            </w:r>
-          </w:p>
-        </w:tc>
-        <w:tc>
-          <w:tcPr>
-            <w:tcW w:type="dxa" w:w="4873"/>
-          </w:tcPr>
-          <w:p>
-            <w:pPr>
-              <w:spacing w:after="0"/>
-              <w:jc w:val="left"/>
-            </w:pPr>
-            <w:r/>
-            <w:r>
-              <w:rPr>
-                <w:rFonts w:ascii="Arial" w:hAnsi="Arial" w:cs="Arial" w:eastAsia="Arial"/>
-                <w:b w:val="0"/>
-                <w:color w:val="000000"/>
-                <w:sz w:val="22"/>
-              </w:rPr>
-              <w:t>To be confirmed with the client. Currently a discussion outside the system.</w:t>
-            </w:r>
-          </w:p>
-        </w:tc>
-      </w:tr>
-    </w:tbl>
-    <w:p>
-      <w:pPr>
-        <w:spacing w:after="0"/>
-      </w:pPr>
     </w:p>
     <w:p>
       <w:pPr>
@@ -12807,7 +11897,7 @@
           <w:color w:val="000000"/>
           <w:sz w:val="22"/>
         </w:rPr>
-        <w:t>I used Claude (Anthropic) throughout the project. It helped me move faster, but the product decisions were mine, and I checked its output before using it.</w:t>
+        <w:t>I used Claude (Anthropic) throughout the project. The product decisions were mine, and I checked its output before using it.</w:t>
       </w:r>
     </w:p>
     <w:tbl>
@@ -12862,7 +11952,7 @@
                 <w:color w:val="000000"/>
                 <w:sz w:val="22"/>
               </w:rPr>
-              <w:t>How AI was used</w:t>
+              <w:t>AI did</w:t>
             </w:r>
           </w:p>
         </w:tc>
@@ -12884,7 +11974,7 @@
                 <w:color w:val="000000"/>
                 <w:sz w:val="22"/>
               </w:rPr>
-              <w:t>My role</w:t>
+              <w:t>I did</w:t>
             </w:r>
           </w:p>
         </w:tc>
@@ -12907,7 +11997,7 @@
                 <w:color w:val="000000"/>
                 <w:sz w:val="22"/>
               </w:rPr>
-              <w:t>Understanding the case</w:t>
+              <w:t>Case and process</w:t>
             </w:r>
           </w:p>
         </w:tc>
@@ -12928,7 +12018,7 @@
                 <w:color w:val="000000"/>
                 <w:sz w:val="22"/>
               </w:rPr>
-              <w:t>Explored client profiles and pain points</w:t>
+              <w:t>Explored client profiles, pain points, and flow options</w:t>
             </w:r>
           </w:p>
         </w:tc>
@@ -12949,7 +12039,7 @@
                 <w:color w:val="000000"/>
                 <w:sz w:val="22"/>
               </w:rPr>
-              <w:t>Chose the client profile and the scope: application until two-party approval</w:t>
+              <w:t>Chose the scope and simplified the flow and rules</w:t>
             </w:r>
           </w:p>
         </w:tc>
@@ -12972,7 +12062,7 @@
                 <w:color w:val="000000"/>
                 <w:sz w:val="22"/>
               </w:rPr>
-              <w:t>Process design</w:t>
+              <w:t>Prototype</w:t>
             </w:r>
           </w:p>
         </w:tc>
@@ -12993,7 +12083,7 @@
                 <w:color w:val="000000"/>
                 <w:sz w:val="22"/>
               </w:rPr>
-              <w:t>Proposed stages and rules</w:t>
+              <w:t>Built the HTML prototype through Claude Code over many feedback rounds</w:t>
             </w:r>
           </w:p>
         </w:tc>
@@ -13014,7 +12104,7 @@
                 <w:color w:val="000000"/>
                 <w:sz w:val="22"/>
               </w:rPr>
-              <w:t>Simplified the flow, moved the location decision to the survey stage, removed manual reminders, decided who approves what</w:t>
+              <w:t>Reviewed each version and decided layout, wording, and terminology</w:t>
             </w:r>
           </w:p>
         </w:tc>
@@ -13037,7 +12127,7 @@
                 <w:color w:val="000000"/>
                 <w:sz w:val="22"/>
               </w:rPr>
-              <w:t>Prototyping</w:t>
+              <w:t>Testing</w:t>
             </w:r>
           </w:p>
         </w:tc>
@@ -13058,7 +12148,7 @@
                 <w:color w:val="000000"/>
                 <w:sz w:val="22"/>
               </w:rPr>
-              <w:t>Built the clickable HTML prototype through Claude Code across many feedback rounds</w:t>
+              <w:t>Ran automated browser tests on every role and screen size</w:t>
             </w:r>
           </w:p>
         </w:tc>
@@ -13079,7 +12169,7 @@
                 <w:color w:val="000000"/>
                 <w:sz w:val="22"/>
               </w:rPr>
-              <w:t>Reviewed each version, changed layout, wording, and terminology, rejected cluttered options</w:t>
+              <w:t>Defined what "correct" means and checked results</w:t>
             </w:r>
           </w:p>
         </w:tc>
@@ -13102,7 +12192,7 @@
                 <w:color w:val="000000"/>
                 <w:sz w:val="22"/>
               </w:rPr>
-              <w:t>Testing</w:t>
+              <w:t>Research</w:t>
             </w:r>
           </w:p>
         </w:tc>
@@ -13123,7 +12213,7 @@
                 <w:color w:val="000000"/>
                 <w:sz w:val="22"/>
               </w:rPr>
-              <w:t>Ran automated browser tests on every role, the end-to-end flow, and mobile sizes</w:t>
+              <w:t>Searched industry and regulation data</w:t>
             </w:r>
           </w:p>
         </w:tc>
@@ -13144,7 +12234,7 @@
                 <w:color w:val="000000"/>
                 <w:sz w:val="22"/>
               </w:rPr>
-              <w:t>Defined what "correct" looks like and checked results</w:t>
+              <w:t>Verified sources, corrected an outdated statistic and replaced PP No. 42/2007 with PP No. 35/2024</w:t>
             </w:r>
           </w:p>
         </w:tc>
@@ -13167,7 +12257,7 @@
                 <w:color w:val="000000"/>
                 <w:sz w:val="22"/>
               </w:rPr>
-              <w:t>Research</w:t>
+              <w:t>Writing</w:t>
             </w:r>
           </w:p>
         </w:tc>
@@ -13188,7 +12278,7 @@
                 <w:color w:val="000000"/>
                 <w:sz w:val="22"/>
               </w:rPr>
-              <w:t>Searched for industry and regulation data</w:t>
+              <w:t>Drafted this document from the prototype</w:t>
             </w:r>
           </w:p>
         </w:tc>
@@ -13209,137 +12299,7 @@
                 <w:color w:val="000000"/>
                 <w:sz w:val="22"/>
               </w:rPr>
-              <w:t>Asked for sources and verified them. Corrected a 2016 to 2019 statistic that had been cited as recent, and replaced PP No. 42/2007 with PP No. 35/2024</w:t>
-            </w:r>
-          </w:p>
-        </w:tc>
-      </w:tr>
-      <w:tr>
-        <w:tc>
-          <w:tcPr>
-            <w:tcW w:type="dxa" w:w="3249"/>
-          </w:tcPr>
-          <w:p>
-            <w:pPr>
-              <w:spacing w:after="0"/>
-              <w:jc w:val="left"/>
-            </w:pPr>
-            <w:r/>
-            <w:r>
-              <w:rPr>
-                <w:rFonts w:ascii="Arial" w:hAnsi="Arial" w:cs="Arial" w:eastAsia="Arial"/>
-                <w:b w:val="0"/>
-                <w:color w:val="000000"/>
-                <w:sz w:val="22"/>
-              </w:rPr>
-              <w:t>Targets</w:t>
-            </w:r>
-          </w:p>
-        </w:tc>
-        <w:tc>
-          <w:tcPr>
-            <w:tcW w:type="dxa" w:w="3249"/>
-          </w:tcPr>
-          <w:p>
-            <w:pPr>
-              <w:spacing w:after="0"/>
-              <w:jc w:val="left"/>
-            </w:pPr>
-            <w:r/>
-            <w:r>
-              <w:rPr>
-                <w:rFonts w:ascii="Arial" w:hAnsi="Arial" w:cs="Arial" w:eastAsia="Arial"/>
-                <w:b w:val="0"/>
-                <w:color w:val="000000"/>
-                <w:sz w:val="22"/>
-              </w:rPr>
-              <w:t>Proposed target schemes</w:t>
-            </w:r>
-          </w:p>
-        </w:tc>
-        <w:tc>
-          <w:tcPr>
-            <w:tcW w:type="dxa" w:w="3249"/>
-          </w:tcPr>
-          <w:p>
-            <w:pPr>
-              <w:spacing w:after="0"/>
-              <w:jc w:val="left"/>
-            </w:pPr>
-            <w:r/>
-            <w:r>
-              <w:rPr>
-                <w:rFonts w:ascii="Arial" w:hAnsi="Arial" w:cs="Arial" w:eastAsia="Arial"/>
-                <w:b w:val="0"/>
-                <w:color w:val="000000"/>
-                <w:sz w:val="22"/>
-              </w:rPr>
-              <w:t>Chose whole-number monthly targets by seniority and labeled the yearly number as a stretch target</w:t>
-            </w:r>
-          </w:p>
-        </w:tc>
-      </w:tr>
-      <w:tr>
-        <w:tc>
-          <w:tcPr>
-            <w:tcW w:type="dxa" w:w="3249"/>
-          </w:tcPr>
-          <w:p>
-            <w:pPr>
-              <w:spacing w:after="0"/>
-              <w:jc w:val="left"/>
-            </w:pPr>
-            <w:r/>
-            <w:r>
-              <w:rPr>
-                <w:rFonts w:ascii="Arial" w:hAnsi="Arial" w:cs="Arial" w:eastAsia="Arial"/>
-                <w:b w:val="0"/>
-                <w:color w:val="000000"/>
-                <w:sz w:val="22"/>
-              </w:rPr>
-              <w:t>Writing</w:t>
-            </w:r>
-          </w:p>
-        </w:tc>
-        <w:tc>
-          <w:tcPr>
-            <w:tcW w:type="dxa" w:w="3249"/>
-          </w:tcPr>
-          <w:p>
-            <w:pPr>
-              <w:spacing w:after="0"/>
-              <w:jc w:val="left"/>
-            </w:pPr>
-            <w:r/>
-            <w:r>
-              <w:rPr>
-                <w:rFonts w:ascii="Arial" w:hAnsi="Arial" w:cs="Arial" w:eastAsia="Arial"/>
-                <w:b w:val="0"/>
-                <w:color w:val="000000"/>
-                <w:sz w:val="22"/>
-              </w:rPr>
-              <w:t>Drafted this document from the prototype</w:t>
-            </w:r>
-          </w:p>
-        </w:tc>
-        <w:tc>
-          <w:tcPr>
-            <w:tcW w:type="dxa" w:w="3249"/>
-          </w:tcPr>
-          <w:p>
-            <w:pPr>
-              <w:spacing w:after="0"/>
-              <w:jc w:val="left"/>
-            </w:pPr>
-            <w:r/>
-            <w:r>
-              <w:rPr>
-                <w:rFonts w:ascii="Arial" w:hAnsi="Arial" w:cs="Arial" w:eastAsia="Arial"/>
-                <w:b w:val="0"/>
-                <w:color w:val="000000"/>
-                <w:sz w:val="22"/>
-              </w:rPr>
-              <w:t>Reviewed, restructured, and edited the content</w:t>
+              <w:t>Restructured and edited it</w:t>
             </w:r>
           </w:p>
         </w:tc>
@@ -13361,7 +12321,7 @@
           <w:color w:val="000000"/>
           <w:sz w:val="22"/>
         </w:rPr>
-        <w:t>What I learned: AI is fast at producing options and working code, but it can sound confident about inaccurate data. Asking for sources and checking them was necessary.</w:t>
+        <w:t>Lesson: AI is fast at producing options and code, but can sound confident about inaccurate data, so every source had to be checked.</w:t>
       </w:r>
     </w:p>
     <w:p>
@@ -13450,7 +12410,7 @@
           <w:color w:val="000000"/>
           <w:sz w:val="22"/>
         </w:rPr>
-        <w:t>JDIH BPK, Peraturan Pemerintah No. 35 Tahun 2024 tentang Waralaba. https://peraturan.bpk.go.id/Details/297489/pp-no-35-tahun-2024</w:t>
+        <w:t>JDIH BPK, PP No. 35 Tahun 2024 tentang Waralaba. https://peraturan.bpk.go.id/Details/297489/pp-no-35-tahun-2024</w:t>
       </w:r>
     </w:p>
     <w:p>
@@ -13465,7 +12425,7 @@
           <w:color w:val="000000"/>
           <w:sz w:val="22"/>
         </w:rPr>
-        <w:t>JDIH BPK, Undang-Undang No. 27 Tahun 2022 tentang Pelindungan Data Pribadi. https://peraturan.bpk.go.id/Details/229798/uu-no-27-tahun-2022</w:t>
+        <w:t>JDIH BPK, UU No. 27 Tahun 2022 tentang Pelindungan Data Pribadi. https://peraturan.bpk.go.id/Details/229798/uu-no-27-tahun-2022</w:t>
       </w:r>
     </w:p>
     <w:p>

--- a/prd/EDTS APM 2027 - Nadia Rahma Prasanti - Universitas Indonesia.docx
+++ b/prd/EDTS APM 2027 - Nadia Rahma Prasanti - Universitas Indonesia.docx
@@ -108,6 +108,22 @@
           <w:sz w:val="22"/>
         </w:rPr>
         <w:t>Human vs System</w:t>
+      </w:r>
+    </w:p>
+    <w:p>
+      <w:pPr>
+        <w:pStyle w:val="ListBullet"/>
+        <w:spacing w:after="0"/>
+        <w:jc w:val="left"/>
+      </w:pPr>
+      <w:r>
+        <w:rPr>
+          <w:rFonts w:ascii="Arial" w:hAnsi="Arial" w:cs="Arial" w:eastAsia="Arial"/>
+          <w:b w:val="0"/>
+          <w:color w:val="000000"/>
+          <w:sz w:val="22"/>
+        </w:rPr>
+        <w:t>Business Impact</w:t>
       </w:r>
     </w:p>
     <w:p>
@@ -625,6 +641,20 @@
           <w:color w:val="000000"/>
           <w:sz w:val="22"/>
         </w:rPr>
+        <w:t>For the business, this is a growth tool: Kopi Koma grows by opening outlets through partners, so every lead that is not lost and every day cut from the process turns directly into more outlets and revenue, without adding more sales.</w:t>
+      </w:r>
+    </w:p>
+    <w:p>
+      <w:pPr>
+        <w:jc w:val="both"/>
+      </w:pPr>
+      <w:r>
+        <w:rPr>
+          <w:rFonts w:ascii="Arial" w:hAnsi="Arial" w:cs="Arial" w:eastAsia="Arial"/>
+          <w:b w:val="0"/>
+          <w:color w:val="000000"/>
+          <w:sz w:val="22"/>
+        </w:rPr>
         <w:t>Out of scope: everything after both parties approve (agreement signing, outlet opening, royalty). Signing through Privy is shown only as the next step.</w:t>
       </w:r>
     </w:p>
@@ -2756,6 +2786,595 @@
       <w:pPr>
         <w:spacing w:after="0"/>
       </w:pPr>
+    </w:p>
+    <w:p>
+      <w:pPr>
+        <w:pStyle w:val="Heading1"/>
+      </w:pPr>
+      <w:r>
+        <w:rPr>
+          <w:rFonts w:ascii="Arial" w:hAnsi="Arial" w:cs="Arial" w:eastAsia="Arial"/>
+          <w:b/>
+          <w:color w:val="000000"/>
+          <w:sz w:val="28"/>
+        </w:rPr>
+        <w:t>Business Impact</w:t>
+      </w:r>
+    </w:p>
+    <w:p>
+      <w:pPr>
+        <w:jc w:val="both"/>
+      </w:pPr>
+      <w:r>
+        <w:rPr>
+          <w:rFonts w:ascii="Arial" w:hAnsi="Arial" w:cs="Arial" w:eastAsia="Arial"/>
+          <w:b w:val="0"/>
+          <w:color w:val="000000"/>
+          <w:sz w:val="22"/>
+        </w:rPr>
+        <w:t>Kopi Koma's growth equals the number of new partner outlets. The product supports growth through five levers:</w:t>
+      </w:r>
+    </w:p>
+    <w:tbl>
+      <w:tblPr>
+        <w:tblStyle w:val="TableGrid"/>
+        <w:tblW w:type="auto" w:w="0"/>
+        <w:tblLook w:firstColumn="1" w:firstRow="1" w:lastColumn="0" w:lastRow="0" w:noHBand="0" w:noVBand="1" w:val="04A0"/>
+      </w:tblPr>
+      <w:tblGrid>
+        <w:gridCol w:w="2436"/>
+        <w:gridCol w:w="2436"/>
+        <w:gridCol w:w="2436"/>
+        <w:gridCol w:w="2436"/>
+      </w:tblGrid>
+      <w:tr>
+        <w:tc>
+          <w:tcPr>
+            <w:tcW w:type="dxa" w:w="2436"/>
+            <w:shd w:val="clear" w:color="auto" w:fill="E7E2DA"/>
+          </w:tcPr>
+          <w:p>
+            <w:pPr>
+              <w:spacing w:after="0"/>
+              <w:jc w:val="left"/>
+            </w:pPr>
+            <w:r/>
+            <w:r>
+              <w:rPr>
+                <w:rFonts w:ascii="Arial" w:hAnsi="Arial" w:cs="Arial" w:eastAsia="Arial"/>
+                <w:b/>
+                <w:color w:val="000000"/>
+                <w:sz w:val="22"/>
+              </w:rPr>
+              <w:t>Lever</w:t>
+            </w:r>
+          </w:p>
+        </w:tc>
+        <w:tc>
+          <w:tcPr>
+            <w:tcW w:type="dxa" w:w="2436"/>
+            <w:shd w:val="clear" w:color="auto" w:fill="E7E2DA"/>
+          </w:tcPr>
+          <w:p>
+            <w:pPr>
+              <w:spacing w:after="0"/>
+              <w:jc w:val="left"/>
+            </w:pPr>
+            <w:r/>
+            <w:r>
+              <w:rPr>
+                <w:rFonts w:ascii="Arial" w:hAnsi="Arial" w:cs="Arial" w:eastAsia="Arial"/>
+                <w:b/>
+                <w:color w:val="000000"/>
+                <w:sz w:val="22"/>
+              </w:rPr>
+              <w:t>How the product drives it</w:t>
+            </w:r>
+          </w:p>
+        </w:tc>
+        <w:tc>
+          <w:tcPr>
+            <w:tcW w:type="dxa" w:w="2436"/>
+            <w:shd w:val="clear" w:color="auto" w:fill="E7E2DA"/>
+          </w:tcPr>
+          <w:p>
+            <w:pPr>
+              <w:spacing w:after="0"/>
+              <w:jc w:val="left"/>
+            </w:pPr>
+            <w:r/>
+            <w:r>
+              <w:rPr>
+                <w:rFonts w:ascii="Arial" w:hAnsi="Arial" w:cs="Arial" w:eastAsia="Arial"/>
+                <w:b/>
+                <w:color w:val="000000"/>
+                <w:sz w:val="22"/>
+              </w:rPr>
+              <w:t>Growth effect</w:t>
+            </w:r>
+          </w:p>
+        </w:tc>
+        <w:tc>
+          <w:tcPr>
+            <w:tcW w:type="dxa" w:w="2436"/>
+            <w:shd w:val="clear" w:color="auto" w:fill="E7E2DA"/>
+          </w:tcPr>
+          <w:p>
+            <w:pPr>
+              <w:spacing w:after="0"/>
+              <w:jc w:val="left"/>
+            </w:pPr>
+            <w:r/>
+            <w:r>
+              <w:rPr>
+                <w:rFonts w:ascii="Arial" w:hAnsi="Arial" w:cs="Arial" w:eastAsia="Arial"/>
+                <w:b/>
+                <w:color w:val="000000"/>
+                <w:sz w:val="22"/>
+              </w:rPr>
+              <w:t>Metric to watch</w:t>
+            </w:r>
+          </w:p>
+        </w:tc>
+      </w:tr>
+      <w:tr>
+        <w:tc>
+          <w:tcPr>
+            <w:tcW w:type="dxa" w:w="2436"/>
+          </w:tcPr>
+          <w:p>
+            <w:pPr>
+              <w:spacing w:after="0"/>
+              <w:jc w:val="left"/>
+            </w:pPr>
+            <w:r/>
+            <w:r>
+              <w:rPr>
+                <w:rFonts w:ascii="Arial" w:hAnsi="Arial" w:cs="Arial" w:eastAsia="Arial"/>
+                <w:b w:val="0"/>
+                <w:color w:val="000000"/>
+                <w:sz w:val="22"/>
+              </w:rPr>
+              <w:t>Fewer lost leads</w:t>
+            </w:r>
+          </w:p>
+        </w:tc>
+        <w:tc>
+          <w:tcPr>
+            <w:tcW w:type="dxa" w:w="2436"/>
+          </w:tcPr>
+          <w:p>
+            <w:pPr>
+              <w:spacing w:after="0"/>
+              <w:jc w:val="left"/>
+            </w:pPr>
+            <w:r/>
+            <w:r>
+              <w:rPr>
+                <w:rFonts w:ascii="Arial" w:hAnsi="Arial" w:cs="Arial" w:eastAsia="Arial"/>
+                <w:b w:val="0"/>
+                <w:color w:val="000000"/>
+                <w:sz w:val="22"/>
+              </w:rPr>
+              <w:t>Every lead is recorded and assigned within 1 day, with reminders when it stalls</w:t>
+            </w:r>
+          </w:p>
+        </w:tc>
+        <w:tc>
+          <w:tcPr>
+            <w:tcW w:type="dxa" w:w="2436"/>
+          </w:tcPr>
+          <w:p>
+            <w:pPr>
+              <w:spacing w:after="0"/>
+              <w:jc w:val="left"/>
+            </w:pPr>
+            <w:r/>
+            <w:r>
+              <w:rPr>
+                <w:rFonts w:ascii="Arial" w:hAnsi="Arial" w:cs="Arial" w:eastAsia="Arial"/>
+                <w:b w:val="0"/>
+                <w:color w:val="000000"/>
+                <w:sz w:val="22"/>
+              </w:rPr>
+              <w:t>More candidates reach the quotation stage</w:t>
+            </w:r>
+          </w:p>
+        </w:tc>
+        <w:tc>
+          <w:tcPr>
+            <w:tcW w:type="dxa" w:w="2436"/>
+          </w:tcPr>
+          <w:p>
+            <w:pPr>
+              <w:spacing w:after="0"/>
+              <w:jc w:val="left"/>
+            </w:pPr>
+            <w:r/>
+            <w:r>
+              <w:rPr>
+                <w:rFonts w:ascii="Arial" w:hAnsi="Arial" w:cs="Arial" w:eastAsia="Arial"/>
+                <w:b w:val="0"/>
+                <w:color w:val="000000"/>
+                <w:sz w:val="22"/>
+              </w:rPr>
+              <w:t>Leads assigned within 1 day, lead to approved conversion</w:t>
+            </w:r>
+          </w:p>
+        </w:tc>
+      </w:tr>
+      <w:tr>
+        <w:tc>
+          <w:tcPr>
+            <w:tcW w:type="dxa" w:w="2436"/>
+          </w:tcPr>
+          <w:p>
+            <w:pPr>
+              <w:spacing w:after="0"/>
+              <w:jc w:val="left"/>
+            </w:pPr>
+            <w:r/>
+            <w:r>
+              <w:rPr>
+                <w:rFonts w:ascii="Arial" w:hAnsi="Arial" w:cs="Arial" w:eastAsia="Arial"/>
+                <w:b w:val="0"/>
+                <w:color w:val="000000"/>
+                <w:sz w:val="22"/>
+              </w:rPr>
+              <w:t>Faster closing</w:t>
+            </w:r>
+          </w:p>
+        </w:tc>
+        <w:tc>
+          <w:tcPr>
+            <w:tcW w:type="dxa" w:w="2436"/>
+          </w:tcPr>
+          <w:p>
+            <w:pPr>
+              <w:spacing w:after="0"/>
+              <w:jc w:val="left"/>
+            </w:pPr>
+            <w:r/>
+            <w:r>
+              <w:rPr>
+                <w:rFonts w:ascii="Arial" w:hAnsi="Arial" w:cs="Arial" w:eastAsia="Arial"/>
+                <w:b w:val="0"/>
+                <w:color w:val="000000"/>
+                <w:sz w:val="22"/>
+              </w:rPr>
+              <w:t>Clear PIC and deadline per stage, quotation response directly in the portal</w:t>
+            </w:r>
+          </w:p>
+        </w:tc>
+        <w:tc>
+          <w:tcPr>
+            <w:tcW w:type="dxa" w:w="2436"/>
+          </w:tcPr>
+          <w:p>
+            <w:pPr>
+              <w:spacing w:after="0"/>
+              <w:jc w:val="left"/>
+            </w:pPr>
+            <w:r/>
+            <w:r>
+              <w:rPr>
+                <w:rFonts w:ascii="Arial" w:hAnsi="Arial" w:cs="Arial" w:eastAsia="Arial"/>
+                <w:b w:val="0"/>
+                <w:color w:val="000000"/>
+                <w:sz w:val="22"/>
+              </w:rPr>
+              <w:t>Deals close within the same month instead of dragging on, and fewer candidates move to competitors</w:t>
+            </w:r>
+          </w:p>
+        </w:tc>
+        <w:tc>
+          <w:tcPr>
+            <w:tcW w:type="dxa" w:w="2436"/>
+          </w:tcPr>
+          <w:p>
+            <w:pPr>
+              <w:spacing w:after="0"/>
+              <w:jc w:val="left"/>
+            </w:pPr>
+            <w:r/>
+            <w:r>
+              <w:rPr>
+                <w:rFonts w:ascii="Arial" w:hAnsi="Arial" w:cs="Arial" w:eastAsia="Arial"/>
+                <w:b w:val="0"/>
+                <w:color w:val="000000"/>
+                <w:sz w:val="22"/>
+              </w:rPr>
+              <w:t>Days from lead to decision</w:t>
+            </w:r>
+          </w:p>
+        </w:tc>
+      </w:tr>
+      <w:tr>
+        <w:tc>
+          <w:tcPr>
+            <w:tcW w:type="dxa" w:w="2436"/>
+          </w:tcPr>
+          <w:p>
+            <w:pPr>
+              <w:spacing w:after="0"/>
+              <w:jc w:val="left"/>
+            </w:pPr>
+            <w:r/>
+            <w:r>
+              <w:rPr>
+                <w:rFonts w:ascii="Arial" w:hAnsi="Arial" w:cs="Arial" w:eastAsia="Arial"/>
+                <w:b w:val="0"/>
+                <w:color w:val="000000"/>
+                <w:sz w:val="22"/>
+              </w:rPr>
+              <w:t>More capacity per sales</w:t>
+            </w:r>
+          </w:p>
+        </w:tc>
+        <w:tc>
+          <w:tcPr>
+            <w:tcW w:type="dxa" w:w="2436"/>
+          </w:tcPr>
+          <w:p>
+            <w:pPr>
+              <w:spacing w:after="0"/>
+              <w:jc w:val="left"/>
+            </w:pPr>
+            <w:r/>
+            <w:r>
+              <w:rPr>
+                <w:rFonts w:ascii="Arial" w:hAnsi="Arial" w:cs="Arial" w:eastAsia="Arial"/>
+                <w:b w:val="0"/>
+                <w:color w:val="000000"/>
+                <w:sz w:val="22"/>
+              </w:rPr>
+              <w:t>Auto-assignment, task list, and self-service tracker reduce manual follow-up</w:t>
+            </w:r>
+          </w:p>
+        </w:tc>
+        <w:tc>
+          <w:tcPr>
+            <w:tcW w:type="dxa" w:w="2436"/>
+          </w:tcPr>
+          <w:p>
+            <w:pPr>
+              <w:spacing w:after="0"/>
+              <w:jc w:val="left"/>
+            </w:pPr>
+            <w:r/>
+            <w:r>
+              <w:rPr>
+                <w:rFonts w:ascii="Arial" w:hAnsi="Arial" w:cs="Arial" w:eastAsia="Arial"/>
+                <w:b w:val="0"/>
+                <w:color w:val="000000"/>
+                <w:sz w:val="22"/>
+              </w:rPr>
+              <w:t>Each sales can handle more leads (lead cap 15 senior, 10 junior), so expansion does not need proportional new hires</w:t>
+            </w:r>
+          </w:p>
+        </w:tc>
+        <w:tc>
+          <w:tcPr>
+            <w:tcW w:type="dxa" w:w="2436"/>
+          </w:tcPr>
+          <w:p>
+            <w:pPr>
+              <w:spacing w:after="0"/>
+              <w:jc w:val="left"/>
+            </w:pPr>
+            <w:r/>
+            <w:r>
+              <w:rPr>
+                <w:rFonts w:ascii="Arial" w:hAnsi="Arial" w:cs="Arial" w:eastAsia="Arial"/>
+                <w:b w:val="0"/>
+                <w:color w:val="000000"/>
+                <w:sz w:val="22"/>
+              </w:rPr>
+              <w:t>Active leads per sales</w:t>
+            </w:r>
+          </w:p>
+        </w:tc>
+      </w:tr>
+      <w:tr>
+        <w:tc>
+          <w:tcPr>
+            <w:tcW w:type="dxa" w:w="2436"/>
+          </w:tcPr>
+          <w:p>
+            <w:pPr>
+              <w:spacing w:after="0"/>
+              <w:jc w:val="left"/>
+            </w:pPr>
+            <w:r/>
+            <w:r>
+              <w:rPr>
+                <w:rFonts w:ascii="Arial" w:hAnsi="Arial" w:cs="Arial" w:eastAsia="Arial"/>
+                <w:b w:val="0"/>
+                <w:color w:val="000000"/>
+                <w:sz w:val="22"/>
+              </w:rPr>
+              <w:t>Better outlet quality</w:t>
+            </w:r>
+          </w:p>
+        </w:tc>
+        <w:tc>
+          <w:tcPr>
+            <w:tcW w:type="dxa" w:w="2436"/>
+          </w:tcPr>
+          <w:p>
+            <w:pPr>
+              <w:spacing w:after="0"/>
+              <w:jc w:val="left"/>
+            </w:pPr>
+            <w:r/>
+            <w:r>
+              <w:rPr>
+                <w:rFonts w:ascii="Arial" w:hAnsi="Arial" w:cs="Arial" w:eastAsia="Arial"/>
+                <w:b w:val="0"/>
+                <w:color w:val="000000"/>
+                <w:sz w:val="22"/>
+              </w:rPr>
+              <w:t>Structured assessment and AI fit score with location data</w:t>
+            </w:r>
+          </w:p>
+        </w:tc>
+        <w:tc>
+          <w:tcPr>
+            <w:tcW w:type="dxa" w:w="2436"/>
+          </w:tcPr>
+          <w:p>
+            <w:pPr>
+              <w:spacing w:after="0"/>
+              <w:jc w:val="left"/>
+            </w:pPr>
+            <w:r/>
+            <w:r>
+              <w:rPr>
+                <w:rFonts w:ascii="Arial" w:hAnsi="Arial" w:cs="Arial" w:eastAsia="Arial"/>
+                <w:b w:val="0"/>
+                <w:color w:val="000000"/>
+                <w:sz w:val="22"/>
+              </w:rPr>
+              <w:t>Fewer failing outlets, which protects the brand and brings referrals for the next partners</w:t>
+            </w:r>
+          </w:p>
+        </w:tc>
+        <w:tc>
+          <w:tcPr>
+            <w:tcW w:type="dxa" w:w="2436"/>
+          </w:tcPr>
+          <w:p>
+            <w:pPr>
+              <w:spacing w:after="0"/>
+              <w:jc w:val="left"/>
+            </w:pPr>
+            <w:r/>
+            <w:r>
+              <w:rPr>
+                <w:rFonts w:ascii="Arial" w:hAnsi="Arial" w:cs="Arial" w:eastAsia="Arial"/>
+                <w:b w:val="0"/>
+                <w:color w:val="000000"/>
+                <w:sz w:val="22"/>
+              </w:rPr>
+              <w:t>Outlet survival rate after 12 months (phase 3)</w:t>
+            </w:r>
+          </w:p>
+        </w:tc>
+      </w:tr>
+      <w:tr>
+        <w:tc>
+          <w:tcPr>
+            <w:tcW w:type="dxa" w:w="2436"/>
+          </w:tcPr>
+          <w:p>
+            <w:pPr>
+              <w:spacing w:after="0"/>
+              <w:jc w:val="left"/>
+            </w:pPr>
+            <w:r/>
+            <w:r>
+              <w:rPr>
+                <w:rFonts w:ascii="Arial" w:hAnsi="Arial" w:cs="Arial" w:eastAsia="Arial"/>
+                <w:b w:val="0"/>
+                <w:color w:val="000000"/>
+                <w:sz w:val="22"/>
+              </w:rPr>
+              <w:t>Early course correction</w:t>
+            </w:r>
+          </w:p>
+        </w:tc>
+        <w:tc>
+          <w:tcPr>
+            <w:tcW w:type="dxa" w:w="2436"/>
+          </w:tcPr>
+          <w:p>
+            <w:pPr>
+              <w:spacing w:after="0"/>
+              <w:jc w:val="left"/>
+            </w:pPr>
+            <w:r/>
+            <w:r>
+              <w:rPr>
+                <w:rFonts w:ascii="Arial" w:hAnsi="Arial" w:cs="Arial" w:eastAsia="Arial"/>
+                <w:b w:val="0"/>
+                <w:color w:val="000000"/>
+                <w:sz w:val="22"/>
+              </w:rPr>
+              <w:t>Target vs Achievement shows the gap during the period</w:t>
+            </w:r>
+          </w:p>
+        </w:tc>
+        <w:tc>
+          <w:tcPr>
+            <w:tcW w:type="dxa" w:w="2436"/>
+          </w:tcPr>
+          <w:p>
+            <w:pPr>
+              <w:spacing w:after="0"/>
+              <w:jc w:val="left"/>
+            </w:pPr>
+            <w:r/>
+            <w:r>
+              <w:rPr>
+                <w:rFonts w:ascii="Arial" w:hAnsi="Arial" w:cs="Arial" w:eastAsia="Arial"/>
+                <w:b w:val="0"/>
+                <w:color w:val="000000"/>
+                <w:sz w:val="22"/>
+              </w:rPr>
+              <w:t>Management can push the pipeline before the month ends</w:t>
+            </w:r>
+          </w:p>
+        </w:tc>
+        <w:tc>
+          <w:tcPr>
+            <w:tcW w:type="dxa" w:w="2436"/>
+          </w:tcPr>
+          <w:p>
+            <w:pPr>
+              <w:spacing w:after="0"/>
+              <w:jc w:val="left"/>
+            </w:pPr>
+            <w:r/>
+            <w:r>
+              <w:rPr>
+                <w:rFonts w:ascii="Arial" w:hAnsi="Arial" w:cs="Arial" w:eastAsia="Arial"/>
+                <w:b w:val="0"/>
+                <w:color w:val="000000"/>
+                <w:sz w:val="22"/>
+              </w:rPr>
+              <w:t>Achievement vs target to date</w:t>
+            </w:r>
+          </w:p>
+        </w:tc>
+      </w:tr>
+    </w:tbl>
+    <w:p>
+      <w:pPr>
+        <w:spacing w:after="0"/>
+      </w:pPr>
+    </w:p>
+    <w:p>
+      <w:pPr>
+        <w:jc w:val="both"/>
+      </w:pPr>
+      <w:r>
+        <w:rPr>
+          <w:rFonts w:ascii="Arial" w:hAnsi="Arial" w:cs="Arial" w:eastAsia="Arial"/>
+          <w:b/>
+          <w:color w:val="000000"/>
+          <w:sz w:val="22"/>
+        </w:rPr>
+        <w:t>Illustration (not a forecast):</w:t>
+      </w:r>
+      <w:r>
+        <w:rPr>
+          <w:rFonts w:ascii="Arial" w:hAnsi="Arial" w:cs="Arial" w:eastAsia="Arial"/>
+          <w:b w:val="0"/>
+          <w:color w:val="000000"/>
+          <w:sz w:val="22"/>
+        </w:rPr>
+        <w:t xml:space="preserve"> with about 92 leads per month, raising lead to approved conversion from 12% to 14% by losing fewer leads adds about 1.8 outlets per month, or about 22 outlets per year. At the target package mix (60% Gerobak, 40% Cafe, average deal around Rp 207 million), that is about Rp 4.5 billion in additional deal value per year with the same team.</w:t>
+      </w:r>
     </w:p>
     <w:p>
       <w:pPr>

--- a/prd/EDTS APM 2027 - Nadia Rahma Prasanti - Universitas Indonesia.docx
+++ b/prd/EDTS APM 2027 - Nadia Rahma Prasanti - Universitas Indonesia.docx
@@ -641,7 +641,7 @@
           <w:color w:val="000000"/>
           <w:sz w:val="22"/>
         </w:rPr>
-        <w:t>For the business, this is a growth tool: Kopi Koma grows by opening outlets through partners, so every lead that is not lost and every day cut from the process turns directly into more outlets and revenue, without adding more sales.</w:t>
+        <w:t>For the business, this is a growth tool: Kopi Koma grows by opening outlets through partners, so capturing more leads and losing fewer of them turns directly into more outlets and revenue.</w:t>
       </w:r>
     </w:p>
     <w:p>
@@ -2812,7 +2812,7 @@
           <w:color w:val="000000"/>
           <w:sz w:val="22"/>
         </w:rPr>
-        <w:t>Kopi Koma's growth equals the number of new partner outlets. The product supports growth through five levers:</w:t>
+        <w:t>Kopi Koma grows by adding partner outlets, and every outlet starts as a lead. The product supports growth through three levers that follow directly from its features:</w:t>
       </w:r>
     </w:p>
     <w:tbl>
@@ -2822,15 +2822,14 @@
         <w:tblLook w:firstColumn="1" w:firstRow="1" w:lastColumn="0" w:lastRow="0" w:noHBand="0" w:noVBand="1" w:val="04A0"/>
       </w:tblPr>
       <w:tblGrid>
-        <w:gridCol w:w="2436"/>
-        <w:gridCol w:w="2436"/>
-        <w:gridCol w:w="2436"/>
-        <w:gridCol w:w="2436"/>
+        <w:gridCol w:w="3249"/>
+        <w:gridCol w:w="3249"/>
+        <w:gridCol w:w="3249"/>
       </w:tblGrid>
       <w:tr>
         <w:tc>
           <w:tcPr>
-            <w:tcW w:type="dxa" w:w="2436"/>
+            <w:tcW w:type="dxa" w:w="3249"/>
             <w:shd w:val="clear" w:color="auto" w:fill="E7E2DA"/>
           </w:tcPr>
           <w:p>
@@ -2852,7 +2851,7 @@
         </w:tc>
         <w:tc>
           <w:tcPr>
-            <w:tcW w:type="dxa" w:w="2436"/>
+            <w:tcW w:type="dxa" w:w="3249"/>
             <w:shd w:val="clear" w:color="auto" w:fill="E7E2DA"/>
           </w:tcPr>
           <w:p>
@@ -2874,29 +2873,7 @@
         </w:tc>
         <w:tc>
           <w:tcPr>
-            <w:tcW w:type="dxa" w:w="2436"/>
-            <w:shd w:val="clear" w:color="auto" w:fill="E7E2DA"/>
-          </w:tcPr>
-          <w:p>
-            <w:pPr>
-              <w:spacing w:after="0"/>
-              <w:jc w:val="left"/>
-            </w:pPr>
-            <w:r/>
-            <w:r>
-              <w:rPr>
-                <w:rFonts w:ascii="Arial" w:hAnsi="Arial" w:cs="Arial" w:eastAsia="Arial"/>
-                <w:b/>
-                <w:color w:val="000000"/>
-                <w:sz w:val="22"/>
-              </w:rPr>
-              <w:t>Growth effect</w:t>
-            </w:r>
-          </w:p>
-        </w:tc>
-        <w:tc>
-          <w:tcPr>
-            <w:tcW w:type="dxa" w:w="2436"/>
+            <w:tcW w:type="dxa" w:w="3249"/>
             <w:shd w:val="clear" w:color="auto" w:fill="E7E2DA"/>
           </w:tcPr>
           <w:p>
@@ -2920,85 +2897,64 @@
       <w:tr>
         <w:tc>
           <w:tcPr>
-            <w:tcW w:type="dxa" w:w="2436"/>
-          </w:tcPr>
-          <w:p>
-            <w:pPr>
-              <w:spacing w:after="0"/>
-              <w:jc w:val="left"/>
-            </w:pPr>
-            <w:r/>
-            <w:r>
-              <w:rPr>
-                <w:rFonts w:ascii="Arial" w:hAnsi="Arial" w:cs="Arial" w:eastAsia="Arial"/>
-                <w:b w:val="0"/>
-                <w:color w:val="000000"/>
-                <w:sz w:val="22"/>
-              </w:rPr>
-              <w:t>Fewer lost leads</w:t>
-            </w:r>
-          </w:p>
-        </w:tc>
-        <w:tc>
-          <w:tcPr>
-            <w:tcW w:type="dxa" w:w="2436"/>
-          </w:tcPr>
-          <w:p>
-            <w:pPr>
-              <w:spacing w:after="0"/>
-              <w:jc w:val="left"/>
-            </w:pPr>
-            <w:r/>
-            <w:r>
-              <w:rPr>
-                <w:rFonts w:ascii="Arial" w:hAnsi="Arial" w:cs="Arial" w:eastAsia="Arial"/>
-                <w:b w:val="0"/>
-                <w:color w:val="000000"/>
-                <w:sz w:val="22"/>
-              </w:rPr>
-              <w:t>Every lead is recorded and assigned within 1 day, with reminders when it stalls</w:t>
-            </w:r>
-          </w:p>
-        </w:tc>
-        <w:tc>
-          <w:tcPr>
-            <w:tcW w:type="dxa" w:w="2436"/>
-          </w:tcPr>
-          <w:p>
-            <w:pPr>
-              <w:spacing w:after="0"/>
-              <w:jc w:val="left"/>
-            </w:pPr>
-            <w:r/>
-            <w:r>
-              <w:rPr>
-                <w:rFonts w:ascii="Arial" w:hAnsi="Arial" w:cs="Arial" w:eastAsia="Arial"/>
-                <w:b w:val="0"/>
-                <w:color w:val="000000"/>
-                <w:sz w:val="22"/>
-              </w:rPr>
-              <w:t>More candidates reach the quotation stage</w:t>
-            </w:r>
-          </w:p>
-        </w:tc>
-        <w:tc>
-          <w:tcPr>
-            <w:tcW w:type="dxa" w:w="2436"/>
-          </w:tcPr>
-          <w:p>
-            <w:pPr>
-              <w:spacing w:after="0"/>
-              <w:jc w:val="left"/>
-            </w:pPr>
-            <w:r/>
-            <w:r>
-              <w:rPr>
-                <w:rFonts w:ascii="Arial" w:hAnsi="Arial" w:cs="Arial" w:eastAsia="Arial"/>
-                <w:b w:val="0"/>
-                <w:color w:val="000000"/>
-                <w:sz w:val="22"/>
-              </w:rPr>
-              <w:t>Leads assigned within 1 day, lead to approved conversion</w:t>
+            <w:tcW w:type="dxa" w:w="3249"/>
+          </w:tcPr>
+          <w:p>
+            <w:pPr>
+              <w:spacing w:after="0"/>
+              <w:jc w:val="left"/>
+            </w:pPr>
+            <w:r/>
+            <w:r>
+              <w:rPr>
+                <w:rFonts w:ascii="Arial" w:hAnsi="Arial" w:cs="Arial" w:eastAsia="Arial"/>
+                <w:b w:val="0"/>
+                <w:color w:val="000000"/>
+                <w:sz w:val="22"/>
+              </w:rPr>
+              <w:t>Capture more leads</w:t>
+            </w:r>
+          </w:p>
+        </w:tc>
+        <w:tc>
+          <w:tcPr>
+            <w:tcW w:type="dxa" w:w="3249"/>
+          </w:tcPr>
+          <w:p>
+            <w:pPr>
+              <w:spacing w:after="0"/>
+              <w:jc w:val="left"/>
+            </w:pPr>
+            <w:r/>
+            <w:r>
+              <w:rPr>
+                <w:rFonts w:ascii="Arial" w:hAnsi="Arial" w:cs="Arial" w:eastAsia="Arial"/>
+                <w:b w:val="0"/>
+                <w:color w:val="000000"/>
+                <w:sz w:val="22"/>
+              </w:rPr>
+              <w:t>The Partner Portal lets candidates apply anytime from Instagram or the website, and every lead from every channel lands in one pipeline</w:t>
+            </w:r>
+          </w:p>
+        </w:tc>
+        <w:tc>
+          <w:tcPr>
+            <w:tcW w:type="dxa" w:w="3249"/>
+          </w:tcPr>
+          <w:p>
+            <w:pPr>
+              <w:spacing w:after="0"/>
+              <w:jc w:val="left"/>
+            </w:pPr>
+            <w:r/>
+            <w:r>
+              <w:rPr>
+                <w:rFonts w:ascii="Arial" w:hAnsi="Arial" w:cs="Arial" w:eastAsia="Arial"/>
+                <w:b w:val="0"/>
+                <w:color w:val="000000"/>
+                <w:sz w:val="22"/>
+              </w:rPr>
+              <w:t>New leads per month by source</w:t>
             </w:r>
           </w:p>
         </w:tc>
@@ -3006,85 +2962,64 @@
       <w:tr>
         <w:tc>
           <w:tcPr>
-            <w:tcW w:type="dxa" w:w="2436"/>
-          </w:tcPr>
-          <w:p>
-            <w:pPr>
-              <w:spacing w:after="0"/>
-              <w:jc w:val="left"/>
-            </w:pPr>
-            <w:r/>
-            <w:r>
-              <w:rPr>
-                <w:rFonts w:ascii="Arial" w:hAnsi="Arial" w:cs="Arial" w:eastAsia="Arial"/>
-                <w:b w:val="0"/>
-                <w:color w:val="000000"/>
-                <w:sz w:val="22"/>
-              </w:rPr>
-              <w:t>Faster closing</w:t>
-            </w:r>
-          </w:p>
-        </w:tc>
-        <w:tc>
-          <w:tcPr>
-            <w:tcW w:type="dxa" w:w="2436"/>
-          </w:tcPr>
-          <w:p>
-            <w:pPr>
-              <w:spacing w:after="0"/>
-              <w:jc w:val="left"/>
-            </w:pPr>
-            <w:r/>
-            <w:r>
-              <w:rPr>
-                <w:rFonts w:ascii="Arial" w:hAnsi="Arial" w:cs="Arial" w:eastAsia="Arial"/>
-                <w:b w:val="0"/>
-                <w:color w:val="000000"/>
-                <w:sz w:val="22"/>
-              </w:rPr>
-              <w:t>Clear PIC and deadline per stage, quotation response directly in the portal</w:t>
-            </w:r>
-          </w:p>
-        </w:tc>
-        <w:tc>
-          <w:tcPr>
-            <w:tcW w:type="dxa" w:w="2436"/>
-          </w:tcPr>
-          <w:p>
-            <w:pPr>
-              <w:spacing w:after="0"/>
-              <w:jc w:val="left"/>
-            </w:pPr>
-            <w:r/>
-            <w:r>
-              <w:rPr>
-                <w:rFonts w:ascii="Arial" w:hAnsi="Arial" w:cs="Arial" w:eastAsia="Arial"/>
-                <w:b w:val="0"/>
-                <w:color w:val="000000"/>
-                <w:sz w:val="22"/>
-              </w:rPr>
-              <w:t>Deals close within the same month instead of dragging on, and fewer candidates move to competitors</w:t>
-            </w:r>
-          </w:p>
-        </w:tc>
-        <w:tc>
-          <w:tcPr>
-            <w:tcW w:type="dxa" w:w="2436"/>
-          </w:tcPr>
-          <w:p>
-            <w:pPr>
-              <w:spacing w:after="0"/>
-              <w:jc w:val="left"/>
-            </w:pPr>
-            <w:r/>
-            <w:r>
-              <w:rPr>
-                <w:rFonts w:ascii="Arial" w:hAnsi="Arial" w:cs="Arial" w:eastAsia="Arial"/>
-                <w:b w:val="0"/>
-                <w:color w:val="000000"/>
-                <w:sz w:val="22"/>
-              </w:rPr>
-              <w:t>Days from lead to decision</w:t>
+            <w:tcW w:type="dxa" w:w="3249"/>
+          </w:tcPr>
+          <w:p>
+            <w:pPr>
+              <w:spacing w:after="0"/>
+              <w:jc w:val="left"/>
+            </w:pPr>
+            <w:r/>
+            <w:r>
+              <w:rPr>
+                <w:rFonts w:ascii="Arial" w:hAnsi="Arial" w:cs="Arial" w:eastAsia="Arial"/>
+                <w:b w:val="0"/>
+                <w:color w:val="000000"/>
+                <w:sz w:val="22"/>
+              </w:rPr>
+              <w:t>Lose fewer leads</w:t>
+            </w:r>
+          </w:p>
+        </w:tc>
+        <w:tc>
+          <w:tcPr>
+            <w:tcW w:type="dxa" w:w="3249"/>
+          </w:tcPr>
+          <w:p>
+            <w:pPr>
+              <w:spacing w:after="0"/>
+              <w:jc w:val="left"/>
+            </w:pPr>
+            <w:r/>
+            <w:r>
+              <w:rPr>
+                <w:rFonts w:ascii="Arial" w:hAnsi="Arial" w:cs="Arial" w:eastAsia="Arial"/>
+                <w:b w:val="0"/>
+                <w:color w:val="000000"/>
+                <w:sz w:val="22"/>
+              </w:rPr>
+              <w:t>Leads are assigned within 1 day, every stage has an owner and a deadline, and stalled applications trigger reminders</w:t>
+            </w:r>
+          </w:p>
+        </w:tc>
+        <w:tc>
+          <w:tcPr>
+            <w:tcW w:type="dxa" w:w="3249"/>
+          </w:tcPr>
+          <w:p>
+            <w:pPr>
+              <w:spacing w:after="0"/>
+              <w:jc w:val="left"/>
+            </w:pPr>
+            <w:r/>
+            <w:r>
+              <w:rPr>
+                <w:rFonts w:ascii="Arial" w:hAnsi="Arial" w:cs="Arial" w:eastAsia="Arial"/>
+                <w:b w:val="0"/>
+                <w:color w:val="000000"/>
+                <w:sz w:val="22"/>
+              </w:rPr>
+              <w:t>Leads assigned within 1 day, overdue stages, lead to approved conversion</w:t>
             </w:r>
           </w:p>
         </w:tc>
@@ -3092,242 +3027,49 @@
       <w:tr>
         <w:tc>
           <w:tcPr>
-            <w:tcW w:type="dxa" w:w="2436"/>
-          </w:tcPr>
-          <w:p>
-            <w:pPr>
-              <w:spacing w:after="0"/>
-              <w:jc w:val="left"/>
-            </w:pPr>
-            <w:r/>
-            <w:r>
-              <w:rPr>
-                <w:rFonts w:ascii="Arial" w:hAnsi="Arial" w:cs="Arial" w:eastAsia="Arial"/>
-                <w:b w:val="0"/>
-                <w:color w:val="000000"/>
-                <w:sz w:val="22"/>
-              </w:rPr>
-              <w:t>More capacity per sales</w:t>
-            </w:r>
-          </w:p>
-        </w:tc>
-        <w:tc>
-          <w:tcPr>
-            <w:tcW w:type="dxa" w:w="2436"/>
-          </w:tcPr>
-          <w:p>
-            <w:pPr>
-              <w:spacing w:after="0"/>
-              <w:jc w:val="left"/>
-            </w:pPr>
-            <w:r/>
-            <w:r>
-              <w:rPr>
-                <w:rFonts w:ascii="Arial" w:hAnsi="Arial" w:cs="Arial" w:eastAsia="Arial"/>
-                <w:b w:val="0"/>
-                <w:color w:val="000000"/>
-                <w:sz w:val="22"/>
-              </w:rPr>
-              <w:t>Auto-assignment, task list, and self-service tracker reduce manual follow-up</w:t>
-            </w:r>
-          </w:p>
-        </w:tc>
-        <w:tc>
-          <w:tcPr>
-            <w:tcW w:type="dxa" w:w="2436"/>
-          </w:tcPr>
-          <w:p>
-            <w:pPr>
-              <w:spacing w:after="0"/>
-              <w:jc w:val="left"/>
-            </w:pPr>
-            <w:r/>
-            <w:r>
-              <w:rPr>
-                <w:rFonts w:ascii="Arial" w:hAnsi="Arial" w:cs="Arial" w:eastAsia="Arial"/>
-                <w:b w:val="0"/>
-                <w:color w:val="000000"/>
-                <w:sz w:val="22"/>
-              </w:rPr>
-              <w:t>Each sales can handle more leads (lead cap 15 senior, 10 junior), so expansion does not need proportional new hires</w:t>
-            </w:r>
-          </w:p>
-        </w:tc>
-        <w:tc>
-          <w:tcPr>
-            <w:tcW w:type="dxa" w:w="2436"/>
-          </w:tcPr>
-          <w:p>
-            <w:pPr>
-              <w:spacing w:after="0"/>
-              <w:jc w:val="left"/>
-            </w:pPr>
-            <w:r/>
-            <w:r>
-              <w:rPr>
-                <w:rFonts w:ascii="Arial" w:hAnsi="Arial" w:cs="Arial" w:eastAsia="Arial"/>
-                <w:b w:val="0"/>
-                <w:color w:val="000000"/>
-                <w:sz w:val="22"/>
-              </w:rPr>
-              <w:t>Active leads per sales</w:t>
-            </w:r>
-          </w:p>
-        </w:tc>
-      </w:tr>
-      <w:tr>
-        <w:tc>
-          <w:tcPr>
-            <w:tcW w:type="dxa" w:w="2436"/>
-          </w:tcPr>
-          <w:p>
-            <w:pPr>
-              <w:spacing w:after="0"/>
-              <w:jc w:val="left"/>
-            </w:pPr>
-            <w:r/>
-            <w:r>
-              <w:rPr>
-                <w:rFonts w:ascii="Arial" w:hAnsi="Arial" w:cs="Arial" w:eastAsia="Arial"/>
-                <w:b w:val="0"/>
-                <w:color w:val="000000"/>
-                <w:sz w:val="22"/>
-              </w:rPr>
-              <w:t>Better outlet quality</w:t>
-            </w:r>
-          </w:p>
-        </w:tc>
-        <w:tc>
-          <w:tcPr>
-            <w:tcW w:type="dxa" w:w="2436"/>
-          </w:tcPr>
-          <w:p>
-            <w:pPr>
-              <w:spacing w:after="0"/>
-              <w:jc w:val="left"/>
-            </w:pPr>
-            <w:r/>
-            <w:r>
-              <w:rPr>
-                <w:rFonts w:ascii="Arial" w:hAnsi="Arial" w:cs="Arial" w:eastAsia="Arial"/>
-                <w:b w:val="0"/>
-                <w:color w:val="000000"/>
-                <w:sz w:val="22"/>
-              </w:rPr>
-              <w:t>Structured assessment and AI fit score with location data</w:t>
-            </w:r>
-          </w:p>
-        </w:tc>
-        <w:tc>
-          <w:tcPr>
-            <w:tcW w:type="dxa" w:w="2436"/>
-          </w:tcPr>
-          <w:p>
-            <w:pPr>
-              <w:spacing w:after="0"/>
-              <w:jc w:val="left"/>
-            </w:pPr>
-            <w:r/>
-            <w:r>
-              <w:rPr>
-                <w:rFonts w:ascii="Arial" w:hAnsi="Arial" w:cs="Arial" w:eastAsia="Arial"/>
-                <w:b w:val="0"/>
-                <w:color w:val="000000"/>
-                <w:sz w:val="22"/>
-              </w:rPr>
-              <w:t>Fewer failing outlets, which protects the brand and brings referrals for the next partners</w:t>
-            </w:r>
-          </w:p>
-        </w:tc>
-        <w:tc>
-          <w:tcPr>
-            <w:tcW w:type="dxa" w:w="2436"/>
-          </w:tcPr>
-          <w:p>
-            <w:pPr>
-              <w:spacing w:after="0"/>
-              <w:jc w:val="left"/>
-            </w:pPr>
-            <w:r/>
-            <w:r>
-              <w:rPr>
-                <w:rFonts w:ascii="Arial" w:hAnsi="Arial" w:cs="Arial" w:eastAsia="Arial"/>
-                <w:b w:val="0"/>
-                <w:color w:val="000000"/>
-                <w:sz w:val="22"/>
-              </w:rPr>
-              <w:t>Outlet survival rate after 12 months (phase 3)</w:t>
-            </w:r>
-          </w:p>
-        </w:tc>
-      </w:tr>
-      <w:tr>
-        <w:tc>
-          <w:tcPr>
-            <w:tcW w:type="dxa" w:w="2436"/>
-          </w:tcPr>
-          <w:p>
-            <w:pPr>
-              <w:spacing w:after="0"/>
-              <w:jc w:val="left"/>
-            </w:pPr>
-            <w:r/>
-            <w:r>
-              <w:rPr>
-                <w:rFonts w:ascii="Arial" w:hAnsi="Arial" w:cs="Arial" w:eastAsia="Arial"/>
-                <w:b w:val="0"/>
-                <w:color w:val="000000"/>
-                <w:sz w:val="22"/>
-              </w:rPr>
-              <w:t>Early course correction</w:t>
-            </w:r>
-          </w:p>
-        </w:tc>
-        <w:tc>
-          <w:tcPr>
-            <w:tcW w:type="dxa" w:w="2436"/>
-          </w:tcPr>
-          <w:p>
-            <w:pPr>
-              <w:spacing w:after="0"/>
-              <w:jc w:val="left"/>
-            </w:pPr>
-            <w:r/>
-            <w:r>
-              <w:rPr>
-                <w:rFonts w:ascii="Arial" w:hAnsi="Arial" w:cs="Arial" w:eastAsia="Arial"/>
-                <w:b w:val="0"/>
-                <w:color w:val="000000"/>
-                <w:sz w:val="22"/>
-              </w:rPr>
-              <w:t>Target vs Achievement shows the gap during the period</w:t>
-            </w:r>
-          </w:p>
-        </w:tc>
-        <w:tc>
-          <w:tcPr>
-            <w:tcW w:type="dxa" w:w="2436"/>
-          </w:tcPr>
-          <w:p>
-            <w:pPr>
-              <w:spacing w:after="0"/>
-              <w:jc w:val="left"/>
-            </w:pPr>
-            <w:r/>
-            <w:r>
-              <w:rPr>
-                <w:rFonts w:ascii="Arial" w:hAnsi="Arial" w:cs="Arial" w:eastAsia="Arial"/>
-                <w:b w:val="0"/>
-                <w:color w:val="000000"/>
-                <w:sz w:val="22"/>
-              </w:rPr>
-              <w:t>Management can push the pipeline before the month ends</w:t>
-            </w:r>
-          </w:p>
-        </w:tc>
-        <w:tc>
-          <w:tcPr>
-            <w:tcW w:type="dxa" w:w="2436"/>
+            <w:tcW w:type="dxa" w:w="3249"/>
+          </w:tcPr>
+          <w:p>
+            <w:pPr>
+              <w:spacing w:after="0"/>
+              <w:jc w:val="left"/>
+            </w:pPr>
+            <w:r/>
+            <w:r>
+              <w:rPr>
+                <w:rFonts w:ascii="Arial" w:hAnsi="Arial" w:cs="Arial" w:eastAsia="Arial"/>
+                <w:b w:val="0"/>
+                <w:color w:val="000000"/>
+                <w:sz w:val="22"/>
+              </w:rPr>
+              <w:t>Correct course early</w:t>
+            </w:r>
+          </w:p>
+        </w:tc>
+        <w:tc>
+          <w:tcPr>
+            <w:tcW w:type="dxa" w:w="3249"/>
+          </w:tcPr>
+          <w:p>
+            <w:pPr>
+              <w:spacing w:after="0"/>
+              <w:jc w:val="left"/>
+            </w:pPr>
+            <w:r/>
+            <w:r>
+              <w:rPr>
+                <w:rFonts w:ascii="Arial" w:hAnsi="Arial" w:cs="Arial" w:eastAsia="Arial"/>
+                <w:b w:val="0"/>
+                <w:color w:val="000000"/>
+                <w:sz w:val="22"/>
+              </w:rPr>
+              <w:t>Target vs Achievement shows the gap during the period, and the funnel shows how many leads are needed</w:t>
+            </w:r>
+          </w:p>
+        </w:tc>
+        <w:tc>
+          <w:tcPr>
+            <w:tcW w:type="dxa" w:w="3249"/>
           </w:tcPr>
           <w:p>
             <w:pPr>
@@ -3364,7 +3106,7 @@
           <w:color w:val="000000"/>
           <w:sz w:val="22"/>
         </w:rPr>
-        <w:t>Illustration (not a forecast):</w:t>
+        <w:t>Why it matters:</w:t>
       </w:r>
       <w:r>
         <w:rPr>
@@ -3373,7 +3115,7 @@
           <w:color w:val="000000"/>
           <w:sz w:val="22"/>
         </w:rPr>
-        <w:t xml:space="preserve"> with about 92 leads per month, raising lead to approved conversion from 12% to 14% by losing fewer leads adds about 1.8 outlets per month, or about 22 outlets per year. At the target package mix (60% Gerobak, 40% Cafe, average deal around Rp 207 million), that is about Rp 4.5 billion in additional deal value per year with the same team.</w:t>
+        <w:t xml:space="preserve"> at the default conversion of 12%, about 8 leads produce 1 approved outlet. Each additional approved outlet per month at the target package mix (average deal around Rp 207 million) adds about Rp 2.5 billion in deal value per year.</w:t>
       </w:r>
     </w:p>
     <w:p>

--- a/prd/EDTS APM 2027 - Nadia Rahma Prasanti - Universitas Indonesia.docx
+++ b/prd/EDTS APM 2027 - Nadia Rahma Prasanti - Universitas Indonesia.docx
@@ -1654,10 +1654,10 @@
         <w:tblLook w:firstColumn="1" w:firstRow="1" w:lastColumn="0" w:lastRow="0" w:noHBand="0" w:noVBand="1" w:val="04A0"/>
       </w:tblPr>
       <w:tblGrid>
-        <w:gridCol w:w="2436"/>
-        <w:gridCol w:w="2436"/>
-        <w:gridCol w:w="2436"/>
-        <w:gridCol w:w="2436"/>
+        <w:gridCol w:w="2721"/>
+        <w:gridCol w:w="1644"/>
+        <w:gridCol w:w="963"/>
+        <w:gridCol w:w="4082"/>
       </w:tblGrid>
       <w:tr>
         <w:tc>
@@ -4531,11 +4531,11 @@
         <w:tblLook w:firstColumn="1" w:firstRow="1" w:lastColumn="0" w:lastRow="0" w:noHBand="0" w:noVBand="1" w:val="04A0"/>
       </w:tblPr>
       <w:tblGrid>
-        <w:gridCol w:w="1949"/>
-        <w:gridCol w:w="1949"/>
-        <w:gridCol w:w="1949"/>
-        <w:gridCol w:w="1949"/>
-        <w:gridCol w:w="1949"/>
+        <w:gridCol w:w="567"/>
+        <w:gridCol w:w="2041"/>
+        <w:gridCol w:w="2268"/>
+        <w:gridCol w:w="1020"/>
+        <w:gridCol w:w="3402"/>
       </w:tblGrid>
       <w:tr>
         <w:tc>
@@ -4562,7 +4562,7 @@
         </w:tc>
         <w:tc>
           <w:tcPr>
-            <w:tcW w:type="dxa" w:w="1247"/>
+            <w:tcW w:type="dxa" w:w="2041"/>
             <w:shd w:val="clear" w:color="auto" w:fill="E7E2DA"/>
           </w:tcPr>
           <w:p>
@@ -4584,7 +4584,7 @@
         </w:tc>
         <w:tc>
           <w:tcPr>
-            <w:tcW w:type="dxa" w:w="2494"/>
+            <w:tcW w:type="dxa" w:w="2268"/>
             <w:shd w:val="clear" w:color="auto" w:fill="E7E2DA"/>
           </w:tcPr>
           <w:p>
@@ -4628,7 +4628,7 @@
         </w:tc>
         <w:tc>
           <w:tcPr>
-            <w:tcW w:type="dxa" w:w="3969"/>
+            <w:tcW w:type="dxa" w:w="3402"/>
             <w:shd w:val="clear" w:color="auto" w:fill="E7E2DA"/>
           </w:tcPr>
           <w:p>
@@ -4673,28 +4673,28 @@
         </w:tc>
         <w:tc>
           <w:tcPr>
-            <w:tcW w:type="dxa" w:w="1247"/>
-          </w:tcPr>
-          <w:p>
-            <w:pPr>
-              <w:spacing w:after="0"/>
-              <w:jc w:val="left"/>
-            </w:pPr>
-            <w:r/>
-            <w:r>
-              <w:rPr>
-                <w:rFonts w:ascii="Arial" w:hAnsi="Arial" w:cs="Arial" w:eastAsia="Arial"/>
-                <w:b w:val="0"/>
-                <w:color w:val="000000"/>
-                <w:sz w:val="22"/>
-              </w:rPr>
-              <w:t>Dashboard</w:t>
-            </w:r>
-          </w:p>
-        </w:tc>
-        <w:tc>
-          <w:tcPr>
-            <w:tcW w:type="dxa" w:w="2494"/>
+            <w:tcW w:type="dxa" w:w="2041"/>
+          </w:tcPr>
+          <w:p>
+            <w:pPr>
+              <w:spacing w:after="0"/>
+              <w:jc w:val="left"/>
+            </w:pPr>
+            <w:r/>
+            <w:r>
+              <w:rPr>
+                <w:rFonts w:ascii="Arial" w:hAnsi="Arial" w:cs="Arial" w:eastAsia="Arial"/>
+                <w:b w:val="0"/>
+                <w:color w:val="000000"/>
+                <w:sz w:val="22"/>
+              </w:rPr>
+              <w:t>Franchisor Dashboard</w:t>
+            </w:r>
+          </w:p>
+        </w:tc>
+        <w:tc>
+          <w:tcPr>
+            <w:tcW w:type="dxa" w:w="2268"/>
           </w:tcPr>
           <w:p>
             <w:pPr>
@@ -4736,7 +4736,7 @@
         </w:tc>
         <w:tc>
           <w:tcPr>
-            <w:tcW w:type="dxa" w:w="3969"/>
+            <w:tcW w:type="dxa" w:w="3402"/>
           </w:tcPr>
           <w:p>
             <w:pPr>
@@ -4780,28 +4780,28 @@
         </w:tc>
         <w:tc>
           <w:tcPr>
-            <w:tcW w:type="dxa" w:w="1247"/>
-          </w:tcPr>
-          <w:p>
-            <w:pPr>
-              <w:spacing w:after="0"/>
-              <w:jc w:val="left"/>
-            </w:pPr>
-            <w:r/>
-            <w:r>
-              <w:rPr>
-                <w:rFonts w:ascii="Arial" w:hAnsi="Arial" w:cs="Arial" w:eastAsia="Arial"/>
-                <w:b w:val="0"/>
-                <w:color w:val="000000"/>
-                <w:sz w:val="22"/>
-              </w:rPr>
-              <w:t>Dashboard</w:t>
-            </w:r>
-          </w:p>
-        </w:tc>
-        <w:tc>
-          <w:tcPr>
-            <w:tcW w:type="dxa" w:w="2494"/>
+            <w:tcW w:type="dxa" w:w="2041"/>
+          </w:tcPr>
+          <w:p>
+            <w:pPr>
+              <w:spacing w:after="0"/>
+              <w:jc w:val="left"/>
+            </w:pPr>
+            <w:r/>
+            <w:r>
+              <w:rPr>
+                <w:rFonts w:ascii="Arial" w:hAnsi="Arial" w:cs="Arial" w:eastAsia="Arial"/>
+                <w:b w:val="0"/>
+                <w:color w:val="000000"/>
+                <w:sz w:val="22"/>
+              </w:rPr>
+              <w:t>Franchisor Dashboard</w:t>
+            </w:r>
+          </w:p>
+        </w:tc>
+        <w:tc>
+          <w:tcPr>
+            <w:tcW w:type="dxa" w:w="2268"/>
           </w:tcPr>
           <w:p>
             <w:pPr>
@@ -4843,7 +4843,7 @@
         </w:tc>
         <w:tc>
           <w:tcPr>
-            <w:tcW w:type="dxa" w:w="3969"/>
+            <w:tcW w:type="dxa" w:w="3402"/>
           </w:tcPr>
           <w:p>
             <w:pPr>
@@ -4887,28 +4887,28 @@
         </w:tc>
         <w:tc>
           <w:tcPr>
-            <w:tcW w:type="dxa" w:w="1247"/>
-          </w:tcPr>
-          <w:p>
-            <w:pPr>
-              <w:spacing w:after="0"/>
-              <w:jc w:val="left"/>
-            </w:pPr>
-            <w:r/>
-            <w:r>
-              <w:rPr>
-                <w:rFonts w:ascii="Arial" w:hAnsi="Arial" w:cs="Arial" w:eastAsia="Arial"/>
-                <w:b w:val="0"/>
-                <w:color w:val="000000"/>
-                <w:sz w:val="22"/>
-              </w:rPr>
-              <w:t>Dashboard</w:t>
-            </w:r>
-          </w:p>
-        </w:tc>
-        <w:tc>
-          <w:tcPr>
-            <w:tcW w:type="dxa" w:w="2494"/>
+            <w:tcW w:type="dxa" w:w="2041"/>
+          </w:tcPr>
+          <w:p>
+            <w:pPr>
+              <w:spacing w:after="0"/>
+              <w:jc w:val="left"/>
+            </w:pPr>
+            <w:r/>
+            <w:r>
+              <w:rPr>
+                <w:rFonts w:ascii="Arial" w:hAnsi="Arial" w:cs="Arial" w:eastAsia="Arial"/>
+                <w:b w:val="0"/>
+                <w:color w:val="000000"/>
+                <w:sz w:val="22"/>
+              </w:rPr>
+              <w:t>Franchisor Dashboard</w:t>
+            </w:r>
+          </w:p>
+        </w:tc>
+        <w:tc>
+          <w:tcPr>
+            <w:tcW w:type="dxa" w:w="2268"/>
           </w:tcPr>
           <w:p>
             <w:pPr>
@@ -4950,7 +4950,7 @@
         </w:tc>
         <w:tc>
           <w:tcPr>
-            <w:tcW w:type="dxa" w:w="3969"/>
+            <w:tcW w:type="dxa" w:w="3402"/>
           </w:tcPr>
           <w:p>
             <w:pPr>
@@ -4994,28 +4994,28 @@
         </w:tc>
         <w:tc>
           <w:tcPr>
-            <w:tcW w:type="dxa" w:w="1247"/>
-          </w:tcPr>
-          <w:p>
-            <w:pPr>
-              <w:spacing w:after="0"/>
-              <w:jc w:val="left"/>
-            </w:pPr>
-            <w:r/>
-            <w:r>
-              <w:rPr>
-                <w:rFonts w:ascii="Arial" w:hAnsi="Arial" w:cs="Arial" w:eastAsia="Arial"/>
-                <w:b w:val="0"/>
-                <w:color w:val="000000"/>
-                <w:sz w:val="22"/>
-              </w:rPr>
-              <w:t>Dashboard</w:t>
-            </w:r>
-          </w:p>
-        </w:tc>
-        <w:tc>
-          <w:tcPr>
-            <w:tcW w:type="dxa" w:w="2494"/>
+            <w:tcW w:type="dxa" w:w="2041"/>
+          </w:tcPr>
+          <w:p>
+            <w:pPr>
+              <w:spacing w:after="0"/>
+              <w:jc w:val="left"/>
+            </w:pPr>
+            <w:r/>
+            <w:r>
+              <w:rPr>
+                <w:rFonts w:ascii="Arial" w:hAnsi="Arial" w:cs="Arial" w:eastAsia="Arial"/>
+                <w:b w:val="0"/>
+                <w:color w:val="000000"/>
+                <w:sz w:val="22"/>
+              </w:rPr>
+              <w:t>Franchisor Dashboard</w:t>
+            </w:r>
+          </w:p>
+        </w:tc>
+        <w:tc>
+          <w:tcPr>
+            <w:tcW w:type="dxa" w:w="2268"/>
           </w:tcPr>
           <w:p>
             <w:pPr>
@@ -5057,7 +5057,7 @@
         </w:tc>
         <w:tc>
           <w:tcPr>
-            <w:tcW w:type="dxa" w:w="3969"/>
+            <w:tcW w:type="dxa" w:w="3402"/>
           </w:tcPr>
           <w:p>
             <w:pPr>
@@ -5101,28 +5101,28 @@
         </w:tc>
         <w:tc>
           <w:tcPr>
-            <w:tcW w:type="dxa" w:w="1247"/>
-          </w:tcPr>
-          <w:p>
-            <w:pPr>
-              <w:spacing w:after="0"/>
-              <w:jc w:val="left"/>
-            </w:pPr>
-            <w:r/>
-            <w:r>
-              <w:rPr>
-                <w:rFonts w:ascii="Arial" w:hAnsi="Arial" w:cs="Arial" w:eastAsia="Arial"/>
-                <w:b w:val="0"/>
-                <w:color w:val="000000"/>
-                <w:sz w:val="22"/>
-              </w:rPr>
-              <w:t>Dashboard</w:t>
-            </w:r>
-          </w:p>
-        </w:tc>
-        <w:tc>
-          <w:tcPr>
-            <w:tcW w:type="dxa" w:w="2494"/>
+            <w:tcW w:type="dxa" w:w="2041"/>
+          </w:tcPr>
+          <w:p>
+            <w:pPr>
+              <w:spacing w:after="0"/>
+              <w:jc w:val="left"/>
+            </w:pPr>
+            <w:r/>
+            <w:r>
+              <w:rPr>
+                <w:rFonts w:ascii="Arial" w:hAnsi="Arial" w:cs="Arial" w:eastAsia="Arial"/>
+                <w:b w:val="0"/>
+                <w:color w:val="000000"/>
+                <w:sz w:val="22"/>
+              </w:rPr>
+              <w:t>Franchisor Dashboard</w:t>
+            </w:r>
+          </w:p>
+        </w:tc>
+        <w:tc>
+          <w:tcPr>
+            <w:tcW w:type="dxa" w:w="2268"/>
           </w:tcPr>
           <w:p>
             <w:pPr>
@@ -5164,7 +5164,7 @@
         </w:tc>
         <w:tc>
           <w:tcPr>
-            <w:tcW w:type="dxa" w:w="3969"/>
+            <w:tcW w:type="dxa" w:w="3402"/>
           </w:tcPr>
           <w:p>
             <w:pPr>
@@ -5208,28 +5208,28 @@
         </w:tc>
         <w:tc>
           <w:tcPr>
-            <w:tcW w:type="dxa" w:w="1247"/>
-          </w:tcPr>
-          <w:p>
-            <w:pPr>
-              <w:spacing w:after="0"/>
-              <w:jc w:val="left"/>
-            </w:pPr>
-            <w:r/>
-            <w:r>
-              <w:rPr>
-                <w:rFonts w:ascii="Arial" w:hAnsi="Arial" w:cs="Arial" w:eastAsia="Arial"/>
-                <w:b w:val="0"/>
-                <w:color w:val="000000"/>
-                <w:sz w:val="22"/>
-              </w:rPr>
-              <w:t>Dashboard</w:t>
-            </w:r>
-          </w:p>
-        </w:tc>
-        <w:tc>
-          <w:tcPr>
-            <w:tcW w:type="dxa" w:w="2494"/>
+            <w:tcW w:type="dxa" w:w="2041"/>
+          </w:tcPr>
+          <w:p>
+            <w:pPr>
+              <w:spacing w:after="0"/>
+              <w:jc w:val="left"/>
+            </w:pPr>
+            <w:r/>
+            <w:r>
+              <w:rPr>
+                <w:rFonts w:ascii="Arial" w:hAnsi="Arial" w:cs="Arial" w:eastAsia="Arial"/>
+                <w:b w:val="0"/>
+                <w:color w:val="000000"/>
+                <w:sz w:val="22"/>
+              </w:rPr>
+              <w:t>Franchisor Dashboard</w:t>
+            </w:r>
+          </w:p>
+        </w:tc>
+        <w:tc>
+          <w:tcPr>
+            <w:tcW w:type="dxa" w:w="2268"/>
           </w:tcPr>
           <w:p>
             <w:pPr>
@@ -5271,7 +5271,7 @@
         </w:tc>
         <w:tc>
           <w:tcPr>
-            <w:tcW w:type="dxa" w:w="3969"/>
+            <w:tcW w:type="dxa" w:w="3402"/>
           </w:tcPr>
           <w:p>
             <w:pPr>
@@ -5315,28 +5315,28 @@
         </w:tc>
         <w:tc>
           <w:tcPr>
-            <w:tcW w:type="dxa" w:w="1247"/>
-          </w:tcPr>
-          <w:p>
-            <w:pPr>
-              <w:spacing w:after="0"/>
-              <w:jc w:val="left"/>
-            </w:pPr>
-            <w:r/>
-            <w:r>
-              <w:rPr>
-                <w:rFonts w:ascii="Arial" w:hAnsi="Arial" w:cs="Arial" w:eastAsia="Arial"/>
-                <w:b w:val="0"/>
-                <w:color w:val="000000"/>
-                <w:sz w:val="22"/>
-              </w:rPr>
-              <w:t>Dashboard</w:t>
-            </w:r>
-          </w:p>
-        </w:tc>
-        <w:tc>
-          <w:tcPr>
-            <w:tcW w:type="dxa" w:w="2494"/>
+            <w:tcW w:type="dxa" w:w="2041"/>
+          </w:tcPr>
+          <w:p>
+            <w:pPr>
+              <w:spacing w:after="0"/>
+              <w:jc w:val="left"/>
+            </w:pPr>
+            <w:r/>
+            <w:r>
+              <w:rPr>
+                <w:rFonts w:ascii="Arial" w:hAnsi="Arial" w:cs="Arial" w:eastAsia="Arial"/>
+                <w:b w:val="0"/>
+                <w:color w:val="000000"/>
+                <w:sz w:val="22"/>
+              </w:rPr>
+              <w:t>Franchisor Dashboard</w:t>
+            </w:r>
+          </w:p>
+        </w:tc>
+        <w:tc>
+          <w:tcPr>
+            <w:tcW w:type="dxa" w:w="2268"/>
           </w:tcPr>
           <w:p>
             <w:pPr>
@@ -5378,7 +5378,7 @@
         </w:tc>
         <w:tc>
           <w:tcPr>
-            <w:tcW w:type="dxa" w:w="3969"/>
+            <w:tcW w:type="dxa" w:w="3402"/>
           </w:tcPr>
           <w:p>
             <w:pPr>
@@ -5422,28 +5422,28 @@
         </w:tc>
         <w:tc>
           <w:tcPr>
-            <w:tcW w:type="dxa" w:w="1247"/>
-          </w:tcPr>
-          <w:p>
-            <w:pPr>
-              <w:spacing w:after="0"/>
-              <w:jc w:val="left"/>
-            </w:pPr>
-            <w:r/>
-            <w:r>
-              <w:rPr>
-                <w:rFonts w:ascii="Arial" w:hAnsi="Arial" w:cs="Arial" w:eastAsia="Arial"/>
-                <w:b w:val="0"/>
-                <w:color w:val="000000"/>
-                <w:sz w:val="22"/>
-              </w:rPr>
-              <w:t>Dashboard</w:t>
-            </w:r>
-          </w:p>
-        </w:tc>
-        <w:tc>
-          <w:tcPr>
-            <w:tcW w:type="dxa" w:w="2494"/>
+            <w:tcW w:type="dxa" w:w="2041"/>
+          </w:tcPr>
+          <w:p>
+            <w:pPr>
+              <w:spacing w:after="0"/>
+              <w:jc w:val="left"/>
+            </w:pPr>
+            <w:r/>
+            <w:r>
+              <w:rPr>
+                <w:rFonts w:ascii="Arial" w:hAnsi="Arial" w:cs="Arial" w:eastAsia="Arial"/>
+                <w:b w:val="0"/>
+                <w:color w:val="000000"/>
+                <w:sz w:val="22"/>
+              </w:rPr>
+              <w:t>Franchisor Dashboard</w:t>
+            </w:r>
+          </w:p>
+        </w:tc>
+        <w:tc>
+          <w:tcPr>
+            <w:tcW w:type="dxa" w:w="2268"/>
           </w:tcPr>
           <w:p>
             <w:pPr>
@@ -5485,7 +5485,7 @@
         </w:tc>
         <w:tc>
           <w:tcPr>
-            <w:tcW w:type="dxa" w:w="3969"/>
+            <w:tcW w:type="dxa" w:w="3402"/>
           </w:tcPr>
           <w:p>
             <w:pPr>
@@ -5529,28 +5529,28 @@
         </w:tc>
         <w:tc>
           <w:tcPr>
-            <w:tcW w:type="dxa" w:w="1247"/>
-          </w:tcPr>
-          <w:p>
-            <w:pPr>
-              <w:spacing w:after="0"/>
-              <w:jc w:val="left"/>
-            </w:pPr>
-            <w:r/>
-            <w:r>
-              <w:rPr>
-                <w:rFonts w:ascii="Arial" w:hAnsi="Arial" w:cs="Arial" w:eastAsia="Arial"/>
-                <w:b w:val="0"/>
-                <w:color w:val="000000"/>
-                <w:sz w:val="22"/>
-              </w:rPr>
-              <w:t>Dashboard</w:t>
-            </w:r>
-          </w:p>
-        </w:tc>
-        <w:tc>
-          <w:tcPr>
-            <w:tcW w:type="dxa" w:w="2494"/>
+            <w:tcW w:type="dxa" w:w="2041"/>
+          </w:tcPr>
+          <w:p>
+            <w:pPr>
+              <w:spacing w:after="0"/>
+              <w:jc w:val="left"/>
+            </w:pPr>
+            <w:r/>
+            <w:r>
+              <w:rPr>
+                <w:rFonts w:ascii="Arial" w:hAnsi="Arial" w:cs="Arial" w:eastAsia="Arial"/>
+                <w:b w:val="0"/>
+                <w:color w:val="000000"/>
+                <w:sz w:val="22"/>
+              </w:rPr>
+              <w:t>Franchisor Dashboard</w:t>
+            </w:r>
+          </w:p>
+        </w:tc>
+        <w:tc>
+          <w:tcPr>
+            <w:tcW w:type="dxa" w:w="2268"/>
           </w:tcPr>
           <w:p>
             <w:pPr>
@@ -5592,7 +5592,7 @@
         </w:tc>
         <w:tc>
           <w:tcPr>
-            <w:tcW w:type="dxa" w:w="3969"/>
+            <w:tcW w:type="dxa" w:w="3402"/>
           </w:tcPr>
           <w:p>
             <w:pPr>
@@ -5636,28 +5636,28 @@
         </w:tc>
         <w:tc>
           <w:tcPr>
-            <w:tcW w:type="dxa" w:w="1247"/>
-          </w:tcPr>
-          <w:p>
-            <w:pPr>
-              <w:spacing w:after="0"/>
-              <w:jc w:val="left"/>
-            </w:pPr>
-            <w:r/>
-            <w:r>
-              <w:rPr>
-                <w:rFonts w:ascii="Arial" w:hAnsi="Arial" w:cs="Arial" w:eastAsia="Arial"/>
-                <w:b w:val="0"/>
-                <w:color w:val="000000"/>
-                <w:sz w:val="22"/>
-              </w:rPr>
-              <w:t>Portal</w:t>
-            </w:r>
-          </w:p>
-        </w:tc>
-        <w:tc>
-          <w:tcPr>
-            <w:tcW w:type="dxa" w:w="2494"/>
+            <w:tcW w:type="dxa" w:w="2041"/>
+          </w:tcPr>
+          <w:p>
+            <w:pPr>
+              <w:spacing w:after="0"/>
+              <w:jc w:val="left"/>
+            </w:pPr>
+            <w:r/>
+            <w:r>
+              <w:rPr>
+                <w:rFonts w:ascii="Arial" w:hAnsi="Arial" w:cs="Arial" w:eastAsia="Arial"/>
+                <w:b w:val="0"/>
+                <w:color w:val="000000"/>
+                <w:sz w:val="22"/>
+              </w:rPr>
+              <w:t>Partner Portal (Franchisee)</w:t>
+            </w:r>
+          </w:p>
+        </w:tc>
+        <w:tc>
+          <w:tcPr>
+            <w:tcW w:type="dxa" w:w="2268"/>
           </w:tcPr>
           <w:p>
             <w:pPr>
@@ -5699,7 +5699,7 @@
         </w:tc>
         <w:tc>
           <w:tcPr>
-            <w:tcW w:type="dxa" w:w="3969"/>
+            <w:tcW w:type="dxa" w:w="3402"/>
           </w:tcPr>
           <w:p>
             <w:pPr>
@@ -5743,28 +5743,28 @@
         </w:tc>
         <w:tc>
           <w:tcPr>
-            <w:tcW w:type="dxa" w:w="1247"/>
-          </w:tcPr>
-          <w:p>
-            <w:pPr>
-              <w:spacing w:after="0"/>
-              <w:jc w:val="left"/>
-            </w:pPr>
-            <w:r/>
-            <w:r>
-              <w:rPr>
-                <w:rFonts w:ascii="Arial" w:hAnsi="Arial" w:cs="Arial" w:eastAsia="Arial"/>
-                <w:b w:val="0"/>
-                <w:color w:val="000000"/>
-                <w:sz w:val="22"/>
-              </w:rPr>
-              <w:t>Portal</w:t>
-            </w:r>
-          </w:p>
-        </w:tc>
-        <w:tc>
-          <w:tcPr>
-            <w:tcW w:type="dxa" w:w="2494"/>
+            <w:tcW w:type="dxa" w:w="2041"/>
+          </w:tcPr>
+          <w:p>
+            <w:pPr>
+              <w:spacing w:after="0"/>
+              <w:jc w:val="left"/>
+            </w:pPr>
+            <w:r/>
+            <w:r>
+              <w:rPr>
+                <w:rFonts w:ascii="Arial" w:hAnsi="Arial" w:cs="Arial" w:eastAsia="Arial"/>
+                <w:b w:val="0"/>
+                <w:color w:val="000000"/>
+                <w:sz w:val="22"/>
+              </w:rPr>
+              <w:t>Partner Portal (Franchisee)</w:t>
+            </w:r>
+          </w:p>
+        </w:tc>
+        <w:tc>
+          <w:tcPr>
+            <w:tcW w:type="dxa" w:w="2268"/>
           </w:tcPr>
           <w:p>
             <w:pPr>
@@ -5806,7 +5806,7 @@
         </w:tc>
         <w:tc>
           <w:tcPr>
-            <w:tcW w:type="dxa" w:w="3969"/>
+            <w:tcW w:type="dxa" w:w="3402"/>
           </w:tcPr>
           <w:p>
             <w:pPr>
@@ -5850,28 +5850,28 @@
         </w:tc>
         <w:tc>
           <w:tcPr>
-            <w:tcW w:type="dxa" w:w="1247"/>
-          </w:tcPr>
-          <w:p>
-            <w:pPr>
-              <w:spacing w:after="0"/>
-              <w:jc w:val="left"/>
-            </w:pPr>
-            <w:r/>
-            <w:r>
-              <w:rPr>
-                <w:rFonts w:ascii="Arial" w:hAnsi="Arial" w:cs="Arial" w:eastAsia="Arial"/>
-                <w:b w:val="0"/>
-                <w:color w:val="000000"/>
-                <w:sz w:val="22"/>
-              </w:rPr>
-              <w:t>Portal</w:t>
-            </w:r>
-          </w:p>
-        </w:tc>
-        <w:tc>
-          <w:tcPr>
-            <w:tcW w:type="dxa" w:w="2494"/>
+            <w:tcW w:type="dxa" w:w="2041"/>
+          </w:tcPr>
+          <w:p>
+            <w:pPr>
+              <w:spacing w:after="0"/>
+              <w:jc w:val="left"/>
+            </w:pPr>
+            <w:r/>
+            <w:r>
+              <w:rPr>
+                <w:rFonts w:ascii="Arial" w:hAnsi="Arial" w:cs="Arial" w:eastAsia="Arial"/>
+                <w:b w:val="0"/>
+                <w:color w:val="000000"/>
+                <w:sz w:val="22"/>
+              </w:rPr>
+              <w:t>Partner Portal (Franchisee)</w:t>
+            </w:r>
+          </w:p>
+        </w:tc>
+        <w:tc>
+          <w:tcPr>
+            <w:tcW w:type="dxa" w:w="2268"/>
           </w:tcPr>
           <w:p>
             <w:pPr>
@@ -5913,7 +5913,7 @@
         </w:tc>
         <w:tc>
           <w:tcPr>
-            <w:tcW w:type="dxa" w:w="3969"/>
+            <w:tcW w:type="dxa" w:w="3402"/>
           </w:tcPr>
           <w:p>
             <w:pPr>
@@ -5975,10 +5975,10 @@
         <w:tblLook w:firstColumn="1" w:firstRow="1" w:lastColumn="0" w:lastRow="0" w:noHBand="0" w:noVBand="1" w:val="04A0"/>
       </w:tblPr>
       <w:tblGrid>
-        <w:gridCol w:w="2436"/>
-        <w:gridCol w:w="2436"/>
-        <w:gridCol w:w="2436"/>
-        <w:gridCol w:w="2436"/>
+        <w:gridCol w:w="1304"/>
+        <w:gridCol w:w="2494"/>
+        <w:gridCol w:w="2835"/>
+        <w:gridCol w:w="2778"/>
       </w:tblGrid>
       <w:tr>
         <w:tc>
@@ -6270,10 +6270,10 @@
         <w:tblLook w:firstColumn="1" w:firstRow="1" w:lastColumn="0" w:lastRow="0" w:noHBand="0" w:noVBand="1" w:val="04A0"/>
       </w:tblPr>
       <w:tblGrid>
-        <w:gridCol w:w="2436"/>
-        <w:gridCol w:w="2436"/>
-        <w:gridCol w:w="2436"/>
-        <w:gridCol w:w="2436"/>
+        <w:gridCol w:w="1304"/>
+        <w:gridCol w:w="2494"/>
+        <w:gridCol w:w="2835"/>
+        <w:gridCol w:w="2778"/>
       </w:tblGrid>
       <w:tr>
         <w:tc>
@@ -6565,10 +6565,10 @@
         <w:tblLook w:firstColumn="1" w:firstRow="1" w:lastColumn="0" w:lastRow="0" w:noHBand="0" w:noVBand="1" w:val="04A0"/>
       </w:tblPr>
       <w:tblGrid>
-        <w:gridCol w:w="2436"/>
-        <w:gridCol w:w="2436"/>
-        <w:gridCol w:w="2436"/>
-        <w:gridCol w:w="2436"/>
+        <w:gridCol w:w="1304"/>
+        <w:gridCol w:w="2494"/>
+        <w:gridCol w:w="2835"/>
+        <w:gridCol w:w="2778"/>
       </w:tblGrid>
       <w:tr>
         <w:tc>
@@ -6946,10 +6946,10 @@
         <w:tblLook w:firstColumn="1" w:firstRow="1" w:lastColumn="0" w:lastRow="0" w:noHBand="0" w:noVBand="1" w:val="04A0"/>
       </w:tblPr>
       <w:tblGrid>
-        <w:gridCol w:w="2436"/>
-        <w:gridCol w:w="2436"/>
-        <w:gridCol w:w="2436"/>
-        <w:gridCol w:w="2436"/>
+        <w:gridCol w:w="1304"/>
+        <w:gridCol w:w="2494"/>
+        <w:gridCol w:w="2835"/>
+        <w:gridCol w:w="2778"/>
       </w:tblGrid>
       <w:tr>
         <w:tc>
@@ -7155,10 +7155,10 @@
         <w:tblLook w:firstColumn="1" w:firstRow="1" w:lastColumn="0" w:lastRow="0" w:noHBand="0" w:noVBand="1" w:val="04A0"/>
       </w:tblPr>
       <w:tblGrid>
-        <w:gridCol w:w="2436"/>
-        <w:gridCol w:w="2436"/>
-        <w:gridCol w:w="2436"/>
-        <w:gridCol w:w="2436"/>
+        <w:gridCol w:w="1304"/>
+        <w:gridCol w:w="2494"/>
+        <w:gridCol w:w="2835"/>
+        <w:gridCol w:w="2778"/>
       </w:tblGrid>
       <w:tr>
         <w:tc>
@@ -7450,10 +7450,10 @@
         <w:tblLook w:firstColumn="1" w:firstRow="1" w:lastColumn="0" w:lastRow="0" w:noHBand="0" w:noVBand="1" w:val="04A0"/>
       </w:tblPr>
       <w:tblGrid>
-        <w:gridCol w:w="2436"/>
-        <w:gridCol w:w="2436"/>
-        <w:gridCol w:w="2436"/>
-        <w:gridCol w:w="2436"/>
+        <w:gridCol w:w="1304"/>
+        <w:gridCol w:w="2494"/>
+        <w:gridCol w:w="2835"/>
+        <w:gridCol w:w="2778"/>
       </w:tblGrid>
       <w:tr>
         <w:tc>
@@ -7659,10 +7659,10 @@
         <w:tblLook w:firstColumn="1" w:firstRow="1" w:lastColumn="0" w:lastRow="0" w:noHBand="0" w:noVBand="1" w:val="04A0"/>
       </w:tblPr>
       <w:tblGrid>
-        <w:gridCol w:w="2436"/>
-        <w:gridCol w:w="2436"/>
-        <w:gridCol w:w="2436"/>
-        <w:gridCol w:w="2436"/>
+        <w:gridCol w:w="1304"/>
+        <w:gridCol w:w="2494"/>
+        <w:gridCol w:w="2835"/>
+        <w:gridCol w:w="2778"/>
       </w:tblGrid>
       <w:tr>
         <w:tc>
@@ -7954,10 +7954,10 @@
         <w:tblLook w:firstColumn="1" w:firstRow="1" w:lastColumn="0" w:lastRow="0" w:noHBand="0" w:noVBand="1" w:val="04A0"/>
       </w:tblPr>
       <w:tblGrid>
-        <w:gridCol w:w="2436"/>
-        <w:gridCol w:w="2436"/>
-        <w:gridCol w:w="2436"/>
-        <w:gridCol w:w="2436"/>
+        <w:gridCol w:w="1304"/>
+        <w:gridCol w:w="2494"/>
+        <w:gridCol w:w="2835"/>
+        <w:gridCol w:w="2778"/>
       </w:tblGrid>
       <w:tr>
         <w:tc>
@@ -8249,10 +8249,10 @@
         <w:tblLook w:firstColumn="1" w:firstRow="1" w:lastColumn="0" w:lastRow="0" w:noHBand="0" w:noVBand="1" w:val="04A0"/>
       </w:tblPr>
       <w:tblGrid>
-        <w:gridCol w:w="2436"/>
-        <w:gridCol w:w="2436"/>
-        <w:gridCol w:w="2436"/>
-        <w:gridCol w:w="2436"/>
+        <w:gridCol w:w="1304"/>
+        <w:gridCol w:w="2494"/>
+        <w:gridCol w:w="2835"/>
+        <w:gridCol w:w="2778"/>
       </w:tblGrid>
       <w:tr>
         <w:tc>
@@ -9850,10 +9850,10 @@
         <w:tblLook w:firstColumn="1" w:firstRow="1" w:lastColumn="0" w:lastRow="0" w:noHBand="0" w:noVBand="1" w:val="04A0"/>
       </w:tblPr>
       <w:tblGrid>
-        <w:gridCol w:w="2436"/>
-        <w:gridCol w:w="2436"/>
-        <w:gridCol w:w="2436"/>
-        <w:gridCol w:w="2436"/>
+        <w:gridCol w:w="1304"/>
+        <w:gridCol w:w="2494"/>
+        <w:gridCol w:w="2835"/>
+        <w:gridCol w:w="2778"/>
       </w:tblGrid>
       <w:tr>
         <w:tc>
@@ -10945,6 +10945,56 @@
           <w:sz w:val="24"/>
         </w:rPr>
         <w:t>Mock Ups</w:t>
+      </w:r>
+    </w:p>
+    <w:p>
+      <w:pPr>
+        <w:jc w:val="both"/>
+      </w:pPr>
+      <w:r>
+        <w:rPr>
+          <w:rFonts w:ascii="Arial" w:hAnsi="Arial" w:cs="Arial" w:eastAsia="Arial"/>
+          <w:b w:val="0"/>
+          <w:color w:val="000000"/>
+          <w:sz w:val="22"/>
+        </w:rPr>
+        <w:t xml:space="preserve">Try the clickable prototype: </w:t>
+      </w:r>
+      <w:r>
+        <w:rPr>
+          <w:rFonts w:ascii="Arial" w:hAnsi="Arial" w:cs="Arial" w:eastAsia="Arial"/>
+          <w:b/>
+          <w:color w:val="000000"/>
+          <w:sz w:val="22"/>
+        </w:rPr>
+        <w:t>Franchisor Dashboard</w:t>
+      </w:r>
+      <w:r>
+        <w:rPr>
+          <w:rFonts w:ascii="Arial" w:hAnsi="Arial" w:cs="Arial" w:eastAsia="Arial"/>
+          <w:b w:val="0"/>
+          <w:color w:val="000000"/>
+          <w:sz w:val="22"/>
+        </w:rPr>
+        <w:t xml:space="preserve"> https://kopikomapartnerportal.vercel.app (password demo123) and </w:t>
+      </w:r>
+      <w:r>
+        <w:rPr>
+          <w:rFonts w:ascii="Arial" w:hAnsi="Arial" w:cs="Arial" w:eastAsia="Arial"/>
+          <w:b/>
+          <w:color w:val="000000"/>
+          <w:sz w:val="22"/>
+        </w:rPr>
+        <w:t>Partner Portal</w:t>
+      </w:r>
+      <w:r>
+        <w:rPr>
+          <w:rFonts w:ascii="Arial" w:hAnsi="Arial" w:cs="Arial" w:eastAsia="Arial"/>
+          <w:b w:val="0"/>
+          <w:color w:val="000000"/>
+          <w:sz w:val="22"/>
+        </w:rPr>
+        <w:t xml:space="preserve"> https://kopikomapartnerportal.vercel.app/mitra</w:t>
       </w:r>
     </w:p>
     <w:tbl>
@@ -12358,7 +12408,7 @@
                 <w:color w:val="000000"/>
                 <w:sz w:val="22"/>
               </w:rPr>
-              <w:t>Case and process</w:t>
+              <w:t>Pain points and flow</w:t>
             </w:r>
           </w:p>
         </w:tc>
@@ -12379,7 +12429,7 @@
                 <w:color w:val="000000"/>
                 <w:sz w:val="22"/>
               </w:rPr>
-              <w:t>Explored client profiles, pain points, and flow options</w:t>
+              <w:t>Reviewed my pain points and flow, pointed out edge cases (for example, where a location change should go back to), and proposed options for business rules</w:t>
             </w:r>
           </w:p>
         </w:tc>
@@ -12400,7 +12450,7 @@
                 <w:color w:val="000000"/>
                 <w:sz w:val="22"/>
               </w:rPr>
-              <w:t>Chose the scope and simplified the flow and rules</w:t>
+              <w:t>Defined the scope and pain points and designed the end-to-end flow, then decided which suggestions to accept</w:t>
             </w:r>
           </w:p>
         </w:tc>

--- a/prd/EDTS APM 2027 - Nadia Rahma Prasanti - Universitas Indonesia.docx
+++ b/prd/EDTS APM 2027 - Nadia Rahma Prasanti - Universitas Indonesia.docx
@@ -12408,7 +12408,7 @@
                 <w:color w:val="000000"/>
                 <w:sz w:val="22"/>
               </w:rPr>
-              <w:t>Pain points and flow</w:t>
+              <w:t>Understanding the case</w:t>
             </w:r>
           </w:p>
         </w:tc>
@@ -12429,7 +12429,7 @@
                 <w:color w:val="000000"/>
                 <w:sz w:val="22"/>
               </w:rPr>
-              <w:t>Reviewed my pain points and flow, pointed out edge cases (for example, where a location change should go back to), and proposed options for business rules</w:t>
+              <w:t>Explained the brief, clarified the scope (a franchise recruitment portal, not an ERP), and suggested the F&amp;B sector with supporting data</w:t>
             </w:r>
           </w:p>
         </w:tc>
@@ -12450,7 +12450,7 @@
                 <w:color w:val="000000"/>
                 <w:sz w:val="22"/>
               </w:rPr>
-              <w:t>Defined the scope and pain points and designed the end-to-end flow, then decided which suggestions to accept</w:t>
+              <w:t>Chose the sector, the franchisor point of view, and the scope</w:t>
             </w:r>
           </w:p>
         </w:tc>
@@ -12473,6 +12473,71 @@
                 <w:color w:val="000000"/>
                 <w:sz w:val="22"/>
               </w:rPr>
+              <w:t>Pain points, features, and flow</w:t>
+            </w:r>
+          </w:p>
+        </w:tc>
+        <w:tc>
+          <w:tcPr>
+            <w:tcW w:type="dxa" w:w="3249"/>
+          </w:tcPr>
+          <w:p>
+            <w:pPr>
+              <w:spacing w:after="0"/>
+              <w:jc w:val="left"/>
+            </w:pPr>
+            <w:r/>
+            <w:r>
+              <w:rPr>
+                <w:rFonts w:ascii="Arial" w:hAnsi="Arial" w:cs="Arial" w:eastAsia="Arial"/>
+                <w:b w:val="0"/>
+                <w:color w:val="000000"/>
+                <w:sz w:val="22"/>
+              </w:rPr>
+              <w:t>Proposed an initial pain point list, MVP feature list (MoSCoW), and funnel stages; reviewed my flow and pointed out edge cases</w:t>
+            </w:r>
+          </w:p>
+        </w:tc>
+        <w:tc>
+          <w:tcPr>
+            <w:tcW w:type="dxa" w:w="3249"/>
+          </w:tcPr>
+          <w:p>
+            <w:pPr>
+              <w:spacing w:after="0"/>
+              <w:jc w:val="left"/>
+            </w:pPr>
+            <w:r/>
+            <w:r>
+              <w:rPr>
+                <w:rFonts w:ascii="Arial" w:hAnsi="Arial" w:cs="Arial" w:eastAsia="Arial"/>
+                <w:b w:val="0"/>
+                <w:color w:val="000000"/>
+                <w:sz w:val="22"/>
+              </w:rPr>
+              <w:t>Finalized the pain points and defined the business process (stages, PIC, deadlines, and approval rules), designed the end-to-end flow, added features such as Target vs Achievement, sales performance, notifications, and roles, then decided which suggestions to accept</w:t>
+            </w:r>
+          </w:p>
+        </w:tc>
+      </w:tr>
+      <w:tr>
+        <w:tc>
+          <w:tcPr>
+            <w:tcW w:type="dxa" w:w="3249"/>
+          </w:tcPr>
+          <w:p>
+            <w:pPr>
+              <w:spacing w:after="0"/>
+              <w:jc w:val="left"/>
+            </w:pPr>
+            <w:r/>
+            <w:r>
+              <w:rPr>
+                <w:rFonts w:ascii="Arial" w:hAnsi="Arial" w:cs="Arial" w:eastAsia="Arial"/>
+                <w:b w:val="0"/>
+                <w:color w:val="000000"/>
+                <w:sz w:val="22"/>
+              </w:rPr>
               <w:t>Prototype</w:t>
             </w:r>
           </w:p>
@@ -12494,7 +12559,7 @@
                 <w:color w:val="000000"/>
                 <w:sz w:val="22"/>
               </w:rPr>
-              <w:t>Built the HTML prototype through Claude Code over many feedback rounds</w:t>
+              <w:t>Built the HTML prototype, first in Claude chat and then in Claude Code, over many feedback rounds</w:t>
             </w:r>
           </w:p>
         </w:tc>
@@ -12864,7 +12929,7 @@
           <w:color w:val="000000"/>
           <w:sz w:val="22"/>
         </w:rPr>
-        <w:t>[Attach screenshots or a PDF of the AI conversation here.]</w:t>
+        <w:t>The AI conversation log is attached as a separate PDF.</w:t>
       </w:r>
     </w:p>
     <w:sectPr>

--- a/prd/EDTS APM 2027 - Nadia Rahma Prasanti - Universitas Indonesia.docx
+++ b/prd/EDTS APM 2027 - Nadia Rahma Prasanti - Universitas Indonesia.docx
@@ -12408,7 +12408,7 @@
                 <w:color w:val="000000"/>
                 <w:sz w:val="22"/>
               </w:rPr>
-              <w:t>Understanding the case</w:t>
+              <w:t>Pain points, features, and flow</w:t>
             </w:r>
           </w:p>
         </w:tc>
@@ -12429,7 +12429,7 @@
                 <w:color w:val="000000"/>
                 <w:sz w:val="22"/>
               </w:rPr>
-              <w:t>Explained the brief, clarified the scope (a franchise recruitment portal, not an ERP), and suggested the F&amp;B sector with supporting data</w:t>
+              <w:t>Proposed an initial pain point list, MVP feature list (MoSCoW), and funnel stages; reviewed my flow and pointed out edge cases</w:t>
             </w:r>
           </w:p>
         </w:tc>
@@ -12450,7 +12450,7 @@
                 <w:color w:val="000000"/>
                 <w:sz w:val="22"/>
               </w:rPr>
-              <w:t>Chose the sector, the franchisor point of view, and the scope</w:t>
+              <w:t>Finalized the pain points and defined the business process (stages, PIC, deadlines, and approval rules), designed the end-to-end flow, added features such as Target vs Achievement, sales performance, notifications, and roles, then decided which suggestions to accept</w:t>
             </w:r>
           </w:p>
         </w:tc>
@@ -12473,7 +12473,7 @@
                 <w:color w:val="000000"/>
                 <w:sz w:val="22"/>
               </w:rPr>
-              <w:t>Pain points, features, and flow</w:t>
+              <w:t>Prototype</w:t>
             </w:r>
           </w:p>
         </w:tc>
@@ -12494,7 +12494,7 @@
                 <w:color w:val="000000"/>
                 <w:sz w:val="22"/>
               </w:rPr>
-              <w:t>Proposed an initial pain point list, MVP feature list (MoSCoW), and funnel stages; reviewed my flow and pointed out edge cases</w:t>
+              <w:t>Built the HTML prototype, first in Claude chat and then in Claude Code, over many feedback rounds</w:t>
             </w:r>
           </w:p>
         </w:tc>
@@ -12515,7 +12515,7 @@
                 <w:color w:val="000000"/>
                 <w:sz w:val="22"/>
               </w:rPr>
-              <w:t>Finalized the pain points and defined the business process (stages, PIC, deadlines, and approval rules), designed the end-to-end flow, added features such as Target vs Achievement, sales performance, notifications, and roles, then decided which suggestions to accept</w:t>
+              <w:t>Reviewed each version and decided layout, wording, and terminology</w:t>
             </w:r>
           </w:p>
         </w:tc>
@@ -12538,7 +12538,7 @@
                 <w:color w:val="000000"/>
                 <w:sz w:val="22"/>
               </w:rPr>
-              <w:t>Prototype</w:t>
+              <w:t>Testing</w:t>
             </w:r>
           </w:p>
         </w:tc>
@@ -12559,7 +12559,7 @@
                 <w:color w:val="000000"/>
                 <w:sz w:val="22"/>
               </w:rPr>
-              <w:t>Built the HTML prototype, first in Claude chat and then in Claude Code, over many feedback rounds</w:t>
+              <w:t>Ran automated browser tests on every role and screen size</w:t>
             </w:r>
           </w:p>
         </w:tc>
@@ -12580,7 +12580,7 @@
                 <w:color w:val="000000"/>
                 <w:sz w:val="22"/>
               </w:rPr>
-              <w:t>Reviewed each version and decided layout, wording, and terminology</w:t>
+              <w:t>Defined what "correct" means and checked results</w:t>
             </w:r>
           </w:p>
         </w:tc>
@@ -12603,7 +12603,7 @@
                 <w:color w:val="000000"/>
                 <w:sz w:val="22"/>
               </w:rPr>
-              <w:t>Testing</w:t>
+              <w:t>Research</w:t>
             </w:r>
           </w:p>
         </w:tc>
@@ -12624,7 +12624,7 @@
                 <w:color w:val="000000"/>
                 <w:sz w:val="22"/>
               </w:rPr>
-              <w:t>Ran automated browser tests on every role and screen size</w:t>
+              <w:t>Searched industry and regulation data</w:t>
             </w:r>
           </w:p>
         </w:tc>
@@ -12645,137 +12645,7 @@
                 <w:color w:val="000000"/>
                 <w:sz w:val="22"/>
               </w:rPr>
-              <w:t>Defined what "correct" means and checked results</w:t>
-            </w:r>
-          </w:p>
-        </w:tc>
-      </w:tr>
-      <w:tr>
-        <w:tc>
-          <w:tcPr>
-            <w:tcW w:type="dxa" w:w="3249"/>
-          </w:tcPr>
-          <w:p>
-            <w:pPr>
-              <w:spacing w:after="0"/>
-              <w:jc w:val="left"/>
-            </w:pPr>
-            <w:r/>
-            <w:r>
-              <w:rPr>
-                <w:rFonts w:ascii="Arial" w:hAnsi="Arial" w:cs="Arial" w:eastAsia="Arial"/>
-                <w:b w:val="0"/>
-                <w:color w:val="000000"/>
-                <w:sz w:val="22"/>
-              </w:rPr>
-              <w:t>Research</w:t>
-            </w:r>
-          </w:p>
-        </w:tc>
-        <w:tc>
-          <w:tcPr>
-            <w:tcW w:type="dxa" w:w="3249"/>
-          </w:tcPr>
-          <w:p>
-            <w:pPr>
-              <w:spacing w:after="0"/>
-              <w:jc w:val="left"/>
-            </w:pPr>
-            <w:r/>
-            <w:r>
-              <w:rPr>
-                <w:rFonts w:ascii="Arial" w:hAnsi="Arial" w:cs="Arial" w:eastAsia="Arial"/>
-                <w:b w:val="0"/>
-                <w:color w:val="000000"/>
-                <w:sz w:val="22"/>
-              </w:rPr>
-              <w:t>Searched industry and regulation data</w:t>
-            </w:r>
-          </w:p>
-        </w:tc>
-        <w:tc>
-          <w:tcPr>
-            <w:tcW w:type="dxa" w:w="3249"/>
-          </w:tcPr>
-          <w:p>
-            <w:pPr>
-              <w:spacing w:after="0"/>
-              <w:jc w:val="left"/>
-            </w:pPr>
-            <w:r/>
-            <w:r>
-              <w:rPr>
-                <w:rFonts w:ascii="Arial" w:hAnsi="Arial" w:cs="Arial" w:eastAsia="Arial"/>
-                <w:b w:val="0"/>
-                <w:color w:val="000000"/>
-                <w:sz w:val="22"/>
-              </w:rPr>
               <w:t>Verified sources, corrected an outdated statistic and replaced PP No. 42/2007 with PP No. 35/2024</w:t>
-            </w:r>
-          </w:p>
-        </w:tc>
-      </w:tr>
-      <w:tr>
-        <w:tc>
-          <w:tcPr>
-            <w:tcW w:type="dxa" w:w="3249"/>
-          </w:tcPr>
-          <w:p>
-            <w:pPr>
-              <w:spacing w:after="0"/>
-              <w:jc w:val="left"/>
-            </w:pPr>
-            <w:r/>
-            <w:r>
-              <w:rPr>
-                <w:rFonts w:ascii="Arial" w:hAnsi="Arial" w:cs="Arial" w:eastAsia="Arial"/>
-                <w:b w:val="0"/>
-                <w:color w:val="000000"/>
-                <w:sz w:val="22"/>
-              </w:rPr>
-              <w:t>Writing</w:t>
-            </w:r>
-          </w:p>
-        </w:tc>
-        <w:tc>
-          <w:tcPr>
-            <w:tcW w:type="dxa" w:w="3249"/>
-          </w:tcPr>
-          <w:p>
-            <w:pPr>
-              <w:spacing w:after="0"/>
-              <w:jc w:val="left"/>
-            </w:pPr>
-            <w:r/>
-            <w:r>
-              <w:rPr>
-                <w:rFonts w:ascii="Arial" w:hAnsi="Arial" w:cs="Arial" w:eastAsia="Arial"/>
-                <w:b w:val="0"/>
-                <w:color w:val="000000"/>
-                <w:sz w:val="22"/>
-              </w:rPr>
-              <w:t>Drafted this document from the prototype</w:t>
-            </w:r>
-          </w:p>
-        </w:tc>
-        <w:tc>
-          <w:tcPr>
-            <w:tcW w:type="dxa" w:w="3249"/>
-          </w:tcPr>
-          <w:p>
-            <w:pPr>
-              <w:spacing w:after="0"/>
-              <w:jc w:val="left"/>
-            </w:pPr>
-            <w:r/>
-            <w:r>
-              <w:rPr>
-                <w:rFonts w:ascii="Arial" w:hAnsi="Arial" w:cs="Arial" w:eastAsia="Arial"/>
-                <w:b w:val="0"/>
-                <w:color w:val="000000"/>
-                <w:sz w:val="22"/>
-              </w:rPr>
-              <w:t>Restructured and edited it</w:t>
             </w:r>
           </w:p>
         </w:tc>

--- a/prd/EDTS APM 2027 - Nadia Rahma Prasanti - Universitas Indonesia.docx
+++ b/prd/EDTS APM 2027 - Nadia Rahma Prasanti - Universitas Indonesia.docx
@@ -12603,7 +12603,7 @@
                 <w:color w:val="000000"/>
                 <w:sz w:val="22"/>
               </w:rPr>
-              <w:t>Research</w:t>
+              <w:t>Development and deployment</w:t>
             </w:r>
           </w:p>
         </w:tc>
@@ -12624,7 +12624,7 @@
                 <w:color w:val="000000"/>
                 <w:sz w:val="22"/>
               </w:rPr>
-              <w:t>Searched industry and regulation data</w:t>
+              <w:t>Set up the GitHub repository, pushed every revision, and guided the Vercel deployment so the live prototype updates automatically on each push</w:t>
             </w:r>
           </w:p>
         </w:tc>
@@ -12645,7 +12645,7 @@
                 <w:color w:val="000000"/>
                 <w:sz w:val="22"/>
               </w:rPr>
-              <w:t>Verified sources, corrected an outdated statistic and replaced PP No. 42/2007 with PP No. 35/2024</w:t>
+              <w:t>Created the Vercel project, connected it to GitHub, and checked each deployed version</w:t>
             </w:r>
           </w:p>
         </w:tc>

--- a/prd/EDTS APM 2027 - Nadia Rahma Prasanti - Universitas Indonesia.docx
+++ b/prd/EDTS APM 2027 - Nadia Rahma Prasanti - Universitas Indonesia.docx
@@ -655,7 +655,7 @@
           <w:color w:val="000000"/>
           <w:sz w:val="22"/>
         </w:rPr>
-        <w:t>Out of scope: everything after both parties approve (agreement signing, outlet opening, royalty). Signing through Privy is shown only as the next step.</w:t>
+        <w:t>Out of scope: outlet opening and royalty. After approval, the franchise agreement is signed through Privy, and its signing status is tracked on each application.</w:t>
       </w:r>
     </w:p>
     <w:p>
@@ -7626,7 +7626,93 @@
                 <w:color w:val="000000"/>
                 <w:sz w:val="22"/>
               </w:rPr>
-              <w:t>Approve: 2 of 2, revenue counted, Privy next step shown. Candidate sees the result in the tracker.</w:t>
+              <w:t>Approve: 2 of 2, revenue counted, agreement sent through Privy. Candidate sees the result in the tracker.</w:t>
+            </w:r>
+          </w:p>
+        </w:tc>
+      </w:tr>
+      <w:tr>
+        <w:tc>
+          <w:tcPr>
+            <w:tcW w:type="dxa" w:w="1304"/>
+          </w:tcPr>
+          <w:p>
+            <w:pPr>
+              <w:spacing w:after="0"/>
+              <w:jc w:val="left"/>
+            </w:pPr>
+            <w:r/>
+            <w:r>
+              <w:rPr>
+                <w:rFonts w:ascii="Arial" w:hAnsi="Arial" w:cs="Arial" w:eastAsia="Arial"/>
+                <w:b w:val="0"/>
+                <w:color w:val="000000"/>
+                <w:sz w:val="22"/>
+              </w:rPr>
+              <w:t>FR-F-002</w:t>
+            </w:r>
+          </w:p>
+        </w:tc>
+        <w:tc>
+          <w:tcPr>
+            <w:tcW w:type="dxa" w:w="2494"/>
+          </w:tcPr>
+          <w:p>
+            <w:pPr>
+              <w:spacing w:after="0"/>
+              <w:jc w:val="left"/>
+            </w:pPr>
+            <w:r/>
+            <w:r>
+              <w:rPr>
+                <w:rFonts w:ascii="Arial" w:hAnsi="Arial" w:cs="Arial" w:eastAsia="Arial"/>
+                <w:b w:val="0"/>
+                <w:color w:val="000000"/>
+                <w:sz w:val="22"/>
+              </w:rPr>
+              <w:t>As a Manager, I want to see whether each agreement is signed so that I know which closed deals are complete.</w:t>
+            </w:r>
+          </w:p>
+        </w:tc>
+        <w:tc>
+          <w:tcPr>
+            <w:tcW w:type="dxa" w:w="2835"/>
+          </w:tcPr>
+          <w:p>
+            <w:pPr>
+              <w:spacing w:after="0"/>
+              <w:jc w:val="left"/>
+            </w:pPr>
+            <w:r/>
+            <w:r>
+              <w:rPr>
+                <w:rFonts w:ascii="Arial" w:hAnsi="Arial" w:cs="Arial" w:eastAsia="Arial"/>
+                <w:b w:val="0"/>
+                <w:color w:val="000000"/>
+                <w:sz w:val="22"/>
+              </w:rPr>
+              <w:t>Signing status per party (candidate and Kopi Koma) updated from Privy. The Manager signs for Kopi Koma from the application detail.</w:t>
+            </w:r>
+          </w:p>
+        </w:tc>
+        <w:tc>
+          <w:tcPr>
+            <w:tcW w:type="dxa" w:w="2778"/>
+          </w:tcPr>
+          <w:p>
+            <w:pPr>
+              <w:spacing w:after="0"/>
+              <w:jc w:val="left"/>
+            </w:pPr>
+            <w:r/>
+            <w:r>
+              <w:rPr>
+                <w:rFonts w:ascii="Arial" w:hAnsi="Arial" w:cs="Arial" w:eastAsia="Arial"/>
+                <w:b w:val="0"/>
+                <w:color w:val="000000"/>
+                <w:sz w:val="22"/>
+              </w:rPr>
+              <w:t>Completed table shows "Not signed", "Waiting for candidate or Kopi Koma", or "Signed". Each signature is logged, and sales is notified when both have signed.</w:t>
             </w:r>
           </w:p>
         </w:tc>
@@ -10049,7 +10135,7 @@
                 <w:color w:val="000000"/>
                 <w:sz w:val="22"/>
               </w:rPr>
-              <w:t>FR-P2-001</w:t>
+              <w:t>FR-P1-002</w:t>
             </w:r>
           </w:p>
         </w:tc>
@@ -10070,7 +10156,7 @@
                 <w:color w:val="000000"/>
                 <w:sz w:val="22"/>
               </w:rPr>
-              <w:t>As a candidate, I want to check my status so that I do not need to ask.</w:t>
+              <w:t>As a candidate, I want answers to common questions so that I can decide before registering.</w:t>
             </w:r>
           </w:p>
         </w:tc>
@@ -10091,7 +10177,7 @@
                 <w:color w:val="000000"/>
                 <w:sz w:val="22"/>
               </w:rPr>
-              <w:t>Lookup by application number plus email or phone. 7-step tracker with the sales' contact.</w:t>
+              <w:t>FAQ on the registration page: packages, costs, royalty, timeline, location, documents, payment, data privacy, and signing.</w:t>
             </w:r>
           </w:p>
         </w:tc>
@@ -10112,7 +10198,7 @@
                 <w:color w:val="000000"/>
                 <w:sz w:val="22"/>
               </w:rPr>
-              <w:t>Wrong combination shows an error without revealing data.</w:t>
+              <w:t>Questions expand on click. A "Lihat FAQ" link at the top jumps to the section.</w:t>
             </w:r>
           </w:p>
         </w:tc>
@@ -10135,6 +10221,92 @@
                 <w:color w:val="000000"/>
                 <w:sz w:val="22"/>
               </w:rPr>
+              <w:t>FR-P2-001</w:t>
+            </w:r>
+          </w:p>
+        </w:tc>
+        <w:tc>
+          <w:tcPr>
+            <w:tcW w:type="dxa" w:w="2494"/>
+          </w:tcPr>
+          <w:p>
+            <w:pPr>
+              <w:spacing w:after="0"/>
+              <w:jc w:val="left"/>
+            </w:pPr>
+            <w:r/>
+            <w:r>
+              <w:rPr>
+                <w:rFonts w:ascii="Arial" w:hAnsi="Arial" w:cs="Arial" w:eastAsia="Arial"/>
+                <w:b w:val="0"/>
+                <w:color w:val="000000"/>
+                <w:sz w:val="22"/>
+              </w:rPr>
+              <w:t>As a candidate, I want to check my status so that I do not need to ask.</w:t>
+            </w:r>
+          </w:p>
+        </w:tc>
+        <w:tc>
+          <w:tcPr>
+            <w:tcW w:type="dxa" w:w="2835"/>
+          </w:tcPr>
+          <w:p>
+            <w:pPr>
+              <w:spacing w:after="0"/>
+              <w:jc w:val="left"/>
+            </w:pPr>
+            <w:r/>
+            <w:r>
+              <w:rPr>
+                <w:rFonts w:ascii="Arial" w:hAnsi="Arial" w:cs="Arial" w:eastAsia="Arial"/>
+                <w:b w:val="0"/>
+                <w:color w:val="000000"/>
+                <w:sz w:val="22"/>
+              </w:rPr>
+              <w:t>Lookup by application number plus email or phone. 7-step tracker with the sales' contact.</w:t>
+            </w:r>
+          </w:p>
+        </w:tc>
+        <w:tc>
+          <w:tcPr>
+            <w:tcW w:type="dxa" w:w="2778"/>
+          </w:tcPr>
+          <w:p>
+            <w:pPr>
+              <w:spacing w:after="0"/>
+              <w:jc w:val="left"/>
+            </w:pPr>
+            <w:r/>
+            <w:r>
+              <w:rPr>
+                <w:rFonts w:ascii="Arial" w:hAnsi="Arial" w:cs="Arial" w:eastAsia="Arial"/>
+                <w:b w:val="0"/>
+                <w:color w:val="000000"/>
+                <w:sz w:val="22"/>
+              </w:rPr>
+              <w:t>Wrong combination shows an error without revealing data.</w:t>
+            </w:r>
+          </w:p>
+        </w:tc>
+      </w:tr>
+      <w:tr>
+        <w:tc>
+          <w:tcPr>
+            <w:tcW w:type="dxa" w:w="1304"/>
+          </w:tcPr>
+          <w:p>
+            <w:pPr>
+              <w:spacing w:after="0"/>
+              <w:jc w:val="left"/>
+            </w:pPr>
+            <w:r/>
+            <w:r>
+              <w:rPr>
+                <w:rFonts w:ascii="Arial" w:hAnsi="Arial" w:cs="Arial" w:eastAsia="Arial"/>
+                <w:b w:val="0"/>
+                <w:color w:val="000000"/>
+                <w:sz w:val="22"/>
+              </w:rPr>
               <w:t>FR-P3-001</w:t>
             </w:r>
           </w:p>
@@ -10198,7 +10370,7 @@
                 <w:color w:val="000000"/>
                 <w:sz w:val="22"/>
               </w:rPr>
-              <w:t>Agree logs approval 1 of 2. After final approval, the Privy next step is shown.</w:t>
+              <w:t>Agree logs approval 1 of 2. After final approval, the candidate can sign the agreement through Privy from the tracker.</w:t>
             </w:r>
           </w:p>
         </w:tc>
@@ -12098,7 +12270,7 @@
                 <w:color w:val="000000"/>
                 <w:sz w:val="22"/>
               </w:rPr>
-              <w:t>Privy e-signature, WhatsApp notifications, real map data, KYC document verification</w:t>
+              <w:t>Live Privy API integration, WhatsApp notifications, real map data, KYC document verification</w:t>
             </w:r>
           </w:p>
         </w:tc>
@@ -12280,7 +12452,7 @@
           <w:color w:val="000000"/>
           <w:sz w:val="22"/>
         </w:rPr>
-        <w:t>Emails are simulated as dashboard notifications. Privy is not integrated.</w:t>
+        <w:t>Emails are simulated as dashboard notifications. Privy signing is simulated: the sign buttons stand in for the Privy signing page and status update.</w:t>
       </w:r>
     </w:p>
     <w:p>

--- a/prd/EDTS APM 2027 - Nadia Rahma Prasanti - Universitas Indonesia.docx
+++ b/prd/EDTS APM 2027 - Nadia Rahma Prasanti - Universitas Indonesia.docx
@@ -7712,7 +7712,7 @@
                 <w:color w:val="000000"/>
                 <w:sz w:val="22"/>
               </w:rPr>
-              <w:t>Completed table shows "Not signed", "Waiting for candidate or Kopi Koma", or "Signed". Each signature is logged, and sales is notified when both have signed.</w:t>
+              <w:t>Completed table shows "Not signed", "Waiting for candidate or Kopi Koma", or "Signed", with a "View document" link to the signed agreement (parties, agreed quotation, approval trail, and both e-signatures with timestamps), downloadable as PDF. Each signature and each document view is logged. Sales is notified when both have signed.</w:t>
             </w:r>
           </w:p>
         </w:tc>

--- a/prd/EDTS APM 2027 - Nadia Rahma Prasanti - Universitas Indonesia.docx
+++ b/prd/EDTS APM 2027 - Nadia Rahma Prasanti - Universitas Indonesia.docx
@@ -9627,6 +9627,134 @@
                 <w:sz w:val="22"/>
               </w:rPr>
               <w:t>Yes</w:t>
+            </w:r>
+          </w:p>
+        </w:tc>
+        <w:tc>
+          <w:tcPr>
+            <w:tcW w:type="dxa" w:w="1624"/>
+          </w:tcPr>
+          <w:p>
+            <w:pPr>
+              <w:spacing w:after="0"/>
+              <w:jc w:val="left"/>
+            </w:pPr>
+            <w:r/>
+            <w:r>
+              <w:rPr>
+                <w:rFonts w:ascii="Arial" w:hAnsi="Arial" w:cs="Arial" w:eastAsia="Arial"/>
+                <w:b w:val="0"/>
+                <w:color w:val="000000"/>
+                <w:sz w:val="22"/>
+              </w:rPr>
+              <w:t>Own</w:t>
+            </w:r>
+          </w:p>
+        </w:tc>
+      </w:tr>
+      <w:tr>
+        <w:tc>
+          <w:tcPr>
+            <w:tcW w:type="dxa" w:w="1624"/>
+          </w:tcPr>
+          <w:p>
+            <w:pPr>
+              <w:spacing w:after="0"/>
+              <w:jc w:val="left"/>
+            </w:pPr>
+            <w:r/>
+            <w:r>
+              <w:rPr>
+                <w:rFonts w:ascii="Arial" w:hAnsi="Arial" w:cs="Arial" w:eastAsia="Arial"/>
+                <w:b w:val="0"/>
+                <w:color w:val="000000"/>
+                <w:sz w:val="22"/>
+              </w:rPr>
+              <w:t>View signed agreement (Privy)</w:t>
+            </w:r>
+          </w:p>
+        </w:tc>
+        <w:tc>
+          <w:tcPr>
+            <w:tcW w:type="dxa" w:w="1624"/>
+          </w:tcPr>
+          <w:p>
+            <w:pPr>
+              <w:spacing w:after="0"/>
+              <w:jc w:val="left"/>
+            </w:pPr>
+            <w:r/>
+            <w:r>
+              <w:rPr>
+                <w:rFonts w:ascii="Arial" w:hAnsi="Arial" w:cs="Arial" w:eastAsia="Arial"/>
+                <w:b w:val="0"/>
+                <w:color w:val="000000"/>
+                <w:sz w:val="22"/>
+              </w:rPr>
+              <w:t>Yes</w:t>
+            </w:r>
+          </w:p>
+        </w:tc>
+        <w:tc>
+          <w:tcPr>
+            <w:tcW w:type="dxa" w:w="1624"/>
+          </w:tcPr>
+          <w:p>
+            <w:pPr>
+              <w:spacing w:after="0"/>
+              <w:jc w:val="left"/>
+            </w:pPr>
+            <w:r/>
+            <w:r>
+              <w:rPr>
+                <w:rFonts w:ascii="Arial" w:hAnsi="Arial" w:cs="Arial" w:eastAsia="Arial"/>
+                <w:b w:val="0"/>
+                <w:color w:val="000000"/>
+                <w:sz w:val="22"/>
+              </w:rPr>
+              <w:t>Yes</w:t>
+            </w:r>
+          </w:p>
+        </w:tc>
+        <w:tc>
+          <w:tcPr>
+            <w:tcW w:type="dxa" w:w="1624"/>
+          </w:tcPr>
+          <w:p>
+            <w:pPr>
+              <w:spacing w:after="0"/>
+              <w:jc w:val="left"/>
+            </w:pPr>
+            <w:r/>
+            <w:r>
+              <w:rPr>
+                <w:rFonts w:ascii="Arial" w:hAnsi="Arial" w:cs="Arial" w:eastAsia="Arial"/>
+                <w:b w:val="0"/>
+                <w:color w:val="000000"/>
+                <w:sz w:val="22"/>
+              </w:rPr>
+              <w:t>Own</w:t>
+            </w:r>
+          </w:p>
+        </w:tc>
+        <w:tc>
+          <w:tcPr>
+            <w:tcW w:type="dxa" w:w="1624"/>
+          </w:tcPr>
+          <w:p>
+            <w:pPr>
+              <w:spacing w:after="0"/>
+              <w:jc w:val="left"/>
+            </w:pPr>
+            <w:r/>
+            <w:r>
+              <w:rPr>
+                <w:rFonts w:ascii="Arial" w:hAnsi="Arial" w:cs="Arial" w:eastAsia="Arial"/>
+                <w:b w:val="0"/>
+                <w:color w:val="000000"/>
+                <w:sz w:val="22"/>
+              </w:rPr>
+              <w:t>No</w:t>
             </w:r>
           </w:p>
         </w:tc>

--- a/prd/EDTS APM 2027 - Nadia Rahma Prasanti - Universitas Indonesia.docx
+++ b/prd/EDTS APM 2027 - Nadia Rahma Prasanti - Universitas Indonesia.docx
@@ -10041,6 +10041,20 @@
       <w:pPr>
         <w:spacing w:after="0"/>
       </w:pPr>
+    </w:p>
+    <w:p>
+      <w:pPr>
+        <w:jc w:val="both"/>
+      </w:pPr>
+      <w:r>
+        <w:rPr>
+          <w:rFonts w:ascii="Arial" w:hAnsi="Arial" w:cs="Arial" w:eastAsia="Arial"/>
+          <w:b w:val="0"/>
+          <w:color w:val="000000"/>
+          <w:sz w:val="22"/>
+        </w:rPr>
+        <w:t>Reviewers cannot view the signed agreement: their work ends at the eligibility assessment, and the agreement contains personal and commercial data they do not need.</w:t>
+      </w:r>
     </w:p>
     <w:p>
       <w:pPr>

--- a/prd/EDTS APM 2027 - Nadia Rahma Prasanti - Universitas Indonesia.docx
+++ b/prd/EDTS APM 2027 - Nadia Rahma Prasanti - Universitas Indonesia.docx
@@ -12743,7 +12743,7 @@
                 <w:color w:val="000000"/>
                 <w:sz w:val="22"/>
               </w:rPr>
-              <w:t>Proposed an initial pain point list, MVP feature list (MoSCoW), and funnel stages; reviewed my flow and pointed out edge cases</w:t>
+              <w:t>Tidied up my pain points, feature list, and funnel into a clear structure</w:t>
             </w:r>
           </w:p>
         </w:tc>
@@ -12764,7 +12764,7 @@
                 <w:color w:val="000000"/>
                 <w:sz w:val="22"/>
               </w:rPr>
-              <w:t>Finalized the pain points and defined the business process (stages, PIC, deadlines, and approval rules), designed the end-to-end flow, added features such as Target vs Achievement, sales performance, notifications, and roles, then decided which suggestions to accept</w:t>
+              <w:t>Defined the pain points, features, and funnel, designed the business process (stages, PIC, deadlines, and approval rules), and pointed out the special cases the flow must handle (for example, duplicate leads, leads outside any sales region, and location changes during negotiation)</w:t>
             </w:r>
           </w:p>
         </w:tc>

--- a/prd/EDTS APM 2027 - Nadia Rahma Prasanti - Universitas Indonesia.docx
+++ b/prd/EDTS APM 2027 - Nadia Rahma Prasanti - Universitas Indonesia.docx
@@ -44,6 +44,22 @@
           <w:sz w:val="22"/>
         </w:rPr>
         <w:t>Executive Summary</w:t>
+      </w:r>
+    </w:p>
+    <w:p>
+      <w:pPr>
+        <w:pStyle w:val="ListBullet"/>
+        <w:spacing w:after="0"/>
+        <w:jc w:val="left"/>
+      </w:pPr>
+      <w:r>
+        <w:rPr>
+          <w:rFonts w:ascii="Arial" w:hAnsi="Arial" w:cs="Arial" w:eastAsia="Arial"/>
+          <w:b w:val="0"/>
+          <w:color w:val="000000"/>
+          <w:sz w:val="22"/>
+        </w:rPr>
+        <w:t>How to Try the Prototype</w:t>
       </w:r>
     </w:p>
     <w:p>
@@ -725,6 +741,138 @@
           <w:sz w:val="22"/>
         </w:rPr>
         <w:t xml:space="preserve"> demo123 (all staff accounts are listed on the login page)</w:t>
+      </w:r>
+    </w:p>
+    <w:p>
+      <w:pPr>
+        <w:pStyle w:val="Heading1"/>
+      </w:pPr>
+      <w:r>
+        <w:rPr>
+          <w:rFonts w:ascii="Arial" w:hAnsi="Arial" w:cs="Arial" w:eastAsia="Arial"/>
+          <w:b/>
+          <w:color w:val="000000"/>
+          <w:sz w:val="28"/>
+        </w:rPr>
+        <w:t>How to Try the Prototype</w:t>
+      </w:r>
+    </w:p>
+    <w:p>
+      <w:pPr>
+        <w:jc w:val="both"/>
+      </w:pPr>
+      <w:r>
+        <w:rPr>
+          <w:rFonts w:ascii="Arial" w:hAnsi="Arial" w:cs="Arial" w:eastAsia="Arial"/>
+          <w:b w:val="0"/>
+          <w:color w:val="000000"/>
+          <w:sz w:val="22"/>
+        </w:rPr>
+        <w:t>A 5-minute path through the core flow. Open both links in the same browser so the two apps share data.</w:t>
+      </w:r>
+    </w:p>
+    <w:p>
+      <w:pPr>
+        <w:pStyle w:val="ListNumber"/>
+        <w:jc w:val="left"/>
+      </w:pPr>
+      <w:r>
+        <w:rPr>
+          <w:rFonts w:ascii="Arial" w:hAnsi="Arial" w:cs="Arial" w:eastAsia="Arial"/>
+          <w:b w:val="0"/>
+          <w:color w:val="000000"/>
+          <w:sz w:val="22"/>
+        </w:rPr>
+        <w:t>Open the Partner Portal (/mitra), click "Isi data contoh", and submit. The lead is assigned automatically to Rendi (Tangerang region).</w:t>
+      </w:r>
+    </w:p>
+    <w:p>
+      <w:pPr>
+        <w:pStyle w:val="ListNumber"/>
+        <w:jc w:val="left"/>
+      </w:pPr>
+      <w:r>
+        <w:rPr>
+          <w:rFonts w:ascii="Arial" w:hAnsi="Arial" w:cs="Arial" w:eastAsia="Arial"/>
+          <w:b w:val="0"/>
+          <w:color w:val="000000"/>
+          <w:sz w:val="22"/>
+        </w:rPr>
+        <w:t>Open the dashboard and log in as Rendi (Sales) from the demo account list. Process the business presentation and the location survey.</w:t>
+      </w:r>
+    </w:p>
+    <w:p>
+      <w:pPr>
+        <w:pStyle w:val="ListNumber"/>
+        <w:jc w:val="left"/>
+      </w:pPr>
+      <w:r>
+        <w:rPr>
+          <w:rFonts w:ascii="Arial" w:hAnsi="Arial" w:cs="Arial" w:eastAsia="Arial"/>
+          <w:b w:val="0"/>
+          <w:color w:val="000000"/>
+          <w:sz w:val="22"/>
+        </w:rPr>
+        <w:t>Log in as Bima (Reviewer) and complete the eligibility assessment.</w:t>
+      </w:r>
+    </w:p>
+    <w:p>
+      <w:pPr>
+        <w:pStyle w:val="ListNumber"/>
+        <w:jc w:val="left"/>
+      </w:pPr>
+      <w:r>
+        <w:rPr>
+          <w:rFonts w:ascii="Arial" w:hAnsi="Arial" w:cs="Arial" w:eastAsia="Arial"/>
+          <w:b w:val="0"/>
+          <w:color w:val="000000"/>
+          <w:sz w:val="22"/>
+        </w:rPr>
+        <w:t>Log in as Rendi again and send the quotation.</w:t>
+      </w:r>
+    </w:p>
+    <w:p>
+      <w:pPr>
+        <w:pStyle w:val="ListNumber"/>
+        <w:jc w:val="left"/>
+      </w:pPr>
+      <w:r>
+        <w:rPr>
+          <w:rFonts w:ascii="Arial" w:hAnsi="Arial" w:cs="Arial" w:eastAsia="Arial"/>
+          <w:b w:val="0"/>
+          <w:color w:val="000000"/>
+          <w:sz w:val="22"/>
+        </w:rPr>
+        <w:t>Back in the Partner Portal, check the status with the application number and email, then agree to the quotation.</w:t>
+      </w:r>
+    </w:p>
+    <w:p>
+      <w:pPr>
+        <w:pStyle w:val="ListNumber"/>
+        <w:jc w:val="left"/>
+      </w:pPr>
+      <w:r>
+        <w:rPr>
+          <w:rFonts w:ascii="Arial" w:hAnsi="Arial" w:cs="Arial" w:eastAsia="Arial"/>
+          <w:b w:val="0"/>
+          <w:color w:val="000000"/>
+          <w:sz w:val="22"/>
+        </w:rPr>
+        <w:t>Log in as Laras (Manager), give final approval, and sign the agreement. Open Pipeline, then Completed, to view the signed document.</w:t>
+      </w:r>
+    </w:p>
+    <w:p>
+      <w:pPr>
+        <w:jc w:val="both"/>
+      </w:pPr>
+      <w:r>
+        <w:rPr>
+          <w:rFonts w:ascii="Arial" w:hAnsi="Arial" w:cs="Arial" w:eastAsia="Arial"/>
+          <w:b w:val="0"/>
+          <w:color w:val="000000"/>
+          <w:sz w:val="22"/>
+        </w:rPr>
+        <w:t>Extra value (Should have): as Laras, open Target and Performa Sales.</w:t>
       </w:r>
     </w:p>
     <w:p>

--- a/prd/EDTS APM 2027 - Nadia Rahma Prasanti - Universitas Indonesia.docx
+++ b/prd/EDTS APM 2027 - Nadia Rahma Prasanti - Universitas Indonesia.docx
@@ -9,9 +9,9 @@
       <w:r>
         <w:rPr>
           <w:rFonts w:ascii="Arial" w:hAnsi="Arial" w:cs="Arial" w:eastAsia="Arial"/>
-          <w:b w:val="0"/>
+          <w:b/>
           <w:color w:val="000000"/>
-          <w:sz w:val="32"/>
+          <w:sz w:val="22"/>
         </w:rPr>
         <w:t>Kopi Koma Partner Portal: Product Requirements Document</w:t>
       </w:r>
@@ -25,7 +25,7 @@
           <w:rFonts w:ascii="Arial" w:hAnsi="Arial" w:cs="Arial" w:eastAsia="Arial"/>
           <w:b/>
           <w:color w:val="000000"/>
-          <w:sz w:val="28"/>
+          <w:sz w:val="22"/>
         </w:rPr>
         <w:t>Table of Contents</w:t>
       </w:r>
@@ -556,7 +556,7 @@
           <w:rFonts w:ascii="Arial" w:hAnsi="Arial" w:cs="Arial" w:eastAsia="Arial"/>
           <w:b/>
           <w:color w:val="000000"/>
-          <w:sz w:val="28"/>
+          <w:sz w:val="22"/>
         </w:rPr>
         <w:t>Executive Summary</w:t>
       </w:r>
@@ -752,7 +752,7 @@
           <w:rFonts w:ascii="Arial" w:hAnsi="Arial" w:cs="Arial" w:eastAsia="Arial"/>
           <w:b/>
           <w:color w:val="000000"/>
-          <w:sz w:val="28"/>
+          <w:sz w:val="22"/>
         </w:rPr>
         <w:t>How to Try the Prototype</w:t>
       </w:r>
@@ -884,7 +884,7 @@
           <w:rFonts w:ascii="Arial" w:hAnsi="Arial" w:cs="Arial" w:eastAsia="Arial"/>
           <w:b/>
           <w:color w:val="000000"/>
-          <w:sz w:val="28"/>
+          <w:sz w:val="22"/>
         </w:rPr>
         <w:t>Assumptions</w:t>
       </w:r>
@@ -898,7 +898,7 @@
           <w:rFonts w:ascii="Arial" w:hAnsi="Arial" w:cs="Arial" w:eastAsia="Arial"/>
           <w:b/>
           <w:color w:val="000000"/>
-          <w:sz w:val="24"/>
+          <w:sz w:val="22"/>
         </w:rPr>
         <w:t>Client</w:t>
       </w:r>
@@ -1235,7 +1235,7 @@
           <w:rFonts w:ascii="Arial" w:hAnsi="Arial" w:cs="Arial" w:eastAsia="Arial"/>
           <w:b/>
           <w:color w:val="000000"/>
-          <w:sz w:val="24"/>
+          <w:sz w:val="22"/>
         </w:rPr>
         <w:t>Pain points</w:t>
       </w:r>
@@ -1789,7 +1789,7 @@
           <w:rFonts w:ascii="Arial" w:hAnsi="Arial" w:cs="Arial" w:eastAsia="Arial"/>
           <w:b/>
           <w:color w:val="000000"/>
-          <w:sz w:val="28"/>
+          <w:sz w:val="22"/>
         </w:rPr>
         <w:t>Human vs System</w:t>
       </w:r>
@@ -2944,7 +2944,7 @@
           <w:rFonts w:ascii="Arial" w:hAnsi="Arial" w:cs="Arial" w:eastAsia="Arial"/>
           <w:b/>
           <w:color w:val="000000"/>
-          <w:sz w:val="28"/>
+          <w:sz w:val="22"/>
         </w:rPr>
         <w:t>Business Impact</w:t>
       </w:r>
@@ -3275,7 +3275,7 @@
           <w:rFonts w:ascii="Arial" w:hAnsi="Arial" w:cs="Arial" w:eastAsia="Arial"/>
           <w:b/>
           <w:color w:val="000000"/>
-          <w:sz w:val="28"/>
+          <w:sz w:val="22"/>
         </w:rPr>
         <w:t>Success Metrics</w:t>
       </w:r>
@@ -3829,7 +3829,7 @@
           <w:rFonts w:ascii="Arial" w:hAnsi="Arial" w:cs="Arial" w:eastAsia="Arial"/>
           <w:b/>
           <w:color w:val="000000"/>
-          <w:sz w:val="28"/>
+          <w:sz w:val="22"/>
         </w:rPr>
         <w:t>Diagram</w:t>
       </w:r>
@@ -3843,7 +3843,7 @@
           <w:rFonts w:ascii="Arial" w:hAnsi="Arial" w:cs="Arial" w:eastAsia="Arial"/>
           <w:b/>
           <w:color w:val="000000"/>
-          <w:sz w:val="24"/>
+          <w:sz w:val="22"/>
         </w:rPr>
         <w:t>Flowchart</w:t>
       </w:r>
@@ -3896,7 +3896,7 @@
           <w:rFonts w:ascii="Arial" w:hAnsi="Arial" w:cs="Arial" w:eastAsia="Arial"/>
           <w:b/>
           <w:color w:val="000000"/>
-          <w:sz w:val="24"/>
+          <w:sz w:val="22"/>
         </w:rPr>
         <w:t>Stages</w:t>
       </w:r>
@@ -4620,7 +4620,7 @@
           <w:rFonts w:ascii="Arial" w:hAnsi="Arial" w:cs="Arial" w:eastAsia="Arial"/>
           <w:b/>
           <w:color w:val="000000"/>
-          <w:sz w:val="28"/>
+          <w:sz w:val="22"/>
         </w:rPr>
         <w:t>Solution</w:t>
       </w:r>
@@ -4634,7 +4634,7 @@
           <w:rFonts w:ascii="Arial" w:hAnsi="Arial" w:cs="Arial" w:eastAsia="Arial"/>
           <w:b/>
           <w:color w:val="000000"/>
-          <w:sz w:val="24"/>
+          <w:sz w:val="22"/>
         </w:rPr>
         <w:t>Solution Overview</w:t>
       </w:r>
@@ -6096,7 +6096,7 @@
           <w:rFonts w:ascii="Arial" w:hAnsi="Arial" w:cs="Arial" w:eastAsia="Arial"/>
           <w:b/>
           <w:color w:val="000000"/>
-          <w:sz w:val="24"/>
+          <w:sz w:val="22"/>
         </w:rPr>
         <w:t>Functional Requirements</w:t>
       </w:r>
@@ -10680,7 +10680,7 @@
           <w:rFonts w:ascii="Arial" w:hAnsi="Arial" w:cs="Arial" w:eastAsia="Arial"/>
           <w:b/>
           <w:color w:val="000000"/>
-          <w:sz w:val="24"/>
+          <w:sz w:val="22"/>
         </w:rPr>
         <w:t>Input, Process, Output</w:t>
       </w:r>
@@ -11404,7 +11404,7 @@
           <w:rFonts w:ascii="Arial" w:hAnsi="Arial" w:cs="Arial" w:eastAsia="Arial"/>
           <w:b/>
           <w:color w:val="000000"/>
-          <w:sz w:val="24"/>
+          <w:sz w:val="22"/>
         </w:rPr>
         <w:t>Mock Ups</w:t>
       </w:r>
@@ -11967,7 +11967,7 @@
           <w:rFonts w:ascii="Arial" w:hAnsi="Arial" w:cs="Arial" w:eastAsia="Arial"/>
           <w:b/>
           <w:color w:val="000000"/>
-          <w:sz w:val="28"/>
+          <w:sz w:val="22"/>
         </w:rPr>
         <w:t>Nonfunctional Requirements</w:t>
       </w:r>
@@ -12307,7 +12307,7 @@
           <w:rFonts w:ascii="Arial" w:hAnsi="Arial" w:cs="Arial" w:eastAsia="Arial"/>
           <w:b/>
           <w:color w:val="000000"/>
-          <w:sz w:val="28"/>
+          <w:sz w:val="22"/>
         </w:rPr>
         <w:t>Scope and Roadmap</w:t>
       </w:r>
@@ -12680,7 +12680,7 @@
           <w:rFonts w:ascii="Arial" w:hAnsi="Arial" w:cs="Arial" w:eastAsia="Arial"/>
           <w:b/>
           <w:color w:val="000000"/>
-          <w:sz w:val="28"/>
+          <w:sz w:val="22"/>
         </w:rPr>
         <w:t>Prototype Limitations</w:t>
       </w:r>
@@ -12754,7 +12754,7 @@
           <w:rFonts w:ascii="Arial" w:hAnsi="Arial" w:cs="Arial" w:eastAsia="Arial"/>
           <w:b/>
           <w:color w:val="000000"/>
-          <w:sz w:val="28"/>
+          <w:sz w:val="22"/>
         </w:rPr>
         <w:t>Use of AI</w:t>
       </w:r>
@@ -13141,7 +13141,7 @@
           <w:rFonts w:ascii="Arial" w:hAnsi="Arial" w:cs="Arial" w:eastAsia="Arial"/>
           <w:b/>
           <w:color w:val="000000"/>
-          <w:sz w:val="28"/>
+          <w:sz w:val="22"/>
         </w:rPr>
         <w:t>References</w:t>
       </w:r>
@@ -13245,7 +13245,7 @@
           <w:rFonts w:ascii="Arial" w:hAnsi="Arial" w:cs="Arial" w:eastAsia="Arial"/>
           <w:b/>
           <w:color w:val="000000"/>
-          <w:sz w:val="28"/>
+          <w:sz w:val="22"/>
         </w:rPr>
         <w:t>Appendix: AI Conversation Screenshots</w:t>
       </w:r>
@@ -13729,7 +13729,7 @@
       <w:b/>
       <w:bCs/>
       <w:color w:val="000000"/>
-      <w:sz w:val="28"/>
+      <w:sz w:val="22"/>
       <w:szCs w:val="28"/>
     </w:rPr>
   </w:style>
@@ -13753,7 +13753,7 @@
       <w:b/>
       <w:bCs/>
       <w:color w:val="000000"/>
-      <w:sz w:val="24"/>
+      <w:sz w:val="22"/>
       <w:szCs w:val="26"/>
     </w:rPr>
   </w:style>
@@ -14020,7 +14020,7 @@
       <w:color w:val="000000"/>
       <w:spacing w:val="5"/>
       <w:kern w:val="28"/>
-      <w:sz w:val="32"/>
+      <w:sz w:val="22"/>
       <w:szCs w:val="52"/>
     </w:rPr>
   </w:style>

--- a/prd/EDTS APM 2027 - Nadia Rahma Prasanti - Universitas Indonesia.docx
+++ b/prd/EDTS APM 2027 - Nadia Rahma Prasanti - Universitas Indonesia.docx
@@ -11572,7 +11572,7 @@
                 <w:rFonts w:ascii="Arial" w:hAnsi="Arial" w:cs="Arial" w:eastAsia="Arial"/>
                 <w:i/>
                 <w:color w:val="000000"/>
-                <w:sz w:val="20"/>
+                <w:sz w:val="22"/>
               </w:rPr>
               <w:t>Pipeline (Manager)</w:t>
             </w:r>
@@ -11591,7 +11591,7 @@
                 <w:rFonts w:ascii="Arial" w:hAnsi="Arial" w:cs="Arial" w:eastAsia="Arial"/>
                 <w:i/>
                 <w:color w:val="000000"/>
-                <w:sz w:val="20"/>
+                <w:sz w:val="22"/>
               </w:rPr>
               <w:t>Application detail: quotation</w:t>
             </w:r>
@@ -11717,7 +11717,7 @@
                 <w:rFonts w:ascii="Arial" w:hAnsi="Arial" w:cs="Arial" w:eastAsia="Arial"/>
                 <w:i/>
                 <w:color w:val="000000"/>
-                <w:sz w:val="20"/>
+                <w:sz w:val="22"/>
               </w:rPr>
               <w:t>Approval status</w:t>
             </w:r>
@@ -11736,7 +11736,7 @@
                 <w:rFonts w:ascii="Arial" w:hAnsi="Arial" w:cs="Arial" w:eastAsia="Arial"/>
                 <w:i/>
                 <w:color w:val="000000"/>
-                <w:sz w:val="20"/>
+                <w:sz w:val="22"/>
               </w:rPr>
               <w:t>Target vs Achievement</w:t>
             </w:r>
@@ -11907,7 +11907,7 @@
                 <w:rFonts w:ascii="Arial" w:hAnsi="Arial" w:cs="Arial" w:eastAsia="Arial"/>
                 <w:i/>
                 <w:color w:val="000000"/>
-                <w:sz w:val="20"/>
+                <w:sz w:val="22"/>
               </w:rPr>
               <w:t>Portal: registration</w:t>
             </w:r>
@@ -11926,7 +11926,7 @@
                 <w:rFonts w:ascii="Arial" w:hAnsi="Arial" w:cs="Arial" w:eastAsia="Arial"/>
                 <w:i/>
                 <w:color w:val="000000"/>
-                <w:sz w:val="20"/>
+                <w:sz w:val="22"/>
               </w:rPr>
               <w:t>Portal: tracker</w:t>
             </w:r>
@@ -11945,7 +11945,7 @@
                 <w:rFonts w:ascii="Arial" w:hAnsi="Arial" w:cs="Arial" w:eastAsia="Arial"/>
                 <w:i/>
                 <w:color w:val="000000"/>
-                <w:sz w:val="20"/>
+                <w:sz w:val="22"/>
               </w:rPr>
               <w:t>Portal: quotation response</w:t>
             </w:r>

--- a/prd/EDTS APM 2027 - Nadia Rahma Prasanti - Universitas Indonesia.docx
+++ b/prd/EDTS APM 2027 - Nadia Rahma Prasanti - Universitas Indonesia.docx
@@ -694,8 +694,19 @@
           <w:color w:val="000000"/>
           <w:sz w:val="22"/>
         </w:rPr>
-        <w:t xml:space="preserve"> https://kopikomapartnerportal.vercel.app</w:t>
+        <w:t xml:space="preserve"> </w:t>
       </w:r>
+      <w:hyperlink r:id="rId10">
+        <w:r>
+          <w:rPr>
+            <w:rFonts w:ascii="Arial" w:hAnsi="Arial" w:cs="Arial" w:eastAsia="Arial"/>
+            <w:color w:val="1155CC"/>
+            <w:sz w:val="22"/>
+            <w:u w:val="single"/>
+          </w:rPr>
+          <w:t xml:space="preserve">https://kopikomapartnerportal.vercel.app</w:t>
+        </w:r>
+      </w:hyperlink>
     </w:p>
     <w:p>
       <w:pPr>
@@ -717,8 +728,19 @@
           <w:color w:val="000000"/>
           <w:sz w:val="22"/>
         </w:rPr>
-        <w:t xml:space="preserve"> https://kopikomapartnerportal.vercel.app/mitra</w:t>
+        <w:t xml:space="preserve"> </w:t>
       </w:r>
+      <w:hyperlink r:id="rId11">
+        <w:r>
+          <w:rPr>
+            <w:rFonts w:ascii="Arial" w:hAnsi="Arial" w:cs="Arial" w:eastAsia="Arial"/>
+            <w:color w:val="1155CC"/>
+            <w:sz w:val="22"/>
+            <w:u w:val="single"/>
+          </w:rPr>
+          <w:t xml:space="preserve">https://kopikomapartnerportal.vercel.app/mitra</w:t>
+        </w:r>
+      </w:hyperlink>
     </w:p>
     <w:p>
       <w:pPr>
@@ -773,7 +795,8 @@
     </w:p>
     <w:p>
       <w:pPr>
-        <w:pStyle w:val="ListNumber"/>
+        <w:spacing w:after="60"/>
+        <w:ind w:left="454" w:hanging="454"/>
         <w:jc w:val="left"/>
       </w:pPr>
       <w:r>
@@ -783,12 +806,13 @@
           <w:color w:val="000000"/>
           <w:sz w:val="22"/>
         </w:rPr>
-        <w:t>Open the Partner Portal (/mitra), click "Isi data contoh", and submit. The lead is assigned automatically to Rendi (Tangerang region).</w:t>
+        <w:t>1. Open the Partner Portal (/mitra), click "Isi data contoh", and submit. The lead is assigned automatically to Rendi (Tangerang region).</w:t>
       </w:r>
     </w:p>
     <w:p>
       <w:pPr>
-        <w:pStyle w:val="ListNumber"/>
+        <w:spacing w:after="60"/>
+        <w:ind w:left="454" w:hanging="454"/>
         <w:jc w:val="left"/>
       </w:pPr>
       <w:r>
@@ -798,12 +822,13 @@
           <w:color w:val="000000"/>
           <w:sz w:val="22"/>
         </w:rPr>
-        <w:t>Open the dashboard and log in as Rendi (Sales) from the demo account list. Process the business presentation and the location survey.</w:t>
+        <w:t>2. Open the dashboard and log in as Rendi (Sales) from the demo account list. Process the business presentation and the location survey.</w:t>
       </w:r>
     </w:p>
     <w:p>
       <w:pPr>
-        <w:pStyle w:val="ListNumber"/>
+        <w:spacing w:after="60"/>
+        <w:ind w:left="454" w:hanging="454"/>
         <w:jc w:val="left"/>
       </w:pPr>
       <w:r>
@@ -813,12 +838,13 @@
           <w:color w:val="000000"/>
           <w:sz w:val="22"/>
         </w:rPr>
-        <w:t>Log in as Bima (Reviewer) and complete the eligibility assessment.</w:t>
+        <w:t>3. Log in as Bima (Reviewer) and complete the eligibility assessment.</w:t>
       </w:r>
     </w:p>
     <w:p>
       <w:pPr>
-        <w:pStyle w:val="ListNumber"/>
+        <w:spacing w:after="60"/>
+        <w:ind w:left="454" w:hanging="454"/>
         <w:jc w:val="left"/>
       </w:pPr>
       <w:r>
@@ -828,12 +854,13 @@
           <w:color w:val="000000"/>
           <w:sz w:val="22"/>
         </w:rPr>
-        <w:t>Log in as Rendi again and send the quotation.</w:t>
+        <w:t>4. Log in as Rendi again and send the quotation.</w:t>
       </w:r>
     </w:p>
     <w:p>
       <w:pPr>
-        <w:pStyle w:val="ListNumber"/>
+        <w:spacing w:after="60"/>
+        <w:ind w:left="454" w:hanging="454"/>
         <w:jc w:val="left"/>
       </w:pPr>
       <w:r>
@@ -843,12 +870,13 @@
           <w:color w:val="000000"/>
           <w:sz w:val="22"/>
         </w:rPr>
-        <w:t>Back in the Partner Portal, check the status with the application number and email, then agree to the quotation.</w:t>
+        <w:t>5. Back in the Partner Portal, check the status with the application number and email, then agree to the quotation.</w:t>
       </w:r>
     </w:p>
     <w:p>
       <w:pPr>
-        <w:pStyle w:val="ListNumber"/>
+        <w:spacing w:after="60"/>
+        <w:ind w:left="454" w:hanging="454"/>
         <w:jc w:val="left"/>
       </w:pPr>
       <w:r>
@@ -858,7 +886,7 @@
           <w:color w:val="000000"/>
           <w:sz w:val="22"/>
         </w:rPr>
-        <w:t>Log in as Laras (Manager), give final approval, and sign the agreement. Open Pipeline, then Completed, to view the signed document.</w:t>
+        <w:t>6. Log in as Laras (Manager), give final approval, and sign the agreement. Open Pipeline, then Completed, to view the signed document.</w:t>
       </w:r>
     </w:p>
     <w:p>
@@ -3868,7 +3896,7 @@
                     <pic:cNvPicPr/>
                   </pic:nvPicPr>
                   <pic:blipFill>
-                    <a:blip r:embed="rId10"/>
+                    <a:blip r:embed="rId12"/>
                     <a:stretch>
                       <a:fillRect/>
                     </a:stretch>
@@ -11438,7 +11466,27 @@
           <w:color w:val="000000"/>
           <w:sz w:val="22"/>
         </w:rPr>
-        <w:t xml:space="preserve"> https://kopikomapartnerportal.vercel.app (password demo123) and </w:t>
+        <w:t xml:space="preserve"> </w:t>
+      </w:r>
+      <w:hyperlink r:id="rId10">
+        <w:r>
+          <w:rPr>
+            <w:rFonts w:ascii="Arial" w:hAnsi="Arial" w:cs="Arial" w:eastAsia="Arial"/>
+            <w:color w:val="1155CC"/>
+            <w:sz w:val="22"/>
+            <w:u w:val="single"/>
+          </w:rPr>
+          <w:t xml:space="preserve">https://kopikomapartnerportal.vercel.app</w:t>
+        </w:r>
+      </w:hyperlink>
+      <w:r>
+        <w:rPr>
+          <w:rFonts w:ascii="Arial" w:hAnsi="Arial" w:cs="Arial" w:eastAsia="Arial"/>
+          <w:b w:val="0"/>
+          <w:color w:val="000000"/>
+          <w:sz w:val="22"/>
+        </w:rPr>
+        <w:t xml:space="preserve"> (password demo123) and </w:t>
       </w:r>
       <w:r>
         <w:rPr>
@@ -11456,8 +11504,19 @@
           <w:color w:val="000000"/>
           <w:sz w:val="22"/>
         </w:rPr>
-        <w:t xml:space="preserve"> https://kopikomapartnerportal.vercel.app/mitra</w:t>
+        <w:t xml:space="preserve"> </w:t>
       </w:r>
+      <w:hyperlink r:id="rId11">
+        <w:r>
+          <w:rPr>
+            <w:rFonts w:ascii="Arial" w:hAnsi="Arial" w:cs="Arial" w:eastAsia="Arial"/>
+            <w:color w:val="1155CC"/>
+            <w:sz w:val="22"/>
+            <w:u w:val="single"/>
+          </w:rPr>
+          <w:t xml:space="preserve">https://kopikomapartnerportal.vercel.app/mitra</w:t>
+        </w:r>
+      </w:hyperlink>
     </w:p>
     <w:tbl>
       <w:tblPr>
@@ -11490,151 +11549,6 @@
                       <pic:pic>
                         <pic:nvPicPr>
                           <pic:cNvPr id="0" name="02_pipeline.png"/>
-                          <pic:cNvPicPr/>
-                        </pic:nvPicPr>
-                        <pic:blipFill>
-                          <a:blip r:embed="rId11"/>
-                          <a:stretch>
-                            <a:fillRect/>
-                          </a:stretch>
-                        </pic:blipFill>
-                        <pic:spPr>
-                          <a:xfrm>
-                            <a:off x="0" y="0"/>
-                            <a:ext cx="2807999" cy="1685622"/>
-                          </a:xfrm>
-                          <a:prstGeom prst="rect"/>
-                        </pic:spPr>
-                      </pic:pic>
-                    </a:graphicData>
-                  </a:graphic>
-                </wp:inline>
-              </w:drawing>
-            </w:r>
-          </w:p>
-        </w:tc>
-        <w:tc>
-          <w:tcPr>
-            <w:tcW w:type="dxa" w:w="4873"/>
-          </w:tcPr>
-          <w:p>
-            <w:pPr>
-              <w:jc w:val="center"/>
-            </w:pPr>
-            <w:r>
-              <w:drawing>
-                <wp:inline xmlns:a="http://schemas.openxmlformats.org/drawingml/2006/main" xmlns:pic="http://schemas.openxmlformats.org/drawingml/2006/picture">
-                  <wp:extent cx="2807999" cy="1685622"/>
-                  <wp:docPr id="3" name="Picture 3"/>
-                  <wp:cNvGraphicFramePr>
-                    <a:graphicFrameLocks noChangeAspect="1"/>
-                  </wp:cNvGraphicFramePr>
-                  <a:graphic>
-                    <a:graphicData uri="http://schemas.openxmlformats.org/drawingml/2006/picture">
-                      <pic:pic>
-                        <pic:nvPicPr>
-                          <pic:cNvPr id="0" name="03_detail.png"/>
-                          <pic:cNvPicPr/>
-                        </pic:nvPicPr>
-                        <pic:blipFill>
-                          <a:blip r:embed="rId12"/>
-                          <a:stretch>
-                            <a:fillRect/>
-                          </a:stretch>
-                        </pic:blipFill>
-                        <pic:spPr>
-                          <a:xfrm>
-                            <a:off x="0" y="0"/>
-                            <a:ext cx="2807999" cy="1685622"/>
-                          </a:xfrm>
-                          <a:prstGeom prst="rect"/>
-                        </pic:spPr>
-                      </pic:pic>
-                    </a:graphicData>
-                  </a:graphic>
-                </wp:inline>
-              </w:drawing>
-            </w:r>
-          </w:p>
-        </w:tc>
-      </w:tr>
-      <w:tr>
-        <w:tc>
-          <w:tcPr>
-            <w:tcW w:type="dxa" w:w="4873"/>
-          </w:tcPr>
-          <w:p>
-            <w:pPr>
-              <w:jc w:val="center"/>
-            </w:pPr>
-            <w:r>
-              <w:rPr>
-                <w:rFonts w:ascii="Arial" w:hAnsi="Arial" w:cs="Arial" w:eastAsia="Arial"/>
-                <w:i/>
-                <w:color w:val="000000"/>
-                <w:sz w:val="22"/>
-              </w:rPr>
-              <w:t>Pipeline (Manager)</w:t>
-            </w:r>
-          </w:p>
-        </w:tc>
-        <w:tc>
-          <w:tcPr>
-            <w:tcW w:type="dxa" w:w="4873"/>
-          </w:tcPr>
-          <w:p>
-            <w:pPr>
-              <w:jc w:val="center"/>
-            </w:pPr>
-            <w:r>
-              <w:rPr>
-                <w:rFonts w:ascii="Arial" w:hAnsi="Arial" w:cs="Arial" w:eastAsia="Arial"/>
-                <w:i/>
-                <w:color w:val="000000"/>
-                <w:sz w:val="22"/>
-              </w:rPr>
-              <w:t>Application detail: quotation</w:t>
-            </w:r>
-          </w:p>
-        </w:tc>
-      </w:tr>
-    </w:tbl>
-    <w:p>
-      <w:pPr>
-        <w:spacing w:after="0"/>
-      </w:pPr>
-    </w:p>
-    <w:tbl>
-      <w:tblPr>
-        <w:tblW w:type="auto" w:w="0"/>
-        <w:tblLook w:firstColumn="1" w:firstRow="1" w:lastColumn="0" w:lastRow="0" w:noHBand="0" w:noVBand="1" w:val="04A0"/>
-      </w:tblPr>
-      <w:tblGrid>
-        <w:gridCol w:w="4873"/>
-        <w:gridCol w:w="4873"/>
-      </w:tblGrid>
-      <w:tr>
-        <w:tc>
-          <w:tcPr>
-            <w:tcW w:type="dxa" w:w="4873"/>
-          </w:tcPr>
-          <w:p>
-            <w:pPr>
-              <w:jc w:val="center"/>
-            </w:pPr>
-            <w:r>
-              <w:drawing>
-                <wp:inline xmlns:a="http://schemas.openxmlformats.org/drawingml/2006/main" xmlns:pic="http://schemas.openxmlformats.org/drawingml/2006/picture">
-                  <wp:extent cx="2807999" cy="1685622"/>
-                  <wp:docPr id="4" name="Picture 4"/>
-                  <wp:cNvGraphicFramePr>
-                    <a:graphicFrameLocks noChangeAspect="1"/>
-                  </wp:cNvGraphicFramePr>
-                  <a:graphic>
-                    <a:graphicData uri="http://schemas.openxmlformats.org/drawingml/2006/picture">
-                      <pic:pic>
-                        <pic:nvPicPr>
-                          <pic:cNvPr id="0" name="04_status.png"/>
                           <pic:cNvPicPr/>
                         </pic:nvPicPr>
                         <pic:blipFill>
@@ -11670,7 +11584,7 @@
               <w:drawing>
                 <wp:inline xmlns:a="http://schemas.openxmlformats.org/drawingml/2006/main" xmlns:pic="http://schemas.openxmlformats.org/drawingml/2006/picture">
                   <wp:extent cx="2807999" cy="1685622"/>
-                  <wp:docPr id="5" name="Picture 5"/>
+                  <wp:docPr id="3" name="Picture 3"/>
                   <wp:cNvGraphicFramePr>
                     <a:graphicFrameLocks noChangeAspect="1"/>
                   </wp:cNvGraphicFramePr>
@@ -11678,7 +11592,7 @@
                     <a:graphicData uri="http://schemas.openxmlformats.org/drawingml/2006/picture">
                       <pic:pic>
                         <pic:nvPicPr>
-                          <pic:cNvPr id="0" name="05_target.png"/>
+                          <pic:cNvPr id="0" name="03_detail.png"/>
                           <pic:cNvPicPr/>
                         </pic:nvPicPr>
                         <pic:blipFill>
@@ -11719,6 +11633,151 @@
                 <w:color w:val="000000"/>
                 <w:sz w:val="22"/>
               </w:rPr>
+              <w:t>Pipeline (Manager)</w:t>
+            </w:r>
+          </w:p>
+        </w:tc>
+        <w:tc>
+          <w:tcPr>
+            <w:tcW w:type="dxa" w:w="4873"/>
+          </w:tcPr>
+          <w:p>
+            <w:pPr>
+              <w:jc w:val="center"/>
+            </w:pPr>
+            <w:r>
+              <w:rPr>
+                <w:rFonts w:ascii="Arial" w:hAnsi="Arial" w:cs="Arial" w:eastAsia="Arial"/>
+                <w:i/>
+                <w:color w:val="000000"/>
+                <w:sz w:val="22"/>
+              </w:rPr>
+              <w:t>Application detail: quotation</w:t>
+            </w:r>
+          </w:p>
+        </w:tc>
+      </w:tr>
+    </w:tbl>
+    <w:p>
+      <w:pPr>
+        <w:spacing w:after="0"/>
+      </w:pPr>
+    </w:p>
+    <w:tbl>
+      <w:tblPr>
+        <w:tblW w:type="auto" w:w="0"/>
+        <w:tblLook w:firstColumn="1" w:firstRow="1" w:lastColumn="0" w:lastRow="0" w:noHBand="0" w:noVBand="1" w:val="04A0"/>
+      </w:tblPr>
+      <w:tblGrid>
+        <w:gridCol w:w="4873"/>
+        <w:gridCol w:w="4873"/>
+      </w:tblGrid>
+      <w:tr>
+        <w:tc>
+          <w:tcPr>
+            <w:tcW w:type="dxa" w:w="4873"/>
+          </w:tcPr>
+          <w:p>
+            <w:pPr>
+              <w:jc w:val="center"/>
+            </w:pPr>
+            <w:r>
+              <w:drawing>
+                <wp:inline xmlns:a="http://schemas.openxmlformats.org/drawingml/2006/main" xmlns:pic="http://schemas.openxmlformats.org/drawingml/2006/picture">
+                  <wp:extent cx="2807999" cy="1685622"/>
+                  <wp:docPr id="4" name="Picture 4"/>
+                  <wp:cNvGraphicFramePr>
+                    <a:graphicFrameLocks noChangeAspect="1"/>
+                  </wp:cNvGraphicFramePr>
+                  <a:graphic>
+                    <a:graphicData uri="http://schemas.openxmlformats.org/drawingml/2006/picture">
+                      <pic:pic>
+                        <pic:nvPicPr>
+                          <pic:cNvPr id="0" name="04_status.png"/>
+                          <pic:cNvPicPr/>
+                        </pic:nvPicPr>
+                        <pic:blipFill>
+                          <a:blip r:embed="rId15"/>
+                          <a:stretch>
+                            <a:fillRect/>
+                          </a:stretch>
+                        </pic:blipFill>
+                        <pic:spPr>
+                          <a:xfrm>
+                            <a:off x="0" y="0"/>
+                            <a:ext cx="2807999" cy="1685622"/>
+                          </a:xfrm>
+                          <a:prstGeom prst="rect"/>
+                        </pic:spPr>
+                      </pic:pic>
+                    </a:graphicData>
+                  </a:graphic>
+                </wp:inline>
+              </w:drawing>
+            </w:r>
+          </w:p>
+        </w:tc>
+        <w:tc>
+          <w:tcPr>
+            <w:tcW w:type="dxa" w:w="4873"/>
+          </w:tcPr>
+          <w:p>
+            <w:pPr>
+              <w:jc w:val="center"/>
+            </w:pPr>
+            <w:r>
+              <w:drawing>
+                <wp:inline xmlns:a="http://schemas.openxmlformats.org/drawingml/2006/main" xmlns:pic="http://schemas.openxmlformats.org/drawingml/2006/picture">
+                  <wp:extent cx="2807999" cy="1685622"/>
+                  <wp:docPr id="5" name="Picture 5"/>
+                  <wp:cNvGraphicFramePr>
+                    <a:graphicFrameLocks noChangeAspect="1"/>
+                  </wp:cNvGraphicFramePr>
+                  <a:graphic>
+                    <a:graphicData uri="http://schemas.openxmlformats.org/drawingml/2006/picture">
+                      <pic:pic>
+                        <pic:nvPicPr>
+                          <pic:cNvPr id="0" name="05_target.png"/>
+                          <pic:cNvPicPr/>
+                        </pic:nvPicPr>
+                        <pic:blipFill>
+                          <a:blip r:embed="rId16"/>
+                          <a:stretch>
+                            <a:fillRect/>
+                          </a:stretch>
+                        </pic:blipFill>
+                        <pic:spPr>
+                          <a:xfrm>
+                            <a:off x="0" y="0"/>
+                            <a:ext cx="2807999" cy="1685622"/>
+                          </a:xfrm>
+                          <a:prstGeom prst="rect"/>
+                        </pic:spPr>
+                      </pic:pic>
+                    </a:graphicData>
+                  </a:graphic>
+                </wp:inline>
+              </w:drawing>
+            </w:r>
+          </w:p>
+        </w:tc>
+      </w:tr>
+      <w:tr>
+        <w:tc>
+          <w:tcPr>
+            <w:tcW w:type="dxa" w:w="4873"/>
+          </w:tcPr>
+          <w:p>
+            <w:pPr>
+              <w:jc w:val="center"/>
+            </w:pPr>
+            <w:r>
+              <w:rPr>
+                <w:rFonts w:ascii="Arial" w:hAnsi="Arial" w:cs="Arial" w:eastAsia="Arial"/>
+                <w:i/>
+                <w:color w:val="000000"/>
+                <w:sz w:val="22"/>
+              </w:rPr>
               <w:t>Approval status</w:t>
             </w:r>
           </w:p>
@@ -11784,7 +11843,7 @@
                           <pic:cNvPicPr/>
                         </pic:nvPicPr>
                         <pic:blipFill>
-                          <a:blip r:embed="rId15"/>
+                          <a:blip r:embed="rId17"/>
                           <a:stretch>
                             <a:fillRect/>
                           </a:stretch>
@@ -11828,7 +11887,7 @@
                           <pic:cNvPicPr/>
                         </pic:nvPicPr>
                         <pic:blipFill>
-                          <a:blip r:embed="rId16"/>
+                          <a:blip r:embed="rId18"/>
                           <a:stretch>
                             <a:fillRect/>
                           </a:stretch>
@@ -11872,7 +11931,7 @@
                           <pic:cNvPicPr/>
                         </pic:nvPicPr>
                         <pic:blipFill>
-                          <a:blip r:embed="rId17"/>
+                          <a:blip r:embed="rId19"/>
                           <a:stretch>
                             <a:fillRect/>
                           </a:stretch>
@@ -13148,7 +13207,8 @@
     </w:p>
     <w:p>
       <w:pPr>
-        <w:pStyle w:val="ListNumber"/>
+        <w:spacing w:after="60"/>
+        <w:ind w:left="454" w:hanging="454"/>
         <w:jc w:val="left"/>
       </w:pPr>
       <w:r>
@@ -13158,12 +13218,24 @@
           <w:color w:val="000000"/>
           <w:sz w:val="22"/>
         </w:rPr>
-        <w:t>ANTARA News, "Kemendag sebut sektor kuliner masih mendominasi bisnis waralaba". https://www.antaranews.com/berita/4774885/kemendag-sebut-sektor-kuliner-masih-mendominasi-bisnis-waralaba</w:t>
+        <w:t xml:space="preserve">[1] ANTARA News, "Kemendag sebut sektor kuliner masih mendominasi bisnis waralaba". </w:t>
       </w:r>
+      <w:hyperlink r:id="rId20">
+        <w:r>
+          <w:rPr>
+            <w:rFonts w:ascii="Arial" w:hAnsi="Arial" w:cs="Arial" w:eastAsia="Arial"/>
+            <w:color w:val="1155CC"/>
+            <w:sz w:val="22"/>
+            <w:u w:val="single"/>
+          </w:rPr>
+          <w:t xml:space="preserve">https://www.antaranews.com/berita/4774885/kemendag-sebut-sektor-kuliner-masih-mendominasi-bisnis-waralaba</w:t>
+        </w:r>
+      </w:hyperlink>
     </w:p>
     <w:p>
       <w:pPr>
-        <w:pStyle w:val="ListNumber"/>
+        <w:spacing w:after="60"/>
+        <w:ind w:left="454" w:hanging="454"/>
         <w:jc w:val="left"/>
       </w:pPr>
       <w:r>
@@ -13173,12 +13245,24 @@
           <w:color w:val="000000"/>
           <w:sz w:val="22"/>
         </w:rPr>
-        <w:t>Tempo, "Mendag: Waralaba Serap 97 Ribu Tenaga Kerja dengan Omzet Rp 143 Triliun". https://www.tempo.co/ekonomi/mendag-waralaba-serap-97-ribu-tenaga-kerja-dengan-omzet-rp-143-triliun-1218788</w:t>
+        <w:t xml:space="preserve">[2] Tempo, "Mendag: Waralaba Serap 97 Ribu Tenaga Kerja dengan Omzet Rp 143 Triliun". </w:t>
       </w:r>
+      <w:hyperlink r:id="rId21">
+        <w:r>
+          <w:rPr>
+            <w:rFonts w:ascii="Arial" w:hAnsi="Arial" w:cs="Arial" w:eastAsia="Arial"/>
+            <w:color w:val="1155CC"/>
+            <w:sz w:val="22"/>
+            <w:u w:val="single"/>
+          </w:rPr>
+          <w:t xml:space="preserve">https://www.tempo.co/ekonomi/mendag-waralaba-serap-97-ribu-tenaga-kerja-dengan-omzet-rp-143-triliun-1218788</w:t>
+        </w:r>
+      </w:hyperlink>
     </w:p>
     <w:p>
       <w:pPr>
-        <w:pStyle w:val="ListNumber"/>
+        <w:spacing w:after="60"/>
+        <w:ind w:left="454" w:hanging="454"/>
         <w:jc w:val="left"/>
       </w:pPr>
       <w:r>
@@ -13188,12 +13272,24 @@
           <w:color w:val="000000"/>
           <w:sz w:val="22"/>
         </w:rPr>
-        <w:t>Marketeers, "Toffin: Nilai Pasar Kedai Kopi di Indonesia Capai Rp 4,8 Triliun". https://www.marketeers.com/toffin-nilai-pasar-kedai-kopi-di-indonesia-capai-rp-4-8-triliun/</w:t>
+        <w:t xml:space="preserve">[3] Marketeers, "Toffin: Nilai Pasar Kedai Kopi di Indonesia Capai Rp 4,8 Triliun". </w:t>
       </w:r>
+      <w:hyperlink r:id="rId22">
+        <w:r>
+          <w:rPr>
+            <w:rFonts w:ascii="Arial" w:hAnsi="Arial" w:cs="Arial" w:eastAsia="Arial"/>
+            <w:color w:val="1155CC"/>
+            <w:sz w:val="22"/>
+            <w:u w:val="single"/>
+          </w:rPr>
+          <w:t xml:space="preserve">https://www.marketeers.com/toffin-nilai-pasar-kedai-kopi-di-indonesia-capai-rp-4-8-triliun/</w:t>
+        </w:r>
+      </w:hyperlink>
     </w:p>
     <w:p>
       <w:pPr>
-        <w:pStyle w:val="ListNumber"/>
+        <w:spacing w:after="60"/>
+        <w:ind w:left="454" w:hanging="454"/>
         <w:jc w:val="left"/>
       </w:pPr>
       <w:r>
@@ -13203,12 +13299,24 @@
           <w:color w:val="000000"/>
           <w:sz w:val="22"/>
         </w:rPr>
-        <w:t>Warta Ekonomi, "Bisnis Kedai Kopi di Indonesia Cerah, Jumlahnya Melesat 3X Lipat". https://wartaekonomi.co.id/read262062/bisnis-kedai-kopi-di-indonesia-cerah-jumlahnya-melesat-3x-lipat</w:t>
+        <w:t xml:space="preserve">[4] Warta Ekonomi, "Bisnis Kedai Kopi di Indonesia Cerah, Jumlahnya Melesat 3X Lipat". </w:t>
       </w:r>
+      <w:hyperlink r:id="rId23">
+        <w:r>
+          <w:rPr>
+            <w:rFonts w:ascii="Arial" w:hAnsi="Arial" w:cs="Arial" w:eastAsia="Arial"/>
+            <w:color w:val="1155CC"/>
+            <w:sz w:val="22"/>
+            <w:u w:val="single"/>
+          </w:rPr>
+          <w:t xml:space="preserve">https://wartaekonomi.co.id/read262062/bisnis-kedai-kopi-di-indonesia-cerah-jumlahnya-melesat-3x-lipat</w:t>
+        </w:r>
+      </w:hyperlink>
     </w:p>
     <w:p>
       <w:pPr>
-        <w:pStyle w:val="ListNumber"/>
+        <w:spacing w:after="60"/>
+        <w:ind w:left="454" w:hanging="454"/>
         <w:jc w:val="left"/>
       </w:pPr>
       <w:r>
@@ -13218,12 +13326,24 @@
           <w:color w:val="000000"/>
           <w:sz w:val="22"/>
         </w:rPr>
-        <w:t>JDIH BPK, PP No. 35 Tahun 2024 tentang Waralaba. https://peraturan.bpk.go.id/Details/297489/pp-no-35-tahun-2024</w:t>
+        <w:t xml:space="preserve">[5] JDIH BPK, PP No. 35 Tahun 2024 tentang Waralaba. </w:t>
       </w:r>
+      <w:hyperlink r:id="rId24">
+        <w:r>
+          <w:rPr>
+            <w:rFonts w:ascii="Arial" w:hAnsi="Arial" w:cs="Arial" w:eastAsia="Arial"/>
+            <w:color w:val="1155CC"/>
+            <w:sz w:val="22"/>
+            <w:u w:val="single"/>
+          </w:rPr>
+          <w:t xml:space="preserve">https://peraturan.bpk.go.id/Details/297489/pp-no-35-tahun-2024</w:t>
+        </w:r>
+      </w:hyperlink>
     </w:p>
     <w:p>
       <w:pPr>
-        <w:pStyle w:val="ListNumber"/>
+        <w:spacing w:after="60"/>
+        <w:ind w:left="454" w:hanging="454"/>
         <w:jc w:val="left"/>
       </w:pPr>
       <w:r>
@@ -13233,8 +13353,19 @@
           <w:color w:val="000000"/>
           <w:sz w:val="22"/>
         </w:rPr>
-        <w:t>JDIH BPK, UU No. 27 Tahun 2022 tentang Pelindungan Data Pribadi. https://peraturan.bpk.go.id/Details/229798/uu-no-27-tahun-2022</w:t>
+        <w:t xml:space="preserve">[6] JDIH BPK, UU No. 27 Tahun 2022 tentang Pelindungan Data Pribadi. </w:t>
       </w:r>
+      <w:hyperlink r:id="rId25">
+        <w:r>
+          <w:rPr>
+            <w:rFonts w:ascii="Arial" w:hAnsi="Arial" w:cs="Arial" w:eastAsia="Arial"/>
+            <w:color w:val="1155CC"/>
+            <w:sz w:val="22"/>
+            <w:u w:val="single"/>
+          </w:rPr>
+          <w:t xml:space="preserve">https://peraturan.bpk.go.id/Details/229798/uu-no-27-tahun-2022</w:t>
+        </w:r>
+      </w:hyperlink>
     </w:p>
     <w:p>
       <w:pPr>

--- a/prd/EDTS APM 2027 - Nadia Rahma Prasanti - Universitas Indonesia.docx
+++ b/prd/EDTS APM 2027 - Nadia Rahma Prasanti - Universitas Indonesia.docx
@@ -12829,7 +12829,7 @@
           <w:color w:val="000000"/>
           <w:sz w:val="22"/>
         </w:rPr>
-        <w:t>I used Claude (Anthropic) throughout the project. The product decisions were mine, and I checked its output before using it.</w:t>
+        <w:t>I used Claude (Anthropic) throughout the project, in this order: I wrote the PRD first, built the prototype from it, and kept the PRD updated as decisions changed. The product decisions were mine, and I checked the AI's output before using it.</w:t>
       </w:r>
     </w:p>
     <w:tbl>
@@ -12972,6 +12972,71 @@
                 <w:sz w:val="22"/>
               </w:rPr>
               <w:t>Defined the pain points, features, and funnel, designed the business process (stages, PIC, deadlines, and approval rules), and pointed out the special cases the flow must handle (for example, duplicate leads, leads outside any sales region, and location changes during negotiation)</w:t>
+            </w:r>
+          </w:p>
+        </w:tc>
+      </w:tr>
+      <w:tr>
+        <w:tc>
+          <w:tcPr>
+            <w:tcW w:type="dxa" w:w="3249"/>
+          </w:tcPr>
+          <w:p>
+            <w:pPr>
+              <w:spacing w:after="0"/>
+              <w:jc w:val="left"/>
+            </w:pPr>
+            <w:r/>
+            <w:r>
+              <w:rPr>
+                <w:rFonts w:ascii="Arial" w:hAnsi="Arial" w:cs="Arial" w:eastAsia="Arial"/>
+                <w:b w:val="0"/>
+                <w:color w:val="000000"/>
+                <w:sz w:val="22"/>
+              </w:rPr>
+              <w:t>PRD (first draft)</w:t>
+            </w:r>
+          </w:p>
+        </w:tc>
+        <w:tc>
+          <w:tcPr>
+            <w:tcW w:type="dxa" w:w="3249"/>
+          </w:tcPr>
+          <w:p>
+            <w:pPr>
+              <w:spacing w:after="0"/>
+              <w:jc w:val="left"/>
+            </w:pPr>
+            <w:r/>
+            <w:r>
+              <w:rPr>
+                <w:rFonts w:ascii="Arial" w:hAnsi="Arial" w:cs="Arial" w:eastAsia="Arial"/>
+                <w:b w:val="0"/>
+                <w:color w:val="000000"/>
+                <w:sz w:val="22"/>
+              </w:rPr>
+              <w:t>Formatted my pain points, features, and flow into a first PRD draft (text) before any prototype was built</w:t>
+            </w:r>
+          </w:p>
+        </w:tc>
+        <w:tc>
+          <w:tcPr>
+            <w:tcW w:type="dxa" w:w="3249"/>
+          </w:tcPr>
+          <w:p>
+            <w:pPr>
+              <w:spacing w:after="0"/>
+              <w:jc w:val="left"/>
+            </w:pPr>
+            <w:r/>
+            <w:r>
+              <w:rPr>
+                <w:rFonts w:ascii="Arial" w:hAnsi="Arial" w:cs="Arial" w:eastAsia="Arial"/>
+                <w:b w:val="0"/>
+                <w:color w:val="000000"/>
+                <w:sz w:val="22"/>
+              </w:rPr>
+              <w:t>Reviewed and edited the draft and used it as the spec for the prototype; updated the PRD whenever a decision changed while prototyping</w:t>
             </w:r>
           </w:p>
         </w:tc>

--- a/prd/EDTS APM 2027 - Nadia Rahma Prasanti - Universitas Indonesia.docx
+++ b/prd/EDTS APM 2027 - Nadia Rahma Prasanti - Universitas Indonesia.docx
@@ -13015,7 +13015,7 @@
                 <w:color w:val="000000"/>
                 <w:sz w:val="22"/>
               </w:rPr>
-              <w:t>Formatted my pain points, features, and flow into a first PRD draft (text) before any prototype was built</w:t>
+              <w:t>Formatted my pain points, features, and flow into a first PRD draft (text)</w:t>
             </w:r>
           </w:p>
         </w:tc>
@@ -13080,7 +13080,7 @@
                 <w:color w:val="000000"/>
                 <w:sz w:val="22"/>
               </w:rPr>
-              <w:t>Built the HTML prototype, first in Claude chat and then in Claude Code, over many feedback rounds</w:t>
+              <w:t>Built the HTML prototype based on the PRD, first in Claude chat and then in Claude Code, over many feedback rounds</w:t>
             </w:r>
           </w:p>
         </w:tc>

--- a/prd/EDTS APM 2027 - Nadia Rahma Prasanti - Universitas Indonesia.docx
+++ b/prd/EDTS APM 2027 - Nadia Rahma Prasanti - Universitas Indonesia.docx
@@ -13102,6 +13102,71 @@
                 <w:sz w:val="22"/>
               </w:rPr>
               <w:t>Reviewed each version and decided layout, wording, and terminology</w:t>
+            </w:r>
+          </w:p>
+        </w:tc>
+      </w:tr>
+      <w:tr>
+        <w:tc>
+          <w:tcPr>
+            <w:tcW w:type="dxa" w:w="3249"/>
+          </w:tcPr>
+          <w:p>
+            <w:pPr>
+              <w:spacing w:after="0"/>
+              <w:jc w:val="left"/>
+            </w:pPr>
+            <w:r/>
+            <w:r>
+              <w:rPr>
+                <w:rFonts w:ascii="Arial" w:hAnsi="Arial" w:cs="Arial" w:eastAsia="Arial"/>
+                <w:b w:val="0"/>
+                <w:color w:val="000000"/>
+                <w:sz w:val="22"/>
+              </w:rPr>
+              <w:t>Product decisions</w:t>
+            </w:r>
+          </w:p>
+        </w:tc>
+        <w:tc>
+          <w:tcPr>
+            <w:tcW w:type="dxa" w:w="3249"/>
+          </w:tcPr>
+          <w:p>
+            <w:pPr>
+              <w:spacing w:after="0"/>
+              <w:jc w:val="left"/>
+            </w:pPr>
+            <w:r/>
+            <w:r>
+              <w:rPr>
+                <w:rFonts w:ascii="Arial" w:hAnsi="Arial" w:cs="Arial" w:eastAsia="Arial"/>
+                <w:b w:val="0"/>
+                <w:color w:val="000000"/>
+                <w:sz w:val="22"/>
+              </w:rPr>
+              <w:t>Discussed the trade-offs of each change I proposed, then updated the PRD and the prototype to match</w:t>
+            </w:r>
+          </w:p>
+        </w:tc>
+        <w:tc>
+          <w:tcPr>
+            <w:tcW w:type="dxa" w:w="3249"/>
+          </w:tcPr>
+          <w:p>
+            <w:pPr>
+              <w:spacing w:after="0"/>
+              <w:jc w:val="left"/>
+            </w:pPr>
+            <w:r/>
+            <w:r>
+              <w:rPr>
+                <w:rFonts w:ascii="Arial" w:hAnsi="Arial" w:cs="Arial" w:eastAsia="Arial"/>
+                <w:b w:val="0"/>
+                <w:color w:val="000000"/>
+                <w:sz w:val="22"/>
+              </w:rPr>
+              <w:t>Decided each change: separate apps for the franchisor and the candidate, roles and access, the 8-stage flow with automatic lead assignment, location-change rules, per-sales targets, and e-signature tracking</w:t>
             </w:r>
           </w:p>
         </w:tc>

--- a/prd/EDTS APM 2027 - Nadia Rahma Prasanti - Universitas Indonesia.docx
+++ b/prd/EDTS APM 2027 - Nadia Rahma Prasanti - Universitas Indonesia.docx
@@ -1185,7 +1185,7 @@
                 <w:color w:val="000000"/>
                 <w:sz w:val="22"/>
               </w:rPr>
-              <w:t>120 new outlets per year (72 Gerobak, 48 Cafe), a stretch target</w:t>
+              <w:t>120 new outlets per year (72 Gerobak, 48 Cafe), a stretch target. This is deliberately aggressive (from about 80 to 200 outlets in a year) and should be calibrated with the client's historical opening rate.</w:t>
             </w:r>
           </w:p>
         </w:tc>
@@ -3642,7 +3642,7 @@
                 <w:color w:val="000000"/>
                 <w:sz w:val="22"/>
               </w:rPr>
-              <w:t>Default funnel rates</w:t>
+              <w:t>Assumption (default funnel rates), calibrate with real data in the pilot</w:t>
             </w:r>
           </w:p>
         </w:tc>
